--- a/frontend/src/廠商投標表單/[一般工程]投標須知-工程會114.7.3版.docx
+++ b/frontend/src/廠商投標表單/[一般工程]投標須知-工程會114.7.3版.docx
@@ -6273,6 +6273,14 @@
           <w:szCs w:val="28"/>
         </w:rPr>
         <w:t>檢測合格</w:t>
+      </w:r>
+      <w:r>
+        <w:rPr>
+          <w:rFonts w:hint="eastAsia"/>
+          <w:spacing w:val="0"/>
+          <w:szCs w:val="28"/>
+        </w:rPr>
+        <w:t>報告</w:t>
       </w:r>
       <w:r>
         <w:rPr>
@@ -9372,17 +9380,7 @@
           <w:color w:val="FF0000"/>
           <w:spacing w:val="0"/>
         </w:rPr>
-        <w:t>（請投標廠商於招標文件所定開標時間派員到指定之開標場所，以備依本法第51條、第53條辦理時提出說明、減價、比減價格，未派員到場依通</w:t>
-      </w:r>
-      <w:bookmarkStart w:id="5" w:name="_GoBack"/>
-      <w:bookmarkEnd w:id="5"/>
-      <w:r>
-        <w:rPr>
-          <w:rFonts w:hint="eastAsia"/>
-          <w:color w:val="FF0000"/>
-          <w:spacing w:val="0"/>
-        </w:rPr>
-        <w:t>知期限辦理者，視同放棄）。</w:t>
+        <w:t>（請投標廠商於招標文件所定開標時間派員到指定之開標場所，以備依本法第51條、第53條辦理時提出說明、減價、比減價格，未派員到場依通知期限辦理者，視同放棄）。</w:t>
       </w:r>
       <w:bookmarkEnd w:id="4"/>
     </w:p>
@@ -10097,37 +10095,7 @@
         <w:rPr>
           <w:spacing w:val="0"/>
         </w:rPr>
-        <w:instrText xml:space="preserve"> HYPERLINK "https</w:instrText>
-      </w:r>
-      <w:r>
-        <w:rPr>
-          <w:spacing w:val="0"/>
-        </w:rPr>
-        <w:instrText>://web.pcc.gov.tw/</w:instrText>
-      </w:r>
-      <w:r>
-        <w:rPr>
-          <w:spacing w:val="0"/>
-        </w:rPr>
-        <w:instrText>常用查詢</w:instrText>
-      </w:r>
-      <w:r>
-        <w:rPr>
-          <w:spacing w:val="0"/>
-        </w:rPr>
-        <w:instrText>/</w:instrText>
-      </w:r>
-      <w:r>
-        <w:rPr>
-          <w:spacing w:val="0"/>
-        </w:rPr>
-        <w:instrText>優良廠商名單</w:instrText>
-      </w:r>
-      <w:r>
-        <w:rPr>
-          <w:spacing w:val="0"/>
-        </w:rPr>
-        <w:instrText xml:space="preserve">/" </w:instrText>
+        <w:instrText xml:space="preserve"> HYPERLINK "https://web.pcc.gov.tw/常用查詢/優良廠商名單/" </w:instrText>
       </w:r>
       <w:r>
         <w:rPr>
@@ -10464,7 +10432,7 @@
         </w:rPr>
         <w:t>%)：</w:t>
       </w:r>
-      <w:bookmarkStart w:id="6" w:name="_Hlk153957462"/>
+      <w:bookmarkStart w:id="5" w:name="_Hlk153957462"/>
       <w:r>
         <w:rPr>
           <w:rFonts w:hint="eastAsia"/>
@@ -10547,7 +10515,7 @@
         </w:rPr>
         <w:t>繳額度之50%。</w:t>
       </w:r>
-      <w:bookmarkEnd w:id="6"/>
+      <w:bookmarkEnd w:id="5"/>
     </w:p>
     <w:p>
       <w:pPr>
@@ -10950,7 +10918,6 @@
         <w:ind w:leftChars="514" w:left="1439" w:firstLine="0"/>
         <w:jc w:val="both"/>
         <w:rPr>
-          <w:rFonts w:hint="eastAsia"/>
           <w:color w:val="FF0000"/>
           <w:szCs w:val="28"/>
           <w:u w:val="single"/>
@@ -12131,7 +12098,7 @@
         </w:rPr>
         <w:t>%)：</w:t>
       </w:r>
-      <w:bookmarkStart w:id="7" w:name="_Hlk153957504"/>
+      <w:bookmarkStart w:id="6" w:name="_Hlk153957504"/>
       <w:r>
         <w:rPr>
           <w:rFonts w:hint="eastAsia"/>
@@ -12214,7 +12181,7 @@
         </w:rPr>
         <w:t>繳額度之50%。</w:t>
       </w:r>
-      <w:bookmarkEnd w:id="7"/>
+      <w:bookmarkEnd w:id="6"/>
     </w:p>
     <w:p>
       <w:pPr>
@@ -13040,56 +13007,7 @@
           <w:rStyle w:val="aa"/>
           <w:spacing w:val="0"/>
         </w:rPr>
-        <w:instrText xml:space="preserve"> HYPERLINK "https://web.pcc.gov.tw/</w:instrText>
-      </w:r>
-      <w:r>
-        <w:rPr>
-          <w:rStyle w:val="aa"/>
-          <w:spacing w:val="0"/>
-        </w:rPr>
-        <w:instrText>查</w:instrText>
-      </w:r>
-      <w:r>
-        <w:rPr>
-          <w:rStyle w:val="aa"/>
-          <w:spacing w:val="0"/>
-        </w:rPr>
-        <w:instrText>詢服務</w:instrText>
-      </w:r>
-      <w:r>
-        <w:rPr>
-          <w:rStyle w:val="aa"/>
-          <w:spacing w:val="0"/>
-        </w:rPr>
-        <w:instrText>/</w:instrText>
-      </w:r>
-      <w:r>
-        <w:rPr>
-          <w:rStyle w:val="aa"/>
-          <w:spacing w:val="0"/>
-        </w:rPr>
-        <w:instrText>廠商相關</w:instrText>
-      </w:r>
-      <w:r>
-        <w:rPr>
-          <w:rStyle w:val="aa"/>
-          <w:spacing w:val="0"/>
-        </w:rPr>
-        <w:instrText>/</w:instrText>
-      </w:r>
-      <w:r>
-        <w:rPr>
-          <w:rStyle w:val="aa"/>
-          <w:spacing w:val="0"/>
-        </w:rPr>
-        <w:instrText>優良廠商名單</w:instrText>
-      </w:r>
-      <w:r>
-        <w:rPr>
-          <w:rStyle w:val="aa"/>
-          <w:spacing w:val="0"/>
-        </w:rPr>
-        <w:instrText xml:space="preserve">/" </w:instrText>
+        <w:instrText xml:space="preserve"> HYPERLINK "https://web.pcc.gov.tw/查詢服務/廠商相關/優良廠商名單/" </w:instrText>
       </w:r>
       <w:r>
         <w:rPr>
@@ -17423,35 +17341,7 @@
           <w:spacing w:val="0"/>
           <w:u w:val="single"/>
         </w:rPr>
-        <w:instrText xml:space="preserve"> HYPERLINK "https://web.pcc.gov.tw</w:instrText>
-      </w:r>
-      <w:r>
-        <w:rPr>
-          <w:spacing w:val="0"/>
-          <w:u w:val="single"/>
-        </w:rPr>
-        <w:instrText>）</w:instrText>
-      </w:r>
-      <w:r>
-        <w:rPr>
-          <w:spacing w:val="0"/>
-          <w:u w:val="single"/>
-        </w:rPr>
-        <w:instrText>/</w:instrText>
-      </w:r>
-      <w:r>
-        <w:rPr>
-          <w:spacing w:val="0"/>
-          <w:u w:val="single"/>
-        </w:rPr>
-        <w:instrText>相關連結</w:instrText>
-      </w:r>
-      <w:r>
-        <w:rPr>
-          <w:spacing w:val="0"/>
-          <w:u w:val="single"/>
-        </w:rPr>
-        <w:instrText xml:space="preserve">/" </w:instrText>
+        <w:instrText xml:space="preserve"> HYPERLINK "https://web.pcc.gov.tw）/相關連結/" </w:instrText>
       </w:r>
       <w:r>
         <w:rPr>
@@ -18764,7 +18654,7 @@
           <w:spacing w:val="0"/>
         </w:rPr>
       </w:pPr>
-      <w:bookmarkStart w:id="8" w:name="_Hlk93997091"/>
+      <w:bookmarkStart w:id="7" w:name="_Hlk93997091"/>
       <w:r>
         <w:rPr>
           <w:rFonts w:hint="eastAsia"/>
@@ -18773,7 +18663,7 @@
         </w:rPr>
         <w:t>■</w:t>
       </w:r>
-      <w:bookmarkEnd w:id="8"/>
+      <w:bookmarkEnd w:id="7"/>
       <w:r>
         <w:rPr>
           <w:rFonts w:hint="eastAsia"/>
@@ -19592,7 +19482,16 @@
           <w:rFonts w:ascii="Times New Roman"/>
           <w:color w:val="auto"/>
         </w:rPr>
-        <w:t>因履行機關契約而知悉其他廠商無法知悉或應秘密之資訊之廠商，於使用該等資訊有利於該廠商得標之採購。</w:t>
+        <w:t>因履行機關契約而知悉其他廠商無法知悉或應秘密之資訊之廠商，於使用該等資訊有利於該廠商</w:t>
+      </w:r>
+      <w:bookmarkStart w:id="8" w:name="_GoBack"/>
+      <w:bookmarkEnd w:id="8"/>
+      <w:r>
+        <w:rPr>
+          <w:rFonts w:ascii="Times New Roman"/>
+          <w:color w:val="auto"/>
+        </w:rPr>
+        <w:t>得標之採購。</w:t>
       </w:r>
     </w:p>
     <w:p>
@@ -19653,7 +19552,19 @@
         <w:rPr>
           <w:spacing w:val="0"/>
         </w:rPr>
-        <w:t>電子領標廠商之投標封附上該標案之領標電子憑據書面明細，</w:t>
+        <w:t>電子領標廠商之投標</w:t>
+      </w:r>
+      <w:r>
+        <w:rPr>
+          <w:spacing w:val="0"/>
+        </w:rPr>
+        <w:t>應檢附</w:t>
+      </w:r>
+      <w:r>
+        <w:rPr>
+          <w:spacing w:val="0"/>
+        </w:rPr>
+        <w:t>該標案之領標電子憑據書面明細，</w:t>
       </w:r>
       <w:r>
         <w:rPr>
@@ -22011,7 +21922,7 @@
         <w:rFonts w:ascii="全真楷書"/>
         <w:noProof/>
       </w:rPr>
-      <w:t>12</w:t>
+      <w:t>23</w:t>
     </w:r>
     <w:r>
       <w:rPr>
@@ -24213,7 +24124,7 @@
 </file>
 
 <file path=customXml/itemProps1.xml><?xml version="1.0" encoding="utf-8"?>
-<ds:datastoreItem xmlns:ds="http://schemas.openxmlformats.org/officeDocument/2006/customXml" ds:itemID="{7D8FBBF4-1B42-49E3-A9BE-3A9042D34156}">
+<ds:datastoreItem xmlns:ds="http://schemas.openxmlformats.org/officeDocument/2006/customXml" ds:itemID="{63F1ACDD-51E0-447C-9615-E32E3108823B}">
   <ds:schemaRefs>
     <ds:schemaRef ds:uri="http://schemas.openxmlformats.org/officeDocument/2006/bibliography"/>
   </ds:schemaRefs>

--- a/frontend/src/廠商投標表單/[一般工程]投標須知-工程會114.7.3版.docx
+++ b/frontend/src/廠商投標表單/[一般工程]投標須知-工程會114.7.3版.docx
@@ -85,7 +85,7 @@
           <w:b/>
           <w:szCs w:val="24"/>
         </w:rPr>
-        <w:t>.</w:t>
+        <w:t>.7</w:t>
       </w:r>
       <w:r>
         <w:rPr>
@@ -93,7 +93,7 @@
           <w:b/>
           <w:szCs w:val="24"/>
         </w:rPr>
-        <w:t>3.28</w:t>
+        <w:t>.3</w:t>
       </w:r>
       <w:r>
         <w:rPr>
@@ -1335,7 +1335,15 @@
         <w:rPr>
           <w:spacing w:val="0"/>
         </w:rPr>
-        <w:t>標示投標項次，有3家以上廠商投標，且符合政府採購法施行細則第55條規定時，即得開標。</w:t>
+        <w:t>標示投標項次，有3家以上廠商投標，且符合政府採購</w:t>
+      </w:r>
+      <w:bookmarkStart w:id="2" w:name="_GoBack"/>
+      <w:bookmarkEnd w:id="2"/>
+      <w:r>
+        <w:rPr>
+          <w:spacing w:val="0"/>
+        </w:rPr>
+        <w:t>法施行細則第55條規定時，即得開標。</w:t>
       </w:r>
     </w:p>
     <w:p>
@@ -7675,7 +7683,7 @@
         </w:rPr>
         <w:t>1</w:t>
       </w:r>
-      <w:bookmarkStart w:id="2" w:name="_Hlk194682227"/>
+      <w:bookmarkStart w:id="3" w:name="_Hlk194682227"/>
       <w:r>
         <w:rPr>
           <w:rFonts w:ascii="標楷體" w:hAnsi="標楷體" w:cs="標楷體" w:hint="eastAsia"/>
@@ -7719,7 +7727,7 @@
         </w:rPr>
         <w:t>。</w:t>
       </w:r>
-      <w:bookmarkEnd w:id="2"/>
+      <w:bookmarkEnd w:id="3"/>
     </w:p>
     <w:p>
       <w:pPr>
@@ -7751,7 +7759,7 @@
         </w:rPr>
         <w:t>2：</w:t>
       </w:r>
-      <w:bookmarkStart w:id="3" w:name="_Hlk194682257"/>
+      <w:bookmarkStart w:id="4" w:name="_Hlk194682257"/>
       <w:r>
         <w:rPr>
           <w:rFonts w:ascii="標楷體" w:hAnsi="標楷體" w:cs="標楷體" w:hint="eastAsia"/>
@@ -7850,7 +7858,7 @@
         <w:t>。</w:t>
       </w:r>
     </w:p>
-    <w:bookmarkEnd w:id="3"/>
+    <w:bookmarkEnd w:id="4"/>
     <w:p>
       <w:pPr>
         <w:pStyle w:val="ae"/>
@@ -9139,7 +9147,7 @@
           <w:spacing w:val="0"/>
         </w:rPr>
       </w:pPr>
-      <w:bookmarkStart w:id="4" w:name="_Hlk95218057"/>
+      <w:bookmarkStart w:id="5" w:name="_Hlk95218057"/>
       <w:r>
         <w:rPr>
           <w:rFonts w:ascii="Times New Roman" w:eastAsia="標楷體"/>
@@ -9382,7 +9390,7 @@
         </w:rPr>
         <w:t>（請投標廠商於招標文件所定開標時間派員到指定之開標場所，以備依本法第51條、第53條辦理時提出說明、減價、比減價格，未派員到場依通知期限辦理者，視同放棄）。</w:t>
       </w:r>
-      <w:bookmarkEnd w:id="4"/>
+      <w:bookmarkEnd w:id="5"/>
     </w:p>
     <w:p>
       <w:pPr>
@@ -10432,7 +10440,7 @@
         </w:rPr>
         <w:t>%)：</w:t>
       </w:r>
-      <w:bookmarkStart w:id="5" w:name="_Hlk153957462"/>
+      <w:bookmarkStart w:id="6" w:name="_Hlk153957462"/>
       <w:r>
         <w:rPr>
           <w:rFonts w:hint="eastAsia"/>
@@ -10515,7 +10523,7 @@
         </w:rPr>
         <w:t>繳額度之50%。</w:t>
       </w:r>
-      <w:bookmarkEnd w:id="5"/>
+      <w:bookmarkEnd w:id="6"/>
     </w:p>
     <w:p>
       <w:pPr>
@@ -12098,7 +12106,7 @@
         </w:rPr>
         <w:t>%)：</w:t>
       </w:r>
-      <w:bookmarkStart w:id="6" w:name="_Hlk153957504"/>
+      <w:bookmarkStart w:id="7" w:name="_Hlk153957504"/>
       <w:r>
         <w:rPr>
           <w:rFonts w:hint="eastAsia"/>
@@ -12181,7 +12189,7 @@
         </w:rPr>
         <w:t>繳額度之50%。</w:t>
       </w:r>
-      <w:bookmarkEnd w:id="6"/>
+      <w:bookmarkEnd w:id="7"/>
     </w:p>
     <w:p>
       <w:pPr>
@@ -18510,23 +18518,7 @@
           <w:rFonts w:hint="eastAsia"/>
           <w:spacing w:val="0"/>
         </w:rPr>
-        <w:t>視個案情形於</w:t>
-      </w:r>
-      <w:proofErr w:type="gramStart"/>
-      <w:r>
-        <w:rPr>
-          <w:rFonts w:hint="eastAsia"/>
-          <w:spacing w:val="0"/>
-        </w:rPr>
-        <w:t>招標時勾選</w:t>
-      </w:r>
-      <w:proofErr w:type="gramEnd"/>
-      <w:r>
-        <w:rPr>
-          <w:rFonts w:hint="eastAsia"/>
-          <w:spacing w:val="0"/>
-        </w:rPr>
-        <w:t>；</w:t>
+        <w:t>視個案情形於招標時勾選；</w:t>
       </w:r>
       <w:proofErr w:type="gramStart"/>
       <w:r>
@@ -18647,56 +18639,23 @@
     <w:p>
       <w:pPr>
         <w:pStyle w:val="7"/>
-        <w:ind w:leftChars="464" w:left="1607" w:hangingChars="100" w:hanging="308"/>
-        <w:jc w:val="both"/>
-        <w:textDirection w:val="lrTbV"/>
-        <w:rPr>
-          <w:spacing w:val="0"/>
-        </w:rPr>
-      </w:pPr>
-      <w:bookmarkStart w:id="7" w:name="_Hlk93997091"/>
-      <w:r>
-        <w:rPr>
-          <w:rFonts w:hint="eastAsia"/>
-          <w:color w:val="FF0000"/>
-          <w:szCs w:val="28"/>
-        </w:rPr>
-        <w:t>■</w:t>
-      </w:r>
-      <w:bookmarkEnd w:id="7"/>
-      <w:r>
-        <w:rPr>
-          <w:rFonts w:hint="eastAsia"/>
-          <w:spacing w:val="0"/>
-        </w:rPr>
-        <w:t>除</w:t>
-      </w:r>
-      <w:r>
-        <w:rPr>
-          <w:rFonts w:hint="eastAsia"/>
-          <w:spacing w:val="0"/>
-        </w:rPr>
-        <w:t>前</w:t>
-      </w:r>
-      <w:r>
-        <w:rPr>
-          <w:rFonts w:hint="eastAsia"/>
-          <w:spacing w:val="0"/>
-        </w:rPr>
-        <w:t>項</w:t>
-      </w:r>
-      <w:r>
-        <w:rPr>
-          <w:rFonts w:hint="eastAsia"/>
-          <w:spacing w:val="0"/>
-        </w:rPr>
-        <w:t>所列者外，屬營造業法第3條第1款之營</w:t>
-      </w:r>
-      <w:proofErr w:type="gramStart"/>
-      <w:r>
-        <w:rPr>
-          <w:rFonts w:hint="eastAsia"/>
-          <w:spacing w:val="0"/>
+        <w:ind w:left="960" w:firstLine="0"/>
+        <w:jc w:val="both"/>
+      </w:pPr>
+      <w:r>
+        <w:rPr>
+          <w:rFonts w:hint="eastAsia"/>
+          <w:bCs/>
+          <w:szCs w:val="28"/>
+        </w:rPr>
+        <w:t>除前項所列者外，屬營造業法第3條第1款之營</w:t>
+      </w:r>
+      <w:proofErr w:type="gramStart"/>
+      <w:r>
+        <w:rPr>
+          <w:rFonts w:hint="eastAsia"/>
+          <w:bCs/>
+          <w:szCs w:val="28"/>
         </w:rPr>
         <w:t>繕</w:t>
       </w:r>
@@ -18704,100 +18663,35 @@
       <w:r>
         <w:rPr>
           <w:rFonts w:hint="eastAsia"/>
-          <w:spacing w:val="0"/>
-        </w:rPr>
-        <w:t>工程</w:t>
-      </w:r>
-      <w:r>
-        <w:rPr>
-          <w:rFonts w:hint="eastAsia"/>
-          <w:spacing w:val="0"/>
-        </w:rPr>
-        <w:t>，</w:t>
-      </w:r>
-      <w:r>
-        <w:rPr>
-          <w:rFonts w:hint="eastAsia"/>
-          <w:spacing w:val="0"/>
-        </w:rPr>
-        <w:t>且得標廠商為營造業</w:t>
-      </w:r>
-      <w:r>
-        <w:rPr>
-          <w:rFonts w:hint="eastAsia"/>
-          <w:spacing w:val="0"/>
-        </w:rPr>
-        <w:t>者</w:t>
-      </w:r>
-      <w:r>
-        <w:rPr>
-          <w:rFonts w:hint="eastAsia"/>
-          <w:spacing w:val="0"/>
-        </w:rPr>
-        <w:t>，其主要</w:t>
-      </w:r>
-      <w:r>
-        <w:rPr>
-          <w:rFonts w:hint="eastAsia"/>
-          <w:spacing w:val="0"/>
-        </w:rPr>
-        <w:t>部</w:t>
-      </w:r>
-      <w:r>
-        <w:rPr>
-          <w:rFonts w:hint="eastAsia"/>
-          <w:spacing w:val="0"/>
-        </w:rPr>
-        <w:t>分</w:t>
-      </w:r>
-      <w:r>
-        <w:rPr>
-          <w:rFonts w:hint="eastAsia"/>
-          <w:spacing w:val="0"/>
-        </w:rPr>
-        <w:t>尚包括：</w:t>
-      </w:r>
-      <w:r>
-        <w:rPr>
-          <w:rFonts w:hint="eastAsia"/>
-          <w:spacing w:val="0"/>
-        </w:rPr>
-        <w:t>工地主任、工地負責人、專任工程人員、安全衛生</w:t>
-      </w:r>
-      <w:proofErr w:type="gramStart"/>
-      <w:r>
-        <w:rPr>
-          <w:rFonts w:hint="eastAsia"/>
-          <w:spacing w:val="0"/>
-        </w:rPr>
-        <w:t>人員</w:t>
-      </w:r>
-      <w:r>
-        <w:rPr>
-          <w:rFonts w:hint="eastAsia"/>
-          <w:spacing w:val="0"/>
-        </w:rPr>
-        <w:t>均</w:t>
-      </w:r>
-      <w:r>
-        <w:rPr>
-          <w:rFonts w:hint="eastAsia"/>
-          <w:spacing w:val="0"/>
-        </w:rPr>
-        <w:t>應為</w:t>
-      </w:r>
-      <w:proofErr w:type="gramEnd"/>
-      <w:r>
-        <w:rPr>
-          <w:rFonts w:hint="eastAsia"/>
-          <w:spacing w:val="0"/>
+          <w:bCs/>
+          <w:szCs w:val="28"/>
+        </w:rPr>
+        <w:t>工程，且得標廠商為營造業者，其主要部分尚包括：工地主任、工地負責人、專任工程人員、安全衛生</w:t>
+      </w:r>
+      <w:proofErr w:type="gramStart"/>
+      <w:r>
+        <w:rPr>
+          <w:rFonts w:hint="eastAsia"/>
+          <w:bCs/>
+          <w:szCs w:val="28"/>
+        </w:rPr>
+        <w:t>人員均應為</w:t>
+      </w:r>
+      <w:proofErr w:type="gramEnd"/>
+      <w:r>
+        <w:rPr>
+          <w:rFonts w:hint="eastAsia"/>
+          <w:bCs/>
+          <w:color w:val="FF0000"/>
+          <w:szCs w:val="28"/>
         </w:rPr>
         <w:t>該營造業</w:t>
       </w:r>
       <w:r>
         <w:rPr>
           <w:rFonts w:hint="eastAsia"/>
-          <w:spacing w:val="0"/>
+          <w:bCs/>
+          <w:szCs w:val="28"/>
         </w:rPr>
         <w:t>廠商僱用之人員。</w:t>
       </w:r>
@@ -19482,16 +19376,7 @@
           <w:rFonts w:ascii="Times New Roman"/>
           <w:color w:val="auto"/>
         </w:rPr>
-        <w:t>因履行機關契約而知悉其他廠商無法知悉或應秘密之資訊之廠商，於使用該等資訊有利於該廠商</w:t>
-      </w:r>
-      <w:bookmarkStart w:id="8" w:name="_GoBack"/>
-      <w:bookmarkEnd w:id="8"/>
-      <w:r>
-        <w:rPr>
-          <w:rFonts w:ascii="Times New Roman"/>
-          <w:color w:val="auto"/>
-        </w:rPr>
-        <w:t>得標之採購。</w:t>
+        <w:t>因履行機關契約而知悉其他廠商無法知悉或應秘密之資訊之廠商，於使用該等資訊有利於該廠商得標之採購。</w:t>
       </w:r>
     </w:p>
     <w:p>
@@ -21922,7 +21807,7 @@
         <w:rFonts w:ascii="全真楷書"/>
         <w:noProof/>
       </w:rPr>
-      <w:t>23</w:t>
+      <w:t>2</w:t>
     </w:r>
     <w:r>
       <w:rPr>
@@ -24124,7 +24009,7 @@
 </file>
 
 <file path=customXml/itemProps1.xml><?xml version="1.0" encoding="utf-8"?>
-<ds:datastoreItem xmlns:ds="http://schemas.openxmlformats.org/officeDocument/2006/customXml" ds:itemID="{63F1ACDD-51E0-447C-9615-E32E3108823B}">
+<ds:datastoreItem xmlns:ds="http://schemas.openxmlformats.org/officeDocument/2006/customXml" ds:itemID="{77DF85B1-7D8A-4B6D-AB3A-02EF9E73F155}">
   <ds:schemaRefs>
     <ds:schemaRef ds:uri="http://schemas.openxmlformats.org/officeDocument/2006/bibliography"/>
   </ds:schemaRefs>

--- a/frontend/src/廠商投標表單/[一般工程]投標須知-工程會114.7.3版.docx
+++ b/frontend/src/廠商投標表單/[一般工程]投標須知-工程會114.7.3版.docx
@@ -1335,15 +1335,7 @@
         <w:rPr>
           <w:spacing w:val="0"/>
         </w:rPr>
-        <w:t>標示投標項次，有3家以上廠商投標，且符合政府採購</w:t>
-      </w:r>
-      <w:bookmarkStart w:id="2" w:name="_GoBack"/>
-      <w:bookmarkEnd w:id="2"/>
-      <w:r>
-        <w:rPr>
-          <w:spacing w:val="0"/>
-        </w:rPr>
-        <w:t>法施行細則第55條規定時，即得開標。</w:t>
+        <w:t>標示投標項次，有3家以上廠商投標，且符合政府採購法施行細則第55條規定時，即得開標。</w:t>
       </w:r>
     </w:p>
     <w:p>
@@ -7683,7 +7675,7 @@
         </w:rPr>
         <w:t>1</w:t>
       </w:r>
-      <w:bookmarkStart w:id="3" w:name="_Hlk194682227"/>
+      <w:bookmarkStart w:id="2" w:name="_Hlk194682227"/>
       <w:r>
         <w:rPr>
           <w:rFonts w:ascii="標楷體" w:hAnsi="標楷體" w:cs="標楷體" w:hint="eastAsia"/>
@@ -7727,7 +7719,7 @@
         </w:rPr>
         <w:t>。</w:t>
       </w:r>
-      <w:bookmarkEnd w:id="3"/>
+      <w:bookmarkEnd w:id="2"/>
     </w:p>
     <w:p>
       <w:pPr>
@@ -7759,7 +7751,7 @@
         </w:rPr>
         <w:t>2：</w:t>
       </w:r>
-      <w:bookmarkStart w:id="4" w:name="_Hlk194682257"/>
+      <w:bookmarkStart w:id="3" w:name="_Hlk194682257"/>
       <w:r>
         <w:rPr>
           <w:rFonts w:ascii="標楷體" w:hAnsi="標楷體" w:cs="標楷體" w:hint="eastAsia"/>
@@ -7858,7 +7850,7 @@
         <w:t>。</w:t>
       </w:r>
     </w:p>
-    <w:bookmarkEnd w:id="4"/>
+    <w:bookmarkEnd w:id="3"/>
     <w:p>
       <w:pPr>
         <w:pStyle w:val="ae"/>
@@ -9147,7 +9139,7 @@
           <w:spacing w:val="0"/>
         </w:rPr>
       </w:pPr>
-      <w:bookmarkStart w:id="5" w:name="_Hlk95218057"/>
+      <w:bookmarkStart w:id="4" w:name="_Hlk95218057"/>
       <w:r>
         <w:rPr>
           <w:rFonts w:ascii="Times New Roman" w:eastAsia="標楷體"/>
@@ -9390,7 +9382,7 @@
         </w:rPr>
         <w:t>（請投標廠商於招標文件所定開標時間派員到指定之開標場所，以備依本法第51條、第53條辦理時提出說明、減價、比減價格，未派員到場依通知期限辦理者，視同放棄）。</w:t>
       </w:r>
-      <w:bookmarkEnd w:id="5"/>
+      <w:bookmarkEnd w:id="4"/>
     </w:p>
     <w:p>
       <w:pPr>
@@ -10440,7 +10432,7 @@
         </w:rPr>
         <w:t>%)：</w:t>
       </w:r>
-      <w:bookmarkStart w:id="6" w:name="_Hlk153957462"/>
+      <w:bookmarkStart w:id="5" w:name="_Hlk153957462"/>
       <w:r>
         <w:rPr>
           <w:rFonts w:hint="eastAsia"/>
@@ -10523,7 +10515,7 @@
         </w:rPr>
         <w:t>繳額度之50%。</w:t>
       </w:r>
-      <w:bookmarkEnd w:id="6"/>
+      <w:bookmarkEnd w:id="5"/>
     </w:p>
     <w:p>
       <w:pPr>
@@ -12106,7 +12098,7 @@
         </w:rPr>
         <w:t>%)：</w:t>
       </w:r>
-      <w:bookmarkStart w:id="7" w:name="_Hlk153957504"/>
+      <w:bookmarkStart w:id="6" w:name="_Hlk153957504"/>
       <w:r>
         <w:rPr>
           <w:rFonts w:hint="eastAsia"/>
@@ -12189,7 +12181,7 @@
         </w:rPr>
         <w:t>繳額度之50%。</w:t>
       </w:r>
-      <w:bookmarkEnd w:id="7"/>
+      <w:bookmarkEnd w:id="6"/>
     </w:p>
     <w:p>
       <w:pPr>
@@ -19035,6 +19027,8 @@
         </w:rPr>
         <w:t>幣。</w:t>
       </w:r>
+      <w:bookmarkStart w:id="7" w:name="_GoBack"/>
+      <w:bookmarkEnd w:id="7"/>
     </w:p>
     <w:p>
       <w:pPr>
@@ -19480,6 +19474,17 @@
         </w:rPr>
         <w:t>。</w:t>
       </w:r>
+    </w:p>
+    <w:p>
+      <w:pPr>
+        <w:pStyle w:val="7"/>
+        <w:ind w:left="1134" w:firstLine="0"/>
+        <w:jc w:val="both"/>
+        <w:textDirection w:val="lrTbV"/>
+        <w:rPr>
+          <w:spacing w:val="0"/>
+        </w:rPr>
+      </w:pPr>
       <w:r>
         <w:rPr>
           <w:spacing w:val="0"/>
@@ -19487,20 +19492,27 @@
         <w:t>招標文件未經重大改變者，廠商</w:t>
       </w:r>
       <w:r>
+        <w:rPr>
+          <w:rFonts w:hint="eastAsia"/>
+          <w:szCs w:val="28"/>
+        </w:rPr>
+        <w:t>■</w:t>
+      </w:r>
+      <w:r>
+        <w:t>得</w:t>
+      </w:r>
+      <w:r>
         <w:sym w:font="Wingdings" w:char="F0A8"/>
       </w:r>
       <w:r>
-        <w:t>得</w:t>
-      </w:r>
-      <w:r>
-        <w:sym w:font="Wingdings" w:char="F0A8"/>
-      </w:r>
-      <w:r>
-        <w:t>不得檢</w:t>
-      </w:r>
-      <w:proofErr w:type="gramStart"/>
-      <w:r>
-        <w:t>附檢附流</w:t>
+        <w:t>不得</w:t>
+      </w:r>
+      <w:proofErr w:type="gramStart"/>
+      <w:r>
+        <w:t>檢附</w:t>
+      </w:r>
+      <w:r>
+        <w:t>流</w:t>
       </w:r>
       <w:proofErr w:type="gramEnd"/>
       <w:r>
@@ -19591,6 +19603,7 @@
         <w:rPr>
           <w:spacing w:val="0"/>
         </w:rPr>
+        <w:lastRenderedPageBreak/>
         <w:t>全份招標文件包括：</w:t>
       </w:r>
       <w:proofErr w:type="gramStart"/>
@@ -19605,14 +19618,7 @@
         <w:rPr>
           <w:spacing w:val="0"/>
         </w:rPr>
-        <w:t>可複選；刊登於政府電子採購網之本案招標公</w:t>
-      </w:r>
-      <w:r>
-        <w:rPr>
-          <w:spacing w:val="0"/>
-        </w:rPr>
-        <w:lastRenderedPageBreak/>
-        <w:t>告為招標文件之一部分，</w:t>
+        <w:t>可複選；刊登於政府電子採購網之本案招標公告為招標文件之一部分，</w:t>
       </w:r>
       <w:proofErr w:type="gramStart"/>
       <w:r>
@@ -19782,21 +19788,26 @@
         </w:rPr>
         <w:t>(</w:t>
       </w:r>
-      <w:proofErr w:type="gramStart"/>
-      <w:r>
-        <w:rPr>
-          <w:rFonts w:hint="eastAsia"/>
-          <w:color w:val="FF0000"/>
-        </w:rPr>
-        <w:t>須蓋投標</w:t>
-      </w:r>
-      <w:proofErr w:type="gramEnd"/>
-      <w:r>
-        <w:rPr>
-          <w:rFonts w:hint="eastAsia"/>
-          <w:color w:val="FF0000"/>
-        </w:rPr>
-        <w:t>廠商章及負責人章方為有效</w:t>
+      <w:r>
+        <w:rPr>
+          <w:rFonts w:hint="eastAsia"/>
+          <w:color w:val="FF0000"/>
+        </w:rPr>
+        <w:t>投標廠商負責人</w:t>
+      </w:r>
+      <w:r>
+        <w:rPr>
+          <w:rFonts w:hint="eastAsia"/>
+          <w:color w:val="FF0000"/>
+        </w:rPr>
+        <w:t>需簽名或蓋</w:t>
+      </w:r>
+      <w:r>
+        <w:rPr>
+          <w:rFonts w:hint="eastAsia"/>
+          <w:color w:val="FF0000"/>
+        </w:rPr>
+        <w:t>章方為有效</w:t>
       </w:r>
       <w:r>
         <w:rPr>
@@ -20557,20 +20568,14 @@
     <w:p>
       <w:pPr>
         <w:pStyle w:val="7"/>
-        <w:ind w:leftChars="708" w:left="2081" w:hangingChars="32" w:hanging="99"/>
-        <w:jc w:val="both"/>
-        <w:textDirection w:val="lrTbV"/>
-        <w:rPr>
-          <w:spacing w:val="0"/>
-        </w:rPr>
-      </w:pPr>
-      <w:r>
-        <w:rPr>
-          <w:rFonts w:ascii="Times New Roman" w:hAnsi="Times New Roman" w:hint="eastAsia"/>
-          <w:color w:val="FF0000"/>
-        </w:rPr>
-        <w:t>■採購契約範本附記條款特別聲明。</w:t>
-      </w:r>
+        <w:ind w:leftChars="35" w:left="1459" w:hangingChars="486"/>
+        <w:jc w:val="both"/>
+        <w:textDirection w:val="lrTbV"/>
+        <w:rPr>
+          <w:rFonts w:hint="eastAsia"/>
+          <w:spacing w:val="0"/>
+        </w:rPr>
+      </w:pPr>
     </w:p>
     <w:p>
       <w:pPr>
@@ -20658,15 +20663,8 @@
           <w:rFonts w:hint="eastAsia"/>
           <w:spacing w:val="0"/>
         </w:rPr>
-        <w:t>涉及未得標廠商投標文件著作財產權，機關如欲使用該等文件，應經該廠商同意無償授權機關使用，或由機關給予報酬後，於彼此約</w:t>
-      </w:r>
-      <w:r>
-        <w:rPr>
-          <w:rFonts w:hint="eastAsia"/>
-          <w:spacing w:val="0"/>
-        </w:rPr>
         <w:lastRenderedPageBreak/>
-        <w:t>定範圍內使用。</w:t>
+        <w:t>涉及未得標廠商投標文件著作財產權，機關如欲使用該等文件，應經該廠商同意無償授權機關使用，或由機關給予報酬後，於彼此約定範圍內使用。</w:t>
       </w:r>
     </w:p>
     <w:p>
@@ -21807,7 +21805,7 @@
         <w:rFonts w:ascii="全真楷書"/>
         <w:noProof/>
       </w:rPr>
-      <w:t>2</w:t>
+      <w:t>21</w:t>
     </w:r>
     <w:r>
       <w:rPr>
@@ -24009,7 +24007,7 @@
 </file>
 
 <file path=customXml/itemProps1.xml><?xml version="1.0" encoding="utf-8"?>
-<ds:datastoreItem xmlns:ds="http://schemas.openxmlformats.org/officeDocument/2006/customXml" ds:itemID="{77DF85B1-7D8A-4B6D-AB3A-02EF9E73F155}">
+<ds:datastoreItem xmlns:ds="http://schemas.openxmlformats.org/officeDocument/2006/customXml" ds:itemID="{FA094882-6E46-4709-97B1-D920DA81ECD0}">
   <ds:schemaRefs>
     <ds:schemaRef ds:uri="http://schemas.openxmlformats.org/officeDocument/2006/bibliography"/>
   </ds:schemaRefs>

--- a/frontend/src/廠商投標表單/[一般工程]投標須知-工程會114.7.3版.docx
+++ b/frontend/src/廠商投標表單/[一般工程]投標須知-工程會114.7.3版.docx
@@ -18510,7 +18510,23 @@
           <w:rFonts w:hint="eastAsia"/>
           <w:spacing w:val="0"/>
         </w:rPr>
-        <w:t>視個案情形於招標時勾選；</w:t>
+        <w:t>視個案情形於</w:t>
+      </w:r>
+      <w:proofErr w:type="gramStart"/>
+      <w:r>
+        <w:rPr>
+          <w:rFonts w:hint="eastAsia"/>
+          <w:spacing w:val="0"/>
+        </w:rPr>
+        <w:t>招標時勾選</w:t>
+      </w:r>
+      <w:proofErr w:type="gramEnd"/>
+      <w:r>
+        <w:rPr>
+          <w:rFonts w:hint="eastAsia"/>
+          <w:spacing w:val="0"/>
+        </w:rPr>
+        <w:t>；</w:t>
       </w:r>
       <w:proofErr w:type="gramStart"/>
       <w:r>
@@ -19027,8 +19043,6 @@
         </w:rPr>
         <w:t>幣。</w:t>
       </w:r>
-      <w:bookmarkStart w:id="7" w:name="_GoBack"/>
-      <w:bookmarkEnd w:id="7"/>
     </w:p>
     <w:p>
       <w:pPr>
@@ -20572,7 +20586,6 @@
         <w:jc w:val="both"/>
         <w:textDirection w:val="lrTbV"/>
         <w:rPr>
-          <w:rFonts w:hint="eastAsia"/>
           <w:spacing w:val="0"/>
         </w:rPr>
       </w:pPr>
@@ -21056,7 +21069,7 @@
           <w:rFonts w:hint="eastAsia"/>
           <w:szCs w:val="28"/>
         </w:rPr>
-        <w:t>lyc@mail.</w:t>
+        <w:t>lyc@</w:t>
       </w:r>
       <w:r>
         <w:rPr>
@@ -21072,6 +21085,8 @@
         </w:rPr>
         <w:t>oa.gov.tw，地址：臺北市南海路37號。</w:t>
       </w:r>
+      <w:bookmarkStart w:id="7" w:name="_GoBack"/>
+      <w:bookmarkEnd w:id="7"/>
     </w:p>
     <w:p>
       <w:pPr>
@@ -21805,7 +21820,7 @@
         <w:rFonts w:ascii="全真楷書"/>
         <w:noProof/>
       </w:rPr>
-      <w:t>21</w:t>
+      <w:t>25</w:t>
     </w:r>
     <w:r>
       <w:rPr>
@@ -24007,7 +24022,7 @@
 </file>
 
 <file path=customXml/itemProps1.xml><?xml version="1.0" encoding="utf-8"?>
-<ds:datastoreItem xmlns:ds="http://schemas.openxmlformats.org/officeDocument/2006/customXml" ds:itemID="{FA094882-6E46-4709-97B1-D920DA81ECD0}">
+<ds:datastoreItem xmlns:ds="http://schemas.openxmlformats.org/officeDocument/2006/customXml" ds:itemID="{0607EC03-83D9-4566-ACE3-C947D0A8292D}">
   <ds:schemaRefs>
     <ds:schemaRef ds:uri="http://schemas.openxmlformats.org/officeDocument/2006/bibliography"/>
   </ds:schemaRefs>

--- a/frontend/src/廠商投標表單/[一般工程]投標須知-工程會114.7.3版.docx
+++ b/frontend/src/廠商投標表單/[一般工程]投標須知-工程會114.7.3版.docx
@@ -972,18 +972,30 @@
           <w:ilvl w:val="0"/>
           <w:numId w:val="1"/>
         </w:numPr>
-        <w:ind w:left="851" w:hanging="851"/>
-        <w:jc w:val="both"/>
-        <w:textDirection w:val="lrTbV"/>
-        <w:rPr>
-          <w:spacing w:val="0"/>
-        </w:rPr>
-      </w:pPr>
-      <w:r>
-        <w:rPr>
-          <w:spacing w:val="0"/>
-        </w:rPr>
-        <w:t>依採購法第75條，受理廠商異議之機關名稱、地址及電話：同招標機關(不同者請書明機關名稱、地址及電話)。</w:t>
+        <w:jc w:val="both"/>
+        <w:textDirection w:val="lrTbV"/>
+        <w:rPr>
+          <w:spacing w:val="0"/>
+        </w:rPr>
+      </w:pPr>
+      <w:r>
+        <w:rPr>
+          <w:spacing w:val="0"/>
+        </w:rPr>
+        <w:t>依採購法第75條，受理廠商異議之機關名稱、地址及電話：</w:t>
+      </w:r>
+      <w:r>
+        <w:rPr>
+          <w:spacing w:val="0"/>
+        </w:rPr>
+        <w:t xml:space="preserve"> </w:t>
+      </w:r>
+      <w:r>
+        <w:rPr>
+          <w:rFonts w:hint="eastAsia"/>
+          <w:spacing w:val="0"/>
+        </w:rPr>
+        <w:t>農業部農田水利署雲林管理處；地址：雲林縣斗六市信義里興華街2號4~9樓；電話：05-5324126)。</w:t>
       </w:r>
     </w:p>
     <w:p>
@@ -1005,6 +1017,7 @@
         <w:rPr>
           <w:spacing w:val="0"/>
         </w:rPr>
+        <w:lastRenderedPageBreak/>
         <w:t>依採購法第76條及第85條之1，受理廠商申訴</w:t>
       </w:r>
       <w:r>
@@ -1023,7 +1036,6 @@
         <w:rPr>
           <w:spacing w:val="0"/>
         </w:rPr>
-        <w:lastRenderedPageBreak/>
         <w:t>，除屬採購法第</w:t>
       </w:r>
       <w:r>
@@ -1748,7 +1760,14 @@
         <w:rPr>
           <w:spacing w:val="0"/>
         </w:rPr>
-        <w:t>符合採購法第22條第1項第___款（請列明款次，第16款之情形須</w:t>
+        <w:t>符合採購法第22條第1項第___款（請</w:t>
+      </w:r>
+      <w:r>
+        <w:rPr>
+          <w:spacing w:val="0"/>
+        </w:rPr>
+        <w:lastRenderedPageBreak/>
+        <w:t>列明款次，第16款之情形須</w:t>
       </w:r>
       <w:proofErr w:type="gramStart"/>
       <w:r>
@@ -1771,7 +1790,6 @@
         <w:rPr>
           <w:spacing w:val="0"/>
         </w:rPr>
-        <w:lastRenderedPageBreak/>
         <w:t>符合採購法第104條第1項但書第___款（請列明款次及相關機關核准文號）；</w:t>
       </w:r>
       <w:r>
@@ -2294,7 +2312,11 @@
         <w:t>選項A：</w:t>
       </w:r>
       <w:r>
-        <w:t>依GPA我國承諾開放清單之服務及工程服務開放，惟僅開放予對該等服務亦相對開放之簽署國。</w:t>
+        <w:t>依GPA我國承諾開放清單之服務及工程服務開放，惟僅開放予對該等服務亦相對開放之簽署</w:t>
+      </w:r>
+      <w:r>
+        <w:lastRenderedPageBreak/>
+        <w:t>國。</w:t>
       </w:r>
     </w:p>
     <w:p>
@@ -2309,7 +2331,6 @@
         </w:rPr>
       </w:pPr>
       <w:r>
-        <w:lastRenderedPageBreak/>
         <w:sym w:font="Wingdings" w:char="F0A8"/>
       </w:r>
       <w:r>
@@ -3273,6 +3294,7 @@
           <w:color w:val="000000"/>
           <w:spacing w:val="0"/>
         </w:rPr>
+        <w:lastRenderedPageBreak/>
         <w:sym w:font="Wingdings" w:char="F0A8"/>
       </w:r>
       <w:r>
@@ -3301,7 +3323,6 @@
           <w:color w:val="000000"/>
           <w:spacing w:val="0"/>
         </w:rPr>
-        <w:lastRenderedPageBreak/>
         <w:sym w:font="Wingdings" w:char="F0A8"/>
       </w:r>
       <w:r>
@@ -4400,6 +4421,7 @@
           <w:color w:val="000000"/>
           <w:spacing w:val="0"/>
         </w:rPr>
+        <w:lastRenderedPageBreak/>
         <w:sym w:font="Wingdings" w:char="F0A8"/>
       </w:r>
       <w:r>
@@ -4428,7 +4450,6 @@
           <w:color w:val="000000"/>
           <w:spacing w:val="0"/>
         </w:rPr>
-        <w:lastRenderedPageBreak/>
         <w:sym w:font="Wingdings" w:char="F0A8"/>
       </w:r>
       <w:r>
@@ -5394,7 +5415,16 @@
           <w:spacing w:val="0"/>
           <w:szCs w:val="28"/>
         </w:rPr>
-        <w:t>機關有特殊需求者，不允許使用大陸地區製造或大陸廠牌之零組件：</w:t>
+        <w:t>機關有特殊需求者，不允許使用大陸地區製造或大</w:t>
+      </w:r>
+      <w:r>
+        <w:rPr>
+          <w:rFonts w:hint="eastAsia"/>
+          <w:spacing w:val="0"/>
+          <w:szCs w:val="28"/>
+        </w:rPr>
+        <w:lastRenderedPageBreak/>
+        <w:t>陸廠牌之零組件：</w:t>
       </w:r>
       <w:r>
         <w:rPr>
@@ -5432,7 +5462,6 @@
           <w:spacing w:val="0"/>
           <w:szCs w:val="28"/>
         </w:rPr>
-        <w:lastRenderedPageBreak/>
         <w:t>[例如軍、警、</w:t>
       </w:r>
       <w:proofErr w:type="gramStart"/>
@@ -6363,6 +6392,7 @@
           <w:spacing w:val="0"/>
           <w:szCs w:val="28"/>
         </w:rPr>
+        <w:lastRenderedPageBreak/>
         <w:t>C.</w:t>
       </w:r>
       <w:proofErr w:type="gramStart"/>
@@ -6381,16 +6411,7 @@
           <w:spacing w:val="0"/>
           <w:szCs w:val="28"/>
         </w:rPr>
-        <w:t>功能且屬國家通訊傳播委員會</w:t>
-      </w:r>
-      <w:r>
-        <w:rPr>
-          <w:rFonts w:hint="eastAsia"/>
-          <w:spacing w:val="0"/>
-          <w:szCs w:val="28"/>
-        </w:rPr>
-        <w:lastRenderedPageBreak/>
-        <w:t>公告「應經核准之電信管制射頻器材」者，應取得該會核發之審驗證明。</w:t>
+        <w:t>功能且屬國家通訊傳播委員會公告「應經核准之電信管制射頻器材」者，應取得該會核發之審驗證明。</w:t>
       </w:r>
     </w:p>
     <w:p>
@@ -18510,23 +18531,7 @@
           <w:rFonts w:hint="eastAsia"/>
           <w:spacing w:val="0"/>
         </w:rPr>
-        <w:t>視個案情形於</w:t>
-      </w:r>
-      <w:proofErr w:type="gramStart"/>
-      <w:r>
-        <w:rPr>
-          <w:rFonts w:hint="eastAsia"/>
-          <w:spacing w:val="0"/>
-        </w:rPr>
-        <w:t>招標時勾選</w:t>
-      </w:r>
-      <w:proofErr w:type="gramEnd"/>
-      <w:r>
-        <w:rPr>
-          <w:rFonts w:hint="eastAsia"/>
-          <w:spacing w:val="0"/>
-        </w:rPr>
-        <w:t>；</w:t>
+        <w:t>視個案情形於招標時勾選；</w:t>
       </w:r>
       <w:proofErr w:type="gramStart"/>
       <w:r>
@@ -19979,6 +19984,37 @@
     <w:p>
       <w:pPr>
         <w:pStyle w:val="7"/>
+        <w:ind w:leftChars="600" w:left="2071" w:hangingChars="127" w:hanging="391"/>
+        <w:jc w:val="both"/>
+        <w:textDirection w:val="lrTbV"/>
+        <w:rPr>
+          <w:spacing w:val="0"/>
+        </w:rPr>
+      </w:pPr>
+      <w:r>
+        <w:rPr>
+          <w:rFonts w:hint="eastAsia"/>
+          <w:color w:val="FF0000"/>
+          <w:szCs w:val="28"/>
+        </w:rPr>
+        <w:t>■</w:t>
+      </w:r>
+      <w:r>
+        <w:rPr>
+          <w:spacing w:val="0"/>
+        </w:rPr>
+        <w:t>切結書1</w:t>
+      </w:r>
+      <w:r>
+        <w:rPr>
+          <w:spacing w:val="0"/>
+        </w:rPr>
+        <w:t>(投標切結書)</w:t>
+      </w:r>
+    </w:p>
+    <w:p>
+      <w:pPr>
+        <w:pStyle w:val="7"/>
         <w:ind w:leftChars="600" w:left="2036" w:hangingChars="127" w:hanging="356"/>
         <w:jc w:val="both"/>
         <w:textDirection w:val="lrTbV"/>
@@ -19993,27 +20029,15 @@
         <w:rPr>
           <w:spacing w:val="0"/>
         </w:rPr>
-        <w:t>切結書1</w:t>
-      </w:r>
-    </w:p>
-    <w:p>
-      <w:pPr>
-        <w:pStyle w:val="7"/>
-        <w:ind w:leftChars="600" w:left="2036" w:hangingChars="127" w:hanging="356"/>
-        <w:jc w:val="both"/>
-        <w:textDirection w:val="lrTbV"/>
-        <w:rPr>
-          <w:spacing w:val="0"/>
-        </w:rPr>
-      </w:pPr>
-      <w:r>
-        <w:sym w:font="Wingdings" w:char="F0A8"/>
-      </w:r>
-      <w:r>
-        <w:rPr>
-          <w:spacing w:val="0"/>
-        </w:rPr>
-        <w:t>切結書2（工程技術顧問公司</w:t>
+        <w:t>切結書2（工程技術顧問</w:t>
+      </w:r>
+      <w:bookmarkStart w:id="7" w:name="_GoBack"/>
+      <w:bookmarkEnd w:id="7"/>
+      <w:r>
+        <w:rPr>
+          <w:spacing w:val="0"/>
+        </w:rPr>
+        <w:t>公司</w:t>
       </w:r>
       <w:r>
         <w:rPr>
@@ -21085,8 +21109,6 @@
         </w:rPr>
         <w:t>oa.gov.tw，地址：臺北市南海路37號。</w:t>
       </w:r>
-      <w:bookmarkStart w:id="7" w:name="_GoBack"/>
-      <w:bookmarkEnd w:id="7"/>
     </w:p>
     <w:p>
       <w:pPr>
@@ -21820,7 +21842,7 @@
         <w:rFonts w:ascii="全真楷書"/>
         <w:noProof/>
       </w:rPr>
-      <w:t>25</w:t>
+      <w:t>24</w:t>
     </w:r>
     <w:r>
       <w:rPr>
@@ -24022,7 +24044,7 @@
 </file>
 
 <file path=customXml/itemProps1.xml><?xml version="1.0" encoding="utf-8"?>
-<ds:datastoreItem xmlns:ds="http://schemas.openxmlformats.org/officeDocument/2006/customXml" ds:itemID="{0607EC03-83D9-4566-ACE3-C947D0A8292D}">
+<ds:datastoreItem xmlns:ds="http://schemas.openxmlformats.org/officeDocument/2006/customXml" ds:itemID="{0F8E5FD2-6B06-4800-852E-E44C3A7EEC35}">
   <ds:schemaRefs>
     <ds:schemaRef ds:uri="http://schemas.openxmlformats.org/officeDocument/2006/bibliography"/>
   </ds:schemaRefs>

--- a/frontend/src/廠商投標表單/[一般工程]投標須知-工程會114.7.3版.docx
+++ b/frontend/src/廠商投標表單/[一般工程]投標須知-工程會114.7.3版.docx
@@ -140,21 +140,7 @@
         <w:rPr>
           <w:spacing w:val="0"/>
         </w:rPr>
-        <w:t>各項內含選項者，由機關擇符合本採購案</w:t>
-      </w:r>
-      <w:proofErr w:type="gramStart"/>
-      <w:r>
-        <w:rPr>
-          <w:spacing w:val="0"/>
-        </w:rPr>
-        <w:t>者勾填</w:t>
-      </w:r>
-      <w:proofErr w:type="gramEnd"/>
-      <w:r>
-        <w:rPr>
-          <w:spacing w:val="0"/>
-        </w:rPr>
-        <w:t>。</w:t>
+        <w:t>各項內含選項者，由機關擇符合本採購案者勾填。</w:t>
       </w:r>
     </w:p>
     <w:p>
@@ -274,7 +260,6 @@
         </w:rPr>
         <w:t xml:space="preserve">    </w:t>
       </w:r>
-      <w:proofErr w:type="gramStart"/>
       <w:r>
         <w:rPr>
           <w:rFonts w:hint="eastAsia"/>
@@ -282,7 +267,6 @@
         </w:rPr>
         <w:t>█</w:t>
       </w:r>
-      <w:proofErr w:type="gramEnd"/>
       <w:r>
         <w:rPr>
           <w:spacing w:val="0"/>
@@ -681,7 +665,6 @@
       <w:r>
         <w:t xml:space="preserve">   </w:t>
       </w:r>
-      <w:proofErr w:type="gramStart"/>
       <w:r>
         <w:rPr>
           <w:rFonts w:hint="eastAsia"/>
@@ -689,7 +672,6 @@
         </w:rPr>
         <w:t>█</w:t>
       </w:r>
-      <w:proofErr w:type="gramEnd"/>
       <w:r>
         <w:rPr>
           <w:spacing w:val="0"/>
@@ -714,35 +696,7 @@
         <w:rPr>
           <w:spacing w:val="4"/>
         </w:rPr>
-        <w:t>本採購預算金額(</w:t>
-      </w:r>
-      <w:proofErr w:type="gramStart"/>
-      <w:r>
-        <w:rPr>
-          <w:spacing w:val="4"/>
-        </w:rPr>
-        <w:t>不</w:t>
-      </w:r>
-      <w:proofErr w:type="gramEnd"/>
-      <w:r>
-        <w:rPr>
-          <w:spacing w:val="4"/>
-        </w:rPr>
-        <w:t>公告</w:t>
-      </w:r>
-      <w:proofErr w:type="gramStart"/>
-      <w:r>
-        <w:rPr>
-          <w:spacing w:val="4"/>
-        </w:rPr>
-        <w:t>者免填</w:t>
-      </w:r>
-      <w:proofErr w:type="gramEnd"/>
-      <w:r>
-        <w:rPr>
-          <w:spacing w:val="4"/>
-        </w:rPr>
-        <w:t>；但依「投標廠商資格與特殊或巨額採購認定標準」第5條第3項規定辦理者，或屬公告金額以上採購之公開招標、選擇性招標及限制性招標之公開評選，除轉售或供製造加工後轉售之採購、預算金額涉及商業機密或機關認為不宜公開外，應公開預算金額)：</w:t>
+        <w:t>本採購預算金額(不公告者免填；但依「投標廠商資格與特殊或巨額採購認定標準」第5條第3項規定辦理者，或屬公告金額以上採購之公開招標、選擇性招標及限制性招標之公開評選，除轉售或供製造加工後轉售之採購、預算金額涉及商業機密或機關認為不宜公開外，應公開預算金額)：</w:t>
       </w:r>
       <w:r>
         <w:rPr>
@@ -794,35 +748,7 @@
         <w:rPr>
           <w:spacing w:val="0"/>
         </w:rPr>
-        <w:t>本採購預計金額(</w:t>
-      </w:r>
-      <w:proofErr w:type="gramStart"/>
-      <w:r>
-        <w:rPr>
-          <w:spacing w:val="0"/>
-        </w:rPr>
-        <w:t>不</w:t>
-      </w:r>
-      <w:proofErr w:type="gramEnd"/>
-      <w:r>
-        <w:rPr>
-          <w:spacing w:val="0"/>
-        </w:rPr>
-        <w:t>公告</w:t>
-      </w:r>
-      <w:proofErr w:type="gramStart"/>
-      <w:r>
-        <w:rPr>
-          <w:spacing w:val="0"/>
-        </w:rPr>
-        <w:t>者免填</w:t>
-      </w:r>
-      <w:proofErr w:type="gramEnd"/>
-      <w:r>
-        <w:rPr>
-          <w:spacing w:val="0"/>
-        </w:rPr>
-        <w:t>)：</w:t>
+        <w:t>本採購預計金額(不公告者免填)：</w:t>
       </w:r>
     </w:p>
     <w:p>
@@ -878,21 +804,7 @@
         <w:rPr>
           <w:spacing w:val="0"/>
         </w:rPr>
-        <w:t>依採購法第4條接受補助辦理採購者，補助機關名稱及地址(非屬此等採購</w:t>
-      </w:r>
-      <w:proofErr w:type="gramStart"/>
-      <w:r>
-        <w:rPr>
-          <w:spacing w:val="0"/>
-        </w:rPr>
-        <w:t>者免填</w:t>
-      </w:r>
-      <w:proofErr w:type="gramEnd"/>
-      <w:r>
-        <w:rPr>
-          <w:spacing w:val="0"/>
-        </w:rPr>
-        <w:t>)：</w:t>
+        <w:t>依採購法第4條接受補助辦理採購者，補助機關名稱及地址(非屬此等採購者免填)：</w:t>
       </w:r>
     </w:p>
     <w:p>
@@ -913,21 +825,7 @@
         <w:rPr>
           <w:spacing w:val="0"/>
         </w:rPr>
-        <w:t>依採購法第5條由法人或團體代辦採購者，委託機關名稱及地址(非屬此等採購</w:t>
-      </w:r>
-      <w:proofErr w:type="gramStart"/>
-      <w:r>
-        <w:rPr>
-          <w:spacing w:val="0"/>
-        </w:rPr>
-        <w:t>者免填</w:t>
-      </w:r>
-      <w:proofErr w:type="gramEnd"/>
-      <w:r>
-        <w:rPr>
-          <w:spacing w:val="0"/>
-        </w:rPr>
-        <w:t>)：</w:t>
+        <w:t>依採購法第5條由法人或團體代辦採購者，委託機關名稱及地址(非屬此等採購者免填)：</w:t>
       </w:r>
     </w:p>
     <w:p>
@@ -948,21 +846,7 @@
         <w:rPr>
           <w:spacing w:val="0"/>
         </w:rPr>
-        <w:t>依採購法第40條代辦採購者，洽辦機關名稱及地址(非屬此等採購</w:t>
-      </w:r>
-      <w:proofErr w:type="gramStart"/>
-      <w:r>
-        <w:rPr>
-          <w:spacing w:val="0"/>
-        </w:rPr>
-        <w:t>者免填</w:t>
-      </w:r>
-      <w:proofErr w:type="gramEnd"/>
-      <w:r>
-        <w:rPr>
-          <w:spacing w:val="0"/>
-        </w:rPr>
-        <w:t>)：</w:t>
+        <w:t>依採購法第40條代辦採購者，洽辦機關名稱及地址(非屬此等採購者免填)：</w:t>
       </w:r>
     </w:p>
     <w:p>
@@ -1043,23 +927,7 @@
           <w:rFonts w:hint="eastAsia"/>
           <w:spacing w:val="0"/>
         </w:rPr>
-        <w:t>31條規定不予發還或追繳</w:t>
-      </w:r>
-      <w:proofErr w:type="gramStart"/>
-      <w:r>
-        <w:rPr>
-          <w:rFonts w:hint="eastAsia"/>
-          <w:spacing w:val="0"/>
-        </w:rPr>
-        <w:t>押</w:t>
-      </w:r>
-      <w:proofErr w:type="gramEnd"/>
-      <w:r>
-        <w:rPr>
-          <w:rFonts w:hint="eastAsia"/>
-          <w:spacing w:val="0"/>
-        </w:rPr>
-        <w:t>標金之爭議者外，</w:t>
+        <w:t>31條規定不予發還或追繳押標金之爭議者外，</w:t>
       </w:r>
       <w:r>
         <w:rPr>
@@ -1182,7 +1050,6 @@
         </w:rPr>
         <w:t xml:space="preserve">     </w:t>
       </w:r>
-      <w:proofErr w:type="gramStart"/>
       <w:r>
         <w:rPr>
           <w:rFonts w:hint="eastAsia"/>
@@ -1190,7 +1057,6 @@
         </w:rPr>
         <w:t>█</w:t>
       </w:r>
-      <w:proofErr w:type="gramEnd"/>
       <w:r>
         <w:rPr>
           <w:spacing w:val="0"/>
@@ -1233,15 +1099,7 @@
         <w:t>(2)係</w:t>
       </w:r>
       <w:r>
-        <w:t>分批辦理公告金額以上之採購，業經上級機關核准</w:t>
-      </w:r>
-      <w:proofErr w:type="gramStart"/>
-      <w:r>
-        <w:t>（</w:t>
-      </w:r>
-      <w:proofErr w:type="gramEnd"/>
-      <w:r>
-        <w:t>文號：       ），依總金額核計採購金額，分別按公告金額或查核金額以上之規定辦理</w:t>
+        <w:t>分批辦理公告金額以上之採購，業經上級機關核准（文號：       ），依總金額核計採購金額，分別按公告金額或查核金額以上之規定辦理</w:t>
       </w:r>
       <w:r>
         <w:rPr>
@@ -1282,7 +1140,6 @@
         </w:rPr>
       </w:pPr>
       <w:bookmarkStart w:id="1" w:name="_Hlk51858690"/>
-      <w:proofErr w:type="gramStart"/>
       <w:r>
         <w:rPr>
           <w:rFonts w:hint="eastAsia"/>
@@ -1291,7 +1148,6 @@
         <w:t>█</w:t>
       </w:r>
       <w:bookmarkEnd w:id="1"/>
-      <w:proofErr w:type="gramEnd"/>
       <w:r>
         <w:rPr>
           <w:spacing w:val="0"/>
@@ -1319,35 +1175,7 @@
         <w:rPr>
           <w:spacing w:val="0"/>
         </w:rPr>
-        <w:t>（1-1）本案為複數決標並</w:t>
-      </w:r>
-      <w:proofErr w:type="gramStart"/>
-      <w:r>
-        <w:rPr>
-          <w:spacing w:val="0"/>
-        </w:rPr>
-        <w:t>採</w:t>
-      </w:r>
-      <w:proofErr w:type="gramEnd"/>
-      <w:r>
-        <w:rPr>
-          <w:spacing w:val="0"/>
-        </w:rPr>
-        <w:t>分項決標，廠商各項投標文件無需分項裝封，無需於大</w:t>
-      </w:r>
-      <w:proofErr w:type="gramStart"/>
-      <w:r>
-        <w:rPr>
-          <w:spacing w:val="0"/>
-        </w:rPr>
-        <w:t>外標封</w:t>
-      </w:r>
-      <w:proofErr w:type="gramEnd"/>
-      <w:r>
-        <w:rPr>
-          <w:spacing w:val="0"/>
-        </w:rPr>
-        <w:t>標示投標項次，有3家以上廠商投標，且符合政府採購法施行細則第55條規定時，即得開標。</w:t>
+        <w:t>（1-1）本案為複數決標並採分項決標，廠商各項投標文件無需分項裝封，無需於大外標封標示投標項次，有3家以上廠商投標，且符合政府採購法施行細則第55條規定時，即得開標。</w:t>
       </w:r>
     </w:p>
     <w:p>
@@ -1487,13 +1315,8 @@
       <w:r>
         <w:sym w:font="Wingdings" w:char="F0A8"/>
       </w:r>
-      <w:proofErr w:type="gramStart"/>
-      <w:r>
-        <w:t>依審標</w:t>
-      </w:r>
-      <w:proofErr w:type="gramEnd"/>
-      <w:r>
-        <w:t>順序，每次邀請___家符合資格之廠商投標；</w:t>
+      <w:r>
+        <w:t>依審標順序，每次邀請___家符合資格之廠商投標；</w:t>
       </w:r>
       <w:r>
         <w:sym w:font="Wingdings" w:char="F0A8"/>
@@ -1525,21 +1348,7 @@
         <w:rPr>
           <w:spacing w:val="0"/>
         </w:rPr>
-        <w:t>(3)限制性招標：本案業經需求、使用或承辦採購單位敘明符合採購法第22條第1項第     款之情形，並簽報機關首長或其授權人員核准</w:t>
-      </w:r>
-      <w:proofErr w:type="gramStart"/>
-      <w:r>
-        <w:rPr>
-          <w:spacing w:val="0"/>
-        </w:rPr>
-        <w:t>採</w:t>
-      </w:r>
-      <w:proofErr w:type="gramEnd"/>
-      <w:r>
-        <w:rPr>
-          <w:spacing w:val="0"/>
-        </w:rPr>
-        <w:t>限制性招標。</w:t>
+        <w:t>(3)限制性招標：本案業經需求、使用或承辦採購單位敘明符合採購法第22條第1項第     款之情形，並簽報機關首長或其授權人員核准採限制性招標。</w:t>
       </w:r>
     </w:p>
     <w:p>
@@ -1574,21 +1383,7 @@
         <w:rPr>
           <w:spacing w:val="0"/>
         </w:rPr>
-        <w:t>）公開評選、公開</w:t>
-      </w:r>
-      <w:proofErr w:type="gramStart"/>
-      <w:r>
-        <w:rPr>
-          <w:spacing w:val="0"/>
-        </w:rPr>
-        <w:t>勘</w:t>
-      </w:r>
-      <w:proofErr w:type="gramEnd"/>
-      <w:r>
-        <w:rPr>
-          <w:spacing w:val="0"/>
-        </w:rPr>
-        <w:t>選優勝廠商：</w:t>
+        <w:t>）公開評選、公開勘選優勝廠商：</w:t>
       </w:r>
     </w:p>
     <w:p>
@@ -1743,15 +1538,7 @@
         <w:sym w:font="Wingdings" w:char="F0A8"/>
       </w:r>
       <w:r>
-        <w:t>經前次公告招標結果，無廠商投標或無合格標，且符合採購法施行細則第22條第1項規定無廠商異議或申訴在處理中者，依採購法第22條第1項第1款規定，</w:t>
-      </w:r>
-      <w:proofErr w:type="gramStart"/>
-      <w:r>
-        <w:t>不</w:t>
-      </w:r>
-      <w:proofErr w:type="gramEnd"/>
-      <w:r>
-        <w:t>另公告招標，並依採購法施行細則第23條之1第1項規定，邀請過去表現優良之2家以上廠商以比價方式辦理；</w:t>
+        <w:t>經前次公告招標結果，無廠商投標或無合格標，且符合採購法施行細則第22條第1項規定無廠商異議或申訴在處理中者，依採購法第22條第1項第1款規定，不另公告招標，並依採購法施行細則第23條之1第1項規定，邀請過去表現優良之2家以上廠商以比價方式辦理；</w:t>
       </w:r>
       <w:r>
         <w:sym w:font="Wingdings" w:char="F0A8"/>
@@ -1767,21 +1554,7 @@
           <w:spacing w:val="0"/>
         </w:rPr>
         <w:lastRenderedPageBreak/>
-        <w:t>列明款次，第16款之情形須</w:t>
-      </w:r>
-      <w:proofErr w:type="gramStart"/>
-      <w:r>
-        <w:rPr>
-          <w:spacing w:val="0"/>
-        </w:rPr>
-        <w:t>併</w:t>
-      </w:r>
-      <w:proofErr w:type="gramEnd"/>
-      <w:r>
-        <w:rPr>
-          <w:spacing w:val="0"/>
-        </w:rPr>
-        <w:t>填主管機關核准文號）；</w:t>
+        <w:t>列明款次，第16款之情形須併填主管機關核准文號）；</w:t>
       </w:r>
       <w:r>
         <w:sym w:font="Wingdings" w:char="F0A8"/>
@@ -1802,21 +1575,7 @@
         <w:rPr>
           <w:spacing w:val="0"/>
         </w:rPr>
-        <w:t>第105條第1項第___款(</w:t>
-      </w:r>
-      <w:proofErr w:type="gramStart"/>
-      <w:r>
-        <w:rPr>
-          <w:spacing w:val="0"/>
-        </w:rPr>
-        <w:t>請列明款</w:t>
-      </w:r>
-      <w:proofErr w:type="gramEnd"/>
-      <w:r>
-        <w:rPr>
-          <w:spacing w:val="0"/>
-        </w:rPr>
-        <w:t>次及相關機關核准文號)；</w:t>
+        <w:t>第105條第1項第___款(請列明款次及相關機關核准文號)；</w:t>
       </w:r>
       <w:r>
         <w:sym w:font="Wingdings" w:char="F0A8"/>
@@ -1871,44 +1630,44 @@
         <w:rPr>
           <w:spacing w:val="0"/>
         </w:rPr>
-        <w:t>符合採購法第22條第1項第___款</w:t>
-      </w:r>
-      <w:proofErr w:type="gramStart"/>
-      <w:r>
-        <w:rPr>
-          <w:spacing w:val="0"/>
-        </w:rPr>
-        <w:t>（</w:t>
-      </w:r>
-      <w:proofErr w:type="gramEnd"/>
-      <w:r>
-        <w:rPr>
-          <w:spacing w:val="0"/>
-        </w:rPr>
-        <w:t>請列明款次，其未得以比價方式辦理之原因：_______；第16款之情形須</w:t>
-      </w:r>
-      <w:proofErr w:type="gramStart"/>
-      <w:r>
-        <w:rPr>
-          <w:spacing w:val="0"/>
-        </w:rPr>
-        <w:t>併</w:t>
-      </w:r>
-      <w:proofErr w:type="gramEnd"/>
-      <w:r>
-        <w:rPr>
-          <w:spacing w:val="0"/>
-        </w:rPr>
-        <w:t>填主管機關核准文號</w:t>
-      </w:r>
-      <w:proofErr w:type="gramStart"/>
-      <w:r>
-        <w:rPr>
-          <w:spacing w:val="0"/>
-        </w:rPr>
+        <w:t>符合採購法第22條第1項第___款（請列明款次，其未得以比價方式辦理之原因：_______；第16款之情形須併填主管機關核准文號）；</w:t>
+      </w:r>
+      <w:r>
+        <w:sym w:font="Wingdings" w:char="F0A8"/>
+      </w:r>
+      <w:r>
+        <w:rPr>
+          <w:spacing w:val="0"/>
+        </w:rPr>
+        <w:t>符合採購法第104條第1項第___款（請列明款次及相關機關核准文號，非填第4款者，其未得以比價方式辦理之原因：______）；</w:t>
+      </w:r>
+      <w:r>
+        <w:sym w:font="Wingdings" w:char="F0A8"/>
+      </w:r>
+      <w:r>
+        <w:t>符合採購法第105條第1項第___款(請列明款次及相關機關核准文號，填第1款或第2款者，其未得以比價方式辦理之原因：______)</w:t>
+      </w:r>
+      <w:r>
+        <w:rPr>
+          <w:spacing w:val="0"/>
+        </w:rPr>
+        <w:t>；</w:t>
+      </w:r>
+      <w:r>
+        <w:sym w:font="Wingdings" w:char="F0A8"/>
+      </w:r>
+      <w:r>
+        <w:t>符合中央機關未達公告金額採購招標辦法第___條第___項第___款規定（其未得以比價方式辦理之原因：</w:t>
+      </w:r>
+      <w:r>
+        <w:rPr>
+          <w:spacing w:val="0"/>
+        </w:rPr>
+        <w:t>_______</w:t>
+      </w:r>
+      <w:r>
         <w:t>）</w:t>
       </w:r>
-      <w:proofErr w:type="gramEnd"/>
       <w:r>
         <w:rPr>
           <w:spacing w:val="0"/>
@@ -1919,94 +1678,6 @@
         <w:sym w:font="Wingdings" w:char="F0A8"/>
       </w:r>
       <w:r>
-        <w:rPr>
-          <w:spacing w:val="0"/>
-        </w:rPr>
-        <w:t>符合採購法第104條第1項第___款</w:t>
-      </w:r>
-      <w:proofErr w:type="gramStart"/>
-      <w:r>
-        <w:rPr>
-          <w:spacing w:val="0"/>
-        </w:rPr>
-        <w:t>（</w:t>
-      </w:r>
-      <w:proofErr w:type="gramEnd"/>
-      <w:r>
-        <w:rPr>
-          <w:spacing w:val="0"/>
-        </w:rPr>
-        <w:t>請列明款次及相關機關核准文號，非填第4款者，其未得以比價方式辦理之原因：______</w:t>
-      </w:r>
-      <w:proofErr w:type="gramStart"/>
-      <w:r>
-        <w:rPr>
-          <w:spacing w:val="0"/>
-        </w:rPr>
-        <w:t>）</w:t>
-      </w:r>
-      <w:proofErr w:type="gramEnd"/>
-      <w:r>
-        <w:rPr>
-          <w:spacing w:val="0"/>
-        </w:rPr>
-        <w:t>；</w:t>
-      </w:r>
-      <w:r>
-        <w:sym w:font="Wingdings" w:char="F0A8"/>
-      </w:r>
-      <w:r>
-        <w:t>符合採購法第105條第1項第___款(</w:t>
-      </w:r>
-      <w:proofErr w:type="gramStart"/>
-      <w:r>
-        <w:t>請列明款</w:t>
-      </w:r>
-      <w:proofErr w:type="gramEnd"/>
-      <w:r>
-        <w:t>次及相關機關核准文號，填第1款或第2款者，其未得以比價方式辦理之原因：______)</w:t>
-      </w:r>
-      <w:r>
-        <w:rPr>
-          <w:spacing w:val="0"/>
-        </w:rPr>
-        <w:t>；</w:t>
-      </w:r>
-      <w:r>
-        <w:sym w:font="Wingdings" w:char="F0A8"/>
-      </w:r>
-      <w:r>
-        <w:t>符合中央機關未達公告金額採購招標辦法第___條第___項第___款規定</w:t>
-      </w:r>
-      <w:proofErr w:type="gramStart"/>
-      <w:r>
-        <w:t>（</w:t>
-      </w:r>
-      <w:proofErr w:type="gramEnd"/>
-      <w:r>
-        <w:t>其未得以比價方式辦理之原因：</w:t>
-      </w:r>
-      <w:r>
-        <w:rPr>
-          <w:spacing w:val="0"/>
-        </w:rPr>
-        <w:t>_______</w:t>
-      </w:r>
-      <w:proofErr w:type="gramStart"/>
-      <w:r>
-        <w:t>）</w:t>
-      </w:r>
-      <w:proofErr w:type="gramEnd"/>
-      <w:r>
-        <w:rPr>
-          <w:spacing w:val="0"/>
-        </w:rPr>
-        <w:t>；</w:t>
-      </w:r>
-      <w:r>
-        <w:sym w:font="Wingdings" w:char="F0A8"/>
-      </w:r>
-      <w:r>
         <w:t>符合地方政府依採購法第23條所定未達公告金額採購招標辦法第___條第___項第___款規定。</w:t>
       </w:r>
     </w:p>
@@ -2053,21 +1724,7 @@
         <w:rPr>
           <w:spacing w:val="0"/>
         </w:rPr>
-        <w:t>(4)依採購法第49條規定公開取得書面報價或企劃書。（限未達公告金額之採購案始得</w:t>
-      </w:r>
-      <w:proofErr w:type="gramStart"/>
-      <w:r>
-        <w:rPr>
-          <w:spacing w:val="0"/>
-        </w:rPr>
-        <w:t>採</w:t>
-      </w:r>
-      <w:proofErr w:type="gramEnd"/>
-      <w:r>
-        <w:rPr>
-          <w:spacing w:val="0"/>
-        </w:rPr>
-        <w:t>行）。</w:t>
+        <w:t>(4)依採購法第49條規定公開取得書面報價或企劃書。（限未達公告金額之採購案始得採行）。</w:t>
       </w:r>
     </w:p>
     <w:p>
@@ -2093,21 +1750,7 @@
         <w:rPr>
           <w:spacing w:val="0"/>
         </w:rPr>
-        <w:t>（4-1）本案業經機關首長或其授權人員核准，本次公告未能取得3家以上廠商之書面報價或企劃書時，將改</w:t>
-      </w:r>
-      <w:proofErr w:type="gramStart"/>
-      <w:r>
-        <w:rPr>
-          <w:spacing w:val="0"/>
-        </w:rPr>
-        <w:t>採</w:t>
-      </w:r>
-      <w:proofErr w:type="gramEnd"/>
-      <w:r>
-        <w:rPr>
-          <w:spacing w:val="0"/>
-        </w:rPr>
-        <w:t>限制性招標方式辦理。</w:t>
+        <w:t>（4-1）本案業經機關首長或其授權人員核准，本次公告未能取得3家以上廠商之書面報價或企劃書時，將改採限制性招標方式辦理。</w:t>
       </w:r>
     </w:p>
     <w:p>
@@ -2188,29 +1831,8 @@
         <w:textDirection w:val="lrTbV"/>
       </w:pPr>
       <w:r>
-        <w:t>1.門檻金額：</w:t>
-      </w:r>
-      <w:proofErr w:type="gramStart"/>
-      <w:r>
-        <w:t>（</w:t>
-      </w:r>
-      <w:proofErr w:type="gramEnd"/>
-      <w:r>
-        <w:t>由機關於招標時擇</w:t>
-      </w:r>
-      <w:proofErr w:type="gramStart"/>
-      <w:r>
-        <w:t>一</w:t>
-      </w:r>
-      <w:proofErr w:type="gramEnd"/>
-      <w:r>
-        <w:t>勾選；未勾選者，為選項A</w:t>
-      </w:r>
-      <w:proofErr w:type="gramStart"/>
-      <w:r>
-        <w:t>）</w:t>
-      </w:r>
-      <w:proofErr w:type="gramEnd"/>
+        <w:t>1.門檻金額：（由機關於招標時擇一勾選；未勾選者，為選項A）</w:t>
+      </w:r>
     </w:p>
     <w:p>
       <w:pPr>
@@ -2230,15 +1852,7 @@
         <w:t>選項A：</w:t>
       </w:r>
       <w:r>
-        <w:t>依GPA我國承諾開放清單所載門檻金額開放，惟簽署國之門檻金額較我國高者，對該簽署國</w:t>
-      </w:r>
-      <w:proofErr w:type="gramStart"/>
-      <w:r>
-        <w:t>適用該較高</w:t>
-      </w:r>
-      <w:proofErr w:type="gramEnd"/>
-      <w:r>
-        <w:t>之門檻金額。</w:t>
+        <w:t>依GPA我國承諾開放清單所載門檻金額開放，惟簽署國之門檻金額較我國高者，對該簽署國適用該較高之門檻金額。</w:t>
       </w:r>
     </w:p>
     <w:p>
@@ -2270,29 +1884,8 @@
         <w:textDirection w:val="lrTbV"/>
       </w:pPr>
       <w:r>
-        <w:t>2.服務及工程服務：</w:t>
-      </w:r>
-      <w:proofErr w:type="gramStart"/>
-      <w:r>
-        <w:t>（</w:t>
-      </w:r>
-      <w:proofErr w:type="gramEnd"/>
-      <w:r>
-        <w:t>由機關於招標時擇</w:t>
-      </w:r>
-      <w:proofErr w:type="gramStart"/>
-      <w:r>
-        <w:t>一</w:t>
-      </w:r>
-      <w:proofErr w:type="gramEnd"/>
-      <w:r>
-        <w:t>勾選；未勾選者，為選項A</w:t>
-      </w:r>
-      <w:proofErr w:type="gramStart"/>
-      <w:r>
-        <w:t>）</w:t>
-      </w:r>
-      <w:proofErr w:type="gramEnd"/>
+        <w:t>2.服務及工程服務：（由機關於招標時擇一勾選；未勾選者，為選項A）</w:t>
+      </w:r>
     </w:p>
     <w:p>
       <w:pPr>
@@ -2364,19 +1957,11 @@
         </w:rPr>
         <w:sym w:font="Wingdings" w:char="F0A8"/>
       </w:r>
-      <w:proofErr w:type="gramStart"/>
-      <w:r>
-        <w:rPr>
-          <w:spacing w:val="0"/>
-        </w:rPr>
-        <w:t>臺紐</w:t>
-      </w:r>
-      <w:proofErr w:type="gramEnd"/>
-      <w:r>
-        <w:rPr>
-          <w:spacing w:val="0"/>
-        </w:rPr>
-        <w:t>經濟合作協定。</w:t>
+      <w:r>
+        <w:rPr>
+          <w:spacing w:val="0"/>
+        </w:rPr>
+        <w:t>臺紐經濟合作協定。</w:t>
       </w:r>
     </w:p>
     <w:p>
@@ -2400,19 +1985,11 @@
         </w:rPr>
         <w:sym w:font="Wingdings" w:char="F0A8"/>
       </w:r>
-      <w:proofErr w:type="gramStart"/>
-      <w:r>
-        <w:rPr>
-          <w:spacing w:val="0"/>
-        </w:rPr>
-        <w:t>臺</w:t>
-      </w:r>
-      <w:proofErr w:type="gramEnd"/>
-      <w:r>
-        <w:rPr>
-          <w:spacing w:val="0"/>
-        </w:rPr>
-        <w:t>星經濟夥伴協定。</w:t>
+      <w:r>
+        <w:rPr>
+          <w:spacing w:val="0"/>
+        </w:rPr>
+        <w:t>臺星經濟夥伴協定。</w:t>
       </w:r>
     </w:p>
     <w:p>
@@ -2440,21 +2017,7 @@
         <w:rPr>
           <w:spacing w:val="0"/>
         </w:rPr>
-        <w:t>其他(</w:t>
-      </w:r>
-      <w:proofErr w:type="gramStart"/>
-      <w:r>
-        <w:rPr>
-          <w:spacing w:val="0"/>
-        </w:rPr>
-        <w:t>請敘明</w:t>
-      </w:r>
-      <w:proofErr w:type="gramEnd"/>
-      <w:r>
-        <w:rPr>
-          <w:spacing w:val="0"/>
-        </w:rPr>
-        <w:t>)：</w:t>
+        <w:t>其他(請敘明)：</w:t>
       </w:r>
     </w:p>
     <w:p>
@@ -2547,15 +2110,7 @@
         <w:t>_________</w:t>
       </w:r>
       <w:r>
-        <w:t>(未</w:t>
-      </w:r>
-      <w:proofErr w:type="gramStart"/>
-      <w:r>
-        <w:t>列明者即</w:t>
-      </w:r>
-      <w:proofErr w:type="gramEnd"/>
-      <w:r>
-        <w:t>不允許)</w:t>
+        <w:t>(未列明者即不允許)</w:t>
       </w:r>
     </w:p>
     <w:p>
@@ -2572,33 +2127,17 @@
         <w:rPr>
           <w:szCs w:val="28"/>
         </w:rPr>
-        <w:t>2.是否允許大陸地區廠商參與：</w:t>
-      </w:r>
-      <w:proofErr w:type="gramStart"/>
-      <w:r>
-        <w:rPr>
-          <w:szCs w:val="28"/>
-        </w:rPr>
-        <w:t>（</w:t>
-      </w:r>
-      <w:proofErr w:type="gramEnd"/>
-      <w:r>
-        <w:rPr>
-          <w:szCs w:val="28"/>
-        </w:rPr>
-        <w:t>未勾選者即不允許；</w:t>
+        <w:t>2.是否允許大陸地區廠商參與：（未勾選者即不允許；</w:t>
       </w:r>
       <w:r>
         <w:t>如允許者，須符合兩岸進口及貿易往來相關規定</w:t>
       </w:r>
-      <w:proofErr w:type="gramStart"/>
       <w:r>
         <w:rPr>
           <w:szCs w:val="28"/>
         </w:rPr>
         <w:t>）</w:t>
       </w:r>
-      <w:proofErr w:type="gramEnd"/>
     </w:p>
     <w:p>
       <w:pPr>
@@ -2624,11 +2163,9 @@
       <w:r>
         <w:sym w:font="Wingdings" w:char="F0A8"/>
       </w:r>
-      <w:proofErr w:type="gramStart"/>
       <w:r>
         <w:t>否</w:t>
       </w:r>
-      <w:proofErr w:type="gramEnd"/>
     </w:p>
     <w:p>
       <w:pPr>
@@ -2742,27 +2279,7 @@
           <w:spacing w:val="0"/>
           <w:szCs w:val="28"/>
         </w:rPr>
-        <w:t>如為工程採購，廠商履約過程中如有使用或供應下列材料或產品，其原</w:t>
-      </w:r>
-      <w:proofErr w:type="gramStart"/>
-      <w:r>
-        <w:rPr>
-          <w:rFonts w:hint="eastAsia"/>
-          <w:color w:val="000000"/>
-          <w:spacing w:val="0"/>
-          <w:szCs w:val="28"/>
-        </w:rPr>
-        <w:t>產地須屬我國</w:t>
-      </w:r>
-      <w:proofErr w:type="gramEnd"/>
-      <w:r>
-        <w:rPr>
-          <w:rFonts w:hint="eastAsia"/>
-          <w:color w:val="000000"/>
-          <w:spacing w:val="0"/>
-          <w:szCs w:val="28"/>
-        </w:rPr>
-        <w:t>或其他條約或協定國家者（可複選）</w:t>
+        <w:t>如為工程採購，廠商履約過程中如有使用或供應下列材料或產品，其原產地須屬我國或其他條約或協定國家者（可複選）</w:t>
       </w:r>
       <w:r>
         <w:rPr>
@@ -3485,7 +3002,6 @@
           <w:spacing w:val="0"/>
         </w:rPr>
       </w:pPr>
-      <w:proofErr w:type="gramStart"/>
       <w:r>
         <w:rPr>
           <w:rFonts w:hint="eastAsia"/>
@@ -3493,7 +3009,6 @@
         </w:rPr>
         <w:t>█</w:t>
       </w:r>
-      <w:proofErr w:type="gramEnd"/>
       <w:r>
         <w:rPr>
           <w:spacing w:val="0"/>
@@ -3560,21 +3075,7 @@
         <w:rPr>
           <w:spacing w:val="0"/>
         </w:rPr>
-        <w:t>之原</w:t>
-      </w:r>
-      <w:proofErr w:type="gramStart"/>
-      <w:r>
-        <w:rPr>
-          <w:spacing w:val="0"/>
-        </w:rPr>
-        <w:t>產地須屬我國</w:t>
-      </w:r>
-      <w:proofErr w:type="gramEnd"/>
-      <w:r>
-        <w:rPr>
-          <w:spacing w:val="0"/>
-        </w:rPr>
-        <w:t>者。</w:t>
+        <w:t>之原產地須屬我國者。</w:t>
       </w:r>
     </w:p>
     <w:p>
@@ -3593,7 +3094,6 @@
         </w:rPr>
         <w:t xml:space="preserve">           </w:t>
       </w:r>
-      <w:proofErr w:type="gramStart"/>
       <w:r>
         <w:rPr>
           <w:rFonts w:hint="eastAsia"/>
@@ -3601,7 +3101,6 @@
         </w:rPr>
         <w:t>█</w:t>
       </w:r>
-      <w:proofErr w:type="gramEnd"/>
       <w:r>
         <w:rPr>
           <w:spacing w:val="0"/>
@@ -3692,21 +3191,7 @@
         <w:rPr>
           <w:spacing w:val="0"/>
         </w:rPr>
-        <w:t>(未</w:t>
-      </w:r>
-      <w:proofErr w:type="gramStart"/>
-      <w:r>
-        <w:rPr>
-          <w:spacing w:val="0"/>
-        </w:rPr>
-        <w:t>列明者即</w:t>
-      </w:r>
-      <w:proofErr w:type="gramEnd"/>
-      <w:r>
-        <w:rPr>
-          <w:spacing w:val="0"/>
-        </w:rPr>
-        <w:t>不允許)</w:t>
+        <w:t>(未列明者即不允許)</w:t>
       </w:r>
     </w:p>
     <w:p>
@@ -3735,23 +3220,7 @@
           <w:spacing w:val="0"/>
           <w:szCs w:val="28"/>
         </w:rPr>
-        <w:t>允許供應大陸地區標的：</w:t>
-      </w:r>
-      <w:proofErr w:type="gramStart"/>
-      <w:r>
-        <w:rPr>
-          <w:spacing w:val="0"/>
-          <w:szCs w:val="28"/>
-        </w:rPr>
-        <w:t>（</w:t>
-      </w:r>
-      <w:proofErr w:type="gramEnd"/>
-      <w:r>
-        <w:rPr>
-          <w:spacing w:val="0"/>
-          <w:szCs w:val="28"/>
-        </w:rPr>
-        <w:t>未勾選者即不允許；</w:t>
+        <w:t>允許供應大陸地區標的：（未勾選者即不允許；</w:t>
       </w:r>
       <w:r>
         <w:rPr>
@@ -3759,7 +3228,6 @@
         </w:rPr>
         <w:t>如允許者，須符合兩岸進口及貿易往來相關規定</w:t>
       </w:r>
-      <w:proofErr w:type="gramStart"/>
       <w:r>
         <w:rPr>
           <w:spacing w:val="0"/>
@@ -3767,7 +3235,6 @@
         </w:rPr>
         <w:t>）</w:t>
       </w:r>
-      <w:proofErr w:type="gramEnd"/>
     </w:p>
     <w:p>
       <w:pPr>
@@ -3802,7 +3269,6 @@
           <w:spacing w:val="0"/>
         </w:rPr>
       </w:pPr>
-      <w:proofErr w:type="gramStart"/>
       <w:r>
         <w:rPr>
           <w:rFonts w:hint="eastAsia"/>
@@ -3810,7 +3276,6 @@
         </w:rPr>
         <w:t>█</w:t>
       </w:r>
-      <w:proofErr w:type="gramEnd"/>
       <w:r>
         <w:rPr>
           <w:spacing w:val="0"/>
@@ -3878,21 +3343,7 @@
         <w:rPr>
           <w:spacing w:val="0"/>
         </w:rPr>
-        <w:t>(未</w:t>
-      </w:r>
-      <w:proofErr w:type="gramStart"/>
-      <w:r>
-        <w:rPr>
-          <w:spacing w:val="0"/>
-        </w:rPr>
-        <w:t>列明者即</w:t>
-      </w:r>
-      <w:proofErr w:type="gramEnd"/>
-      <w:r>
-        <w:rPr>
-          <w:spacing w:val="0"/>
-        </w:rPr>
-        <w:t>不允許)</w:t>
+        <w:t>(未列明者即不允許)</w:t>
       </w:r>
     </w:p>
     <w:p>
@@ -3921,23 +3372,7 @@
           <w:spacing w:val="0"/>
           <w:szCs w:val="28"/>
         </w:rPr>
-        <w:t>允許大陸地區廠商參與：</w:t>
-      </w:r>
-      <w:proofErr w:type="gramStart"/>
-      <w:r>
-        <w:rPr>
-          <w:spacing w:val="0"/>
-          <w:szCs w:val="28"/>
-        </w:rPr>
-        <w:t>（</w:t>
-      </w:r>
-      <w:proofErr w:type="gramEnd"/>
-      <w:r>
-        <w:rPr>
-          <w:spacing w:val="0"/>
-          <w:szCs w:val="28"/>
-        </w:rPr>
-        <w:t>未勾選者即不允許；</w:t>
+        <w:t>允許大陸地區廠商參與：（未勾選者即不允許；</w:t>
       </w:r>
       <w:r>
         <w:rPr>
@@ -3945,7 +3380,6 @@
         </w:rPr>
         <w:t>如允許者，須符合兩岸進口及貿易往來相關規定</w:t>
       </w:r>
-      <w:proofErr w:type="gramStart"/>
       <w:r>
         <w:rPr>
           <w:spacing w:val="0"/>
@@ -3953,7 +3387,6 @@
         </w:rPr>
         <w:t>）</w:t>
       </w:r>
-      <w:proofErr w:type="gramEnd"/>
     </w:p>
     <w:p>
       <w:pPr>
@@ -3994,14 +3427,12 @@
         </w:rPr>
         <w:sym w:font="Wingdings" w:char="F0A8"/>
       </w:r>
-      <w:proofErr w:type="gramStart"/>
       <w:r>
         <w:rPr>
           <w:spacing w:val="0"/>
         </w:rPr>
         <w:t>否</w:t>
       </w:r>
-      <w:proofErr w:type="gramEnd"/>
     </w:p>
     <w:p>
       <w:pPr>
@@ -4132,23 +3563,7 @@
           <w:rFonts w:hint="eastAsia"/>
           <w:spacing w:val="0"/>
         </w:rPr>
-        <w:t>如為工程採購，不論是否允許外國廠商參與投標，廠商履約過程中如有使用或供應下列材料或產品，其原</w:t>
-      </w:r>
-      <w:proofErr w:type="gramStart"/>
-      <w:r>
-        <w:rPr>
-          <w:rFonts w:hint="eastAsia"/>
-          <w:spacing w:val="0"/>
-        </w:rPr>
-        <w:t>產地須屬我國</w:t>
-      </w:r>
-      <w:proofErr w:type="gramEnd"/>
-      <w:r>
-        <w:rPr>
-          <w:rFonts w:hint="eastAsia"/>
-          <w:spacing w:val="0"/>
-        </w:rPr>
-        <w:t>者（可複選）：</w:t>
+        <w:t>如為工程採購，不論是否允許外國廠商參與投標，廠商履約過程中如有使用或供應下列材料或產品，其原產地須屬我國者（可複選）：</w:t>
       </w:r>
     </w:p>
     <w:p>
@@ -4982,23 +4397,7 @@
           <w:rFonts w:hint="eastAsia"/>
           <w:spacing w:val="0"/>
         </w:rPr>
-        <w:t>組件，</w:t>
-      </w:r>
-      <w:proofErr w:type="gramStart"/>
-      <w:r>
-        <w:rPr>
-          <w:rFonts w:hint="eastAsia"/>
-          <w:spacing w:val="0"/>
-        </w:rPr>
-        <w:t>該組件</w:t>
-      </w:r>
-      <w:proofErr w:type="gramEnd"/>
-      <w:r>
-        <w:rPr>
-          <w:rFonts w:hint="eastAsia"/>
-          <w:spacing w:val="0"/>
-        </w:rPr>
-        <w:t xml:space="preserve"> </w:t>
+        <w:t xml:space="preserve">組件，該組件 </w:t>
       </w:r>
       <w:r>
         <w:sym w:font="Wingdings" w:char="F0A8"/>
@@ -5222,25 +4621,7 @@
           <w:spacing w:val="0"/>
           <w:szCs w:val="28"/>
         </w:rPr>
-        <w:t>不允許大陸地區廠商、第三地區含陸資成分廠商、在</w:t>
-      </w:r>
-      <w:proofErr w:type="gramStart"/>
-      <w:r>
-        <w:rPr>
-          <w:rFonts w:hint="eastAsia"/>
-          <w:spacing w:val="0"/>
-          <w:szCs w:val="28"/>
-        </w:rPr>
-        <w:t>臺</w:t>
-      </w:r>
-      <w:proofErr w:type="gramEnd"/>
-      <w:r>
-        <w:rPr>
-          <w:rFonts w:hint="eastAsia"/>
-          <w:spacing w:val="0"/>
-          <w:szCs w:val="28"/>
-        </w:rPr>
-        <w:t>陸資廠商及經濟部</w:t>
+        <w:t>不允許大陸地區廠商、第三地區含陸資成分廠商、在臺陸資廠商及經濟部</w:t>
       </w:r>
       <w:r>
         <w:rPr>
@@ -5348,27 +4729,7 @@
           <w:spacing w:val="0"/>
           <w:szCs w:val="28"/>
         </w:rPr>
-        <w:t>(</w:t>
-      </w:r>
-      <w:proofErr w:type="gramStart"/>
-      <w:r>
-        <w:rPr>
-          <w:rFonts w:hint="eastAsia"/>
-          <w:b/>
-          <w:spacing w:val="0"/>
-          <w:szCs w:val="28"/>
-        </w:rPr>
-        <w:t>不</w:t>
-      </w:r>
-      <w:proofErr w:type="gramEnd"/>
-      <w:r>
-        <w:rPr>
-          <w:rFonts w:hint="eastAsia"/>
-          <w:b/>
-          <w:spacing w:val="0"/>
-          <w:szCs w:val="28"/>
-        </w:rPr>
-        <w:t>及於零組件之廠牌)</w:t>
+        <w:t>(不及於零組件之廠牌)</w:t>
       </w:r>
       <w:r>
         <w:rPr>
@@ -5462,87 +4823,7 @@
           <w:spacing w:val="0"/>
           <w:szCs w:val="28"/>
         </w:rPr>
-        <w:t>[例如軍、警、</w:t>
-      </w:r>
-      <w:proofErr w:type="gramStart"/>
-      <w:r>
-        <w:rPr>
-          <w:rFonts w:hint="eastAsia"/>
-          <w:b/>
-          <w:spacing w:val="0"/>
-          <w:szCs w:val="28"/>
-        </w:rPr>
-        <w:t>海巡等機關</w:t>
-      </w:r>
-      <w:proofErr w:type="gramEnd"/>
-      <w:r>
-        <w:rPr>
-          <w:rFonts w:hint="eastAsia"/>
-          <w:b/>
-          <w:spacing w:val="0"/>
-          <w:szCs w:val="28"/>
-        </w:rPr>
-        <w:t>或關鍵基礎設施、重要</w:t>
-      </w:r>
-      <w:proofErr w:type="gramStart"/>
-      <w:r>
-        <w:rPr>
-          <w:rFonts w:hint="eastAsia"/>
-          <w:b/>
-          <w:spacing w:val="0"/>
-          <w:szCs w:val="28"/>
-        </w:rPr>
-        <w:t>人士在場</w:t>
-      </w:r>
-      <w:proofErr w:type="gramEnd"/>
-      <w:r>
-        <w:rPr>
-          <w:rFonts w:hint="eastAsia"/>
-          <w:b/>
-          <w:spacing w:val="0"/>
-          <w:szCs w:val="28"/>
-        </w:rPr>
-        <w:t>、犯罪</w:t>
-      </w:r>
-      <w:proofErr w:type="gramStart"/>
-      <w:r>
-        <w:rPr>
-          <w:rFonts w:hint="eastAsia"/>
-          <w:b/>
-          <w:spacing w:val="0"/>
-          <w:szCs w:val="28"/>
-        </w:rPr>
-        <w:t>偵</w:t>
-      </w:r>
-      <w:proofErr w:type="gramEnd"/>
-      <w:r>
-        <w:rPr>
-          <w:rFonts w:hint="eastAsia"/>
-          <w:b/>
-          <w:spacing w:val="0"/>
-          <w:szCs w:val="28"/>
-        </w:rPr>
-        <w:t>監等，由機關衡酌個案特性</w:t>
-      </w:r>
-      <w:proofErr w:type="gramStart"/>
-      <w:r>
-        <w:rPr>
-          <w:rFonts w:hint="eastAsia"/>
-          <w:b/>
-          <w:spacing w:val="0"/>
-          <w:szCs w:val="28"/>
-        </w:rPr>
-        <w:t>妥適訂定</w:t>
-      </w:r>
-      <w:proofErr w:type="gramEnd"/>
-      <w:r>
-        <w:rPr>
-          <w:rFonts w:hint="eastAsia"/>
-          <w:b/>
-          <w:spacing w:val="0"/>
-          <w:szCs w:val="28"/>
-        </w:rPr>
-        <w:t>。]</w:t>
+        <w:t>[例如軍、警、海巡等機關或關鍵基礎設施、重要人士在場、犯罪偵監等，由機關衡酌個案特性妥適訂定。]</w:t>
       </w:r>
     </w:p>
     <w:p>
@@ -5635,43 +4916,7 @@
           <w:spacing w:val="0"/>
           <w:szCs w:val="28"/>
         </w:rPr>
-        <w:t>具有數位發展部公告之專業機構或法人所出具符合數位發展部會銜交通部訂定之遙控無人</w:t>
-      </w:r>
-      <w:proofErr w:type="gramStart"/>
-      <w:r>
-        <w:rPr>
-          <w:rFonts w:hint="eastAsia"/>
-          <w:spacing w:val="0"/>
-          <w:szCs w:val="28"/>
-        </w:rPr>
-        <w:t>機資安</w:t>
-      </w:r>
-      <w:proofErr w:type="gramEnd"/>
-      <w:r>
-        <w:rPr>
-          <w:rFonts w:hint="eastAsia"/>
-          <w:spacing w:val="0"/>
-          <w:szCs w:val="28"/>
-        </w:rPr>
-        <w:t>檢測規範之遙控無人</w:t>
-      </w:r>
-      <w:proofErr w:type="gramStart"/>
-      <w:r>
-        <w:rPr>
-          <w:rFonts w:hint="eastAsia"/>
-          <w:spacing w:val="0"/>
-          <w:szCs w:val="28"/>
-        </w:rPr>
-        <w:t>機資安</w:t>
-      </w:r>
-      <w:proofErr w:type="gramEnd"/>
-      <w:r>
-        <w:rPr>
-          <w:rFonts w:hint="eastAsia"/>
-          <w:spacing w:val="0"/>
-          <w:szCs w:val="28"/>
-        </w:rPr>
-        <w:t>檢</w:t>
+        <w:t>具有數位發展部公告之專業機構或法人所出具符合數位發展部會銜交通部訂定之遙控無人機資安檢測規範之遙控無人機資安檢</w:t>
       </w:r>
       <w:r>
         <w:rPr>
@@ -5687,43 +4932,7 @@
           <w:spacing w:val="0"/>
           <w:szCs w:val="28"/>
         </w:rPr>
-        <w:t>無人</w:t>
-      </w:r>
-      <w:proofErr w:type="gramStart"/>
-      <w:r>
-        <w:rPr>
-          <w:rFonts w:hint="eastAsia"/>
-          <w:spacing w:val="0"/>
-          <w:szCs w:val="28"/>
-        </w:rPr>
-        <w:t>機資安</w:t>
-      </w:r>
-      <w:proofErr w:type="gramEnd"/>
-      <w:r>
-        <w:rPr>
-          <w:rFonts w:hint="eastAsia"/>
-          <w:spacing w:val="0"/>
-          <w:szCs w:val="28"/>
-        </w:rPr>
-        <w:t>檢測需求</w:t>
-      </w:r>
-      <w:proofErr w:type="gramStart"/>
-      <w:r>
-        <w:rPr>
-          <w:rFonts w:hint="eastAsia"/>
-          <w:spacing w:val="0"/>
-          <w:szCs w:val="28"/>
-        </w:rPr>
-        <w:t>詳</w:t>
-      </w:r>
-      <w:proofErr w:type="gramEnd"/>
-      <w:r>
-        <w:rPr>
-          <w:rFonts w:hint="eastAsia"/>
-          <w:spacing w:val="0"/>
-          <w:szCs w:val="28"/>
-        </w:rPr>
-        <w:t>附表]</w:t>
+        <w:t>無人機資安檢測需求詳附表]</w:t>
       </w:r>
       <w:r>
         <w:rPr>
@@ -5754,25 +4963,7 @@
           <w:spacing w:val="0"/>
           <w:szCs w:val="28"/>
         </w:rPr>
-        <w:t>C.</w:t>
-      </w:r>
-      <w:proofErr w:type="gramStart"/>
-      <w:r>
-        <w:rPr>
-          <w:rFonts w:hint="eastAsia"/>
-          <w:spacing w:val="0"/>
-          <w:szCs w:val="28"/>
-        </w:rPr>
-        <w:t>具射頻</w:t>
-      </w:r>
-      <w:proofErr w:type="gramEnd"/>
-      <w:r>
-        <w:rPr>
-          <w:rFonts w:hint="eastAsia"/>
-          <w:spacing w:val="0"/>
-          <w:szCs w:val="28"/>
-        </w:rPr>
-        <w:t>功能且屬國家通訊傳播委員會公告「應經核准之電信管制射頻器材」者，應取得該會核發之審驗證明。</w:t>
+        <w:t>C.具射頻功能且屬國家通訊傳播委員會公告「應經核准之電信管制射頻器材」者，應取得該會核發之審驗證明。</w:t>
       </w:r>
     </w:p>
     <w:p>
@@ -5875,51 +5066,15 @@
           <w:spacing w:val="0"/>
           <w:szCs w:val="28"/>
         </w:rPr>
-        <w:t>使用之</w:t>
-      </w:r>
-      <w:proofErr w:type="gramStart"/>
-      <w:r>
-        <w:rPr>
-          <w:rFonts w:hint="eastAsia"/>
-          <w:spacing w:val="0"/>
-          <w:szCs w:val="28"/>
-        </w:rPr>
-        <w:t>無人機整機</w:t>
-      </w:r>
-      <w:proofErr w:type="gramEnd"/>
-      <w:r>
-        <w:rPr>
-          <w:rFonts w:hint="eastAsia"/>
-          <w:spacing w:val="0"/>
-          <w:szCs w:val="28"/>
-        </w:rPr>
-        <w:t>不得為大陸廠牌</w:t>
-      </w:r>
-      <w:r>
-        <w:rPr>
-          <w:rFonts w:hint="eastAsia"/>
-          <w:spacing w:val="0"/>
-          <w:szCs w:val="28"/>
-        </w:rPr>
-        <w:t>(</w:t>
-      </w:r>
-      <w:proofErr w:type="gramStart"/>
-      <w:r>
-        <w:rPr>
-          <w:rFonts w:hint="eastAsia"/>
-          <w:spacing w:val="0"/>
-          <w:szCs w:val="28"/>
-        </w:rPr>
-        <w:t>不</w:t>
-      </w:r>
-      <w:proofErr w:type="gramEnd"/>
-      <w:r>
-        <w:rPr>
-          <w:rFonts w:hint="eastAsia"/>
-          <w:spacing w:val="0"/>
-          <w:szCs w:val="28"/>
-        </w:rPr>
-        <w:t>及於零組件之廠牌)</w:t>
+        <w:t>使用之無人機整機不得為大陸廠牌</w:t>
+      </w:r>
+      <w:r>
+        <w:rPr>
+          <w:rFonts w:hint="eastAsia"/>
+          <w:spacing w:val="0"/>
+          <w:szCs w:val="28"/>
+        </w:rPr>
+        <w:t>(不及於零組件之廠牌)</w:t>
       </w:r>
       <w:r>
         <w:rPr>
@@ -6051,87 +5206,7 @@
           <w:spacing w:val="0"/>
           <w:szCs w:val="28"/>
         </w:rPr>
-        <w:t>[例如軍、警、</w:t>
-      </w:r>
-      <w:proofErr w:type="gramStart"/>
-      <w:r>
-        <w:rPr>
-          <w:rFonts w:hint="eastAsia"/>
-          <w:b/>
-          <w:spacing w:val="0"/>
-          <w:szCs w:val="28"/>
-        </w:rPr>
-        <w:t>海巡等機關</w:t>
-      </w:r>
-      <w:proofErr w:type="gramEnd"/>
-      <w:r>
-        <w:rPr>
-          <w:rFonts w:hint="eastAsia"/>
-          <w:b/>
-          <w:spacing w:val="0"/>
-          <w:szCs w:val="28"/>
-        </w:rPr>
-        <w:t>或關鍵基礎設施、重要</w:t>
-      </w:r>
-      <w:proofErr w:type="gramStart"/>
-      <w:r>
-        <w:rPr>
-          <w:rFonts w:hint="eastAsia"/>
-          <w:b/>
-          <w:spacing w:val="0"/>
-          <w:szCs w:val="28"/>
-        </w:rPr>
-        <w:t>人士在場</w:t>
-      </w:r>
-      <w:proofErr w:type="gramEnd"/>
-      <w:r>
-        <w:rPr>
-          <w:rFonts w:hint="eastAsia"/>
-          <w:b/>
-          <w:spacing w:val="0"/>
-          <w:szCs w:val="28"/>
-        </w:rPr>
-        <w:t>、犯罪</w:t>
-      </w:r>
-      <w:proofErr w:type="gramStart"/>
-      <w:r>
-        <w:rPr>
-          <w:rFonts w:hint="eastAsia"/>
-          <w:b/>
-          <w:spacing w:val="0"/>
-          <w:szCs w:val="28"/>
-        </w:rPr>
-        <w:t>偵</w:t>
-      </w:r>
-      <w:proofErr w:type="gramEnd"/>
-      <w:r>
-        <w:rPr>
-          <w:rFonts w:hint="eastAsia"/>
-          <w:b/>
-          <w:spacing w:val="0"/>
-          <w:szCs w:val="28"/>
-        </w:rPr>
-        <w:t>監等，由機關衡酌個案特性</w:t>
-      </w:r>
-      <w:proofErr w:type="gramStart"/>
-      <w:r>
-        <w:rPr>
-          <w:rFonts w:hint="eastAsia"/>
-          <w:b/>
-          <w:spacing w:val="0"/>
-          <w:szCs w:val="28"/>
-        </w:rPr>
-        <w:t>妥適訂定</w:t>
-      </w:r>
-      <w:proofErr w:type="gramEnd"/>
-      <w:r>
-        <w:rPr>
-          <w:rFonts w:hint="eastAsia"/>
-          <w:b/>
-          <w:spacing w:val="0"/>
-          <w:szCs w:val="28"/>
-        </w:rPr>
-        <w:t>。]</w:t>
+        <w:t>[例如軍、警、海巡等機關或關鍵基礎設施、重要人士在場、犯罪偵監等，由機關衡酌個案特性妥適訂定。]</w:t>
       </w:r>
       <w:r>
         <w:rPr>
@@ -6265,43 +5340,7 @@
           <w:spacing w:val="0"/>
           <w:szCs w:val="28"/>
         </w:rPr>
-        <w:t>具有數位發展部公告之專業機構或法 人所出具符合數位發展部會銜交通部 訂定之遙控無人</w:t>
-      </w:r>
-      <w:proofErr w:type="gramStart"/>
-      <w:r>
-        <w:rPr>
-          <w:rFonts w:hint="eastAsia"/>
-          <w:spacing w:val="0"/>
-          <w:szCs w:val="28"/>
-        </w:rPr>
-        <w:t>機資安</w:t>
-      </w:r>
-      <w:proofErr w:type="gramEnd"/>
-      <w:r>
-        <w:rPr>
-          <w:rFonts w:hint="eastAsia"/>
-          <w:spacing w:val="0"/>
-          <w:szCs w:val="28"/>
-        </w:rPr>
-        <w:t>檢測規範之遙 控無人</w:t>
-      </w:r>
-      <w:proofErr w:type="gramStart"/>
-      <w:r>
-        <w:rPr>
-          <w:rFonts w:hint="eastAsia"/>
-          <w:spacing w:val="0"/>
-          <w:szCs w:val="28"/>
-        </w:rPr>
-        <w:t>機資安</w:t>
-      </w:r>
-      <w:proofErr w:type="gramEnd"/>
-      <w:r>
-        <w:rPr>
-          <w:rFonts w:hint="eastAsia"/>
-          <w:spacing w:val="0"/>
-          <w:szCs w:val="28"/>
-        </w:rPr>
-        <w:t>檢測合格</w:t>
+        <w:t>具有數位發展部公告之專業機構或法 人所出具符合數位發展部會銜交通部 訂定之遙控無人機資安檢測規範之遙 控無人機資安檢測合格</w:t>
       </w:r>
       <w:r>
         <w:rPr>
@@ -6325,43 +5364,7 @@
           <w:spacing w:val="0"/>
           <w:szCs w:val="28"/>
         </w:rPr>
-        <w:t>無人</w:t>
-      </w:r>
-      <w:proofErr w:type="gramStart"/>
-      <w:r>
-        <w:rPr>
-          <w:rFonts w:hint="eastAsia"/>
-          <w:spacing w:val="0"/>
-          <w:szCs w:val="28"/>
-        </w:rPr>
-        <w:t>機資安</w:t>
-      </w:r>
-      <w:proofErr w:type="gramEnd"/>
-      <w:r>
-        <w:rPr>
-          <w:rFonts w:hint="eastAsia"/>
-          <w:spacing w:val="0"/>
-          <w:szCs w:val="28"/>
-        </w:rPr>
-        <w:t>檢測需求</w:t>
-      </w:r>
-      <w:proofErr w:type="gramStart"/>
-      <w:r>
-        <w:rPr>
-          <w:rFonts w:hint="eastAsia"/>
-          <w:spacing w:val="0"/>
-          <w:szCs w:val="28"/>
-        </w:rPr>
-        <w:t>詳</w:t>
-      </w:r>
-      <w:proofErr w:type="gramEnd"/>
-      <w:r>
-        <w:rPr>
-          <w:rFonts w:hint="eastAsia"/>
-          <w:spacing w:val="0"/>
-          <w:szCs w:val="28"/>
-        </w:rPr>
-        <w:t>附表]</w:t>
+        <w:t>無人機資安檢測需求詳附表]</w:t>
       </w:r>
       <w:r>
         <w:rPr>
@@ -6395,23 +5398,13 @@
         <w:lastRenderedPageBreak/>
         <w:t>C.</w:t>
       </w:r>
-      <w:proofErr w:type="gramStart"/>
-      <w:r>
-        <w:rPr>
-          <w:rFonts w:hint="eastAsia"/>
-          <w:spacing w:val="0"/>
-          <w:szCs w:val="28"/>
-        </w:rPr>
-        <w:t>具射頻</w:t>
-      </w:r>
-      <w:proofErr w:type="gramEnd"/>
-      <w:r>
-        <w:rPr>
-          <w:rFonts w:hint="eastAsia"/>
-          <w:spacing w:val="0"/>
-          <w:szCs w:val="28"/>
-        </w:rPr>
-        <w:t>功能且屬國家通訊傳播委員會公告「應經核准之電信管制射頻器材」者，應取得該會核發之審驗證明。</w:t>
+      <w:r>
+        <w:rPr>
+          <w:rFonts w:hint="eastAsia"/>
+          <w:spacing w:val="0"/>
+          <w:szCs w:val="28"/>
+        </w:rPr>
+        <w:t>具射頻功能且屬國家通訊傳播委員會公告「應經核准之電信管制射頻器材」者，應取得該會核發之審驗證明。</w:t>
       </w:r>
     </w:p>
     <w:p>
@@ -6474,25 +5467,7 @@
           <w:spacing w:val="0"/>
           <w:szCs w:val="28"/>
         </w:rPr>
-        <w:t>)無人機操作人，</w:t>
-      </w:r>
-      <w:proofErr w:type="gramStart"/>
-      <w:r>
-        <w:rPr>
-          <w:rFonts w:hint="eastAsia"/>
-          <w:spacing w:val="0"/>
-          <w:szCs w:val="28"/>
-        </w:rPr>
-        <w:t>均應具</w:t>
-      </w:r>
-      <w:proofErr w:type="gramEnd"/>
-      <w:r>
-        <w:rPr>
-          <w:rFonts w:hint="eastAsia"/>
-          <w:spacing w:val="0"/>
-          <w:szCs w:val="28"/>
-        </w:rPr>
-        <w:t>民航局核發之合格專業操作證。</w:t>
+        <w:t>)無人機操作人，均應具民航局核發之合格專業操作證。</w:t>
       </w:r>
     </w:p>
     <w:p>
@@ -6571,25 +5546,7 @@
           <w:spacing w:val="0"/>
           <w:szCs w:val="28"/>
         </w:rPr>
-        <w:t>飛</w:t>
-      </w:r>
-      <w:proofErr w:type="gramStart"/>
-      <w:r>
-        <w:rPr>
-          <w:rFonts w:hint="eastAsia"/>
-          <w:spacing w:val="0"/>
-          <w:szCs w:val="28"/>
-        </w:rPr>
-        <w:t>經紅區</w:t>
-      </w:r>
-      <w:proofErr w:type="gramEnd"/>
-      <w:r>
-        <w:rPr>
-          <w:rFonts w:hint="eastAsia"/>
-          <w:spacing w:val="0"/>
-          <w:szCs w:val="28"/>
-        </w:rPr>
-        <w:t>者，其飛行計畫須經交通部及(或)活動所在之地方政府審核通過。。</w:t>
+        <w:t>飛經紅區者，其飛行計畫須經交通部及(或)活動所在之地方政府審核通過。。</w:t>
       </w:r>
     </w:p>
     <w:p>
@@ -6769,54 +5726,16 @@
           <w:b/>
           <w:szCs w:val="28"/>
         </w:rPr>
-        <w:t>無人</w:t>
-      </w:r>
-      <w:proofErr w:type="gramStart"/>
+        <w:t>無人機資安檢測需求</w:t>
+      </w:r>
       <w:r>
         <w:rPr>
           <w:rFonts w:ascii="標楷體" w:hAnsi="標楷體" w:cs="標楷體" w:hint="eastAsia"/>
           <w:b/>
           <w:szCs w:val="28"/>
-        </w:rPr>
-        <w:t>機資安</w:t>
-      </w:r>
-      <w:proofErr w:type="gramEnd"/>
-      <w:r>
-        <w:rPr>
-          <w:rFonts w:ascii="標楷體" w:hAnsi="標楷體" w:cs="標楷體" w:hint="eastAsia"/>
-          <w:b/>
-          <w:szCs w:val="28"/>
-        </w:rPr>
-        <w:t>檢測需求</w:t>
-      </w:r>
-      <w:r>
-        <w:rPr>
-          <w:rFonts w:ascii="標楷體" w:hAnsi="標楷體" w:cs="標楷體" w:hint="eastAsia"/>
-          <w:b/>
-          <w:szCs w:val="28"/>
           <w:vertAlign w:val="superscript"/>
         </w:rPr>
-        <w:t>(</w:t>
-      </w:r>
-      <w:proofErr w:type="gramStart"/>
-      <w:r>
-        <w:rPr>
-          <w:rFonts w:ascii="標楷體" w:hAnsi="標楷體" w:cs="標楷體" w:hint="eastAsia"/>
-          <w:b/>
-          <w:szCs w:val="28"/>
-          <w:vertAlign w:val="superscript"/>
-        </w:rPr>
-        <w:t>註</w:t>
-      </w:r>
-      <w:proofErr w:type="gramEnd"/>
-      <w:r>
-        <w:rPr>
-          <w:rFonts w:ascii="標楷體" w:hAnsi="標楷體" w:cs="標楷體" w:hint="eastAsia"/>
-          <w:b/>
-          <w:szCs w:val="28"/>
-          <w:vertAlign w:val="superscript"/>
-        </w:rPr>
-        <w:t>1)</w:t>
+        <w:t>(註1)</w:t>
       </w:r>
     </w:p>
     <w:tbl>
@@ -6865,7 +5784,6 @@
                 <w:szCs w:val="28"/>
               </w:rPr>
             </w:pPr>
-            <w:proofErr w:type="gramStart"/>
             <w:r>
               <w:rPr>
                 <w:rFonts w:ascii="標楷體" w:hAnsi="標楷體" w:cs="標楷體" w:hint="eastAsia"/>
@@ -6873,17 +5791,7 @@
                 <w:sz w:val="28"/>
                 <w:szCs w:val="28"/>
               </w:rPr>
-              <w:t>資安檢測</w:t>
-            </w:r>
-            <w:proofErr w:type="gramEnd"/>
-            <w:r>
-              <w:rPr>
-                <w:rFonts w:ascii="標楷體" w:hAnsi="標楷體" w:cs="標楷體" w:hint="eastAsia"/>
-                <w:b/>
-                <w:sz w:val="28"/>
-                <w:szCs w:val="28"/>
-              </w:rPr>
-              <w:t>等級</w:t>
+              <w:t>資安檢測等級</w:t>
             </w:r>
             <w:r>
               <w:rPr>
@@ -7002,31 +5910,7 @@
                 <w:sz w:val="28"/>
                 <w:szCs w:val="28"/>
               </w:rPr>
-              <w:t>「遙控無人</w:t>
-            </w:r>
-            <w:proofErr w:type="gramStart"/>
-            <w:r>
-              <w:rPr>
-                <w:rFonts w:ascii="標楷體" w:hAnsi="標楷體" w:cs="標楷體" w:hint="eastAsia"/>
-                <w:bCs/>
-                <w:color w:val="FF0000"/>
-                <w:spacing w:val="0"/>
-                <w:sz w:val="28"/>
-                <w:szCs w:val="28"/>
-              </w:rPr>
-              <w:t>機資安</w:t>
-            </w:r>
-            <w:proofErr w:type="gramEnd"/>
-            <w:r>
-              <w:rPr>
-                <w:rFonts w:ascii="標楷體" w:hAnsi="標楷體" w:cs="標楷體" w:hint="eastAsia"/>
-                <w:bCs/>
-                <w:color w:val="FF0000"/>
-                <w:spacing w:val="0"/>
-                <w:sz w:val="28"/>
-                <w:szCs w:val="28"/>
-              </w:rPr>
-              <w:t>檢測規範」第6章檢測項目合格</w:t>
+              <w:t>「遙控無人機資安檢測規範」第6章檢測項目合格</w:t>
             </w:r>
           </w:p>
         </w:tc>
@@ -7058,29 +5942,7 @@
                 <w:sz w:val="28"/>
                 <w:szCs w:val="28"/>
               </w:rPr>
-              <w:t>有下列情形之</w:t>
-            </w:r>
-            <w:proofErr w:type="gramStart"/>
-            <w:r>
-              <w:rPr>
-                <w:rFonts w:ascii="標楷體" w:hAnsi="標楷體" w:cs="標楷體" w:hint="eastAsia"/>
-                <w:bCs/>
-                <w:spacing w:val="0"/>
-                <w:sz w:val="28"/>
-                <w:szCs w:val="28"/>
-              </w:rPr>
-              <w:t>一</w:t>
-            </w:r>
-            <w:proofErr w:type="gramEnd"/>
-            <w:r>
-              <w:rPr>
-                <w:rFonts w:ascii="標楷體" w:hAnsi="標楷體" w:cs="標楷體" w:hint="eastAsia"/>
-                <w:bCs/>
-                <w:spacing w:val="0"/>
-                <w:sz w:val="28"/>
-                <w:szCs w:val="28"/>
-              </w:rPr>
-              <w:t>者：</w:t>
+              <w:t>有下列情形之一者：</w:t>
             </w:r>
           </w:p>
           <w:p>
@@ -7105,27 +5967,7 @@
                 <w:sz w:val="28"/>
                 <w:szCs w:val="28"/>
               </w:rPr>
-              <w:t>1.</w:t>
-            </w:r>
-            <w:proofErr w:type="gramStart"/>
-            <w:r>
-              <w:rPr>
-                <w:rFonts w:ascii="標楷體" w:hAnsi="標楷體" w:cs="標楷體" w:hint="eastAsia"/>
-                <w:bCs/>
-                <w:sz w:val="28"/>
-                <w:szCs w:val="28"/>
-              </w:rPr>
-              <w:t>飛經禁航</w:t>
-            </w:r>
-            <w:proofErr w:type="gramEnd"/>
-            <w:r>
-              <w:rPr>
-                <w:rFonts w:ascii="標楷體" w:hAnsi="標楷體" w:cs="標楷體" w:hint="eastAsia"/>
-                <w:bCs/>
-                <w:sz w:val="28"/>
-                <w:szCs w:val="28"/>
-              </w:rPr>
-              <w:t>區、限航區、民航局公告之航空站或飛行場四周或地方政府代中央機關公告之紅區</w:t>
+              <w:t>1.飛經禁航區、限航區、民航局公告之航空站或飛行場四周或地方政府代中央機關公告之紅區</w:t>
             </w:r>
           </w:p>
           <w:p>
@@ -7295,19 +6137,8 @@
                 <w:sz w:val="28"/>
                 <w:szCs w:val="28"/>
               </w:rPr>
-              <w:t>政府劃</w:t>
+              <w:t>政府劃設紅區</w:t>
             </w:r>
-            <w:proofErr w:type="gramStart"/>
-            <w:r>
-              <w:rPr>
-                <w:rFonts w:ascii="標楷體" w:hAnsi="標楷體" w:cs="標楷體" w:hint="eastAsia"/>
-                <w:bCs/>
-                <w:sz w:val="28"/>
-                <w:szCs w:val="28"/>
-              </w:rPr>
-              <w:t>設紅區</w:t>
-            </w:r>
-            <w:proofErr w:type="gramEnd"/>
           </w:p>
         </w:tc>
         <w:tc>
@@ -7336,27 +6167,7 @@
                 <w:sz w:val="28"/>
                 <w:szCs w:val="28"/>
               </w:rPr>
-              <w:t>有下列情形之</w:t>
-            </w:r>
-            <w:proofErr w:type="gramStart"/>
-            <w:r>
-              <w:rPr>
-                <w:rFonts w:ascii="標楷體" w:hAnsi="標楷體" w:cs="標楷體" w:hint="eastAsia"/>
-                <w:bCs/>
-                <w:sz w:val="28"/>
-                <w:szCs w:val="28"/>
-              </w:rPr>
-              <w:t>一</w:t>
-            </w:r>
-            <w:proofErr w:type="gramEnd"/>
-            <w:r>
-              <w:rPr>
-                <w:rFonts w:ascii="標楷體" w:hAnsi="標楷體" w:cs="標楷體" w:hint="eastAsia"/>
-                <w:bCs/>
-                <w:sz w:val="28"/>
-                <w:szCs w:val="28"/>
-              </w:rPr>
-              <w:t>者，免予適用:</w:t>
+              <w:t>有下列情形之一者，免予適用:</w:t>
             </w:r>
           </w:p>
           <w:p>
@@ -7442,27 +6253,7 @@
                 <w:sz w:val="28"/>
                 <w:szCs w:val="28"/>
               </w:rPr>
-              <w:t>3.</w:t>
-            </w:r>
-            <w:proofErr w:type="gramStart"/>
-            <w:r>
-              <w:rPr>
-                <w:rFonts w:ascii="標楷體" w:hAnsi="標楷體" w:cs="標楷體" w:hint="eastAsia"/>
-                <w:bCs/>
-                <w:sz w:val="28"/>
-                <w:szCs w:val="28"/>
-              </w:rPr>
-              <w:t>紅區所在</w:t>
-            </w:r>
-            <w:proofErr w:type="gramEnd"/>
-            <w:r>
-              <w:rPr>
-                <w:rFonts w:ascii="標楷體" w:hAnsi="標楷體" w:cs="標楷體" w:hint="eastAsia"/>
-                <w:bCs/>
-                <w:sz w:val="28"/>
-                <w:szCs w:val="28"/>
-              </w:rPr>
-              <w:t>機關辦理之教育訓練或競賽等低機敏性活動並報經地方政府備查。</w:t>
+              <w:t>3.紅區所在機關辦理之教育訓練或競賽等低機敏性活動並報經地方政府備查。</w:t>
             </w:r>
           </w:p>
         </w:tc>
@@ -7520,31 +6311,7 @@
                 <w:sz w:val="28"/>
                 <w:szCs w:val="28"/>
               </w:rPr>
-              <w:t>「遙控無人</w:t>
-            </w:r>
-            <w:proofErr w:type="gramStart"/>
-            <w:r>
-              <w:rPr>
-                <w:rFonts w:ascii="標楷體" w:hAnsi="標楷體" w:cs="標楷體" w:hint="eastAsia"/>
-                <w:bCs/>
-                <w:color w:val="FF0000"/>
-                <w:spacing w:val="0"/>
-                <w:sz w:val="28"/>
-                <w:szCs w:val="28"/>
-              </w:rPr>
-              <w:t>機資安</w:t>
-            </w:r>
-            <w:proofErr w:type="gramEnd"/>
-            <w:r>
-              <w:rPr>
-                <w:rFonts w:ascii="標楷體" w:hAnsi="標楷體" w:cs="標楷體" w:hint="eastAsia"/>
-                <w:bCs/>
-                <w:color w:val="FF0000"/>
-                <w:spacing w:val="0"/>
-                <w:sz w:val="28"/>
-                <w:szCs w:val="28"/>
-              </w:rPr>
-              <w:t>檢測規範」</w:t>
+              <w:t>「遙控無人機資安檢測規範」</w:t>
             </w:r>
             <w:r>
               <w:rPr>
@@ -7554,29 +6321,7 @@
                 <w:sz w:val="28"/>
                 <w:szCs w:val="28"/>
               </w:rPr>
-              <w:t>第7章無人機群飛</w:t>
-            </w:r>
-            <w:proofErr w:type="gramStart"/>
-            <w:r>
-              <w:rPr>
-                <w:rFonts w:ascii="標楷體" w:hAnsi="標楷體" w:cs="標楷體" w:hint="eastAsia"/>
-                <w:color w:val="FF0000"/>
-                <w:spacing w:val="0"/>
-                <w:sz w:val="28"/>
-                <w:szCs w:val="28"/>
-              </w:rPr>
-              <w:t>系統資安檢測</w:t>
-            </w:r>
-            <w:proofErr w:type="gramEnd"/>
-            <w:r>
-              <w:rPr>
-                <w:rFonts w:ascii="標楷體" w:hAnsi="標楷體" w:cs="標楷體" w:hint="eastAsia"/>
-                <w:color w:val="FF0000"/>
-                <w:spacing w:val="0"/>
-                <w:sz w:val="28"/>
-                <w:szCs w:val="28"/>
-              </w:rPr>
-              <w:t>合格</w:t>
+              <w:t>第7章無人機群飛系統資安檢測合格</w:t>
             </w:r>
           </w:p>
         </w:tc>
@@ -7599,7 +6344,6 @@
                 <w:szCs w:val="28"/>
               </w:rPr>
             </w:pPr>
-            <w:proofErr w:type="gramStart"/>
             <w:r>
               <w:rPr>
                 <w:rFonts w:ascii="標楷體" w:hAnsi="標楷體" w:cs="標楷體" w:hint="eastAsia"/>
@@ -7608,18 +6352,7 @@
                 <w:sz w:val="28"/>
                 <w:szCs w:val="28"/>
               </w:rPr>
-              <w:t>群飛架數</w:t>
-            </w:r>
-            <w:proofErr w:type="gramEnd"/>
-            <w:r>
-              <w:rPr>
-                <w:rFonts w:ascii="標楷體" w:hAnsi="標楷體" w:cs="標楷體" w:hint="eastAsia"/>
-                <w:bCs/>
-                <w:spacing w:val="-4"/>
-                <w:sz w:val="28"/>
-                <w:szCs w:val="28"/>
-              </w:rPr>
-              <w:t>2</w:t>
+              <w:t>群飛架數2</w:t>
             </w:r>
             <w:r>
               <w:rPr>
@@ -7678,50 +6411,22 @@
           <w:szCs w:val="24"/>
         </w:rPr>
       </w:pPr>
-      <w:proofErr w:type="gramStart"/>
       <w:r>
         <w:rPr>
           <w:rFonts w:ascii="標楷體" w:hAnsi="標楷體" w:cs="標楷體" w:hint="eastAsia"/>
           <w:spacing w:val="0"/>
           <w:szCs w:val="24"/>
         </w:rPr>
-        <w:t>註</w:t>
-      </w:r>
-      <w:proofErr w:type="gramEnd"/>
+        <w:t>註1</w:t>
+      </w:r>
+      <w:bookmarkStart w:id="2" w:name="_Hlk194682227"/>
       <w:r>
         <w:rPr>
           <w:rFonts w:ascii="標楷體" w:hAnsi="標楷體" w:cs="標楷體" w:hint="eastAsia"/>
           <w:spacing w:val="0"/>
           <w:szCs w:val="24"/>
         </w:rPr>
-        <w:t>1</w:t>
-      </w:r>
-      <w:bookmarkStart w:id="2" w:name="_Hlk194682227"/>
-      <w:r>
-        <w:rPr>
-          <w:rFonts w:ascii="標楷體" w:hAnsi="標楷體" w:cs="標楷體" w:hint="eastAsia"/>
-          <w:spacing w:val="0"/>
-          <w:szCs w:val="24"/>
-        </w:rPr>
-        <w:t>：本表無人</w:t>
-      </w:r>
-      <w:proofErr w:type="gramStart"/>
-      <w:r>
-        <w:rPr>
-          <w:rFonts w:ascii="標楷體" w:hAnsi="標楷體" w:cs="標楷體" w:hint="eastAsia"/>
-          <w:spacing w:val="0"/>
-          <w:szCs w:val="24"/>
-        </w:rPr>
-        <w:t>機資安</w:t>
-      </w:r>
-      <w:proofErr w:type="gramEnd"/>
-      <w:r>
-        <w:rPr>
-          <w:rFonts w:ascii="標楷體" w:hAnsi="標楷體" w:cs="標楷體" w:hint="eastAsia"/>
-          <w:spacing w:val="0"/>
-          <w:szCs w:val="24"/>
-        </w:rPr>
-        <w:t>檢測需求係針對一般機關採購取得或使用無人機之基本需求，機關得依個案特性提高檢測安全等級</w:t>
+        <w:t>：本表無人機資安檢測需求係針對一般機關採購取得或使用無人機之基本需求，機關得依個案特性提高檢測安全等級</w:t>
       </w:r>
       <w:r>
         <w:rPr>
@@ -7754,113 +6459,23 @@
           <w:szCs w:val="24"/>
         </w:rPr>
       </w:pPr>
-      <w:proofErr w:type="gramStart"/>
       <w:r>
         <w:rPr>
           <w:rFonts w:ascii="標楷體" w:hAnsi="標楷體" w:cs="標楷體" w:hint="eastAsia"/>
           <w:spacing w:val="0"/>
           <w:szCs w:val="24"/>
         </w:rPr>
-        <w:t>註</w:t>
-      </w:r>
-      <w:proofErr w:type="gramEnd"/>
+        <w:t>註2：</w:t>
+      </w:r>
+      <w:bookmarkStart w:id="3" w:name="_Hlk194682257"/>
       <w:r>
         <w:rPr>
           <w:rFonts w:ascii="標楷體" w:hAnsi="標楷體" w:cs="標楷體" w:hint="eastAsia"/>
+          <w:color w:val="FF0000"/>
           <w:spacing w:val="0"/>
           <w:szCs w:val="24"/>
         </w:rPr>
-        <w:t>2：</w:t>
-      </w:r>
-      <w:bookmarkStart w:id="3" w:name="_Hlk194682257"/>
-      <w:r>
-        <w:rPr>
-          <w:rFonts w:ascii="標楷體" w:hAnsi="標楷體" w:cs="標楷體" w:hint="eastAsia"/>
-          <w:color w:val="FF0000"/>
-          <w:spacing w:val="0"/>
-          <w:szCs w:val="24"/>
-        </w:rPr>
-        <w:t>數位</w:t>
-      </w:r>
-      <w:proofErr w:type="gramStart"/>
-      <w:r>
-        <w:rPr>
-          <w:rFonts w:ascii="標楷體" w:hAnsi="標楷體" w:cs="標楷體" w:hint="eastAsia"/>
-          <w:color w:val="FF0000"/>
-          <w:spacing w:val="0"/>
-          <w:szCs w:val="24"/>
-        </w:rPr>
-        <w:t>發展部以114年1月8日</w:t>
-      </w:r>
-      <w:proofErr w:type="gramEnd"/>
-      <w:r>
-        <w:rPr>
-          <w:rFonts w:ascii="標楷體" w:hAnsi="標楷體" w:cs="標楷體" w:hint="eastAsia"/>
-          <w:color w:val="FF0000"/>
-          <w:spacing w:val="0"/>
-          <w:szCs w:val="24"/>
-        </w:rPr>
-        <w:t>數位韌性字第 11350028201號公告，該部113年12月26日會銜交通部公告「遙控無人</w:t>
-      </w:r>
-      <w:proofErr w:type="gramStart"/>
-      <w:r>
-        <w:rPr>
-          <w:rFonts w:ascii="標楷體" w:hAnsi="標楷體" w:cs="標楷體" w:hint="eastAsia"/>
-          <w:color w:val="FF0000"/>
-          <w:spacing w:val="0"/>
-          <w:szCs w:val="24"/>
-        </w:rPr>
-        <w:t>機資安</w:t>
-      </w:r>
-      <w:proofErr w:type="gramEnd"/>
-      <w:r>
-        <w:rPr>
-          <w:rFonts w:ascii="標楷體" w:hAnsi="標楷體" w:cs="標楷體" w:hint="eastAsia"/>
-          <w:color w:val="FF0000"/>
-          <w:spacing w:val="0"/>
-          <w:szCs w:val="24"/>
-        </w:rPr>
-        <w:t>檢測規範」前，已向公告所列檢測專業機構或法人取得依「遙控無人</w:t>
-      </w:r>
-      <w:proofErr w:type="gramStart"/>
-      <w:r>
-        <w:rPr>
-          <w:rFonts w:ascii="標楷體" w:hAnsi="標楷體" w:cs="標楷體" w:hint="eastAsia"/>
-          <w:color w:val="FF0000"/>
-          <w:spacing w:val="0"/>
-          <w:szCs w:val="24"/>
-        </w:rPr>
-        <w:t>機資安</w:t>
-      </w:r>
-      <w:proofErr w:type="gramEnd"/>
-      <w:r>
-        <w:rPr>
-          <w:rFonts w:ascii="標楷體" w:hAnsi="標楷體" w:cs="標楷體" w:hint="eastAsia"/>
-          <w:color w:val="FF0000"/>
-          <w:spacing w:val="0"/>
-          <w:szCs w:val="24"/>
-        </w:rPr>
-        <w:t>保障規範」2.0所發給之檢測報告者，得向該機構或法人申請換發相當檢測項目之遙控無人</w:t>
-      </w:r>
-      <w:proofErr w:type="gramStart"/>
-      <w:r>
-        <w:rPr>
-          <w:rFonts w:ascii="標楷體" w:hAnsi="標楷體" w:cs="標楷體" w:hint="eastAsia"/>
-          <w:color w:val="FF0000"/>
-          <w:spacing w:val="0"/>
-          <w:szCs w:val="24"/>
-        </w:rPr>
-        <w:t>機資安</w:t>
-      </w:r>
-      <w:proofErr w:type="gramEnd"/>
-      <w:r>
-        <w:rPr>
-          <w:rFonts w:ascii="標楷體" w:hAnsi="標楷體" w:cs="標楷體" w:hint="eastAsia"/>
-          <w:color w:val="FF0000"/>
-          <w:spacing w:val="0"/>
-          <w:szCs w:val="24"/>
-        </w:rPr>
-        <w:t>檢測合格報告</w:t>
+        <w:t>數位發展部以114年1月8日數位韌性字第 11350028201號公告，該部113年12月26日會銜交通部公告「遙控無人機資安檢測規範」前，已向公告所列檢測專業機構或法人取得依「遙控無人機資安保障規範」2.0所發給之檢測報告者，得向該機構或法人申請換發相當檢測項目之遙控無人機資安檢測合格報告</w:t>
       </w:r>
       <w:r>
         <w:rPr>
@@ -7884,41 +6499,13 @@
           <w:szCs w:val="24"/>
         </w:rPr>
       </w:pPr>
-      <w:proofErr w:type="gramStart"/>
       <w:r>
         <w:rPr>
           <w:rFonts w:ascii="標楷體" w:hAnsi="標楷體" w:cs="標楷體" w:hint="eastAsia"/>
           <w:spacing w:val="0"/>
           <w:szCs w:val="24"/>
         </w:rPr>
-        <w:t>註</w:t>
-      </w:r>
-      <w:proofErr w:type="gramEnd"/>
-      <w:r>
-        <w:rPr>
-          <w:rFonts w:ascii="標楷體" w:hAnsi="標楷體" w:cs="標楷體" w:hint="eastAsia"/>
-          <w:spacing w:val="0"/>
-          <w:szCs w:val="24"/>
-        </w:rPr>
-        <w:t>3：機關應視個案實際情形於採購預算</w:t>
-      </w:r>
-      <w:proofErr w:type="gramStart"/>
-      <w:r>
-        <w:rPr>
-          <w:rFonts w:ascii="標楷體" w:hAnsi="標楷體" w:cs="標楷體" w:hint="eastAsia"/>
-          <w:spacing w:val="0"/>
-          <w:szCs w:val="24"/>
-        </w:rPr>
-        <w:t>編列資安檢測</w:t>
-      </w:r>
-      <w:proofErr w:type="gramEnd"/>
-      <w:r>
-        <w:rPr>
-          <w:rFonts w:ascii="標楷體" w:hAnsi="標楷體" w:cs="標楷體" w:hint="eastAsia"/>
-          <w:spacing w:val="0"/>
-          <w:szCs w:val="24"/>
-        </w:rPr>
-        <w:t>費用。客製化之財物採購，第1次型式檢測費用由機關預算支應；勞務採購，機關依使用架數、使用頻率等因素評估所需檢測費用。</w:t>
+        <w:t>註3：機關應視個案實際情形於採購預算編列資安檢測費用。客製化之財物採購，第1次型式檢測費用由機關預算支應；勞務採購，機關依使用架數、使用頻率等因素評估所需檢測費用。</w:t>
       </w:r>
     </w:p>
     <w:p>
@@ -8020,7 +6607,6 @@
         </w:rPr>
         <w:t xml:space="preserve">      </w:t>
       </w:r>
-      <w:proofErr w:type="gramStart"/>
       <w:r>
         <w:rPr>
           <w:rFonts w:hint="eastAsia"/>
@@ -8028,7 +6614,6 @@
         </w:rPr>
         <w:t>█</w:t>
       </w:r>
-      <w:proofErr w:type="gramEnd"/>
       <w:r>
         <w:rPr>
           <w:spacing w:val="0"/>
@@ -8078,15 +6663,7 @@
         <w:t>(1)依採購法第25條規定</w:t>
       </w:r>
       <w:r>
-        <w:t>允許廠商共同投標(招標</w:t>
-      </w:r>
-      <w:proofErr w:type="gramStart"/>
-      <w:r>
-        <w:t>文件已附共同</w:t>
-      </w:r>
-      <w:proofErr w:type="gramEnd"/>
-      <w:r>
-        <w:t>投標協議書範本</w:t>
+        <w:t>允許廠商共同投標(招標文件已附共同投標協議書範本</w:t>
       </w:r>
       <w:r>
         <w:rPr>
@@ -8150,7 +6727,6 @@
           <w:spacing w:val="0"/>
         </w:rPr>
       </w:pPr>
-      <w:proofErr w:type="gramStart"/>
       <w:r>
         <w:rPr>
           <w:rFonts w:hint="eastAsia"/>
@@ -8158,7 +6734,6 @@
         </w:rPr>
         <w:t>█</w:t>
       </w:r>
-      <w:proofErr w:type="gramEnd"/>
       <w:r>
         <w:rPr>
           <w:spacing w:val="0"/>
@@ -8200,7 +6775,6 @@
           <w:u w:val="single"/>
         </w:rPr>
       </w:pPr>
-      <w:proofErr w:type="gramStart"/>
       <w:r>
         <w:rPr>
           <w:rFonts w:hint="eastAsia"/>
@@ -8208,7 +6782,6 @@
         </w:rPr>
         <w:t>█</w:t>
       </w:r>
-      <w:proofErr w:type="gramEnd"/>
       <w:r>
         <w:rPr>
           <w:rFonts w:hint="eastAsia"/>
@@ -8319,23 +6892,7 @@
           <w:color w:val="000000"/>
           <w:u w:val="single"/>
         </w:rPr>
-        <w:t>(</w:t>
-      </w:r>
-      <w:proofErr w:type="gramStart"/>
-      <w:r>
-        <w:rPr>
-          <w:color w:val="000000"/>
-          <w:u w:val="single"/>
-        </w:rPr>
-        <w:t>無者免填</w:t>
-      </w:r>
-      <w:proofErr w:type="gramEnd"/>
-      <w:r>
-        <w:rPr>
-          <w:color w:val="000000"/>
-          <w:u w:val="single"/>
-        </w:rPr>
-        <w:t>)</w:t>
+        <w:t>(無者免填)</w:t>
       </w:r>
       <w:r>
         <w:rPr>
@@ -8398,25 +6955,7 @@
           <w:kern w:val="0"/>
           <w:u w:val="single"/>
         </w:rPr>
-        <w:t>之內容，應另以書面提供予機關之項目（如有不符者，以電子傳輸資料為</w:t>
-      </w:r>
-      <w:proofErr w:type="gramStart"/>
-      <w:r>
-        <w:rPr>
-          <w:rFonts w:hint="eastAsia"/>
-          <w:kern w:val="0"/>
-          <w:u w:val="single"/>
-        </w:rPr>
-        <w:t>準</w:t>
-      </w:r>
-      <w:proofErr w:type="gramEnd"/>
-      <w:r>
-        <w:rPr>
-          <w:rFonts w:hint="eastAsia"/>
-          <w:kern w:val="0"/>
-          <w:u w:val="single"/>
-        </w:rPr>
-        <w:t>）</w:t>
+        <w:t>之內容，應另以書面提供予機關之項目（如有不符者，以電子傳輸資料為準）</w:t>
       </w:r>
       <w:r>
         <w:rPr>
@@ -8489,23 +7028,7 @@
           <w:rFonts w:hint="eastAsia"/>
           <w:spacing w:val="6"/>
         </w:rPr>
-        <w:t>依採購法施行細則第43條第3項規定。</w:t>
-      </w:r>
-      <w:proofErr w:type="gramStart"/>
-      <w:r>
-        <w:rPr>
-          <w:rFonts w:hint="eastAsia"/>
-          <w:spacing w:val="6"/>
-        </w:rPr>
-        <w:t>（</w:t>
-      </w:r>
-      <w:proofErr w:type="gramEnd"/>
-      <w:r>
-        <w:rPr>
-          <w:rFonts w:hint="eastAsia"/>
-          <w:spacing w:val="6"/>
-        </w:rPr>
-        <w:t>機關最後釋疑之次日起算至截止投標日或資格審查截止收件日之日數，不得少於原等標期之四分之一，其未滿1日者以1日計；前述日數有不足者，截止日至少應延後至補足不足之日數。）</w:t>
+        <w:t>依採購法施行細則第43條第3項規定。（機關最後釋疑之次日起算至截止投標日或資格審查截止收件日之日數，不得少於原等標期之四分之一，其未滿1日者以1日計；前述日數有不足者，截止日至少應延後至補足不足之日數。）</w:t>
       </w:r>
     </w:p>
     <w:p>
@@ -8574,7 +7097,6 @@
         </w:rPr>
         <w:t xml:space="preserve">       </w:t>
       </w:r>
-      <w:proofErr w:type="gramStart"/>
       <w:r>
         <w:rPr>
           <w:rFonts w:hint="eastAsia"/>
@@ -8582,7 +7104,6 @@
         </w:rPr>
         <w:t>█</w:t>
       </w:r>
-      <w:proofErr w:type="gramEnd"/>
       <w:r>
         <w:rPr>
           <w:spacing w:val="0"/>
@@ -8699,7 +7220,6 @@
         </w:rPr>
         <w:t xml:space="preserve">       </w:t>
       </w:r>
-      <w:proofErr w:type="gramStart"/>
       <w:r>
         <w:rPr>
           <w:rFonts w:ascii="標楷體" w:eastAsia="標楷體" w:hAnsi="標楷體" w:hint="eastAsia"/>
@@ -8707,7 +7227,6 @@
         </w:rPr>
         <w:t>█</w:t>
       </w:r>
-      <w:proofErr w:type="gramEnd"/>
       <w:r>
         <w:rPr>
           <w:rFonts w:ascii="Times New Roman" w:eastAsia="標楷體"/>
@@ -8768,55 +7287,13 @@
         <w:rPr>
           <w:spacing w:val="0"/>
         </w:rPr>
-        <w:t>如機關無法於前開</w:t>
-      </w:r>
-      <w:proofErr w:type="gramStart"/>
-      <w:r>
-        <w:rPr>
-          <w:spacing w:val="0"/>
-        </w:rPr>
-        <w:t>有效期內決標</w:t>
-      </w:r>
-      <w:proofErr w:type="gramEnd"/>
-      <w:r>
-        <w:rPr>
-          <w:spacing w:val="0"/>
-        </w:rPr>
-        <w:t>，得於</w:t>
-      </w:r>
-      <w:proofErr w:type="gramStart"/>
-      <w:r>
-        <w:rPr>
-          <w:spacing w:val="0"/>
-        </w:rPr>
-        <w:t>必要時洽請</w:t>
-      </w:r>
-      <w:proofErr w:type="gramEnd"/>
-      <w:r>
-        <w:rPr>
-          <w:spacing w:val="0"/>
-        </w:rPr>
-        <w:t>廠商延長投標文件之有效期。</w:t>
-      </w:r>
-      <w:r>
-        <w:rPr>
-          <w:spacing w:val="0"/>
-        </w:rPr>
-        <w:t>至於</w:t>
-      </w:r>
-      <w:proofErr w:type="gramStart"/>
-      <w:r>
-        <w:rPr>
-          <w:spacing w:val="0"/>
-        </w:rPr>
-        <w:t>押</w:t>
-      </w:r>
-      <w:proofErr w:type="gramEnd"/>
-      <w:r>
-        <w:rPr>
-          <w:spacing w:val="0"/>
-        </w:rPr>
-        <w:t>標金有效期，依第35點辦理。</w:t>
+        <w:t>如機關無法於前開有效期內決標，得於必要時洽請廠商延長投標文件之有效期。</w:t>
+      </w:r>
+      <w:r>
+        <w:rPr>
+          <w:spacing w:val="0"/>
+        </w:rPr>
+        <w:t>至於押標金有效期，依第35點辦理。</w:t>
       </w:r>
     </w:p>
     <w:p>
@@ -8865,7 +7342,6 @@
         </w:rPr>
         <w:t xml:space="preserve">       </w:t>
       </w:r>
-      <w:proofErr w:type="gramStart"/>
       <w:r>
         <w:rPr>
           <w:rFonts w:hint="eastAsia"/>
@@ -8873,7 +7349,6 @@
         </w:rPr>
         <w:t>█</w:t>
       </w:r>
-      <w:proofErr w:type="gramEnd"/>
       <w:r>
         <w:rPr>
           <w:spacing w:val="0"/>
@@ -9103,7 +7578,6 @@
         <w:lastRenderedPageBreak/>
         <w:t xml:space="preserve">       </w:t>
       </w:r>
-      <w:proofErr w:type="gramStart"/>
       <w:r>
         <w:rPr>
           <w:rFonts w:hint="eastAsia"/>
@@ -9111,7 +7585,6 @@
         </w:rPr>
         <w:t>█</w:t>
       </w:r>
-      <w:proofErr w:type="gramEnd"/>
       <w:r>
         <w:rPr>
           <w:spacing w:val="0"/>
@@ -9183,18 +7656,8 @@
           <w:spacing w:val="0"/>
           <w:highlight w:val="yellow"/>
         </w:rPr>
-        <w:t>依採購法不公開</w:t>
-      </w:r>
-      <w:proofErr w:type="gramStart"/>
-      <w:r>
-        <w:rPr>
-          <w:rFonts w:ascii="Times New Roman" w:eastAsia="標楷體"/>
-          <w:spacing w:val="0"/>
-          <w:highlight w:val="yellow"/>
-        </w:rPr>
-        <w:t>者免填</w:t>
-      </w:r>
-      <w:proofErr w:type="gramEnd"/>
+        <w:t>依採購法不公開者免填</w:t>
+      </w:r>
       <w:r>
         <w:rPr>
           <w:rFonts w:ascii="Times New Roman" w:eastAsia="標楷體"/>
@@ -9328,21 +7791,7 @@
         <w:rPr>
           <w:spacing w:val="0"/>
         </w:rPr>
-        <w:t>公開開標案件之開標地點(依採購法不公開</w:t>
-      </w:r>
-      <w:proofErr w:type="gramStart"/>
-      <w:r>
-        <w:rPr>
-          <w:spacing w:val="0"/>
-        </w:rPr>
-        <w:t>者免填</w:t>
-      </w:r>
-      <w:proofErr w:type="gramEnd"/>
-      <w:r>
-        <w:rPr>
-          <w:spacing w:val="0"/>
-        </w:rPr>
-        <w:t>)：</w:t>
+        <w:t>公開開標案件之開標地點(依採購法不公開者免填)：</w:t>
       </w:r>
       <w:r>
         <w:rPr>
@@ -9371,21 +7820,7 @@
         <w:rPr>
           <w:spacing w:val="0"/>
         </w:rPr>
-        <w:t>公開開標案件有權參加開標之每一投標廠商人數(依採購法不公開或不限制廠商出席人數</w:t>
-      </w:r>
-      <w:proofErr w:type="gramStart"/>
-      <w:r>
-        <w:rPr>
-          <w:spacing w:val="0"/>
-        </w:rPr>
-        <w:t>者免填</w:t>
-      </w:r>
-      <w:proofErr w:type="gramEnd"/>
-      <w:r>
-        <w:rPr>
-          <w:spacing w:val="0"/>
-        </w:rPr>
-        <w:t>)：</w:t>
+        <w:t>公開開標案件有權參加開標之每一投標廠商人數(依採購法不公開或不限制廠商出席人數者免填)：</w:t>
       </w:r>
       <w:r>
         <w:rPr>
@@ -9475,21 +7910,7 @@
         <w:rPr>
           <w:spacing w:val="0"/>
         </w:rPr>
-        <w:t>(2)依採購法第42條規定</w:t>
-      </w:r>
-      <w:proofErr w:type="gramStart"/>
-      <w:r>
-        <w:rPr>
-          <w:spacing w:val="0"/>
-        </w:rPr>
-        <w:t>採</w:t>
-      </w:r>
-      <w:proofErr w:type="gramEnd"/>
-      <w:r>
-        <w:rPr>
-          <w:spacing w:val="0"/>
-        </w:rPr>
-        <w:t>分段開標，後續階段開標之時間及地點無法預先標示。</w:t>
+        <w:t>(2)依採購法第42條規定採分段開標，後續階段開標之時間及地點無法預先標示。</w:t>
       </w:r>
     </w:p>
     <w:p>
@@ -9588,21 +8009,7 @@
         <w:rPr>
           <w:spacing w:val="0"/>
         </w:rPr>
-        <w:t>本採購開標</w:t>
-      </w:r>
-      <w:proofErr w:type="gramStart"/>
-      <w:r>
-        <w:rPr>
-          <w:spacing w:val="0"/>
-        </w:rPr>
-        <w:t>採</w:t>
-      </w:r>
-      <w:proofErr w:type="gramEnd"/>
-      <w:r>
-        <w:rPr>
-          <w:spacing w:val="0"/>
-        </w:rPr>
-        <w:t>：</w:t>
+        <w:t>本採購開標採：</w:t>
       </w:r>
     </w:p>
     <w:p>
@@ -9615,7 +8022,6 @@
           <w:spacing w:val="0"/>
         </w:rPr>
       </w:pPr>
-      <w:proofErr w:type="gramStart"/>
       <w:r>
         <w:rPr>
           <w:rFonts w:hint="eastAsia"/>
@@ -9623,26 +8029,11 @@
         </w:rPr>
         <w:t>█</w:t>
       </w:r>
-      <w:proofErr w:type="gramEnd"/>
-      <w:r>
-        <w:rPr>
-          <w:spacing w:val="0"/>
-        </w:rPr>
-        <w:t>(1)不分段開標。所有投標文件置於一</w:t>
-      </w:r>
-      <w:proofErr w:type="gramStart"/>
-      <w:r>
-        <w:rPr>
-          <w:spacing w:val="0"/>
-        </w:rPr>
-        <w:t>標封內</w:t>
-      </w:r>
-      <w:proofErr w:type="gramEnd"/>
-      <w:r>
-        <w:rPr>
-          <w:spacing w:val="0"/>
-        </w:rPr>
-        <w:t>，不必按文件屬性分別裝封。</w:t>
+      <w:r>
+        <w:rPr>
+          <w:spacing w:val="0"/>
+        </w:rPr>
+        <w:t>(1)不分段開標。所有投標文件置於一標封內，不必按文件屬性分別裝封。</w:t>
       </w:r>
     </w:p>
     <w:p>
@@ -9662,30 +8053,8 @@
         <w:rPr>
           <w:spacing w:val="0"/>
         </w:rPr>
-        <w:t>(2)分段開標（請勾選項目）；投標廠商應就各</w:t>
-      </w:r>
-      <w:proofErr w:type="gramStart"/>
-      <w:r>
-        <w:rPr>
-          <w:spacing w:val="0"/>
-        </w:rPr>
-        <w:t>段標之標封</w:t>
-      </w:r>
-      <w:proofErr w:type="gramEnd"/>
-      <w:r>
-        <w:rPr>
-          <w:spacing w:val="0"/>
-        </w:rPr>
-        <w:t>分別</w:t>
-      </w:r>
-      <w:proofErr w:type="gramStart"/>
-      <w:r>
-        <w:rPr>
-          <w:spacing w:val="0"/>
-        </w:rPr>
-        <w:t>裝封並標示</w:t>
-      </w:r>
-      <w:proofErr w:type="gramEnd"/>
+        <w:t>(2)分段開標（請勾選項目）；投標廠商應就各段標之標封分別裝封並標示</w:t>
+      </w:r>
       <w:r>
         <w:t>內含資格標、規格標或價格標等</w:t>
       </w:r>
@@ -9814,54 +8183,11 @@
           <w:spacing w:val="0"/>
         </w:rPr>
       </w:pPr>
-      <w:proofErr w:type="gramStart"/>
-      <w:r>
-        <w:rPr>
-          <w:spacing w:val="0"/>
-        </w:rPr>
-        <w:t>押</w:t>
-      </w:r>
-      <w:proofErr w:type="gramEnd"/>
-      <w:r>
-        <w:rPr>
-          <w:spacing w:val="0"/>
-        </w:rPr>
-        <w:t>標金金額(</w:t>
-      </w:r>
-      <w:proofErr w:type="gramStart"/>
-      <w:r>
-        <w:rPr>
-          <w:spacing w:val="0"/>
-        </w:rPr>
-        <w:t>無押標金</w:t>
-      </w:r>
-      <w:proofErr w:type="gramEnd"/>
-      <w:r>
-        <w:rPr>
-          <w:spacing w:val="0"/>
-        </w:rPr>
-        <w:t>者</w:t>
-      </w:r>
-      <w:proofErr w:type="gramStart"/>
-      <w:r>
-        <w:rPr>
-          <w:spacing w:val="0"/>
-        </w:rPr>
-        <w:t>免填，有押</w:t>
-      </w:r>
-      <w:proofErr w:type="gramEnd"/>
-      <w:r>
-        <w:rPr>
-          <w:spacing w:val="0"/>
-        </w:rPr>
-        <w:t>標金者</w:t>
-      </w:r>
-      <w:proofErr w:type="gramStart"/>
-      <w:r>
-        <w:rPr>
-          <w:spacing w:val="0"/>
-        </w:rPr>
-        <w:t>不得逾新</w:t>
+      <w:r>
+        <w:rPr>
+          <w:spacing w:val="0"/>
+        </w:rPr>
+        <w:t>押標金金額(無押標金者免填，有押標金者不得逾新</w:t>
       </w:r>
       <w:r>
         <w:rPr>
@@ -9873,28 +8199,7 @@
         <w:rPr>
           <w:spacing w:val="0"/>
         </w:rPr>
-        <w:t>幣</w:t>
-      </w:r>
-      <w:proofErr w:type="gramEnd"/>
-      <w:r>
-        <w:rPr>
-          <w:spacing w:val="0"/>
-        </w:rPr>
-        <w:t>5</w:t>
-      </w:r>
-      <w:proofErr w:type="gramStart"/>
-      <w:r>
-        <w:rPr>
-          <w:spacing w:val="0"/>
-        </w:rPr>
-        <w:t>千萬</w:t>
-      </w:r>
-      <w:proofErr w:type="gramEnd"/>
-      <w:r>
-        <w:rPr>
-          <w:spacing w:val="0"/>
-        </w:rPr>
-        <w:t>元)：</w:t>
+        <w:t>幣5千萬元)：</w:t>
       </w:r>
     </w:p>
     <w:p>
@@ -9913,7 +8218,6 @@
         </w:rPr>
         <w:t xml:space="preserve">        </w:t>
       </w:r>
-      <w:proofErr w:type="gramStart"/>
       <w:r>
         <w:rPr>
           <w:rFonts w:hint="eastAsia"/>
@@ -9921,7 +8225,6 @@
         </w:rPr>
         <w:t>█</w:t>
       </w:r>
-      <w:proofErr w:type="gramEnd"/>
       <w:r>
         <w:rPr>
           <w:spacing w:val="0"/>
@@ -9992,21 +8295,12 @@
           <w:spacing w:val="0"/>
         </w:rPr>
       </w:pPr>
-      <w:proofErr w:type="gramStart"/>
-      <w:r>
-        <w:rPr>
-          <w:spacing w:val="0"/>
-        </w:rPr>
-        <w:t>採</w:t>
-      </w:r>
-      <w:proofErr w:type="gramEnd"/>
-      <w:r>
-        <w:rPr>
-          <w:spacing w:val="0"/>
-        </w:rPr>
-        <w:t>電子投標之廠商，押標金予以減收金額(</w:t>
-      </w:r>
-      <w:proofErr w:type="gramStart"/>
+      <w:r>
+        <w:rPr>
+          <w:spacing w:val="0"/>
+        </w:rPr>
+        <w:t>採電子投標之廠商，押標金予以減收金額(</w:t>
+      </w:r>
       <w:r>
         <w:rPr>
           <w:spacing w:val="0"/>
@@ -10017,14 +8311,7 @@
         <w:rPr>
           <w:spacing w:val="0"/>
         </w:rPr>
-        <w:t>者免填</w:t>
-      </w:r>
-      <w:proofErr w:type="gramEnd"/>
-      <w:r>
-        <w:rPr>
-          <w:spacing w:val="0"/>
-        </w:rPr>
-        <w:t>) ：</w:t>
+        <w:t>者免填) ：</w:t>
       </w:r>
     </w:p>
     <w:p>
@@ -10106,62 +8393,40 @@
         </w:rPr>
         <w:t>公開於政府電子採購網</w:t>
       </w:r>
-      <w:r>
-        <w:rPr>
-          <w:spacing w:val="0"/>
-        </w:rPr>
-        <w:fldChar w:fldCharType="begin"/>
-      </w:r>
-      <w:r>
-        <w:rPr>
-          <w:spacing w:val="0"/>
-        </w:rPr>
-        <w:instrText xml:space="preserve"> HYPERLINK "https://web.pcc.gov.tw/常用查詢/優良廠商名單/" </w:instrText>
-      </w:r>
-      <w:r>
-        <w:rPr>
-          <w:spacing w:val="0"/>
-        </w:rPr>
-        <w:fldChar w:fldCharType="separate"/>
-      </w:r>
-      <w:r>
-        <w:rPr>
-          <w:spacing w:val="0"/>
-        </w:rPr>
-        <w:t>https://web.pcc.gov.tw/</w:t>
-      </w:r>
-      <w:r>
-        <w:rPr>
-          <w:rFonts w:hint="eastAsia"/>
-          <w:spacing w:val="0"/>
-        </w:rPr>
-        <w:t>常用查詢</w:t>
-      </w:r>
-      <w:r>
-        <w:rPr>
-          <w:spacing w:val="0"/>
-        </w:rPr>
-        <w:t>/</w:t>
-      </w:r>
-      <w:r>
-        <w:rPr>
-          <w:rFonts w:hint="eastAsia"/>
-          <w:spacing w:val="0"/>
-        </w:rPr>
-        <w:t>優良廠商名單</w:t>
-      </w:r>
-      <w:r>
-        <w:rPr>
-          <w:spacing w:val="0"/>
-        </w:rPr>
-        <w:t>/</w:t>
-      </w:r>
-      <w:r>
-        <w:rPr>
-          <w:spacing w:val="0"/>
-        </w:rPr>
-        <w:fldChar w:fldCharType="end"/>
-      </w:r>
+      <w:hyperlink r:id="rId8" w:history="1">
+        <w:r>
+          <w:rPr>
+            <w:spacing w:val="0"/>
+          </w:rPr>
+          <w:t>https://web.pcc.gov.tw/</w:t>
+        </w:r>
+        <w:r>
+          <w:rPr>
+            <w:rFonts w:hint="eastAsia"/>
+            <w:spacing w:val="0"/>
+          </w:rPr>
+          <w:t>常用查詢</w:t>
+        </w:r>
+        <w:r>
+          <w:rPr>
+            <w:spacing w:val="0"/>
+          </w:rPr>
+          <w:t>/</w:t>
+        </w:r>
+        <w:r>
+          <w:rPr>
+            <w:rFonts w:hint="eastAsia"/>
+            <w:spacing w:val="0"/>
+          </w:rPr>
+          <w:t>優良廠商名單</w:t>
+        </w:r>
+        <w:r>
+          <w:rPr>
+            <w:spacing w:val="0"/>
+          </w:rPr>
+          <w:t>/</w:t>
+        </w:r>
+      </w:hyperlink>
       <w:r>
         <w:rPr>
           <w:rFonts w:hint="eastAsia"/>
@@ -10215,21 +8480,7 @@
         <w:rPr>
           <w:rFonts w:hint="eastAsia"/>
         </w:rPr>
-        <w:t>行政院公共工程委員會公共工程金質獎之得獎廠商，</w:t>
-      </w:r>
-      <w:proofErr w:type="gramStart"/>
-      <w:r>
-        <w:rPr>
-          <w:rFonts w:hint="eastAsia"/>
-        </w:rPr>
-        <w:t>減收原應</w:t>
-      </w:r>
-      <w:proofErr w:type="gramEnd"/>
-      <w:r>
-        <w:rPr>
-          <w:rFonts w:hint="eastAsia"/>
-        </w:rPr>
-        <w:t>繳額度之</w:t>
+        <w:t>行政院公共工程委員會公共工程金質獎之得獎廠商，減收原應繳額度之</w:t>
       </w:r>
       <w:r>
         <w:t>50%</w:t>
@@ -10320,21 +8571,7 @@
           <w:szCs w:val="28"/>
         </w:rPr>
         <w:lastRenderedPageBreak/>
-        <w:t>民間參與公共建設金</w:t>
-      </w:r>
-      <w:proofErr w:type="gramStart"/>
-      <w:r>
-        <w:rPr>
-          <w:szCs w:val="28"/>
-        </w:rPr>
-        <w:t>擘</w:t>
-      </w:r>
-      <w:proofErr w:type="gramEnd"/>
-      <w:r>
-        <w:rPr>
-          <w:szCs w:val="28"/>
-        </w:rPr>
-        <w:t>獎</w:t>
+        <w:t>民間參與公共建設金擘獎</w:t>
       </w:r>
       <w:r>
         <w:rPr>
@@ -10360,16 +8597,8 @@
         <w:rPr>
           <w:szCs w:val="28"/>
         </w:rPr>
-        <w:t>交通部</w:t>
-      </w:r>
-      <w:proofErr w:type="gramStart"/>
-      <w:r>
-        <w:rPr>
-          <w:szCs w:val="28"/>
-        </w:rPr>
-        <w:t>金路獎</w:t>
-      </w:r>
-      <w:proofErr w:type="gramEnd"/>
+        <w:t>交通部金路獎</w:t>
+      </w:r>
       <w:r>
         <w:rPr>
           <w:rFonts w:hint="eastAsia"/>
@@ -10422,23 +8651,7 @@
           <w:rFonts w:hint="eastAsia"/>
           <w:spacing w:val="0"/>
         </w:rPr>
-        <w:t>由招標機關敘明獎項名稱及減收額度，其減收總額度</w:t>
-      </w:r>
-      <w:proofErr w:type="gramStart"/>
-      <w:r>
-        <w:rPr>
-          <w:rFonts w:hint="eastAsia"/>
-          <w:spacing w:val="0"/>
-        </w:rPr>
-        <w:t>不</w:t>
-      </w:r>
-      <w:proofErr w:type="gramEnd"/>
-      <w:r>
-        <w:rPr>
-          <w:rFonts w:hint="eastAsia"/>
-          <w:spacing w:val="0"/>
-        </w:rPr>
-        <w:t>逾原定應繳總額之</w:t>
+        <w:t>由招標機關敘明獎項名稱及減收額度，其減收總額度不逾原定應繳總額之</w:t>
       </w:r>
       <w:r>
         <w:rPr>
@@ -10516,25 +8729,7 @@
           <w:color w:val="FF0000"/>
           <w:spacing w:val="0"/>
         </w:rPr>
-        <w:t>，</w:t>
-      </w:r>
-      <w:proofErr w:type="gramStart"/>
-      <w:r>
-        <w:rPr>
-          <w:rFonts w:hint="eastAsia"/>
-          <w:color w:val="FF0000"/>
-          <w:spacing w:val="0"/>
-        </w:rPr>
-        <w:t>減收原應</w:t>
-      </w:r>
-      <w:proofErr w:type="gramEnd"/>
-      <w:r>
-        <w:rPr>
-          <w:rFonts w:hint="eastAsia"/>
-          <w:color w:val="FF0000"/>
-          <w:spacing w:val="0"/>
-        </w:rPr>
-        <w:t>繳額度之50%。</w:t>
+        <w:t>，減收原應繳額度之50%。</w:t>
       </w:r>
       <w:bookmarkEnd w:id="5"/>
     </w:p>
@@ -10552,124 +8747,78 @@
         <w:rPr>
           <w:spacing w:val="0"/>
         </w:rPr>
-        <w:t>為押標金保證金暨其他擔保作業辦法第33條之6所稱全球化廠商者，押標金予以減收之金額(</w:t>
-      </w:r>
-      <w:proofErr w:type="gramStart"/>
+        <w:t>為押標金保證金暨其他擔保作業辦法第33條之6所稱全球化廠商者，押標金予以減收之金額(無者免填)：</w:t>
+      </w:r>
+    </w:p>
+    <w:p>
+      <w:pPr>
+        <w:pStyle w:val="7"/>
+        <w:ind w:leftChars="484" w:left="1355" w:firstLine="0"/>
+        <w:jc w:val="both"/>
+        <w:textDirection w:val="lrTbV"/>
+        <w:rPr>
+          <w:spacing w:val="0"/>
+        </w:rPr>
+      </w:pPr>
+      <w:r>
+        <w:rPr>
+          <w:rFonts w:hint="eastAsia"/>
+          <w:spacing w:val="0"/>
+        </w:rPr>
+        <w:t>為</w:t>
+      </w:r>
+      <w:r>
+        <w:rPr>
+          <w:spacing w:val="0"/>
+        </w:rPr>
+        <w:t>營造業法第51條</w:t>
+      </w:r>
+      <w:r>
+        <w:rPr>
+          <w:rFonts w:hint="eastAsia"/>
+          <w:spacing w:val="0"/>
+        </w:rPr>
+        <w:t>所稱</w:t>
+      </w:r>
+      <w:r>
+        <w:rPr>
+          <w:spacing w:val="0"/>
+        </w:rPr>
+        <w:t>優良營造業</w:t>
+      </w:r>
+      <w:r>
+        <w:rPr>
+          <w:rFonts w:hint="eastAsia"/>
+          <w:spacing w:val="0"/>
+        </w:rPr>
+        <w:t>，參與案件屬營造業法所稱營繕工程之工程採購者，</w:t>
+      </w:r>
+      <w:r>
+        <w:rPr>
+          <w:spacing w:val="0"/>
+        </w:rPr>
+        <w:t>押標金予以減收金額</w:t>
+      </w:r>
+      <w:r>
+        <w:rPr>
+          <w:rFonts w:hint="eastAsia"/>
+          <w:spacing w:val="0"/>
+        </w:rPr>
+        <w:t>，其減收金額不併入前2項減收總額度計算</w:t>
+      </w:r>
+      <w:r>
+        <w:rPr>
+          <w:rFonts w:hint="eastAsia"/>
+          <w:spacing w:val="0"/>
+        </w:rPr>
+        <w:t>（</w:t>
+      </w:r>
       <w:r>
         <w:rPr>
           <w:spacing w:val="0"/>
         </w:rPr>
         <w:t>無者免填</w:t>
       </w:r>
-      <w:proofErr w:type="gramEnd"/>
-      <w:r>
-        <w:rPr>
-          <w:spacing w:val="0"/>
-        </w:rPr>
-        <w:t>)：</w:t>
-      </w:r>
-    </w:p>
-    <w:p>
-      <w:pPr>
-        <w:pStyle w:val="7"/>
-        <w:ind w:leftChars="484" w:left="1355" w:firstLine="0"/>
-        <w:jc w:val="both"/>
-        <w:textDirection w:val="lrTbV"/>
-        <w:rPr>
-          <w:spacing w:val="0"/>
-        </w:rPr>
-      </w:pPr>
-      <w:r>
-        <w:rPr>
-          <w:rFonts w:hint="eastAsia"/>
-          <w:spacing w:val="0"/>
-        </w:rPr>
-        <w:t>為</w:t>
-      </w:r>
-      <w:r>
-        <w:rPr>
-          <w:spacing w:val="0"/>
-        </w:rPr>
-        <w:t>營造業法第51條</w:t>
-      </w:r>
-      <w:r>
-        <w:rPr>
-          <w:rFonts w:hint="eastAsia"/>
-          <w:spacing w:val="0"/>
-        </w:rPr>
-        <w:t>所稱</w:t>
-      </w:r>
-      <w:r>
-        <w:rPr>
-          <w:spacing w:val="0"/>
-        </w:rPr>
-        <w:t>優良營造業</w:t>
-      </w:r>
-      <w:r>
-        <w:rPr>
-          <w:rFonts w:hint="eastAsia"/>
-          <w:spacing w:val="0"/>
-        </w:rPr>
-        <w:t>，參與案件屬營造業法所稱營</w:t>
-      </w:r>
-      <w:proofErr w:type="gramStart"/>
-      <w:r>
-        <w:rPr>
-          <w:rFonts w:hint="eastAsia"/>
-          <w:spacing w:val="0"/>
-        </w:rPr>
-        <w:t>繕</w:t>
-      </w:r>
-      <w:proofErr w:type="gramEnd"/>
-      <w:r>
-        <w:rPr>
-          <w:rFonts w:hint="eastAsia"/>
-          <w:spacing w:val="0"/>
-        </w:rPr>
-        <w:t>工程之工程採購者，</w:t>
-      </w:r>
-      <w:r>
-        <w:rPr>
-          <w:spacing w:val="0"/>
-        </w:rPr>
-        <w:t>押標金予以減收金額</w:t>
-      </w:r>
-      <w:r>
-        <w:rPr>
-          <w:rFonts w:hint="eastAsia"/>
-          <w:spacing w:val="0"/>
-        </w:rPr>
-        <w:t>，其減收金額</w:t>
-      </w:r>
-      <w:proofErr w:type="gramStart"/>
-      <w:r>
-        <w:rPr>
-          <w:rFonts w:hint="eastAsia"/>
-          <w:spacing w:val="0"/>
-        </w:rPr>
-        <w:t>不</w:t>
-      </w:r>
-      <w:proofErr w:type="gramEnd"/>
-      <w:r>
-        <w:rPr>
-          <w:rFonts w:hint="eastAsia"/>
-          <w:spacing w:val="0"/>
-        </w:rPr>
-        <w:t>併入前2項減收總額度計算</w:t>
-      </w:r>
-      <w:r>
-        <w:rPr>
-          <w:rFonts w:hint="eastAsia"/>
-          <w:spacing w:val="0"/>
-        </w:rPr>
-        <w:t>（</w:t>
-      </w:r>
-      <w:r>
-        <w:rPr>
-          <w:spacing w:val="0"/>
-        </w:rPr>
-        <w:t>無者免填</w:t>
-      </w:r>
       <w:r>
         <w:rPr>
           <w:rFonts w:hint="eastAsia"/>
@@ -10677,41 +8826,13 @@
         </w:rPr>
         <w:t>，惟押標金、工程保證金或工程保留款應至少擇一項給予獎勵）：</w:t>
       </w:r>
-      <w:proofErr w:type="gramStart"/>
-      <w:r>
-        <w:rPr>
-          <w:rFonts w:hint="eastAsia"/>
-          <w:color w:val="FF0000"/>
-          <w:spacing w:val="0"/>
-        </w:rPr>
-        <w:t>押</w:t>
-      </w:r>
-      <w:proofErr w:type="gramEnd"/>
-      <w:r>
-        <w:rPr>
-          <w:rFonts w:hint="eastAsia"/>
-          <w:color w:val="FF0000"/>
-          <w:spacing w:val="0"/>
-        </w:rPr>
-        <w:t>標金</w:t>
-      </w:r>
-      <w:proofErr w:type="gramStart"/>
-      <w:r>
-        <w:rPr>
-          <w:rFonts w:hint="eastAsia"/>
-          <w:color w:val="FF0000"/>
-          <w:spacing w:val="0"/>
-        </w:rPr>
-        <w:t>減收原應</w:t>
-      </w:r>
-      <w:proofErr w:type="gramEnd"/>
-      <w:r>
-        <w:rPr>
-          <w:rFonts w:hint="eastAsia"/>
-          <w:color w:val="FF0000"/>
-          <w:spacing w:val="0"/>
-        </w:rPr>
-        <w:t>繳額度之50%</w:t>
+      <w:r>
+        <w:rPr>
+          <w:rFonts w:hint="eastAsia"/>
+          <w:color w:val="FF0000"/>
+          <w:spacing w:val="0"/>
+        </w:rPr>
+        <w:t>押標金減收原應繳額度之50%</w:t>
       </w:r>
       <w:r>
         <w:rPr>
@@ -10736,33 +8857,11 @@
           <w:spacing w:val="0"/>
         </w:rPr>
       </w:pPr>
-      <w:proofErr w:type="gramStart"/>
-      <w:r>
-        <w:rPr>
-          <w:spacing w:val="0"/>
-        </w:rPr>
-        <w:t>押</w:t>
-      </w:r>
-      <w:proofErr w:type="gramEnd"/>
-      <w:r>
-        <w:rPr>
-          <w:spacing w:val="0"/>
-        </w:rPr>
-        <w:t>標金有效期(</w:t>
-      </w:r>
-      <w:proofErr w:type="gramStart"/>
-      <w:r>
-        <w:rPr>
-          <w:spacing w:val="0"/>
-        </w:rPr>
-        <w:t>無押標金者免填</w:t>
-      </w:r>
-      <w:proofErr w:type="gramEnd"/>
-      <w:r>
-        <w:rPr>
-          <w:spacing w:val="0"/>
-        </w:rPr>
-        <w:t>)：</w:t>
+      <w:r>
+        <w:rPr>
+          <w:spacing w:val="0"/>
+        </w:rPr>
+        <w:t>押標金有效期(無押標金者免填)：</w:t>
       </w:r>
     </w:p>
     <w:p>
@@ -10792,76 +8891,16 @@
           <w:szCs w:val="28"/>
           <w:highlight w:val="yellow"/>
         </w:rPr>
-        <w:t>銀行開發或</w:t>
-      </w:r>
-      <w:proofErr w:type="gramStart"/>
-      <w:r>
-        <w:rPr>
-          <w:rFonts w:ascii="標楷體" w:hAnsi="標楷體"/>
+        <w:t>銀行開發或保兌之不可撤銷擔保信用狀、銀行之書面連帶保證或保險公司之保證保險單繳納押標金</w:t>
+      </w:r>
+      <w:r>
+        <w:rPr>
+          <w:rFonts w:ascii="標楷體" w:hAnsi="標楷體" w:hint="eastAsia"/>
           <w:color w:val="FF0000"/>
           <w:szCs w:val="28"/>
           <w:highlight w:val="yellow"/>
         </w:rPr>
-        <w:t>保兌之</w:t>
-      </w:r>
-      <w:proofErr w:type="gramEnd"/>
-      <w:r>
-        <w:rPr>
-          <w:rFonts w:ascii="標楷體" w:hAnsi="標楷體"/>
-          <w:color w:val="FF0000"/>
-          <w:szCs w:val="28"/>
-          <w:highlight w:val="yellow"/>
-        </w:rPr>
-        <w:t>不可撤銷擔保信用狀、銀行之書面連帶保證或保險公司之保證保險單繳納</w:t>
-      </w:r>
-      <w:proofErr w:type="gramStart"/>
-      <w:r>
-        <w:rPr>
-          <w:rFonts w:ascii="標楷體" w:hAnsi="標楷體"/>
-          <w:color w:val="FF0000"/>
-          <w:szCs w:val="28"/>
-          <w:highlight w:val="yellow"/>
-        </w:rPr>
-        <w:t>押</w:t>
-      </w:r>
-      <w:proofErr w:type="gramEnd"/>
-      <w:r>
-        <w:rPr>
-          <w:rFonts w:ascii="標楷體" w:hAnsi="標楷體"/>
-          <w:color w:val="FF0000"/>
-          <w:szCs w:val="28"/>
-          <w:highlight w:val="yellow"/>
-        </w:rPr>
-        <w:t>標金</w:t>
-      </w:r>
-      <w:r>
-        <w:rPr>
-          <w:rFonts w:ascii="標楷體" w:hAnsi="標楷體" w:hint="eastAsia"/>
-          <w:color w:val="FF0000"/>
-          <w:szCs w:val="28"/>
-          <w:highlight w:val="yellow"/>
-        </w:rPr>
-        <w:t>，其</w:t>
-      </w:r>
-      <w:proofErr w:type="gramStart"/>
-      <w:r>
-        <w:rPr>
-          <w:rFonts w:ascii="標楷體" w:hAnsi="標楷體" w:hint="eastAsia"/>
-          <w:color w:val="FF0000"/>
-          <w:szCs w:val="28"/>
-          <w:highlight w:val="yellow"/>
-        </w:rPr>
-        <w:t>開立押標金</w:t>
-      </w:r>
-      <w:proofErr w:type="gramEnd"/>
-      <w:r>
-        <w:rPr>
-          <w:rFonts w:ascii="標楷體" w:hAnsi="標楷體" w:hint="eastAsia"/>
-          <w:color w:val="FF0000"/>
-          <w:szCs w:val="28"/>
-          <w:highlight w:val="yellow"/>
-        </w:rPr>
-        <w:t>之有效期限至</w:t>
+        <w:t>，其開立押標金之有效期限至</w:t>
       </w:r>
       <w:r>
         <w:rPr>
@@ -10950,25 +8989,7 @@
           <w:color w:val="FF0000"/>
           <w:szCs w:val="28"/>
         </w:rPr>
-        <w:t>上開有效期，機關</w:t>
-      </w:r>
-      <w:proofErr w:type="gramStart"/>
-      <w:r>
-        <w:rPr>
-          <w:rFonts w:hint="eastAsia"/>
-          <w:color w:val="FF0000"/>
-          <w:szCs w:val="28"/>
-        </w:rPr>
-        <w:t>洽</w:t>
-      </w:r>
-      <w:proofErr w:type="gramEnd"/>
-      <w:r>
-        <w:rPr>
-          <w:rFonts w:hint="eastAsia"/>
-          <w:color w:val="FF0000"/>
-          <w:szCs w:val="28"/>
-        </w:rPr>
-        <w:t>廠商延長投標文件有效期者，其押標金之有效期應隨辦理延長。</w:t>
+        <w:t>上開有效期，機關洽廠商延長投標文件有效期者，其押標金之有效期應隨辦理延長。</w:t>
       </w:r>
     </w:p>
     <w:p>
@@ -10985,33 +9006,11 @@
           <w:spacing w:val="0"/>
         </w:rPr>
       </w:pPr>
-      <w:proofErr w:type="gramStart"/>
-      <w:r>
-        <w:rPr>
-          <w:spacing w:val="0"/>
-        </w:rPr>
-        <w:t>押</w:t>
-      </w:r>
-      <w:proofErr w:type="gramEnd"/>
-      <w:r>
-        <w:rPr>
-          <w:spacing w:val="0"/>
-        </w:rPr>
-        <w:t>標金繳納期限：截止投標期限前繳納(</w:t>
-      </w:r>
-      <w:proofErr w:type="gramStart"/>
-      <w:r>
-        <w:rPr>
-          <w:spacing w:val="0"/>
-        </w:rPr>
-        <w:t>無押標金</w:t>
-      </w:r>
-      <w:proofErr w:type="gramEnd"/>
-      <w:r>
-        <w:rPr>
-          <w:spacing w:val="0"/>
-        </w:rPr>
-        <w:t>者不適用)</w:t>
+      <w:r>
+        <w:rPr>
+          <w:spacing w:val="0"/>
+        </w:rPr>
+        <w:t>押標金繳納期限：截止投標期限前繳納(無押標金者不適用)</w:t>
       </w:r>
     </w:p>
     <w:p>
@@ -11033,54 +9032,22 @@
           <w:color w:val="000000"/>
           <w:spacing w:val="0"/>
         </w:rPr>
-        <w:t>以現金繳納</w:t>
-      </w:r>
-      <w:proofErr w:type="gramStart"/>
-      <w:r>
-        <w:rPr>
+        <w:t>以現金繳納押標金之</w:t>
+      </w:r>
+      <w:r>
+        <w:rPr>
+          <w:rFonts w:hint="eastAsia"/>
           <w:color w:val="000000"/>
           <w:spacing w:val="0"/>
         </w:rPr>
-        <w:t>押</w:t>
-      </w:r>
-      <w:proofErr w:type="gramEnd"/>
+        <w:t>規定</w:t>
+      </w:r>
       <w:r>
         <w:rPr>
           <w:color w:val="000000"/>
           <w:spacing w:val="0"/>
         </w:rPr>
-        <w:t>標金之</w:t>
-      </w:r>
-      <w:r>
-        <w:rPr>
-          <w:rFonts w:hint="eastAsia"/>
-          <w:color w:val="000000"/>
-          <w:spacing w:val="0"/>
-        </w:rPr>
-        <w:t>規定</w:t>
-      </w:r>
-      <w:r>
-        <w:rPr>
-          <w:color w:val="000000"/>
-          <w:spacing w:val="0"/>
-        </w:rPr>
-        <w:t>(</w:t>
-      </w:r>
-      <w:proofErr w:type="gramStart"/>
-      <w:r>
-        <w:rPr>
-          <w:color w:val="000000"/>
-          <w:spacing w:val="0"/>
-        </w:rPr>
-        <w:t>無押標金者免填</w:t>
-      </w:r>
-      <w:proofErr w:type="gramEnd"/>
-      <w:r>
-        <w:rPr>
-          <w:color w:val="000000"/>
-          <w:spacing w:val="0"/>
-        </w:rPr>
-        <w:t>)</w:t>
+        <w:t>(無押標金者免填)</w:t>
       </w:r>
       <w:r>
         <w:rPr>
@@ -11123,23 +9090,7 @@
           <w:rFonts w:hint="eastAsia"/>
           <w:spacing w:val="0"/>
         </w:rPr>
-        <w:t>政府電子採購</w:t>
-      </w:r>
-      <w:proofErr w:type="gramStart"/>
-      <w:r>
-        <w:rPr>
-          <w:rFonts w:hint="eastAsia"/>
-          <w:spacing w:val="0"/>
-        </w:rPr>
-        <w:t>網線上繳納</w:t>
-      </w:r>
-      <w:proofErr w:type="gramEnd"/>
-      <w:r>
-        <w:rPr>
-          <w:rFonts w:hint="eastAsia"/>
-          <w:spacing w:val="0"/>
-        </w:rPr>
-        <w:t>。（距截止投標期限不足</w:t>
+        <w:t>政府電子採購網線上繳納。（距截止投標期限不足</w:t>
       </w:r>
       <w:r>
         <w:rPr>
@@ -11152,23 +9103,7 @@
           <w:rFonts w:hint="eastAsia"/>
           <w:spacing w:val="0"/>
         </w:rPr>
-        <w:t>分鐘時，將無法使用本方式繳納</w:t>
-      </w:r>
-      <w:proofErr w:type="gramStart"/>
-      <w:r>
-        <w:rPr>
-          <w:rFonts w:hint="eastAsia"/>
-          <w:spacing w:val="0"/>
-        </w:rPr>
-        <w:t>押</w:t>
-      </w:r>
-      <w:proofErr w:type="gramEnd"/>
-      <w:r>
-        <w:rPr>
-          <w:rFonts w:hint="eastAsia"/>
-          <w:spacing w:val="0"/>
-        </w:rPr>
-        <w:t>標金，請廠商提早作業）</w:t>
+        <w:t>分鐘時，將無法使用本方式繳納押標金，請廠商提早作業）</w:t>
       </w:r>
     </w:p>
     <w:p>
@@ -11198,23 +9133,7 @@
           <w:rFonts w:hint="eastAsia"/>
           <w:spacing w:val="0"/>
         </w:rPr>
-        <w:t>未</w:t>
-      </w:r>
-      <w:proofErr w:type="gramStart"/>
-      <w:r>
-        <w:rPr>
-          <w:rFonts w:hint="eastAsia"/>
-          <w:spacing w:val="0"/>
-        </w:rPr>
-        <w:t>採線上</w:t>
-      </w:r>
-      <w:proofErr w:type="gramEnd"/>
-      <w:r>
-        <w:rPr>
-          <w:rFonts w:hint="eastAsia"/>
-          <w:spacing w:val="0"/>
-        </w:rPr>
-        <w:t>繳納者，其繳納處所或金融機構帳號：</w:t>
+        <w:t>未採線上繳納者，其繳納處所或金融機構帳號：</w:t>
       </w:r>
     </w:p>
     <w:p>
@@ -11324,25 +9243,7 @@
           <w:color w:val="FF0000"/>
           <w:spacing w:val="0"/>
         </w:rPr>
-        <w:t>，並將收據影本裝入</w:t>
-      </w:r>
-      <w:proofErr w:type="gramStart"/>
-      <w:r>
-        <w:rPr>
-          <w:rFonts w:hint="eastAsia"/>
-          <w:color w:val="FF0000"/>
-          <w:spacing w:val="0"/>
-        </w:rPr>
-        <w:t>證件封內</w:t>
-      </w:r>
-      <w:proofErr w:type="gramEnd"/>
-      <w:r>
-        <w:rPr>
-          <w:rFonts w:hint="eastAsia"/>
-          <w:color w:val="FF0000"/>
-          <w:spacing w:val="0"/>
-        </w:rPr>
-        <w:t>(以此方式繳納者，押標金無法於開標當日退還，需於開標後5日內退還)；本處不受理現金當場繳納。</w:t>
+        <w:t>，並將收據影本裝入證件封內(以此方式繳納者，押標金無法於開標當日退還，需於開標後5日內退還)；本處不受理現金當場繳納。</w:t>
       </w:r>
     </w:p>
     <w:p>
@@ -11359,19 +9260,11 @@
           <w:spacing w:val="0"/>
         </w:rPr>
       </w:pPr>
-      <w:proofErr w:type="gramStart"/>
-      <w:r>
-        <w:rPr>
-          <w:spacing w:val="0"/>
-        </w:rPr>
-        <w:t>無押標金</w:t>
-      </w:r>
-      <w:proofErr w:type="gramEnd"/>
-      <w:r>
-        <w:rPr>
-          <w:spacing w:val="0"/>
-        </w:rPr>
-        <w:t>之理由為：</w:t>
+      <w:r>
+        <w:rPr>
+          <w:spacing w:val="0"/>
+        </w:rPr>
+        <w:t>無押標金之理由為：</w:t>
       </w:r>
     </w:p>
     <w:p>
@@ -11490,21 +9383,7 @@
         <w:rPr>
           <w:spacing w:val="0"/>
         </w:rPr>
-        <w:t>(4)依市場交易慣例或採購案特性，無收取</w:t>
-      </w:r>
-      <w:proofErr w:type="gramStart"/>
-      <w:r>
-        <w:rPr>
-          <w:spacing w:val="0"/>
-        </w:rPr>
-        <w:t>押</w:t>
-      </w:r>
-      <w:proofErr w:type="gramEnd"/>
-      <w:r>
-        <w:rPr>
-          <w:spacing w:val="0"/>
-        </w:rPr>
-        <w:t xml:space="preserve">標金之必要或可能者。 </w:t>
+        <w:t xml:space="preserve">(4)依市場交易慣例或採購案特性，無收取押標金之必要或可能者。 </w:t>
       </w:r>
     </w:p>
     <w:p>
@@ -11525,21 +9404,7 @@
         <w:rPr>
           <w:spacing w:val="0"/>
         </w:rPr>
-        <w:t>履約保證金金額(</w:t>
-      </w:r>
-      <w:proofErr w:type="gramStart"/>
-      <w:r>
-        <w:rPr>
-          <w:spacing w:val="0"/>
-        </w:rPr>
-        <w:t>無者免填</w:t>
-      </w:r>
-      <w:proofErr w:type="gramEnd"/>
-      <w:r>
-        <w:rPr>
-          <w:spacing w:val="0"/>
-        </w:rPr>
-        <w:t>)：</w:t>
+        <w:t>履約保證金金額(無者免填)：</w:t>
       </w:r>
     </w:p>
     <w:p>
@@ -11549,7 +9414,6 @@
         <w:jc w:val="both"/>
         <w:textDirection w:val="lrTbV"/>
       </w:pPr>
-      <w:proofErr w:type="gramStart"/>
       <w:r>
         <w:rPr>
           <w:rFonts w:hint="eastAsia"/>
@@ -11557,7 +9421,6 @@
         </w:rPr>
         <w:t>█</w:t>
       </w:r>
-      <w:proofErr w:type="gramEnd"/>
       <w:r>
         <w:rPr>
           <w:color w:val="FF0000"/>
@@ -11637,7 +9500,6 @@
           <w:spacing w:val="0"/>
         </w:rPr>
       </w:pPr>
-      <w:proofErr w:type="gramStart"/>
       <w:r>
         <w:rPr>
           <w:rFonts w:hint="eastAsia"/>
@@ -11645,26 +9507,11 @@
         </w:rPr>
         <w:t>█</w:t>
       </w:r>
-      <w:proofErr w:type="gramEnd"/>
-      <w:r>
-        <w:rPr>
-          <w:spacing w:val="0"/>
-        </w:rPr>
-        <w:t>廠商如以銀行之書面連帶保證或開發或</w:t>
-      </w:r>
-      <w:proofErr w:type="gramStart"/>
-      <w:r>
-        <w:rPr>
-          <w:spacing w:val="0"/>
-        </w:rPr>
-        <w:t>保兌之</w:t>
-      </w:r>
-      <w:proofErr w:type="gramEnd"/>
-      <w:r>
-        <w:rPr>
-          <w:spacing w:val="0"/>
-        </w:rPr>
-        <w:t>不可撤銷擔保信用</w:t>
+      <w:r>
+        <w:rPr>
+          <w:spacing w:val="0"/>
+        </w:rPr>
+        <w:t>廠商如以銀行之書面連帶保證或開發或保兌之不可撤銷擔保信用</w:t>
       </w:r>
       <w:r>
         <w:rPr>
@@ -11692,21 +9539,7 @@
         <w:rPr>
           <w:spacing w:val="0"/>
         </w:rPr>
-        <w:t>得標廠商提出其他廠商之履約及賠償連帶保證者，履約保證金予以減收之金額(</w:t>
-      </w:r>
-      <w:proofErr w:type="gramStart"/>
-      <w:r>
-        <w:rPr>
-          <w:spacing w:val="0"/>
-        </w:rPr>
-        <w:t>無者免填</w:t>
-      </w:r>
-      <w:proofErr w:type="gramEnd"/>
-      <w:r>
-        <w:rPr>
-          <w:spacing w:val="0"/>
-        </w:rPr>
-        <w:t>)：</w:t>
+        <w:t>得標廠商提出其他廠商之履約及賠償連帶保證者，履約保證金予以減收之金額(無者免填)：</w:t>
       </w:r>
     </w:p>
     <w:p>
@@ -11861,21 +9694,7 @@
         <w:rPr>
           <w:rFonts w:hint="eastAsia"/>
         </w:rPr>
-        <w:t>■行政院公共工程委員會公共工程金質獎之得獎廠商，</w:t>
-      </w:r>
-      <w:proofErr w:type="gramStart"/>
-      <w:r>
-        <w:rPr>
-          <w:rFonts w:hint="eastAsia"/>
-        </w:rPr>
-        <w:t>減收原應</w:t>
-      </w:r>
-      <w:proofErr w:type="gramEnd"/>
-      <w:r>
-        <w:rPr>
-          <w:rFonts w:hint="eastAsia"/>
-        </w:rPr>
-        <w:t>繳額度之</w:t>
+        <w:t>■行政院公共工程委員會公共工程金質獎之得獎廠商，減收原應繳額度之</w:t>
       </w:r>
       <w:r>
         <w:t>50%</w:t>
@@ -11972,23 +9791,22 @@
           <w:szCs w:val="28"/>
           <w:u w:val="single"/>
         </w:rPr>
-        <w:t>民間參與公共建設金</w:t>
-      </w:r>
-      <w:proofErr w:type="gramStart"/>
-      <w:r>
-        <w:rPr>
+        <w:t>民間參與公共建設金擘獎</w:t>
+      </w:r>
+      <w:r>
+        <w:rPr>
+          <w:rFonts w:hint="eastAsia"/>
           <w:szCs w:val="28"/>
           <w:u w:val="single"/>
         </w:rPr>
-        <w:t>擘</w:t>
-      </w:r>
-      <w:proofErr w:type="gramEnd"/>
+        <w:t>」</w:t>
+      </w:r>
       <w:r>
         <w:rPr>
           <w:szCs w:val="28"/>
           <w:u w:val="single"/>
         </w:rPr>
-        <w:t>獎</w:t>
+        <w:t>、</w:t>
       </w:r>
       <w:r>
         <w:rPr>
@@ -11996,6 +9814,21 @@
           <w:szCs w:val="28"/>
           <w:u w:val="single"/>
         </w:rPr>
+        <w:t>「</w:t>
+      </w:r>
+      <w:r>
+        <w:rPr>
+          <w:szCs w:val="28"/>
+          <w:u w:val="single"/>
+        </w:rPr>
+        <w:t>交通部金路獎</w:t>
+      </w:r>
+      <w:r>
+        <w:rPr>
+          <w:rFonts w:hint="eastAsia"/>
+          <w:szCs w:val="28"/>
+          <w:u w:val="single"/>
+        </w:rPr>
         <w:t>」</w:t>
       </w:r>
       <w:r>
@@ -12018,69 +9851,30 @@
           <w:szCs w:val="28"/>
           <w:u w:val="single"/>
         </w:rPr>
-        <w:t>交通部</w:t>
-      </w:r>
-      <w:proofErr w:type="gramStart"/>
-      <w:r>
-        <w:rPr>
+        <w:t>經濟部公共工程優質獎</w:t>
+      </w:r>
+      <w:r>
+        <w:rPr>
+          <w:rFonts w:hint="eastAsia"/>
           <w:szCs w:val="28"/>
           <w:u w:val="single"/>
         </w:rPr>
-        <w:t>金路獎</w:t>
-      </w:r>
-      <w:proofErr w:type="gramEnd"/>
-      <w:r>
-        <w:rPr>
-          <w:rFonts w:hint="eastAsia"/>
+        <w:t>」</w:t>
+      </w:r>
+      <w:r>
+        <w:rPr>
           <w:szCs w:val="28"/>
           <w:u w:val="single"/>
         </w:rPr>
-        <w:t>」</w:t>
-      </w:r>
-      <w:r>
-        <w:rPr>
-          <w:szCs w:val="28"/>
+        <w:t>等</w:t>
+      </w:r>
+      <w:r>
+        <w:rPr>
+          <w:rFonts w:hint="eastAsia"/>
+          <w:color w:val="000000"/>
+          <w:spacing w:val="0"/>
           <w:u w:val="single"/>
         </w:rPr>
-        <w:t>、</w:t>
-      </w:r>
-      <w:r>
-        <w:rPr>
-          <w:rFonts w:hint="eastAsia"/>
-          <w:szCs w:val="28"/>
-          <w:u w:val="single"/>
-        </w:rPr>
-        <w:t>「</w:t>
-      </w:r>
-      <w:r>
-        <w:rPr>
-          <w:szCs w:val="28"/>
-          <w:u w:val="single"/>
-        </w:rPr>
-        <w:t>經濟部公共工程優質獎</w:t>
-      </w:r>
-      <w:r>
-        <w:rPr>
-          <w:rFonts w:hint="eastAsia"/>
-          <w:szCs w:val="28"/>
-          <w:u w:val="single"/>
-        </w:rPr>
-        <w:t>」</w:t>
-      </w:r>
-      <w:r>
-        <w:rPr>
-          <w:szCs w:val="28"/>
-          <w:u w:val="single"/>
-        </w:rPr>
-        <w:t>等</w:t>
-      </w:r>
-      <w:r>
-        <w:rPr>
-          <w:rFonts w:hint="eastAsia"/>
-          <w:color w:val="000000"/>
-          <w:spacing w:val="0"/>
-          <w:u w:val="single"/>
-        </w:rPr>
         <w:t>」，</w:t>
       </w:r>
       <w:r>
@@ -12088,23 +9882,7 @@
           <w:rFonts w:hint="eastAsia"/>
           <w:spacing w:val="0"/>
         </w:rPr>
-        <w:t>由招標機關敘明獎項名稱及減收額度，其減收總額度</w:t>
-      </w:r>
-      <w:proofErr w:type="gramStart"/>
-      <w:r>
-        <w:rPr>
-          <w:rFonts w:hint="eastAsia"/>
-          <w:spacing w:val="0"/>
-        </w:rPr>
-        <w:t>不</w:t>
-      </w:r>
-      <w:proofErr w:type="gramEnd"/>
-      <w:r>
-        <w:rPr>
-          <w:rFonts w:hint="eastAsia"/>
-          <w:spacing w:val="0"/>
-        </w:rPr>
-        <w:t>逾原定應繳總額之</w:t>
+        <w:t>由招標機關敘明獎項名稱及減收額度，其減收總額度不逾原定應繳總額之</w:t>
       </w:r>
       <w:r>
         <w:rPr>
@@ -12184,23 +9962,13 @@
         </w:rPr>
         <w:t>，</w:t>
       </w:r>
-      <w:proofErr w:type="gramStart"/>
-      <w:r>
-        <w:rPr>
-          <w:rFonts w:hint="eastAsia"/>
-          <w:color w:val="FF0000"/>
-          <w:spacing w:val="0"/>
-        </w:rPr>
-        <w:t>減收原應</w:t>
-      </w:r>
-      <w:proofErr w:type="gramEnd"/>
-      <w:r>
-        <w:rPr>
-          <w:rFonts w:hint="eastAsia"/>
-          <w:color w:val="FF0000"/>
-          <w:spacing w:val="0"/>
-        </w:rPr>
-        <w:t>繳額度之50%。</w:t>
+      <w:r>
+        <w:rPr>
+          <w:rFonts w:hint="eastAsia"/>
+          <w:color w:val="FF0000"/>
+          <w:spacing w:val="0"/>
+        </w:rPr>
+        <w:t>減收原應繳額度之50%。</w:t>
       </w:r>
       <w:bookmarkEnd w:id="6"/>
     </w:p>
@@ -12218,130 +9986,84 @@
         <w:rPr>
           <w:spacing w:val="0"/>
         </w:rPr>
-        <w:t>得標廠商為押標金保證金暨其他擔保作業辦法第33條之6所稱全球化廠商者，履約保證金予以減收之金額(</w:t>
-      </w:r>
-      <w:proofErr w:type="gramStart"/>
+        <w:t>得標廠商為押標金保證金暨其他擔保作業辦法第33條之6所稱全球化廠商者，履約保證金予以減收之金額(無者免填)：</w:t>
+      </w:r>
+    </w:p>
+    <w:p>
+      <w:pPr>
+        <w:pStyle w:val="7"/>
+        <w:ind w:leftChars="500" w:left="1400" w:rightChars="-27" w:right="-76" w:firstLine="0"/>
+        <w:jc w:val="both"/>
+        <w:textDirection w:val="lrTbV"/>
+        <w:rPr>
+          <w:spacing w:val="0"/>
+        </w:rPr>
+      </w:pPr>
+      <w:r>
+        <w:rPr>
+          <w:spacing w:val="0"/>
+        </w:rPr>
+        <w:t>得標廠商</w:t>
+      </w:r>
+      <w:r>
+        <w:rPr>
+          <w:rFonts w:hint="eastAsia"/>
+          <w:spacing w:val="0"/>
+        </w:rPr>
+        <w:t>為</w:t>
+      </w:r>
+      <w:r>
+        <w:rPr>
+          <w:spacing w:val="0"/>
+        </w:rPr>
+        <w:t>營造業法第51條</w:t>
+      </w:r>
+      <w:r>
+        <w:rPr>
+          <w:rFonts w:hint="eastAsia"/>
+          <w:spacing w:val="0"/>
+        </w:rPr>
+        <w:t>所稱</w:t>
+      </w:r>
+      <w:r>
+        <w:rPr>
+          <w:spacing w:val="0"/>
+        </w:rPr>
+        <w:t>優良營造業</w:t>
+      </w:r>
+      <w:r>
+        <w:rPr>
+          <w:rFonts w:hint="eastAsia"/>
+          <w:spacing w:val="0"/>
+        </w:rPr>
+        <w:t>，且得標案件屬營造業法所稱營繕工程之工程採購者，</w:t>
+      </w:r>
+      <w:r>
+        <w:rPr>
+          <w:spacing w:val="0"/>
+        </w:rPr>
+        <w:t>履約保證金予以減收金額</w:t>
+      </w:r>
+      <w:r>
+        <w:rPr>
+          <w:rFonts w:hint="eastAsia"/>
+          <w:spacing w:val="0"/>
+        </w:rPr>
+        <w:t>，其減收金額不併入前2項減收總額度計算</w:t>
+      </w:r>
+      <w:r>
+        <w:rPr>
+          <w:rFonts w:hint="eastAsia"/>
+          <w:spacing w:val="0"/>
+        </w:rPr>
+        <w:t>（</w:t>
+      </w:r>
       <w:r>
         <w:rPr>
           <w:spacing w:val="0"/>
         </w:rPr>
         <w:t>無者免填</w:t>
       </w:r>
-      <w:proofErr w:type="gramEnd"/>
-      <w:r>
-        <w:rPr>
-          <w:spacing w:val="0"/>
-        </w:rPr>
-        <w:t>)：</w:t>
-      </w:r>
-    </w:p>
-    <w:p>
-      <w:pPr>
-        <w:pStyle w:val="7"/>
-        <w:ind w:leftChars="500" w:left="1400" w:rightChars="-27" w:right="-76" w:firstLine="0"/>
-        <w:jc w:val="both"/>
-        <w:textDirection w:val="lrTbV"/>
-        <w:rPr>
-          <w:spacing w:val="0"/>
-        </w:rPr>
-      </w:pPr>
-      <w:r>
-        <w:rPr>
-          <w:spacing w:val="0"/>
-        </w:rPr>
-        <w:t>得標廠商</w:t>
-      </w:r>
-      <w:r>
-        <w:rPr>
-          <w:rFonts w:hint="eastAsia"/>
-          <w:spacing w:val="0"/>
-        </w:rPr>
-        <w:t>為</w:t>
-      </w:r>
-      <w:r>
-        <w:rPr>
-          <w:spacing w:val="0"/>
-        </w:rPr>
-        <w:t>營造業法第51條</w:t>
-      </w:r>
-      <w:r>
-        <w:rPr>
-          <w:rFonts w:hint="eastAsia"/>
-          <w:spacing w:val="0"/>
-        </w:rPr>
-        <w:t>所稱</w:t>
-      </w:r>
-      <w:r>
-        <w:rPr>
-          <w:spacing w:val="0"/>
-        </w:rPr>
-        <w:t>優良營造業</w:t>
-      </w:r>
-      <w:r>
-        <w:rPr>
-          <w:rFonts w:hint="eastAsia"/>
-          <w:spacing w:val="0"/>
-        </w:rPr>
-        <w:t>，且得標案件屬營造業法所稱營</w:t>
-      </w:r>
-      <w:proofErr w:type="gramStart"/>
-      <w:r>
-        <w:rPr>
-          <w:rFonts w:hint="eastAsia"/>
-          <w:spacing w:val="0"/>
-        </w:rPr>
-        <w:t>繕</w:t>
-      </w:r>
-      <w:proofErr w:type="gramEnd"/>
-      <w:r>
-        <w:rPr>
-          <w:rFonts w:hint="eastAsia"/>
-          <w:spacing w:val="0"/>
-        </w:rPr>
-        <w:t>工程之工程採購者，</w:t>
-      </w:r>
-      <w:r>
-        <w:rPr>
-          <w:spacing w:val="0"/>
-        </w:rPr>
-        <w:t>履約保證金予以減收金額</w:t>
-      </w:r>
-      <w:r>
-        <w:rPr>
-          <w:rFonts w:hint="eastAsia"/>
-          <w:spacing w:val="0"/>
-        </w:rPr>
-        <w:t>，其減收金額</w:t>
-      </w:r>
-      <w:proofErr w:type="gramStart"/>
-      <w:r>
-        <w:rPr>
-          <w:rFonts w:hint="eastAsia"/>
-          <w:spacing w:val="0"/>
-        </w:rPr>
-        <w:t>不</w:t>
-      </w:r>
-      <w:proofErr w:type="gramEnd"/>
-      <w:r>
-        <w:rPr>
-          <w:rFonts w:hint="eastAsia"/>
-          <w:spacing w:val="0"/>
-        </w:rPr>
-        <w:t>併入前2項減收總額度計算</w:t>
-      </w:r>
-      <w:r>
-        <w:rPr>
-          <w:rFonts w:hint="eastAsia"/>
-          <w:spacing w:val="0"/>
-        </w:rPr>
-        <w:t>（</w:t>
-      </w:r>
-      <w:r>
-        <w:rPr>
-          <w:spacing w:val="0"/>
-        </w:rPr>
-        <w:t>無者免填</w:t>
-      </w:r>
       <w:r>
         <w:rPr>
           <w:rFonts w:hint="eastAsia"/>
@@ -12355,25 +10077,7 @@
           <w:color w:val="FF0000"/>
           <w:spacing w:val="0"/>
         </w:rPr>
-        <w:t>履約保證金</w:t>
-      </w:r>
-      <w:proofErr w:type="gramStart"/>
-      <w:r>
-        <w:rPr>
-          <w:rFonts w:hint="eastAsia"/>
-          <w:color w:val="FF0000"/>
-          <w:spacing w:val="0"/>
-        </w:rPr>
-        <w:t>減收原應</w:t>
-      </w:r>
-      <w:proofErr w:type="gramEnd"/>
-      <w:r>
-        <w:rPr>
-          <w:rFonts w:hint="eastAsia"/>
-          <w:color w:val="FF0000"/>
-          <w:spacing w:val="0"/>
-        </w:rPr>
-        <w:t>繳額度之50%</w:t>
+        <w:t>履約保證金減收原應繳額度之50%</w:t>
       </w:r>
       <w:r>
         <w:rPr>
@@ -12402,21 +10106,7 @@
         <w:rPr>
           <w:spacing w:val="0"/>
         </w:rPr>
-        <w:t>履約保證金有效期(無履約保證金</w:t>
-      </w:r>
-      <w:proofErr w:type="gramStart"/>
-      <w:r>
-        <w:rPr>
-          <w:spacing w:val="0"/>
-        </w:rPr>
-        <w:t>者免填</w:t>
-      </w:r>
-      <w:proofErr w:type="gramEnd"/>
-      <w:r>
-        <w:rPr>
-          <w:spacing w:val="0"/>
-        </w:rPr>
-        <w:t>)：</w:t>
+        <w:t>履約保證金有效期(無履約保證金者免填)：</w:t>
       </w:r>
     </w:p>
     <w:p>
@@ -12434,23 +10124,7 @@
           <w:rFonts w:hint="eastAsia"/>
           <w:spacing w:val="0"/>
         </w:rPr>
-        <w:t>廠商以銀行開發或</w:t>
-      </w:r>
-      <w:proofErr w:type="gramStart"/>
-      <w:r>
-        <w:rPr>
-          <w:rFonts w:hint="eastAsia"/>
-          <w:spacing w:val="0"/>
-        </w:rPr>
-        <w:t>保兌之</w:t>
-      </w:r>
-      <w:proofErr w:type="gramEnd"/>
-      <w:r>
-        <w:rPr>
-          <w:rFonts w:hint="eastAsia"/>
-          <w:spacing w:val="0"/>
-        </w:rPr>
-        <w:t>不可撤銷擔保信用狀、銀行之書面連帶保證或保險公司之保證保險單繳納履約保證金者，其有效期應較契約約定之最後施工、供應或安裝期限長</w:t>
+        <w:t>廠商以銀行開發或保兌之不可撤銷擔保信用狀、銀行之書面連帶保證或保險公司之保證保險單繳納履約保證金者，其有效期應較契約約定之最後施工、供應或安裝期限長</w:t>
       </w:r>
       <w:r>
         <w:rPr>
@@ -12501,21 +10175,7 @@
         <w:rPr>
           <w:spacing w:val="0"/>
         </w:rPr>
-        <w:t>履約保證金繳納期限(無履約保證金</w:t>
-      </w:r>
-      <w:proofErr w:type="gramStart"/>
-      <w:r>
-        <w:rPr>
-          <w:spacing w:val="0"/>
-        </w:rPr>
-        <w:t>者免填</w:t>
-      </w:r>
-      <w:proofErr w:type="gramEnd"/>
-      <w:r>
-        <w:rPr>
-          <w:spacing w:val="0"/>
-        </w:rPr>
-        <w:t>)：</w:t>
+        <w:t>履約保證金繳納期限(無履約保證金者免填)：</w:t>
       </w:r>
     </w:p>
     <w:p>
@@ -12717,21 +10377,7 @@
         <w:rPr>
           <w:spacing w:val="0"/>
         </w:rPr>
-        <w:t>保固保證金金額(</w:t>
-      </w:r>
-      <w:proofErr w:type="gramStart"/>
-      <w:r>
-        <w:rPr>
-          <w:spacing w:val="0"/>
-        </w:rPr>
-        <w:t>無者免填</w:t>
-      </w:r>
-      <w:proofErr w:type="gramEnd"/>
-      <w:r>
-        <w:rPr>
-          <w:spacing w:val="0"/>
-        </w:rPr>
-        <w:t>)：</w:t>
+        <w:t>保固保證金金額(無者免填)：</w:t>
       </w:r>
       <w:r>
         <w:rPr>
@@ -12810,21 +10456,7 @@
         <w:rPr>
           <w:spacing w:val="0"/>
         </w:rPr>
-        <w:t>保固保證金有效期(無保固保證金</w:t>
-      </w:r>
-      <w:proofErr w:type="gramStart"/>
-      <w:r>
-        <w:rPr>
-          <w:spacing w:val="0"/>
-        </w:rPr>
-        <w:t>者免填</w:t>
-      </w:r>
-      <w:proofErr w:type="gramEnd"/>
-      <w:r>
-        <w:rPr>
-          <w:spacing w:val="0"/>
-        </w:rPr>
-        <w:t>)：</w:t>
+        <w:t>保固保證金有效期(無保固保證金者免填)：</w:t>
       </w:r>
     </w:p>
     <w:p>
@@ -12844,25 +10476,7 @@
           <w:color w:val="FF0000"/>
           <w:spacing w:val="0"/>
         </w:rPr>
-        <w:t>廠商以銀行開發或</w:t>
-      </w:r>
-      <w:proofErr w:type="gramStart"/>
-      <w:r>
-        <w:rPr>
-          <w:rFonts w:hint="eastAsia"/>
-          <w:color w:val="FF0000"/>
-          <w:spacing w:val="0"/>
-        </w:rPr>
-        <w:t>保兌之</w:t>
-      </w:r>
-      <w:proofErr w:type="gramEnd"/>
-      <w:r>
-        <w:rPr>
-          <w:rFonts w:hint="eastAsia"/>
-          <w:color w:val="FF0000"/>
-          <w:spacing w:val="0"/>
-        </w:rPr>
-        <w:t>不可撤銷擔保信用狀、銀行之書面連帶保證或保險公司之保證保險單繳納保固保證金者，其有效期應較契約規定之保固期長九十日。</w:t>
+        <w:t>廠商以銀行開發或保兌之不可撤銷擔保信用狀、銀行之書面連帶保證或保險公司之保證保險單繳納保固保證金者，其有效期應較契約規定之保固期長九十日。</w:t>
       </w:r>
     </w:p>
     <w:p>
@@ -12883,21 +10497,7 @@
         <w:rPr>
           <w:spacing w:val="0"/>
         </w:rPr>
-        <w:t>保固保證金繳納期限(無保固保證金</w:t>
-      </w:r>
-      <w:proofErr w:type="gramStart"/>
-      <w:r>
-        <w:rPr>
-          <w:spacing w:val="0"/>
-        </w:rPr>
-        <w:t>者免填</w:t>
-      </w:r>
-      <w:proofErr w:type="gramEnd"/>
-      <w:r>
-        <w:rPr>
-          <w:spacing w:val="0"/>
-        </w:rPr>
-        <w:t>)：</w:t>
+        <w:t>保固保證金繳納期限(無保固保證金者免填)：</w:t>
       </w:r>
       <w:r>
         <w:rPr>
@@ -12926,21 +10526,7 @@
         <w:rPr>
           <w:spacing w:val="0"/>
         </w:rPr>
-        <w:t>得標廠商提出其他廠商之履約及賠償連帶保證者，保固保證金予以減收之金額(</w:t>
-      </w:r>
-      <w:proofErr w:type="gramStart"/>
-      <w:r>
-        <w:rPr>
-          <w:spacing w:val="0"/>
-        </w:rPr>
-        <w:t>無者免填</w:t>
-      </w:r>
-      <w:proofErr w:type="gramEnd"/>
-      <w:r>
-        <w:rPr>
-          <w:spacing w:val="0"/>
-        </w:rPr>
-        <w:t>)：</w:t>
+        <w:t>得標廠商提出其他廠商之履約及賠償連帶保證者，保固保證金予以減收之金額(無者免填)：</w:t>
       </w:r>
     </w:p>
     <w:p>
@@ -13016,71 +10602,45 @@
         </w:rPr>
         <w:t>公開於政府電子採購網</w:t>
       </w:r>
-      <w:r>
-        <w:rPr>
-          <w:rStyle w:val="aa"/>
-          <w:spacing w:val="0"/>
-        </w:rPr>
-        <w:fldChar w:fldCharType="begin"/>
-      </w:r>
-      <w:r>
-        <w:rPr>
-          <w:rStyle w:val="aa"/>
-          <w:spacing w:val="0"/>
-        </w:rPr>
-        <w:instrText xml:space="preserve"> HYPERLINK "https://web.pcc.gov.tw/查詢服務/廠商相關/優良廠商名單/" </w:instrText>
-      </w:r>
-      <w:r>
-        <w:rPr>
-          <w:rStyle w:val="aa"/>
-          <w:spacing w:val="0"/>
-        </w:rPr>
-        <w:fldChar w:fldCharType="separate"/>
-      </w:r>
-      <w:r>
-        <w:rPr>
-          <w:rStyle w:val="aa"/>
-          <w:spacing w:val="0"/>
-        </w:rPr>
-        <w:t>https://web.pcc.gov.tw/</w:t>
-      </w:r>
-      <w:r>
-        <w:rPr>
-          <w:rStyle w:val="aa"/>
-          <w:rFonts w:hint="eastAsia"/>
-          <w:spacing w:val="0"/>
-        </w:rPr>
-        <w:t>查詢服務</w:t>
-      </w:r>
-      <w:r>
-        <w:rPr>
-          <w:rStyle w:val="aa"/>
-          <w:spacing w:val="0"/>
-        </w:rPr>
-        <w:t>/廠商相關</w:t>
-      </w:r>
-      <w:r>
-        <w:rPr>
-          <w:rStyle w:val="aa"/>
-          <w:rFonts w:hint="eastAsia"/>
-          <w:spacing w:val="0"/>
-        </w:rPr>
-        <w:t>/優良廠商名單</w:t>
-      </w:r>
-      <w:r>
-        <w:rPr>
-          <w:rStyle w:val="aa"/>
-          <w:spacing w:val="0"/>
-        </w:rPr>
-        <w:t>/</w:t>
-      </w:r>
-      <w:r>
-        <w:rPr>
-          <w:rStyle w:val="aa"/>
-          <w:spacing w:val="0"/>
-        </w:rPr>
-        <w:fldChar w:fldCharType="end"/>
-      </w:r>
+      <w:hyperlink r:id="rId9" w:history="1">
+        <w:r>
+          <w:rPr>
+            <w:rStyle w:val="aa"/>
+            <w:spacing w:val="0"/>
+          </w:rPr>
+          <w:t>https://web.pcc.gov.tw/</w:t>
+        </w:r>
+        <w:r>
+          <w:rPr>
+            <w:rStyle w:val="aa"/>
+            <w:rFonts w:hint="eastAsia"/>
+            <w:spacing w:val="0"/>
+          </w:rPr>
+          <w:t>查詢服務</w:t>
+        </w:r>
+        <w:r>
+          <w:rPr>
+            <w:rStyle w:val="aa"/>
+            <w:spacing w:val="0"/>
+          </w:rPr>
+          <w:t>/廠商相關</w:t>
+        </w:r>
+        <w:r>
+          <w:rPr>
+            <w:rStyle w:val="aa"/>
+            <w:rFonts w:hint="eastAsia"/>
+            <w:spacing w:val="0"/>
+          </w:rPr>
+          <w:t>/優良廠商名單</w:t>
+        </w:r>
+        <w:r>
+          <w:rPr>
+            <w:rStyle w:val="aa"/>
+            <w:spacing w:val="0"/>
+          </w:rPr>
+          <w:t>/</w:t>
+        </w:r>
+      </w:hyperlink>
       <w:r>
         <w:rPr>
           <w:rFonts w:hint="eastAsia"/>
@@ -13128,21 +10688,7 @@
         <w:rPr>
           <w:rFonts w:hint="eastAsia"/>
         </w:rPr>
-        <w:t>■行政院公共工程委員會公共工程金質獎之得獎廠商，</w:t>
-      </w:r>
-      <w:proofErr w:type="gramStart"/>
-      <w:r>
-        <w:rPr>
-          <w:rFonts w:hint="eastAsia"/>
-        </w:rPr>
-        <w:t>減收原應</w:t>
-      </w:r>
-      <w:proofErr w:type="gramEnd"/>
-      <w:r>
-        <w:rPr>
-          <w:rFonts w:hint="eastAsia"/>
-        </w:rPr>
-        <w:t>繳額度之</w:t>
+        <w:t>■行政院公共工程委員會公共工程金質獎之得獎廠商，減收原應繳額度之</w:t>
       </w:r>
       <w:r>
         <w:t>50%</w:t>
@@ -13231,21 +10777,7 @@
         <w:rPr>
           <w:szCs w:val="28"/>
         </w:rPr>
-        <w:t>民間參與公共建設金</w:t>
-      </w:r>
-      <w:proofErr w:type="gramStart"/>
-      <w:r>
-        <w:rPr>
-          <w:szCs w:val="28"/>
-        </w:rPr>
-        <w:t>擘</w:t>
-      </w:r>
-      <w:proofErr w:type="gramEnd"/>
-      <w:r>
-        <w:rPr>
-          <w:szCs w:val="28"/>
-        </w:rPr>
-        <w:t>獎</w:t>
+        <w:t>民間參與公共建設金擘獎</w:t>
       </w:r>
       <w:r>
         <w:rPr>
@@ -13271,16 +10803,8 @@
         <w:rPr>
           <w:szCs w:val="28"/>
         </w:rPr>
-        <w:t>交通部</w:t>
-      </w:r>
-      <w:proofErr w:type="gramStart"/>
-      <w:r>
-        <w:rPr>
-          <w:szCs w:val="28"/>
-        </w:rPr>
-        <w:t>金路獎</w:t>
-      </w:r>
-      <w:proofErr w:type="gramEnd"/>
+        <w:t>交通部金路獎</w:t>
+      </w:r>
       <w:r>
         <w:rPr>
           <w:rFonts w:hint="eastAsia"/>
@@ -13333,23 +10857,7 @@
           <w:rFonts w:hint="eastAsia"/>
           <w:spacing w:val="0"/>
         </w:rPr>
-        <w:t>由招標機關敘明獎項名稱及減收額度，其減收總額度</w:t>
-      </w:r>
-      <w:proofErr w:type="gramStart"/>
-      <w:r>
-        <w:rPr>
-          <w:rFonts w:hint="eastAsia"/>
-          <w:spacing w:val="0"/>
-        </w:rPr>
-        <w:t>不</w:t>
-      </w:r>
-      <w:proofErr w:type="gramEnd"/>
-      <w:r>
-        <w:rPr>
-          <w:rFonts w:hint="eastAsia"/>
-          <w:spacing w:val="0"/>
-        </w:rPr>
-        <w:t>逾原定應繳總額之</w:t>
+        <w:t>由招標機關敘明獎項名稱及減收額度，其減收總額度不逾原定應繳總額之</w:t>
       </w:r>
       <w:r>
         <w:rPr>
@@ -13426,25 +10934,7 @@
           <w:color w:val="FF0000"/>
           <w:spacing w:val="0"/>
         </w:rPr>
-        <w:t>，</w:t>
-      </w:r>
-      <w:proofErr w:type="gramStart"/>
-      <w:r>
-        <w:rPr>
-          <w:rFonts w:hint="eastAsia"/>
-          <w:color w:val="FF0000"/>
-          <w:spacing w:val="0"/>
-        </w:rPr>
-        <w:t>減收原應</w:t>
-      </w:r>
-      <w:proofErr w:type="gramEnd"/>
-      <w:r>
-        <w:rPr>
-          <w:rFonts w:hint="eastAsia"/>
-          <w:color w:val="FF0000"/>
-          <w:spacing w:val="0"/>
-        </w:rPr>
-        <w:t>繳額度之50%。</w:t>
+        <w:t>，減收原應繳額度之50%。</w:t>
       </w:r>
     </w:p>
     <w:p>
@@ -13461,21 +10951,7 @@
         <w:rPr>
           <w:spacing w:val="0"/>
         </w:rPr>
-        <w:t>得標廠商為押標金保證金暨其他擔保作業辦法第33條之6所稱全球化廠商者，保固保證金予以減收之金額(</w:t>
-      </w:r>
-      <w:proofErr w:type="gramStart"/>
-      <w:r>
-        <w:rPr>
-          <w:spacing w:val="0"/>
-        </w:rPr>
-        <w:t>無者免填</w:t>
-      </w:r>
-      <w:proofErr w:type="gramEnd"/>
-      <w:r>
-        <w:rPr>
-          <w:spacing w:val="0"/>
-        </w:rPr>
-        <w:t>)：</w:t>
+        <w:t>得標廠商為押標金保證金暨其他擔保作業辦法第33條之6所稱全球化廠商者，保固保證金予以減收之金額(無者免填)：</w:t>
       </w:r>
     </w:p>
     <w:p>
@@ -13525,23 +11001,7 @@
           <w:rFonts w:hint="eastAsia"/>
           <w:spacing w:val="0"/>
         </w:rPr>
-        <w:t>，且得標案件屬營造業法所稱營</w:t>
-      </w:r>
-      <w:proofErr w:type="gramStart"/>
-      <w:r>
-        <w:rPr>
-          <w:rFonts w:hint="eastAsia"/>
-          <w:spacing w:val="0"/>
-        </w:rPr>
-        <w:t>繕</w:t>
-      </w:r>
-      <w:proofErr w:type="gramEnd"/>
-      <w:r>
-        <w:rPr>
-          <w:rFonts w:hint="eastAsia"/>
-          <w:spacing w:val="0"/>
-        </w:rPr>
-        <w:t>工程之工程採購者，</w:t>
+        <w:t>，且得標案件屬營造業法所稱營繕工程之工程採購者，</w:t>
       </w:r>
       <w:r>
         <w:rPr>
@@ -13554,23 +11014,7 @@
           <w:rFonts w:hint="eastAsia"/>
           <w:spacing w:val="0"/>
         </w:rPr>
-        <w:t>，其減收金額</w:t>
-      </w:r>
-      <w:proofErr w:type="gramStart"/>
-      <w:r>
-        <w:rPr>
-          <w:rFonts w:hint="eastAsia"/>
-          <w:spacing w:val="0"/>
-        </w:rPr>
-        <w:t>不</w:t>
-      </w:r>
-      <w:proofErr w:type="gramEnd"/>
-      <w:r>
-        <w:rPr>
-          <w:rFonts w:hint="eastAsia"/>
-          <w:spacing w:val="0"/>
-        </w:rPr>
-        <w:t>併入前2項減收總額度計算</w:t>
+        <w:t>，其減收金額不併入前2項減收總額度計算</w:t>
       </w:r>
       <w:r>
         <w:rPr>
@@ -13611,21 +11055,7 @@
         <w:rPr>
           <w:spacing w:val="0"/>
         </w:rPr>
-        <w:t>預付款還款保證金額(</w:t>
-      </w:r>
-      <w:proofErr w:type="gramStart"/>
-      <w:r>
-        <w:rPr>
-          <w:spacing w:val="0"/>
-        </w:rPr>
-        <w:t>無者免填</w:t>
-      </w:r>
-      <w:proofErr w:type="gramEnd"/>
-      <w:r>
-        <w:rPr>
-          <w:spacing w:val="0"/>
-        </w:rPr>
-        <w:t>)：</w:t>
+        <w:t>預付款還款保證金額(無者免填)：</w:t>
       </w:r>
     </w:p>
     <w:p>
@@ -13646,21 +11076,7 @@
         <w:rPr>
           <w:spacing w:val="0"/>
         </w:rPr>
-        <w:t>預付款還款保證有效期(無預付款還款保證</w:t>
-      </w:r>
-      <w:proofErr w:type="gramStart"/>
-      <w:r>
-        <w:rPr>
-          <w:spacing w:val="0"/>
-        </w:rPr>
-        <w:t>者免填</w:t>
-      </w:r>
-      <w:proofErr w:type="gramEnd"/>
-      <w:r>
-        <w:rPr>
-          <w:spacing w:val="0"/>
-        </w:rPr>
-        <w:t>)：</w:t>
+        <w:t>預付款還款保證有效期(無預付款還款保證者免填)：</w:t>
       </w:r>
     </w:p>
     <w:p>
@@ -13681,21 +11097,7 @@
         <w:rPr>
           <w:spacing w:val="0"/>
         </w:rPr>
-        <w:t>預付款還款保證繳納期限(無預付款還款保證</w:t>
-      </w:r>
-      <w:proofErr w:type="gramStart"/>
-      <w:r>
-        <w:rPr>
-          <w:spacing w:val="0"/>
-        </w:rPr>
-        <w:t>者免填</w:t>
-      </w:r>
-      <w:proofErr w:type="gramEnd"/>
-      <w:r>
-        <w:rPr>
-          <w:spacing w:val="0"/>
-        </w:rPr>
-        <w:t>)：</w:t>
+        <w:t>預付款還款保證繳納期限(無預付款還款保證者免填)：</w:t>
       </w:r>
     </w:p>
     <w:p>
@@ -13719,23 +11121,7 @@
           <w:rFonts w:hint="eastAsia"/>
           <w:spacing w:val="0"/>
         </w:rPr>
-        <w:t>、植栽工程養護期保證金（僅適用於植栽工程驗收合格後給付全部植栽價金之情形）額度為全部</w:t>
-      </w:r>
-      <w:proofErr w:type="gramStart"/>
-      <w:r>
-        <w:rPr>
-          <w:rFonts w:hint="eastAsia"/>
-          <w:spacing w:val="0"/>
-        </w:rPr>
-        <w:t>植栽價金</w:t>
-      </w:r>
-      <w:proofErr w:type="gramEnd"/>
-      <w:r>
-        <w:rPr>
-          <w:rFonts w:hint="eastAsia"/>
-          <w:spacing w:val="0"/>
-        </w:rPr>
-        <w:t>之</w:t>
+        <w:t>、植栽工程養護期保證金（僅適用於植栽工程驗收合格後給付全部植栽價金之情形）額度為全部植栽價金之</w:t>
       </w:r>
       <w:r>
         <w:rPr>
@@ -13751,39 +11137,7 @@
           <w:rFonts w:hint="eastAsia"/>
           <w:spacing w:val="0"/>
         </w:rPr>
-        <w:t>%</w:t>
-      </w:r>
-      <w:proofErr w:type="gramStart"/>
-      <w:r>
-        <w:rPr>
-          <w:rFonts w:hint="eastAsia"/>
-          <w:spacing w:val="0"/>
-        </w:rPr>
-        <w:t>（</w:t>
-      </w:r>
-      <w:proofErr w:type="gramEnd"/>
-      <w:r>
-        <w:rPr>
-          <w:rFonts w:hint="eastAsia"/>
-          <w:spacing w:val="0"/>
-        </w:rPr>
-        <w:t>由機關於招標時自行填列；未填列者，為25%</w:t>
-      </w:r>
-      <w:proofErr w:type="gramStart"/>
-      <w:r>
-        <w:rPr>
-          <w:rFonts w:hint="eastAsia"/>
-          <w:spacing w:val="0"/>
-        </w:rPr>
-        <w:t>）</w:t>
-      </w:r>
-      <w:proofErr w:type="gramEnd"/>
-      <w:r>
-        <w:rPr>
-          <w:rFonts w:hint="eastAsia"/>
-          <w:spacing w:val="0"/>
-        </w:rPr>
-        <w:t>，於</w:t>
+        <w:t>%（由機關於招標時自行填列；未填列者，為25%），於</w:t>
       </w:r>
       <w:r>
         <w:rPr>
@@ -13818,21 +11172,7 @@
           <w:spacing w:val="0"/>
         </w:rPr>
         <w:lastRenderedPageBreak/>
-        <w:t>各種保證金之繳納處所或金融機構帳號(無保證金</w:t>
-      </w:r>
-      <w:proofErr w:type="gramStart"/>
-      <w:r>
-        <w:rPr>
-          <w:spacing w:val="0"/>
-        </w:rPr>
-        <w:t>者免填</w:t>
-      </w:r>
-      <w:proofErr w:type="gramEnd"/>
-      <w:r>
-        <w:rPr>
-          <w:spacing w:val="0"/>
-        </w:rPr>
-        <w:t>)：</w:t>
+        <w:t>各種保證金之繳納處所或金融機構帳號(無保證金者免填)：</w:t>
       </w:r>
     </w:p>
     <w:p>
@@ -13942,19 +11282,11 @@
           <w:spacing w:val="0"/>
         </w:rPr>
       </w:pPr>
-      <w:proofErr w:type="gramStart"/>
-      <w:r>
-        <w:rPr>
-          <w:spacing w:val="0"/>
-        </w:rPr>
-        <w:t>押</w:t>
-      </w:r>
-      <w:proofErr w:type="gramEnd"/>
-      <w:r>
-        <w:rPr>
-          <w:spacing w:val="0"/>
-        </w:rPr>
-        <w:t>標金及保證金應</w:t>
+      <w:r>
+        <w:rPr>
+          <w:spacing w:val="0"/>
+        </w:rPr>
+        <w:t>押標金及保證金應</w:t>
       </w:r>
       <w:r>
         <w:rPr>
@@ -13966,35 +11298,7 @@
         <w:rPr>
           <w:spacing w:val="0"/>
         </w:rPr>
-        <w:t>政府公債、設定質權之金融機構定期存款單、銀行開發或</w:t>
-      </w:r>
-      <w:proofErr w:type="gramStart"/>
-      <w:r>
-        <w:rPr>
-          <w:spacing w:val="0"/>
-        </w:rPr>
-        <w:t>保兌之</w:t>
-      </w:r>
-      <w:proofErr w:type="gramEnd"/>
-      <w:r>
-        <w:rPr>
-          <w:spacing w:val="0"/>
-        </w:rPr>
-        <w:t>不可撤銷擔保信用狀繳納，或取具銀行之書面連帶保證、保險公司之連帶保證保險單繳納，並應符合</w:t>
-      </w:r>
-      <w:proofErr w:type="gramStart"/>
-      <w:r>
-        <w:rPr>
-          <w:spacing w:val="0"/>
-        </w:rPr>
-        <w:t>押</w:t>
-      </w:r>
-      <w:proofErr w:type="gramEnd"/>
-      <w:r>
-        <w:rPr>
-          <w:spacing w:val="0"/>
-        </w:rPr>
-        <w:t>標金保證金暨其他擔保作業辦法規定之格式。</w:t>
+        <w:t>政府公債、設定質權之金融機構定期存款單、銀行開發或保兌之不可撤銷擔保信用狀繳納，或取具銀行之書面連帶保證、保險公司之連帶保證保險單繳納，並應符合押標金保證金暨其他擔保作業辦法規定之格式。</w:t>
       </w:r>
     </w:p>
     <w:p>
@@ -14022,23 +11326,7 @@
           <w:spacing w:val="0"/>
           <w:szCs w:val="28"/>
         </w:rPr>
-        <w:t>情形之</w:t>
-      </w:r>
-      <w:proofErr w:type="gramStart"/>
-      <w:r>
-        <w:rPr>
-          <w:spacing w:val="0"/>
-          <w:szCs w:val="28"/>
-        </w:rPr>
-        <w:t>一</w:t>
-      </w:r>
-      <w:proofErr w:type="gramEnd"/>
-      <w:r>
-        <w:rPr>
-          <w:spacing w:val="0"/>
-          <w:szCs w:val="28"/>
-        </w:rPr>
-        <w:t>者</w:t>
+        <w:t>情形之一者</w:t>
       </w:r>
       <w:r>
         <w:rPr>
@@ -14071,21 +11359,7 @@
         <w:rPr>
           <w:spacing w:val="0"/>
         </w:rPr>
-        <w:t>無需</w:t>
-      </w:r>
-      <w:proofErr w:type="gramStart"/>
-      <w:r>
-        <w:rPr>
-          <w:spacing w:val="0"/>
-        </w:rPr>
-        <w:t>押</w:t>
-      </w:r>
-      <w:proofErr w:type="gramEnd"/>
-      <w:r>
-        <w:rPr>
-          <w:spacing w:val="0"/>
-        </w:rPr>
-        <w:t>標金之案件免列</w:t>
+        <w:t>無需押標金之案件免列</w:t>
       </w:r>
       <w:r>
         <w:rPr>
@@ -14113,14 +11387,12 @@
         </w:rPr>
         <w:t>(</w:t>
       </w:r>
-      <w:proofErr w:type="gramStart"/>
       <w:r>
         <w:rPr>
           <w:rFonts w:ascii="Times New Roman" w:eastAsia="標楷體"/>
         </w:rPr>
         <w:t>一</w:t>
       </w:r>
-      <w:proofErr w:type="gramEnd"/>
       <w:r>
         <w:rPr>
           <w:rFonts w:ascii="Times New Roman" w:eastAsia="標楷體"/>
@@ -14265,19 +11537,11 @@
         </w:rPr>
         <w:t>)</w:t>
       </w:r>
-      <w:proofErr w:type="gramStart"/>
       <w:r>
         <w:rPr>
           <w:rFonts w:ascii="標楷體" w:eastAsia="標楷體" w:hAnsi="標楷體" w:hint="eastAsia"/>
         </w:rPr>
-        <w:t>得標後拒不</w:t>
-      </w:r>
-      <w:proofErr w:type="gramEnd"/>
-      <w:r>
-        <w:rPr>
-          <w:rFonts w:ascii="標楷體" w:eastAsia="標楷體" w:hAnsi="標楷體" w:hint="eastAsia"/>
-        </w:rPr>
-        <w:t>簽約</w:t>
+        <w:t>得標後拒不簽約</w:t>
       </w:r>
       <w:r>
         <w:rPr>
@@ -14423,23 +11687,7 @@
           <w:rFonts w:hint="eastAsia"/>
           <w:kern w:val="0"/>
         </w:rPr>
-        <w:t>前項追繳</w:t>
-      </w:r>
-      <w:proofErr w:type="gramStart"/>
-      <w:r>
-        <w:rPr>
-          <w:rFonts w:hint="eastAsia"/>
-          <w:kern w:val="0"/>
-        </w:rPr>
-        <w:t>押</w:t>
-      </w:r>
-      <w:proofErr w:type="gramEnd"/>
-      <w:r>
-        <w:rPr>
-          <w:rFonts w:hint="eastAsia"/>
-          <w:kern w:val="0"/>
-        </w:rPr>
-        <w:t>標金之情形，屬廠商未依招標文件規定繳納者，追繳金額依招標文件中規定之額度定之；其為標價之一定比率而無標價可供計算者，以預算金額代之。</w:t>
+        <w:t>前項追繳押標金之情形，屬廠商未依招標文件規定繳納者，追繳金額依招標文件中規定之額度定之；其為標價之一定比率而無標價可供計算者，以預算金額代之。</w:t>
       </w:r>
     </w:p>
     <w:p>
@@ -14547,15 +11795,7 @@
         <w:t>50條第1項第5款、第7</w:t>
       </w:r>
       <w:r>
-        <w:t>款情形之</w:t>
-      </w:r>
-      <w:proofErr w:type="gramStart"/>
-      <w:r>
-        <w:t>一</w:t>
-      </w:r>
-      <w:proofErr w:type="gramEnd"/>
-      <w:r>
-        <w:t>。</w:t>
+        <w:t>款情形之一。</w:t>
       </w:r>
     </w:p>
     <w:p>
@@ -14581,15 +11821,7 @@
         <w:t>87</w:t>
       </w:r>
       <w:r>
-        <w:t>條各項構成要件事實之</w:t>
-      </w:r>
-      <w:proofErr w:type="gramStart"/>
-      <w:r>
-        <w:t>一</w:t>
-      </w:r>
-      <w:proofErr w:type="gramEnd"/>
-      <w:r>
-        <w:t>。</w:t>
+        <w:t>條各項構成要件事實之一。</w:t>
       </w:r>
     </w:p>
     <w:p>
@@ -14610,35 +11842,7 @@
         <w:rPr>
           <w:spacing w:val="0"/>
         </w:rPr>
-        <w:t>廠商依「押標金保證金暨其他擔保作業辦法」規定減收押標金，其有不發還</w:t>
-      </w:r>
-      <w:proofErr w:type="gramStart"/>
-      <w:r>
-        <w:rPr>
-          <w:spacing w:val="0"/>
-        </w:rPr>
-        <w:t>押</w:t>
-      </w:r>
-      <w:proofErr w:type="gramEnd"/>
-      <w:r>
-        <w:rPr>
-          <w:spacing w:val="0"/>
-        </w:rPr>
-        <w:t>標金之情形者，應就不發還金額</w:t>
-      </w:r>
-      <w:proofErr w:type="gramStart"/>
-      <w:r>
-        <w:rPr>
-          <w:spacing w:val="0"/>
-        </w:rPr>
-        <w:t>中屬減收</w:t>
-      </w:r>
-      <w:proofErr w:type="gramEnd"/>
-      <w:r>
-        <w:rPr>
-          <w:spacing w:val="0"/>
-        </w:rPr>
-        <w:t>之金額補繳之。其經主管機關或相關中央目的事業主管機關取消優良廠商資格或全球化廠商資格，或經各機關依採購法第102條第3項規定刊登政府採購公報，且尚在採購法第103條第1項所定期限內者，亦同。</w:t>
+        <w:t>廠商依「押標金保證金暨其他擔保作業辦法」規定減收押標金，其有不發還押標金之情形者，應就不發還金額中屬減收之金額補繳之。其經主管機關或相關中央目的事業主管機關取消優良廠商資格或全球化廠商資格，或經各機關依採購法第102條第3項規定刊登政府採購公報，且尚在採購法第103條第1項所定期限內者，亦同。</w:t>
       </w:r>
     </w:p>
     <w:p>
@@ -14683,21 +11887,7 @@
         <w:rPr>
           <w:spacing w:val="0"/>
         </w:rPr>
-        <w:t>(1)訂底價，但</w:t>
-      </w:r>
-      <w:proofErr w:type="gramStart"/>
-      <w:r>
-        <w:rPr>
-          <w:spacing w:val="0"/>
-        </w:rPr>
-        <w:t>不</w:t>
-      </w:r>
-      <w:proofErr w:type="gramEnd"/>
-      <w:r>
-        <w:rPr>
-          <w:spacing w:val="0"/>
-        </w:rPr>
-        <w:t>公告底價。</w:t>
+        <w:t>(1)訂底價，但不公告底價。</w:t>
       </w:r>
     </w:p>
     <w:p>
@@ -14948,23 +12138,7 @@
           <w:rFonts w:hint="eastAsia"/>
           <w:spacing w:val="0"/>
         </w:rPr>
-        <w:t>採購法施行細則第64條之2</w:t>
-      </w:r>
-      <w:proofErr w:type="gramStart"/>
-      <w:r>
-        <w:rPr>
-          <w:rFonts w:hint="eastAsia"/>
-          <w:spacing w:val="0"/>
-        </w:rPr>
-        <w:t>採</w:t>
-      </w:r>
-      <w:proofErr w:type="gramEnd"/>
-      <w:r>
-        <w:rPr>
-          <w:rFonts w:hint="eastAsia"/>
-          <w:spacing w:val="0"/>
-        </w:rPr>
-        <w:t>評分及格最低標</w:t>
+        <w:t>採購法施行細則第64條之2採評分及格最低標</w:t>
       </w:r>
       <w:r>
         <w:rPr>
@@ -15066,21 +12240,7 @@
         <w:rPr>
           <w:spacing w:val="0"/>
         </w:rPr>
-        <w:t>（2-2）依採購法第22條第1項□第9款；□第10款；□第11款；□第14款</w:t>
-      </w:r>
-      <w:proofErr w:type="gramStart"/>
-      <w:r>
-        <w:rPr>
-          <w:spacing w:val="0"/>
-        </w:rPr>
-        <w:t>準</w:t>
-      </w:r>
-      <w:proofErr w:type="gramEnd"/>
-      <w:r>
-        <w:rPr>
-          <w:spacing w:val="0"/>
-        </w:rPr>
-        <w:t>用最有利標。</w:t>
+        <w:t>（2-2）依採購法第22條第1項□第9款；□第10款；□第11款；□第14款準用最有利標。</w:t>
       </w:r>
     </w:p>
     <w:p>
@@ -15127,39 +12287,7 @@
           <w:rFonts w:hint="eastAsia"/>
           <w:spacing w:val="0"/>
         </w:rPr>
-        <w:t>達一定</w:t>
-      </w:r>
-      <w:proofErr w:type="gramStart"/>
-      <w:r>
-        <w:rPr>
-          <w:rFonts w:hint="eastAsia"/>
-          <w:spacing w:val="0"/>
-        </w:rPr>
-        <w:t>分數或序位</w:t>
-      </w:r>
-      <w:proofErr w:type="gramEnd"/>
-      <w:r>
-        <w:rPr>
-          <w:rFonts w:hint="eastAsia"/>
-          <w:spacing w:val="0"/>
-        </w:rPr>
-        <w:t>之未得標廠商，發給一定金額之獎勵金(由機關敘明一定</w:t>
-      </w:r>
-      <w:proofErr w:type="gramStart"/>
-      <w:r>
-        <w:rPr>
-          <w:rFonts w:hint="eastAsia"/>
-          <w:spacing w:val="0"/>
-        </w:rPr>
-        <w:t>分數或序位</w:t>
-      </w:r>
-      <w:proofErr w:type="gramEnd"/>
-      <w:r>
-        <w:rPr>
-          <w:rFonts w:hint="eastAsia"/>
-          <w:spacing w:val="0"/>
-        </w:rPr>
-        <w:t>及其相對應之獎勵金)</w:t>
+        <w:t>達一定分數或序位之未得標廠商，發給一定金額之獎勵金(由機關敘明一定分數或序位及其相對應之獎勵金)</w:t>
       </w:r>
     </w:p>
     <w:p>
@@ -15349,21 +12477,7 @@
         <w:rPr>
           <w:spacing w:val="0"/>
         </w:rPr>
-        <w:t>本採購</w:t>
-      </w:r>
-      <w:proofErr w:type="gramStart"/>
-      <w:r>
-        <w:rPr>
-          <w:spacing w:val="0"/>
-        </w:rPr>
-        <w:t>採</w:t>
-      </w:r>
-      <w:proofErr w:type="gramEnd"/>
-      <w:r>
-        <w:rPr>
-          <w:spacing w:val="0"/>
-        </w:rPr>
-        <w:t>：</w:t>
+        <w:t>本採購採：</w:t>
       </w:r>
     </w:p>
     <w:p>
@@ -15419,21 +12533,7 @@
         <w:rPr>
           <w:spacing w:val="0"/>
         </w:rPr>
-        <w:t>(2)複數決標，保留採購項目或數量選擇之組合權利  (項目或數量選擇之組合方式如附件。例如得由廠商分項報價之項目，或依不同數量報價之項目及數量之上、下限；投標廠商得標項目或數量之限制、開標順序、願比照得標廠商之價格者得</w:t>
-      </w:r>
-      <w:proofErr w:type="gramStart"/>
-      <w:r>
-        <w:rPr>
-          <w:spacing w:val="0"/>
-        </w:rPr>
-        <w:t>併</w:t>
-      </w:r>
-      <w:proofErr w:type="gramEnd"/>
-      <w:r>
-        <w:rPr>
-          <w:spacing w:val="0"/>
-        </w:rPr>
-        <w:t>列為得標廠商、決標廠商家數上限等)。</w:t>
+        <w:t>(2)複數決標，保留採購項目或數量選擇之組合權利  (項目或數量選擇之組合方式如附件。例如得由廠商分項報價之項目，或依不同數量報價之項目及數量之上、下限；投標廠商得標項目或數量之限制、開標順序、願比照得標廠商之價格者得併列為得標廠商、決標廠商家數上限等)。</w:t>
       </w:r>
     </w:p>
     <w:p>
@@ -15519,16 +12619,8 @@
         <w:rPr>
           <w:spacing w:val="0"/>
         </w:rPr>
-        <w:t>，得先辦理保留決標，</w:t>
-      </w:r>
-      <w:proofErr w:type="gramStart"/>
-      <w:r>
-        <w:rPr>
-          <w:spacing w:val="0"/>
-        </w:rPr>
-        <w:t>俟</w:t>
-      </w:r>
-      <w:proofErr w:type="gramEnd"/>
+        <w:t>，得先辦理保留決標，俟</w:t>
+      </w:r>
       <w:r>
         <w:rPr>
           <w:rFonts w:hint="eastAsia"/>
@@ -15536,19 +12628,11 @@
         </w:rPr>
         <w:t>核定</w:t>
       </w:r>
-      <w:proofErr w:type="gramStart"/>
-      <w:r>
-        <w:rPr>
-          <w:spacing w:val="0"/>
-        </w:rPr>
-        <w:t>後始決標</w:t>
-      </w:r>
-      <w:proofErr w:type="gramEnd"/>
-      <w:r>
-        <w:rPr>
-          <w:spacing w:val="0"/>
-        </w:rPr>
-        <w:t>生效。</w:t>
+      <w:r>
+        <w:rPr>
+          <w:spacing w:val="0"/>
+        </w:rPr>
+        <w:t>後始決標生效。</w:t>
       </w:r>
     </w:p>
     <w:p>
@@ -15813,31 +12897,7 @@
       </w:r>
       <w:r>
         <w:lastRenderedPageBreak/>
-        <w:t>勞工（指受派遣事業單位僱用，並向各機關提供勞務者）之薪資（內含勞工依法自行負擔之勞保、健保、就業保險費用）與廠商應負擔之勞保、健保、就業保險費用、積欠工資墊償基金提繳費及勞工退休金等費用，</w:t>
-      </w:r>
-      <w:proofErr w:type="gramStart"/>
-      <w:r>
-        <w:t>採</w:t>
-      </w:r>
-      <w:proofErr w:type="gramEnd"/>
-      <w:r>
-        <w:t>固定金額支付，不列入報價範圍。廠商僅需就管理費用（含利潤、相關稅捐及管理所需一切費用等）報價。決標後，廠商報價與前述固定金額合計為契約總價，詳如附件報價明細表</w:t>
-      </w:r>
-      <w:proofErr w:type="gramStart"/>
-      <w:r>
-        <w:t>【註</w:t>
-      </w:r>
-      <w:proofErr w:type="gramEnd"/>
-      <w:r>
-        <w:t>：報價明細表範例如附件，機關於招標時依案件性質參酌調整後附於投標須知。派遣勞工之加班費及差旅費，不含於契約價金，如發生此等費用，其計算方式依勞動法令規定另行支付</w:t>
-      </w:r>
-      <w:proofErr w:type="gramStart"/>
-      <w:r>
-        <w:t>】</w:t>
-      </w:r>
-      <w:proofErr w:type="gramEnd"/>
-      <w:r>
-        <w:t>。</w:t>
+        <w:t>勞工（指受派遣事業單位僱用，並向各機關提供勞務者）之薪資（內含勞工依法自行負擔之勞保、健保、就業保險費用）與廠商應負擔之勞保、健保、就業保險費用、積欠工資墊償基金提繳費及勞工退休金等費用，採固定金額支付，不列入報價範圍。廠商僅需就管理費用（含利潤、相關稅捐及管理所需一切費用等）報價。決標後，廠商報價與前述固定金額合計為契約總價，詳如附件報價明細表【註：報價明細表範例如附件，機關於招標時依案件性質參酌調整後附於投標須知。派遣勞工之加班費及差旅費，不含於契約價金，如發生此等費用，其計算方式依勞動法令規定另行支付】。</w:t>
       </w:r>
     </w:p>
     <w:p>
@@ -15858,21 +12918,7 @@
         <w:rPr>
           <w:spacing w:val="0"/>
         </w:rPr>
-        <w:t>無法決標時是否得依採購法第56條規定</w:t>
-      </w:r>
-      <w:proofErr w:type="gramStart"/>
-      <w:r>
-        <w:rPr>
-          <w:spacing w:val="0"/>
-        </w:rPr>
-        <w:t>採</w:t>
-      </w:r>
-      <w:proofErr w:type="gramEnd"/>
-      <w:r>
-        <w:rPr>
-          <w:spacing w:val="0"/>
-        </w:rPr>
-        <w:t>行協商措施：</w:t>
+        <w:t>無法決標時是否得依採購法第56條規定採行協商措施：</w:t>
       </w:r>
     </w:p>
     <w:p>
@@ -15886,15 +12932,7 @@
         <w:sym w:font="Wingdings" w:char="F0A8"/>
       </w:r>
       <w:r>
-        <w:t>(1)是；</w:t>
-      </w:r>
-      <w:proofErr w:type="gramStart"/>
-      <w:r>
-        <w:t>採</w:t>
-      </w:r>
-      <w:proofErr w:type="gramEnd"/>
-      <w:r>
-        <w:t>行協商措施得更改之項目（請敘明）：</w:t>
+        <w:t>(1)是；採行協商措施得更改之項目（請敘明）：</w:t>
       </w:r>
     </w:p>
     <w:p>
@@ -15933,35 +12971,7 @@
         <w:rPr>
           <w:spacing w:val="0"/>
         </w:rPr>
-        <w:t>本採購保留未來向得標廠商增購之權利，擬增購之項目及內容(</w:t>
-      </w:r>
-      <w:proofErr w:type="gramStart"/>
-      <w:r>
-        <w:rPr>
-          <w:spacing w:val="0"/>
-        </w:rPr>
-        <w:t>請載明</w:t>
-      </w:r>
-      <w:proofErr w:type="gramEnd"/>
-      <w:r>
-        <w:rPr>
-          <w:spacing w:val="0"/>
-        </w:rPr>
-        <w:t>擴充之金額、數量或期間上限，並應將預估選購或擴充項目所需金額計入採購金額。未保留增購權利</w:t>
-      </w:r>
-      <w:proofErr w:type="gramStart"/>
-      <w:r>
-        <w:rPr>
-          <w:spacing w:val="0"/>
-        </w:rPr>
-        <w:t>者免填</w:t>
-      </w:r>
-      <w:proofErr w:type="gramEnd"/>
-      <w:r>
-        <w:rPr>
-          <w:spacing w:val="0"/>
-        </w:rPr>
-        <w:t xml:space="preserve">)：        </w:t>
+        <w:t xml:space="preserve">本採購保留未來向得標廠商增購之權利，擬增購之項目及內容(請載明擴充之金額、數量或期間上限，並應將預估選購或擴充項目所需金額計入採購金額。未保留增購權利者免填)：        </w:t>
       </w:r>
       <w:r>
         <w:t xml:space="preserve">       </w:t>
@@ -16114,21 +13124,7 @@
         <w:rPr>
           <w:spacing w:val="0"/>
         </w:rPr>
-        <w:t>投標廠商之基本資格及應附具之證明文件如下(如允許</w:t>
-      </w:r>
-      <w:proofErr w:type="gramStart"/>
-      <w:r>
-        <w:rPr>
-          <w:spacing w:val="0"/>
-        </w:rPr>
-        <w:t>依法令免申請</w:t>
-      </w:r>
-      <w:proofErr w:type="gramEnd"/>
-      <w:r>
-        <w:rPr>
-          <w:spacing w:val="0"/>
-        </w:rPr>
-        <w:t>核發本項基本資格證明文件之廠商參與投標，一併載明該等廠商免繳驗之證明文件</w:t>
+        <w:t>投標廠商之基本資格及應附具之證明文件如下(如允許依法令免申請核發本項基本資格證明文件之廠商參與投標，一併載明該等廠商免繳驗之證明文件</w:t>
       </w:r>
       <w:r>
         <w:rPr>
@@ -16185,23 +13181,7 @@
           <w:rFonts w:ascii="標楷體" w:hAnsi="標楷體" w:hint="eastAsia"/>
           <w:szCs w:val="28"/>
         </w:rPr>
-        <w:t>與招標</w:t>
-      </w:r>
-      <w:proofErr w:type="gramStart"/>
-      <w:r>
-        <w:rPr>
-          <w:rFonts w:ascii="標楷體" w:hAnsi="標楷體" w:hint="eastAsia"/>
-          <w:szCs w:val="28"/>
-        </w:rPr>
-        <w:t>標</w:t>
-      </w:r>
-      <w:proofErr w:type="gramEnd"/>
-      <w:r>
-        <w:rPr>
-          <w:rFonts w:ascii="標楷體" w:hAnsi="標楷體" w:hint="eastAsia"/>
-          <w:szCs w:val="28"/>
-        </w:rPr>
-        <w:t>的有關者：</w:t>
+        <w:t>與招標標的有關者：</w:t>
       </w:r>
     </w:p>
     <w:p>
@@ -16240,78 +13220,28 @@
           <w:szCs w:val="28"/>
           <w:u w:val="single"/>
         </w:rPr>
-        <w:t xml:space="preserve">  </w:t>
-      </w:r>
-      <w:proofErr w:type="gramStart"/>
+        <w:t xml:space="preserve">  僅須任一項符合  </w:t>
+      </w:r>
       <w:r>
         <w:rPr>
           <w:rFonts w:ascii="標楷體" w:hAnsi="標楷體" w:hint="eastAsia"/>
           <w:szCs w:val="28"/>
-          <w:u w:val="single"/>
-        </w:rPr>
-        <w:t>僅須任一項</w:t>
-      </w:r>
-      <w:proofErr w:type="gramEnd"/>
+        </w:rPr>
+        <w:t>。(機關應依標的特質、需求勾選，並得複選</w:t>
+      </w:r>
+      <w:r>
+        <w:rPr>
+          <w:rFonts w:ascii="標楷體" w:hAnsi="標楷體"/>
+          <w:szCs w:val="28"/>
+        </w:rPr>
+        <w:t>，</w:t>
+      </w:r>
       <w:r>
         <w:rPr>
           <w:rFonts w:ascii="標楷體" w:hAnsi="標楷體" w:hint="eastAsia"/>
           <w:szCs w:val="28"/>
-          <w:u w:val="single"/>
-        </w:rPr>
-        <w:t xml:space="preserve">符合  </w:t>
-      </w:r>
-      <w:r>
-        <w:rPr>
-          <w:rFonts w:ascii="標楷體" w:hAnsi="標楷體" w:hint="eastAsia"/>
-          <w:szCs w:val="28"/>
-        </w:rPr>
-        <w:t>。(機關應依標的特質、需求勾選，並得複選</w:t>
-      </w:r>
-      <w:r>
-        <w:rPr>
-          <w:rFonts w:ascii="標楷體" w:hAnsi="標楷體"/>
-          <w:szCs w:val="28"/>
-        </w:rPr>
-        <w:t>，</w:t>
-      </w:r>
-      <w:r>
-        <w:rPr>
-          <w:rFonts w:ascii="標楷體" w:hAnsi="標楷體" w:hint="eastAsia"/>
-          <w:szCs w:val="28"/>
-        </w:rPr>
-        <w:t>且應於</w:t>
-      </w:r>
-      <w:proofErr w:type="gramStart"/>
-      <w:r>
-        <w:rPr>
-          <w:rFonts w:ascii="標楷體" w:hAnsi="標楷體" w:hint="eastAsia"/>
-          <w:szCs w:val="28"/>
-        </w:rPr>
-        <w:t>本目載</w:t>
-      </w:r>
-      <w:proofErr w:type="gramEnd"/>
-      <w:r>
-        <w:rPr>
-          <w:rFonts w:ascii="標楷體" w:hAnsi="標楷體" w:hint="eastAsia"/>
-          <w:szCs w:val="28"/>
-        </w:rPr>
-        <w:t>明投標廠商須同時符合、部分符合或</w:t>
-      </w:r>
-      <w:proofErr w:type="gramStart"/>
-      <w:r>
-        <w:rPr>
-          <w:rFonts w:ascii="標楷體" w:hAnsi="標楷體" w:hint="eastAsia"/>
-          <w:szCs w:val="28"/>
-        </w:rPr>
-        <w:t>僅須任一項</w:t>
-      </w:r>
-      <w:proofErr w:type="gramEnd"/>
-      <w:r>
-        <w:rPr>
-          <w:rFonts w:ascii="標楷體" w:hAnsi="標楷體" w:hint="eastAsia"/>
-          <w:szCs w:val="28"/>
-        </w:rPr>
-        <w:t>符合之情形)</w:t>
+        </w:rPr>
+        <w:t>且應於本目載明投標廠商須同時符合、部分符合或僅須任一項符合之情形)</w:t>
       </w:r>
     </w:p>
     <w:p>
@@ -16851,118 +13781,36 @@
           <w:rFonts w:ascii="標楷體" w:hAnsi="標楷體"/>
           <w:szCs w:val="28"/>
         </w:rPr>
-        <w:t>或列印「全國商工行政服務入口網」</w:t>
-      </w:r>
-      <w:proofErr w:type="gramStart"/>
+        <w:t>或列印「全國商工行政服務入口網」（網址：http：//gcis.nat.gov.tw/index.jsp)商工登記資料之公司登記資料查詢網站之「公司基本資料」均屬之</w:t>
+      </w:r>
+      <w:r>
+        <w:rPr>
+          <w:rFonts w:ascii="標楷體" w:hAnsi="標楷體" w:hint="eastAsia"/>
+          <w:szCs w:val="28"/>
+        </w:rPr>
+        <w:t>)或商業登記證明文件(</w:t>
+      </w:r>
       <w:r>
         <w:rPr>
           <w:rFonts w:ascii="標楷體" w:hAnsi="標楷體"/>
           <w:szCs w:val="28"/>
         </w:rPr>
-        <w:t>（</w:t>
-      </w:r>
-      <w:proofErr w:type="gramEnd"/>
+        <w:t>登記機關核准商業登記之核准函、商業登記抄本、</w:t>
+      </w:r>
+      <w:r>
+        <w:rPr>
+          <w:rFonts w:ascii="標楷體" w:hAnsi="標楷體" w:hint="eastAsia"/>
+          <w:szCs w:val="28"/>
+        </w:rPr>
+        <w:t>商業登記證明書、</w:t>
+      </w:r>
       <w:r>
         <w:rPr>
           <w:rFonts w:ascii="標楷體" w:hAnsi="標楷體"/>
           <w:szCs w:val="28"/>
         </w:rPr>
-        <w:t>網址：http：//gcis.nat.gov.tw/</w:t>
-      </w:r>
-      <w:proofErr w:type="spellStart"/>
-      <w:r>
-        <w:rPr>
-          <w:rFonts w:ascii="標楷體" w:hAnsi="標楷體"/>
-          <w:szCs w:val="28"/>
-        </w:rPr>
-        <w:t>index.jsp</w:t>
-      </w:r>
-      <w:proofErr w:type="spellEnd"/>
-      <w:r>
-        <w:rPr>
-          <w:rFonts w:ascii="標楷體" w:hAnsi="標楷體"/>
-          <w:szCs w:val="28"/>
-        </w:rPr>
-        <w:t>)商工登記資料之公司登記資料查詢網站之「公司基本資料」</w:t>
-      </w:r>
-      <w:proofErr w:type="gramStart"/>
-      <w:r>
-        <w:rPr>
-          <w:rFonts w:ascii="標楷體" w:hAnsi="標楷體"/>
-          <w:szCs w:val="28"/>
-        </w:rPr>
-        <w:t>均屬之</w:t>
-      </w:r>
-      <w:proofErr w:type="gramEnd"/>
-      <w:r>
-        <w:rPr>
-          <w:rFonts w:ascii="標楷體" w:hAnsi="標楷體" w:hint="eastAsia"/>
-          <w:szCs w:val="28"/>
-        </w:rPr>
-        <w:t>)或商業登記證明文件(</w:t>
-      </w:r>
-      <w:r>
-        <w:rPr>
-          <w:rFonts w:ascii="標楷體" w:hAnsi="標楷體"/>
-          <w:szCs w:val="28"/>
-        </w:rPr>
-        <w:t>登記機關核准商業登記之核准函、商業登記抄本、</w:t>
-      </w:r>
-      <w:r>
-        <w:rPr>
-          <w:rFonts w:ascii="標楷體" w:hAnsi="標楷體" w:hint="eastAsia"/>
-          <w:szCs w:val="28"/>
-        </w:rPr>
-        <w:t>商業登記證明書、</w:t>
-      </w:r>
-      <w:r>
-        <w:rPr>
-          <w:rFonts w:ascii="標楷體" w:hAnsi="標楷體"/>
-          <w:szCs w:val="28"/>
-        </w:rPr>
-        <w:t>或列印「全國商工行政服務入口網」</w:t>
-      </w:r>
-      <w:proofErr w:type="gramStart"/>
-      <w:r>
-        <w:rPr>
-          <w:rFonts w:ascii="標楷體" w:hAnsi="標楷體"/>
-          <w:szCs w:val="28"/>
-        </w:rPr>
-        <w:t>（</w:t>
-      </w:r>
-      <w:proofErr w:type="gramEnd"/>
-      <w:r>
-        <w:rPr>
-          <w:rFonts w:ascii="標楷體" w:hAnsi="標楷體"/>
-          <w:szCs w:val="28"/>
-        </w:rPr>
-        <w:t>網址：http：//gcis.nat.gov.tw/</w:t>
-      </w:r>
-      <w:proofErr w:type="spellStart"/>
-      <w:r>
-        <w:rPr>
-          <w:rFonts w:ascii="標楷體" w:hAnsi="標楷體"/>
-          <w:szCs w:val="28"/>
-        </w:rPr>
-        <w:t>index.jsp</w:t>
-      </w:r>
-      <w:proofErr w:type="spellEnd"/>
-      <w:r>
-        <w:rPr>
-          <w:rFonts w:ascii="標楷體" w:hAnsi="標楷體"/>
-          <w:szCs w:val="28"/>
-        </w:rPr>
-        <w:t>)商工登記資料之商業登記資料查詢網站之「商業登記基本資料」</w:t>
-      </w:r>
-      <w:proofErr w:type="gramStart"/>
-      <w:r>
-        <w:rPr>
-          <w:rFonts w:ascii="標楷體" w:hAnsi="標楷體"/>
-          <w:szCs w:val="28"/>
-        </w:rPr>
-        <w:t>均屬之</w:t>
-      </w:r>
-      <w:proofErr w:type="gramEnd"/>
+        <w:t>或列印「全國商工行政服務入口網」（網址：http：//gcis.nat.gov.tw/index.jsp)商工登記資料之商業登記資料查詢網站之「商業登記基本資料」均屬之</w:t>
+      </w:r>
       <w:r>
         <w:rPr>
           <w:rFonts w:ascii="標楷體" w:hAnsi="標楷體" w:hint="eastAsia"/>
@@ -16988,53 +13836,21 @@
           <w:rFonts w:ascii="標楷體" w:hAnsi="標楷體" w:hint="eastAsia"/>
           <w:szCs w:val="28"/>
         </w:rPr>
-        <w:t>□營業項目代碼、營業項目：______________(該特定營業項目非屬許可業務者，廠商所營事業之登記，如</w:t>
-      </w:r>
-      <w:proofErr w:type="gramStart"/>
+        <w:t>□營業項目代碼、營業項目：______________(該特定營業項目非屬許可業務者，廠商所營事業之登記，如載明</w:t>
+      </w:r>
+      <w:r>
+        <w:rPr>
+          <w:rFonts w:ascii="標楷體" w:hAnsi="標楷體"/>
+          <w:szCs w:val="28"/>
+        </w:rPr>
+        <w:t>除許可業務外，得經營法令非禁止或限制之業務者，</w:t>
+      </w:r>
       <w:r>
         <w:rPr>
           <w:rFonts w:ascii="標楷體" w:hAnsi="標楷體" w:hint="eastAsia"/>
           <w:szCs w:val="28"/>
         </w:rPr>
-        <w:t>載明</w:t>
-      </w:r>
-      <w:r>
-        <w:rPr>
-          <w:rFonts w:ascii="標楷體" w:hAnsi="標楷體"/>
-          <w:szCs w:val="28"/>
-        </w:rPr>
-        <w:t>除許可</w:t>
-      </w:r>
-      <w:proofErr w:type="gramEnd"/>
-      <w:r>
-        <w:rPr>
-          <w:rFonts w:ascii="標楷體" w:hAnsi="標楷體"/>
-          <w:szCs w:val="28"/>
-        </w:rPr>
-        <w:t>業務外，得經營法令非禁止或限制之業務者，</w:t>
-      </w:r>
-      <w:r>
-        <w:rPr>
-          <w:rFonts w:ascii="標楷體" w:hAnsi="標楷體" w:hint="eastAsia"/>
-          <w:szCs w:val="28"/>
-        </w:rPr>
-        <w:t>視為包括該特定營業項目。</w:t>
-      </w:r>
-      <w:proofErr w:type="gramStart"/>
-      <w:r>
-        <w:rPr>
-          <w:rFonts w:ascii="標楷體" w:hAnsi="標楷體" w:hint="eastAsia"/>
-          <w:szCs w:val="28"/>
-        </w:rPr>
-        <w:t>)，</w:t>
-      </w:r>
-      <w:proofErr w:type="gramEnd"/>
-      <w:r>
-        <w:rPr>
-          <w:rFonts w:ascii="標楷體" w:hAnsi="標楷體" w:hint="eastAsia"/>
-          <w:szCs w:val="28"/>
-        </w:rPr>
-        <w:t>廠商得於投標前至經濟部商業司建置之『全國商工行政服務入口網』(</w:t>
+        <w:t>視為包括該特定營業項目。)，廠商得於投標前至經濟部商業司建置之『全國商工行政服務入口網』(</w:t>
       </w:r>
       <w:r>
         <w:rPr>
@@ -17078,23 +13894,13 @@
           <w:szCs w:val="28"/>
         </w:rPr>
       </w:pPr>
-      <w:proofErr w:type="gramStart"/>
       <w:r>
         <w:rPr>
           <w:rFonts w:ascii="標楷體" w:hAnsi="標楷體" w:hint="eastAsia"/>
           <w:szCs w:val="28"/>
         </w:rPr>
-        <w:t>（註</w:t>
-      </w:r>
-      <w:proofErr w:type="gramEnd"/>
-      <w:r>
-        <w:rPr>
-          <w:rFonts w:ascii="標楷體" w:hAnsi="標楷體" w:hint="eastAsia"/>
-          <w:szCs w:val="28"/>
-        </w:rPr>
-        <w:t>：營利事業登記證自98年4月13日起不再作為證明文件</w:t>
-      </w:r>
-      <w:proofErr w:type="gramStart"/>
+        <w:t>（註：營利事業登記證自98年4月13日起不再作為證明文件</w:t>
+      </w:r>
       <w:r>
         <w:rPr>
           <w:rFonts w:ascii="標楷體" w:hAnsi="標楷體"/>
@@ -17102,7 +13908,6 @@
         </w:rPr>
         <w:t>）</w:t>
       </w:r>
-      <w:proofErr w:type="gramEnd"/>
     </w:p>
     <w:p>
       <w:pPr>
@@ -17121,23 +13926,7 @@
           <w:rFonts w:ascii="標楷體" w:hAnsi="標楷體" w:hint="eastAsia"/>
           <w:szCs w:val="28"/>
         </w:rPr>
-        <w:t xml:space="preserve">          b.其他證明文件：</w:t>
-      </w:r>
-      <w:proofErr w:type="gramStart"/>
-      <w:r>
-        <w:rPr>
-          <w:rFonts w:ascii="標楷體" w:hAnsi="標楷體" w:hint="eastAsia"/>
-          <w:szCs w:val="28"/>
-        </w:rPr>
-        <w:t>＿＿＿＿＿＿＿＿＿＿＿</w:t>
-      </w:r>
-      <w:proofErr w:type="gramEnd"/>
-      <w:r>
-        <w:rPr>
-          <w:rFonts w:ascii="標楷體" w:hAnsi="標楷體" w:hint="eastAsia"/>
-          <w:szCs w:val="28"/>
-        </w:rPr>
-        <w:t>。</w:t>
+        <w:t xml:space="preserve">          b.其他證明文件：＿＿＿＿＿＿＿＿＿＿＿。</w:t>
       </w:r>
     </w:p>
     <w:p>
@@ -17181,55 +13970,7 @@
           <w:rFonts w:ascii="標楷體" w:hAnsi="標楷體" w:hint="eastAsia"/>
           <w:szCs w:val="28"/>
         </w:rPr>
-        <w:t xml:space="preserve">       營業稅繳稅證明：為營業稅繳款書收據聯或主管</w:t>
-      </w:r>
-      <w:proofErr w:type="gramStart"/>
-      <w:r>
-        <w:rPr>
-          <w:rFonts w:ascii="標楷體" w:hAnsi="標楷體" w:hint="eastAsia"/>
-          <w:szCs w:val="28"/>
-        </w:rPr>
-        <w:t>稽</w:t>
-      </w:r>
-      <w:proofErr w:type="gramEnd"/>
-      <w:r>
-        <w:rPr>
-          <w:rFonts w:ascii="標楷體" w:hAnsi="標楷體" w:hint="eastAsia"/>
-          <w:szCs w:val="28"/>
-        </w:rPr>
-        <w:t>徵機關核章之最近1期營業人銷售額與稅額申報書收執聯。廠商不及提出最近1期證明者，得以前1期之納稅證明代之。新設立且未屆第1期營業稅繳納期限者，得以營業稅主管</w:t>
-      </w:r>
-      <w:proofErr w:type="gramStart"/>
-      <w:r>
-        <w:rPr>
-          <w:rFonts w:ascii="標楷體" w:hAnsi="標楷體" w:hint="eastAsia"/>
-          <w:szCs w:val="28"/>
-        </w:rPr>
-        <w:t>稽</w:t>
-      </w:r>
-      <w:proofErr w:type="gramEnd"/>
-      <w:r>
-        <w:rPr>
-          <w:rFonts w:ascii="標楷體" w:hAnsi="標楷體" w:hint="eastAsia"/>
-          <w:szCs w:val="28"/>
-        </w:rPr>
-        <w:t>徵機關核發之核准設立登記公函代之；經核定使用統一發者，應一併</w:t>
-      </w:r>
-      <w:proofErr w:type="gramStart"/>
-      <w:r>
-        <w:rPr>
-          <w:rFonts w:ascii="標楷體" w:hAnsi="標楷體" w:hint="eastAsia"/>
-          <w:szCs w:val="28"/>
-        </w:rPr>
-        <w:t>檢附申領</w:t>
-      </w:r>
-      <w:proofErr w:type="gramEnd"/>
-      <w:r>
-        <w:rPr>
-          <w:rFonts w:ascii="標楷體" w:hAnsi="標楷體" w:hint="eastAsia"/>
-          <w:szCs w:val="28"/>
-        </w:rPr>
-        <w:t>統一發票購票證相關文件。營業税或所得稅之納稅證明，得以與上開最近一期或前一期證明相同期間內主管稽徵機關核發之無違章欠稅之查復表代之。（本項適用於依營業稅法須報繳營業稅者之情形）</w:t>
+        <w:t xml:space="preserve">       營業稅繳稅證明：為營業稅繳款書收據聯或主管稽徵機關核章之最近1期營業人銷售額與稅額申報書收執聯。廠商不及提出最近1期證明者，得以前1期之納稅證明代之。新設立且未屆第1期營業稅繳納期限者，得以營業稅主管稽徵機關核發之核准設立登記公函代之；經核定使用統一發者，應一併檢附申領統一發票購票證相關文件。營業税或所得稅之納稅證明，得以與上開最近一期或前一期證明相同期間內主管稽徵機關核發之無違章欠稅之查復表代之。（本項適用於依營業稅法須報繳營業稅者之情形）</w:t>
       </w:r>
     </w:p>
     <w:p>
@@ -17278,23 +14019,7 @@
           <w:rFonts w:hint="eastAsia"/>
           <w:spacing w:val="0"/>
         </w:rPr>
-        <w:t>公告「具敏感性或國安(</w:t>
-      </w:r>
-      <w:proofErr w:type="gramStart"/>
-      <w:r>
-        <w:rPr>
-          <w:rFonts w:hint="eastAsia"/>
-          <w:spacing w:val="0"/>
-        </w:rPr>
-        <w:t>含資安</w:t>
-      </w:r>
-      <w:proofErr w:type="gramEnd"/>
-      <w:r>
-        <w:rPr>
-          <w:rFonts w:hint="eastAsia"/>
-          <w:spacing w:val="0"/>
-        </w:rPr>
-        <w:t>)疑慮之業務範疇」之資訊服務採購，廠商不得為大陸地區廠商、第三地區含陸資成分廠商及經濟部</w:t>
+        <w:t>公告「具敏感性或國安(含資安)疑慮之業務範疇」之資訊服務採購，廠商不得為大陸地區廠商、第三地區含陸資成分廠商及經濟部</w:t>
       </w:r>
       <w:r>
         <w:rPr>
@@ -17338,92 +14063,56 @@
           <w:spacing w:val="0"/>
           <w:u w:val="single"/>
         </w:rPr>
-        <w:t>；政府電子採購網</w:t>
-      </w:r>
-      <w:proofErr w:type="gramStart"/>
+        <w:t>；政府電子採購網（</w:t>
+      </w:r>
+      <w:hyperlink r:id="rId10" w:history="1">
+        <w:r>
+          <w:rPr>
+            <w:spacing w:val="0"/>
+            <w:u w:val="single"/>
+          </w:rPr>
+          <w:t>https://web.pcc.gov.tw</w:t>
+        </w:r>
+        <w:r>
+          <w:rPr>
+            <w:rFonts w:hint="eastAsia"/>
+            <w:spacing w:val="0"/>
+            <w:u w:val="single"/>
+          </w:rPr>
+          <w:t>）/相關連結/</w:t>
+        </w:r>
+      </w:hyperlink>
       <w:r>
         <w:rPr>
           <w:rFonts w:hint="eastAsia"/>
           <w:spacing w:val="0"/>
           <w:u w:val="single"/>
         </w:rPr>
-        <w:t>（</w:t>
-      </w:r>
-      <w:proofErr w:type="gramEnd"/>
-      <w:r>
-        <w:rPr>
-          <w:spacing w:val="0"/>
+        <w:t>其他/</w:t>
+      </w:r>
+      <w:r>
+        <w:rPr>
+          <w:rFonts w:hint="eastAsia"/>
+          <w:spacing w:val="-4"/>
+          <w:szCs w:val="28"/>
+        </w:rPr>
+        <w:t>經濟部</w:t>
+      </w:r>
+      <w:r>
+        <w:rPr>
+          <w:rFonts w:hint="eastAsia"/>
+          <w:spacing w:val="-4"/>
+          <w:szCs w:val="28"/>
           <w:u w:val="single"/>
         </w:rPr>
-        <w:fldChar w:fldCharType="begin"/>
-      </w:r>
-      <w:r>
-        <w:rPr>
+        <w:t>(投資審議司)</w:t>
+      </w:r>
+      <w:r>
+        <w:rPr>
+          <w:rFonts w:hint="eastAsia"/>
           <w:spacing w:val="0"/>
           <w:u w:val="single"/>
         </w:rPr>
-        <w:instrText xml:space="preserve"> HYPERLINK "https://web.pcc.gov.tw）/相關連結/" </w:instrText>
-      </w:r>
-      <w:r>
-        <w:rPr>
-          <w:spacing w:val="0"/>
-          <w:u w:val="single"/>
-        </w:rPr>
-        <w:fldChar w:fldCharType="separate"/>
-      </w:r>
-      <w:r>
-        <w:rPr>
-          <w:spacing w:val="0"/>
-          <w:u w:val="single"/>
-        </w:rPr>
-        <w:t>https://web.pcc.gov.tw</w:t>
-      </w:r>
-      <w:r>
-        <w:rPr>
-          <w:rFonts w:hint="eastAsia"/>
-          <w:spacing w:val="0"/>
-          <w:u w:val="single"/>
-        </w:rPr>
-        <w:t>）/相關連結/</w:t>
-      </w:r>
-      <w:r>
-        <w:rPr>
-          <w:spacing w:val="0"/>
-          <w:u w:val="single"/>
-        </w:rPr>
-        <w:fldChar w:fldCharType="end"/>
-      </w:r>
-      <w:r>
-        <w:rPr>
-          <w:rFonts w:hint="eastAsia"/>
-          <w:spacing w:val="0"/>
-          <w:u w:val="single"/>
-        </w:rPr>
-        <w:t>其他/</w:t>
-      </w:r>
-      <w:r>
-        <w:rPr>
-          <w:rFonts w:hint="eastAsia"/>
-          <w:spacing w:val="-4"/>
-          <w:szCs w:val="28"/>
-        </w:rPr>
-        <w:t>經濟部</w:t>
-      </w:r>
-      <w:r>
-        <w:rPr>
-          <w:rFonts w:hint="eastAsia"/>
-          <w:spacing w:val="-4"/>
-          <w:szCs w:val="28"/>
-          <w:u w:val="single"/>
-        </w:rPr>
-        <w:t>(投資審議司)</w:t>
-      </w:r>
-      <w:r>
-        <w:rPr>
-          <w:rFonts w:hint="eastAsia"/>
-          <w:spacing w:val="0"/>
-          <w:u w:val="single"/>
-        </w:rPr>
         <w:t>公告陸資資訊</w:t>
       </w:r>
       <w:r>
@@ -17433,47 +14122,13 @@
         </w:rPr>
         <w:t>)。</w:t>
       </w:r>
-      <w:proofErr w:type="gramStart"/>
-      <w:r>
-        <w:rPr>
-          <w:rFonts w:hint="eastAsia"/>
-          <w:spacing w:val="0"/>
-        </w:rPr>
-        <w:t>（註</w:t>
-      </w:r>
-      <w:proofErr w:type="gramEnd"/>
-      <w:r>
-        <w:rPr>
-          <w:rFonts w:hint="eastAsia"/>
-          <w:spacing w:val="0"/>
-        </w:rPr>
-        <w:t>：適用條約或協定之採購案，</w:t>
-      </w:r>
-      <w:proofErr w:type="gramStart"/>
-      <w:r>
-        <w:rPr>
-          <w:rFonts w:hint="eastAsia"/>
-          <w:spacing w:val="0"/>
-        </w:rPr>
-        <w:t>如勾選本</w:t>
-      </w:r>
-      <w:proofErr w:type="gramEnd"/>
-      <w:r>
-        <w:rPr>
-          <w:rFonts w:hint="eastAsia"/>
-          <w:spacing w:val="0"/>
-        </w:rPr>
-        <w:t>項者，請依GPA第3條規定，妥適考量本須知第16點之勾選</w:t>
-      </w:r>
-      <w:proofErr w:type="gramStart"/>
-      <w:r>
-        <w:rPr>
-          <w:rFonts w:hint="eastAsia"/>
-          <w:spacing w:val="0"/>
-        </w:rPr>
-        <w:t>）</w:t>
-      </w:r>
-      <w:proofErr w:type="gramEnd"/>
+      <w:r>
+        <w:rPr>
+          <w:rFonts w:hint="eastAsia"/>
+          <w:spacing w:val="0"/>
+        </w:rPr>
+        <w:t>（註：適用條約或協定之採購案，如勾選本項者，請依GPA第3條規定，妥適考量本須知第16點之勾選）</w:t>
+      </w:r>
       <w:r>
         <w:rPr>
           <w:spacing w:val="0"/>
@@ -17502,65 +14157,8 @@
           <w:rFonts w:hint="eastAsia"/>
           <w:spacing w:val="0"/>
         </w:rPr>
-        <w:t>本採購內容涉及國家安全，不允許大陸地區廠商、第三地區含陸資成分廠商及在</w:t>
-      </w:r>
-      <w:proofErr w:type="gramStart"/>
-      <w:r>
-        <w:rPr>
-          <w:rFonts w:hint="eastAsia"/>
-          <w:spacing w:val="0"/>
-        </w:rPr>
-        <w:t>臺</w:t>
-      </w:r>
-      <w:proofErr w:type="gramEnd"/>
-      <w:r>
-        <w:rPr>
-          <w:rFonts w:hint="eastAsia"/>
-          <w:spacing w:val="0"/>
-        </w:rPr>
-        <w:t>陸資廠商參與。</w:t>
-      </w:r>
-      <w:proofErr w:type="gramStart"/>
-      <w:r>
-        <w:rPr>
-          <w:rFonts w:hint="eastAsia"/>
-          <w:spacing w:val="0"/>
-        </w:rPr>
-        <w:t>（註</w:t>
-      </w:r>
-      <w:proofErr w:type="gramEnd"/>
-      <w:r>
-        <w:rPr>
-          <w:rFonts w:hint="eastAsia"/>
-          <w:spacing w:val="0"/>
-        </w:rPr>
-        <w:t>：適用條約或協定之採購案，</w:t>
-      </w:r>
-      <w:proofErr w:type="gramStart"/>
-      <w:r>
-        <w:rPr>
-          <w:rFonts w:hint="eastAsia"/>
-          <w:spacing w:val="0"/>
-        </w:rPr>
-        <w:t>如勾選本</w:t>
-      </w:r>
-      <w:proofErr w:type="gramEnd"/>
-      <w:r>
-        <w:rPr>
-          <w:rFonts w:hint="eastAsia"/>
-          <w:spacing w:val="0"/>
-        </w:rPr>
-        <w:t>項者，請依GPA第3條規定，妥適考量本須知第16點之勾選</w:t>
-      </w:r>
-      <w:proofErr w:type="gramStart"/>
-      <w:r>
-        <w:rPr>
-          <w:rFonts w:hint="eastAsia"/>
-          <w:spacing w:val="0"/>
-        </w:rPr>
-        <w:t>）</w:t>
-      </w:r>
-      <w:proofErr w:type="gramEnd"/>
+        <w:t>本採購內容涉及國家安全，不允許大陸地區廠商、第三地區含陸資成分廠商及在臺陸資廠商參與。（註：適用條約或協定之採購案，如勾選本項者，請依GPA第3條規定，妥適考量本須知第16點之勾選）</w:t>
+      </w:r>
     </w:p>
     <w:p>
       <w:pPr>
@@ -17710,21 +14308,7 @@
         <w:rPr>
           <w:spacing w:val="0"/>
         </w:rPr>
-        <w:t>投標廠商之標價有下列情形之一為投標文件內容不符合招標文件之規定：(預算或底價未公告</w:t>
-      </w:r>
-      <w:proofErr w:type="gramStart"/>
-      <w:r>
-        <w:rPr>
-          <w:spacing w:val="0"/>
-        </w:rPr>
-        <w:t>者免填</w:t>
-      </w:r>
-      <w:proofErr w:type="gramEnd"/>
-      <w:r>
-        <w:rPr>
-          <w:spacing w:val="0"/>
-        </w:rPr>
-        <w:t>)</w:t>
+        <w:t>投標廠商之標價有下列情形之一為投標文件內容不符合招標文件之規定：(預算或底價未公告者免填)</w:t>
       </w:r>
     </w:p>
     <w:p>
@@ -17801,21 +14385,7 @@
         <w:rPr>
           <w:spacing w:val="0"/>
         </w:rPr>
-        <w:t>機關辦理採購有下列情形之</w:t>
-      </w:r>
-      <w:proofErr w:type="gramStart"/>
-      <w:r>
-        <w:rPr>
-          <w:spacing w:val="0"/>
-        </w:rPr>
-        <w:t>一</w:t>
-      </w:r>
-      <w:proofErr w:type="gramEnd"/>
-      <w:r>
-        <w:rPr>
-          <w:spacing w:val="0"/>
-        </w:rPr>
-        <w:t>者，得依採購法第50條第1項第5</w:t>
+        <w:t>機關辦理採購有下列情形之一者，得依採購法第50條第1項第5</w:t>
       </w:r>
       <w:r>
         <w:rPr>
@@ -17850,21 +14420,7 @@
         <w:rPr>
           <w:spacing w:val="0"/>
         </w:rPr>
-        <w:t>一、投標文件內容由同一人或同一廠商繕寫或</w:t>
-      </w:r>
-      <w:proofErr w:type="gramStart"/>
-      <w:r>
-        <w:rPr>
-          <w:spacing w:val="0"/>
-        </w:rPr>
-        <w:t>備具者</w:t>
-      </w:r>
-      <w:proofErr w:type="gramEnd"/>
-      <w:r>
-        <w:rPr>
-          <w:spacing w:val="0"/>
-        </w:rPr>
-        <w:t>。</w:t>
+        <w:t>一、投標文件內容由同一人或同一廠商繕寫或備具者。</w:t>
       </w:r>
     </w:p>
     <w:p>
@@ -17898,21 +14454,7 @@
         <w:rPr>
           <w:spacing w:val="0"/>
         </w:rPr>
-        <w:t>三、投標</w:t>
-      </w:r>
-      <w:proofErr w:type="gramStart"/>
-      <w:r>
-        <w:rPr>
-          <w:spacing w:val="0"/>
-        </w:rPr>
-        <w:t>標</w:t>
-      </w:r>
-      <w:proofErr w:type="gramEnd"/>
-      <w:r>
-        <w:rPr>
-          <w:spacing w:val="0"/>
-        </w:rPr>
-        <w:t>封或通知機關信函號碼連號，顯係同一人或同一廠商所為者。</w:t>
+        <w:t>三、投標標封或通知機關信函號碼連號，顯係同一人或同一廠商所為者。</w:t>
       </w:r>
     </w:p>
     <w:p>
@@ -17986,21 +14528,7 @@
         <w:rPr>
           <w:spacing w:val="0"/>
         </w:rPr>
-        <w:t>家以上廠商有下列情形之一，</w:t>
-      </w:r>
-      <w:proofErr w:type="gramStart"/>
-      <w:r>
-        <w:rPr>
-          <w:spacing w:val="0"/>
-        </w:rPr>
-        <w:t>致僅餘</w:t>
-      </w:r>
-      <w:proofErr w:type="gramEnd"/>
-      <w:r>
-        <w:rPr>
-          <w:spacing w:val="0"/>
-        </w:rPr>
-        <w:t>1家廠商符合招標文件規定者，得依</w:t>
+        <w:t>家以上廠商有下列情形之一，致僅餘1家廠商符合招標文件規定者，得依</w:t>
       </w:r>
       <w:r>
         <w:rPr>
@@ -18054,21 +14582,7 @@
         <w:rPr>
           <w:spacing w:val="0"/>
         </w:rPr>
-        <w:t>一、押標金</w:t>
-      </w:r>
-      <w:proofErr w:type="gramStart"/>
-      <w:r>
-        <w:rPr>
-          <w:spacing w:val="0"/>
-        </w:rPr>
-        <w:t>未附或不</w:t>
-      </w:r>
-      <w:proofErr w:type="gramEnd"/>
-      <w:r>
-        <w:rPr>
-          <w:spacing w:val="0"/>
-        </w:rPr>
-        <w:t>符合規定。</w:t>
+        <w:t>一、押標金未附或不符合規定。</w:t>
       </w:r>
     </w:p>
     <w:p>
@@ -18085,21 +14599,7 @@
         <w:rPr>
           <w:spacing w:val="0"/>
         </w:rPr>
-        <w:t>二、投標文件為空白文件、無關文件或</w:t>
-      </w:r>
-      <w:proofErr w:type="gramStart"/>
-      <w:r>
-        <w:rPr>
-          <w:spacing w:val="0"/>
-        </w:rPr>
-        <w:t>標封內</w:t>
-      </w:r>
-      <w:proofErr w:type="gramEnd"/>
-      <w:r>
-        <w:rPr>
-          <w:spacing w:val="0"/>
-        </w:rPr>
-        <w:t>空無一物。</w:t>
+        <w:t>二、投標文件為空白文件、無關文件或標封內空無一物。</w:t>
       </w:r>
     </w:p>
     <w:p>
@@ -18116,21 +14616,7 @@
         <w:rPr>
           <w:spacing w:val="0"/>
         </w:rPr>
-        <w:t>三、資格、規格或價格文件</w:t>
-      </w:r>
-      <w:proofErr w:type="gramStart"/>
-      <w:r>
-        <w:rPr>
-          <w:spacing w:val="0"/>
-        </w:rPr>
-        <w:t>未附或不</w:t>
-      </w:r>
-      <w:proofErr w:type="gramEnd"/>
-      <w:r>
-        <w:rPr>
-          <w:spacing w:val="0"/>
-        </w:rPr>
-        <w:t>符合規定。</w:t>
+        <w:t>三、資格、規格或價格文件未附或不符合規定。</w:t>
       </w:r>
     </w:p>
     <w:p>
@@ -18189,49 +14675,7 @@
         <w:rPr>
           <w:spacing w:val="0"/>
         </w:rPr>
-        <w:t>工程採購案件，其屬營造業法所定營</w:t>
-      </w:r>
-      <w:proofErr w:type="gramStart"/>
-      <w:r>
-        <w:rPr>
-          <w:spacing w:val="0"/>
-        </w:rPr>
-        <w:t>繕</w:t>
-      </w:r>
-      <w:proofErr w:type="gramEnd"/>
-      <w:r>
-        <w:rPr>
-          <w:spacing w:val="0"/>
-        </w:rPr>
-        <w:t>工程者，投標廠商屬營造業，可為決標對象，</w:t>
-      </w:r>
-      <w:proofErr w:type="gramStart"/>
-      <w:r>
-        <w:rPr>
-          <w:spacing w:val="0"/>
-        </w:rPr>
-        <w:t>但決標</w:t>
-      </w:r>
-      <w:proofErr w:type="gramEnd"/>
-      <w:r>
-        <w:rPr>
-          <w:spacing w:val="0"/>
-        </w:rPr>
-        <w:t>金額高於營造業法所規定之承攬造價限額時，不</w:t>
-      </w:r>
-      <w:proofErr w:type="gramStart"/>
-      <w:r>
-        <w:rPr>
-          <w:spacing w:val="0"/>
-        </w:rPr>
-        <w:t>決標予該</w:t>
-      </w:r>
-      <w:proofErr w:type="gramEnd"/>
-      <w:r>
-        <w:rPr>
-          <w:spacing w:val="0"/>
-        </w:rPr>
-        <w:t>廠商。</w:t>
+        <w:t>工程採購案件，其屬營造業法所定營繕工程者，投標廠商屬營造業，可為決標對象，但決標金額高於營造業法所規定之承攬造價限額時，不決標予該廠商。</w:t>
       </w:r>
     </w:p>
     <w:p>
@@ -18257,23 +14701,7 @@
           <w:rFonts w:hint="eastAsia"/>
           <w:spacing w:val="0"/>
         </w:rPr>
-        <w:t>工程採購案件，其屬營造業法所定營</w:t>
-      </w:r>
-      <w:proofErr w:type="gramStart"/>
-      <w:r>
-        <w:rPr>
-          <w:rFonts w:hint="eastAsia"/>
-          <w:spacing w:val="0"/>
-        </w:rPr>
-        <w:t>繕</w:t>
-      </w:r>
-      <w:proofErr w:type="gramEnd"/>
-      <w:r>
-        <w:rPr>
-          <w:rFonts w:hint="eastAsia"/>
-          <w:spacing w:val="0"/>
-        </w:rPr>
-        <w:t>工程者，投標之土木包工業須登記於工程所在地區之直轄市、縣</w:t>
+        <w:t>工程採購案件，其屬營造業法所定營繕工程者，投標之土木包工業須登記於工程所在地區之直轄市、縣</w:t>
       </w:r>
       <w:r>
         <w:rPr>
@@ -18346,35 +14774,7 @@
         <w:rPr>
           <w:spacing w:val="0"/>
         </w:rPr>
-        <w:t>外國廠商之投標資格及應提出之資格文件，</w:t>
-      </w:r>
-      <w:proofErr w:type="gramStart"/>
-      <w:r>
-        <w:rPr>
-          <w:spacing w:val="0"/>
-        </w:rPr>
-        <w:t>附經公證</w:t>
-      </w:r>
-      <w:proofErr w:type="gramEnd"/>
-      <w:r>
-        <w:rPr>
-          <w:spacing w:val="0"/>
-        </w:rPr>
-        <w:t>或認證之中文譯本(不允許外國廠商投標</w:t>
-      </w:r>
-      <w:proofErr w:type="gramStart"/>
-      <w:r>
-        <w:rPr>
-          <w:spacing w:val="0"/>
-        </w:rPr>
-        <w:t>者免填</w:t>
-      </w:r>
-      <w:proofErr w:type="gramEnd"/>
-      <w:r>
-        <w:rPr>
-          <w:spacing w:val="0"/>
-        </w:rPr>
-        <w:t>)：</w:t>
+        <w:t>外國廠商之投標資格及應提出之資格文件，附經公證或認證之中文譯本(不允許外國廠商投標者免填)：</w:t>
       </w:r>
     </w:p>
     <w:p>
@@ -18392,24 +14792,13 @@
         </w:rPr>
       </w:pPr>
       <w:r>
-        <w:t>以選擇性招標方式辦理者，其限制投標廠商資格之理由及其必要性(非選擇性招標</w:t>
-      </w:r>
-      <w:proofErr w:type="gramStart"/>
-      <w:r>
-        <w:t>者</w:t>
-      </w:r>
-      <w:r>
-        <w:rPr>
-          <w:spacing w:val="0"/>
-        </w:rPr>
-        <w:t>免填</w:t>
-      </w:r>
-      <w:proofErr w:type="gramEnd"/>
-      <w:r>
-        <w:rPr>
-          <w:spacing w:val="0"/>
-        </w:rPr>
-        <w:t>)：</w:t>
+        <w:t>以選擇性招標方式辦理者，其限制投標廠商資格之理由及其必要性(非選擇性招標者</w:t>
+      </w:r>
+      <w:r>
+        <w:rPr>
+          <w:spacing w:val="0"/>
+        </w:rPr>
+        <w:t>免填)：</w:t>
       </w:r>
     </w:p>
     <w:p>
@@ -18430,35 +14819,7 @@
         <w:rPr>
           <w:spacing w:val="0"/>
         </w:rPr>
-        <w:t>招標</w:t>
-      </w:r>
-      <w:proofErr w:type="gramStart"/>
-      <w:r>
-        <w:rPr>
-          <w:spacing w:val="0"/>
-        </w:rPr>
-        <w:t>標</w:t>
-      </w:r>
-      <w:proofErr w:type="gramEnd"/>
-      <w:r>
-        <w:rPr>
-          <w:spacing w:val="0"/>
-        </w:rPr>
-        <w:t>的之功能、效益、規格、標準、數量或場所等說明及得標廠商應履行之契約責任：由招標機關</w:t>
-      </w:r>
-      <w:proofErr w:type="gramStart"/>
-      <w:r>
-        <w:rPr>
-          <w:spacing w:val="0"/>
-        </w:rPr>
-        <w:t>另備如附件</w:t>
-      </w:r>
-      <w:proofErr w:type="gramEnd"/>
-      <w:r>
-        <w:rPr>
-          <w:spacing w:val="0"/>
-        </w:rPr>
-        <w:t>。</w:t>
+        <w:t>招標標的之功能、效益、規格、標準、數量或場所等說明及得標廠商應履行之契約責任：由招標機關另備如附件。</w:t>
       </w:r>
     </w:p>
     <w:p>
@@ -18531,17 +14892,8 @@
           <w:rFonts w:hint="eastAsia"/>
           <w:spacing w:val="0"/>
         </w:rPr>
-        <w:t>視個案情形於招標時勾選；</w:t>
-      </w:r>
-      <w:proofErr w:type="gramStart"/>
-      <w:r>
-        <w:rPr>
-          <w:rFonts w:hint="eastAsia"/>
-          <w:spacing w:val="0"/>
-        </w:rPr>
-        <w:t>無者免填</w:t>
-      </w:r>
-      <w:proofErr w:type="gramEnd"/>
+        <w:t>視個案情形於招標時勾選；無者免填</w:t>
+      </w:r>
       <w:r>
         <w:rPr>
           <w:spacing w:val="0"/>
@@ -18661,101 +15013,33 @@
           <w:bCs/>
           <w:szCs w:val="28"/>
         </w:rPr>
-        <w:t>除前項所列者外，屬營造業法第3條第1款之營</w:t>
-      </w:r>
-      <w:proofErr w:type="gramStart"/>
+        <w:t>除前項所列者外，屬營造業法第3條第1款之營繕工程，且得標廠商為營造業者，其主要部分尚包括：工地主任、工地負責人、專任工程人員、安全衛生人員均應為</w:t>
+      </w:r>
       <w:r>
         <w:rPr>
           <w:rFonts w:hint="eastAsia"/>
           <w:bCs/>
-          <w:szCs w:val="28"/>
-        </w:rPr>
-        <w:t>繕</w:t>
-      </w:r>
-      <w:proofErr w:type="gramEnd"/>
+          <w:color w:val="FF0000"/>
+          <w:szCs w:val="28"/>
+        </w:rPr>
+        <w:t>該營造業</w:t>
+      </w:r>
       <w:r>
         <w:rPr>
           <w:rFonts w:hint="eastAsia"/>
           <w:bCs/>
           <w:szCs w:val="28"/>
         </w:rPr>
-        <w:t>工程，且得標廠商為營造業者，其主要部分尚包括：工地主任、工地負責人、專任工程人員、安全衛生</w:t>
-      </w:r>
-      <w:proofErr w:type="gramStart"/>
+        <w:t>廠商僱用之人員。</w:t>
+      </w:r>
       <w:r>
         <w:rPr>
           <w:rFonts w:hint="eastAsia"/>
           <w:bCs/>
-          <w:szCs w:val="28"/>
-        </w:rPr>
-        <w:t>人員均應為</w:t>
-      </w:r>
-      <w:proofErr w:type="gramEnd"/>
-      <w:r>
-        <w:rPr>
-          <w:rFonts w:hint="eastAsia"/>
-          <w:bCs/>
-          <w:color w:val="FF0000"/>
-          <w:szCs w:val="28"/>
-        </w:rPr>
-        <w:t>該營造業</w:t>
-      </w:r>
-      <w:r>
-        <w:rPr>
-          <w:rFonts w:hint="eastAsia"/>
-          <w:bCs/>
-          <w:szCs w:val="28"/>
-        </w:rPr>
-        <w:t>廠商僱用之人員。</w:t>
-      </w:r>
-      <w:r>
-        <w:rPr>
-          <w:rFonts w:hint="eastAsia"/>
-          <w:bCs/>
-          <w:color w:val="FF0000"/>
-          <w:szCs w:val="28"/>
-        </w:rPr>
-        <w:t>但得標之營造業廠商符合營造業法規定</w:t>
-      </w:r>
-      <w:proofErr w:type="gramStart"/>
-      <w:r>
-        <w:rPr>
-          <w:rFonts w:hint="eastAsia"/>
-          <w:bCs/>
-          <w:color w:val="FF0000"/>
-          <w:szCs w:val="28"/>
-        </w:rPr>
-        <w:t>採</w:t>
-      </w:r>
-      <w:proofErr w:type="gramEnd"/>
-      <w:r>
-        <w:rPr>
-          <w:rFonts w:hint="eastAsia"/>
-          <w:bCs/>
-          <w:color w:val="FF0000"/>
-          <w:szCs w:val="28"/>
-        </w:rPr>
-        <w:t>委託建築師或技師</w:t>
-      </w:r>
-      <w:proofErr w:type="gramStart"/>
-      <w:r>
-        <w:rPr>
-          <w:rFonts w:hint="eastAsia"/>
-          <w:bCs/>
-          <w:color w:val="FF0000"/>
-          <w:szCs w:val="28"/>
-        </w:rPr>
-        <w:t>逐案按各類</w:t>
-      </w:r>
-      <w:proofErr w:type="gramEnd"/>
-      <w:r>
-        <w:rPr>
-          <w:rFonts w:hint="eastAsia"/>
-          <w:bCs/>
-          <w:color w:val="FF0000"/>
-          <w:szCs w:val="28"/>
-        </w:rPr>
-        <w:t>科技師之執業範圍核實執行綜理施工管理，並簽章負責專任工程人員應辦理之工作者，則前開專任工程人員非屬主要部分。</w:t>
+          <w:color w:val="FF0000"/>
+          <w:szCs w:val="28"/>
+        </w:rPr>
+        <w:t>但得標之營造業廠商符合營造業法規定採委託建築師或技師逐案按各類科技師之執業範圍核實執行綜理施工管理，並簽章負責專任工程人員應辦理之工作者，則前開專任工程人員非屬主要部分。</w:t>
       </w:r>
     </w:p>
     <w:p>
@@ -18782,21 +15066,7 @@
         <w:rPr>
           <w:rFonts w:hint="eastAsia"/>
         </w:rPr>
-        <w:t>(由機關於招標時擇</w:t>
-      </w:r>
-      <w:proofErr w:type="gramStart"/>
-      <w:r>
-        <w:rPr>
-          <w:rFonts w:hint="eastAsia"/>
-        </w:rPr>
-        <w:t>一</w:t>
-      </w:r>
-      <w:proofErr w:type="gramEnd"/>
-      <w:r>
-        <w:rPr>
-          <w:rFonts w:hint="eastAsia"/>
-        </w:rPr>
-        <w:t>勾選；未勾選者，為選項(2))</w:t>
+        <w:t>(由機關於招標時擇一勾選；未勾選者，為選項(2))</w:t>
       </w:r>
     </w:p>
     <w:p>
@@ -19131,21 +15401,7 @@
         <w:rPr>
           <w:spacing w:val="0"/>
         </w:rPr>
-        <w:t>採購標的之維護修理(不需維護修理</w:t>
-      </w:r>
-      <w:proofErr w:type="gramStart"/>
-      <w:r>
-        <w:rPr>
-          <w:spacing w:val="0"/>
-        </w:rPr>
-        <w:t>者免填</w:t>
-      </w:r>
-      <w:proofErr w:type="gramEnd"/>
-      <w:r>
-        <w:rPr>
-          <w:spacing w:val="0"/>
-        </w:rPr>
-        <w:t>)：</w:t>
+        <w:t>採購標的之維護修理(不需維護修理者免填)：</w:t>
       </w:r>
     </w:p>
     <w:p>
@@ -19171,35 +15427,7 @@
         <w:rPr>
           <w:spacing w:val="0"/>
         </w:rPr>
-        <w:t>(1)由得標廠商負責一定</w:t>
-      </w:r>
-      <w:proofErr w:type="gramStart"/>
-      <w:r>
-        <w:rPr>
-          <w:spacing w:val="0"/>
-        </w:rPr>
-        <w:t>期間，</w:t>
-      </w:r>
-      <w:proofErr w:type="gramEnd"/>
-      <w:r>
-        <w:rPr>
-          <w:spacing w:val="0"/>
-        </w:rPr>
-        <w:t>費用計入標價決標(招標機關敘明其</w:t>
-      </w:r>
-      <w:proofErr w:type="gramStart"/>
-      <w:r>
-        <w:rPr>
-          <w:spacing w:val="0"/>
-        </w:rPr>
-        <w:t>期間)</w:t>
-      </w:r>
-      <w:proofErr w:type="gramEnd"/>
-      <w:r>
-        <w:rPr>
-          <w:spacing w:val="0"/>
-        </w:rPr>
-        <w:t>：</w:t>
+        <w:t>(1)由得標廠商負責一定期間，費用計入標價決標(招標機關敘明其期間)：</w:t>
       </w:r>
     </w:p>
     <w:p>
@@ -19272,21 +15500,7 @@
         <w:rPr>
           <w:spacing w:val="0"/>
         </w:rPr>
-        <w:t>廠商有下列情形之</w:t>
-      </w:r>
-      <w:proofErr w:type="gramStart"/>
-      <w:r>
-        <w:rPr>
-          <w:spacing w:val="0"/>
-        </w:rPr>
-        <w:t>一</w:t>
-      </w:r>
-      <w:proofErr w:type="gramEnd"/>
-      <w:r>
-        <w:rPr>
-          <w:spacing w:val="0"/>
-        </w:rPr>
-        <w:t>者，不得參加投標、作為決標對象或分包廠商或協助投標廠商：</w:t>
+        <w:t>廠商有下列情形之一者，不得參加投標、作為決標對象或分包廠商或協助投標廠商：</w:t>
       </w:r>
     </w:p>
     <w:p>
@@ -19298,11 +15512,9 @@
       <w:r>
         <w:t>(</w:t>
       </w:r>
-      <w:proofErr w:type="gramStart"/>
       <w:r>
         <w:t>一</w:t>
       </w:r>
-      <w:proofErr w:type="gramEnd"/>
       <w:r>
         <w:t>)</w:t>
       </w:r>
@@ -19325,13 +15537,8 @@
       <w:r>
         <w:t>)</w:t>
       </w:r>
-      <w:proofErr w:type="gramStart"/>
-      <w:r>
-        <w:t>代擬招標</w:t>
-      </w:r>
-      <w:proofErr w:type="gramEnd"/>
-      <w:r>
-        <w:t>文件之廠商，於依該招標文件辦理之採購。</w:t>
+      <w:r>
+        <w:t>代擬招標文件之廠商，於依該招標文件辦理之採購。</w:t>
       </w:r>
     </w:p>
     <w:p>
@@ -19469,23 +15676,7 @@
           <w:rFonts w:hint="eastAsia"/>
           <w:spacing w:val="0"/>
         </w:rPr>
-        <w:t>未</w:t>
-      </w:r>
-      <w:proofErr w:type="gramStart"/>
-      <w:r>
-        <w:rPr>
-          <w:rFonts w:hint="eastAsia"/>
-          <w:spacing w:val="0"/>
-        </w:rPr>
-        <w:t>檢附者</w:t>
-      </w:r>
-      <w:proofErr w:type="gramEnd"/>
-      <w:r>
-        <w:rPr>
-          <w:rFonts w:hint="eastAsia"/>
-          <w:spacing w:val="0"/>
-        </w:rPr>
-        <w:t>，依採購法第50條第1項規定，不予決標</w:t>
+        <w:t>未檢附者，依採購法第50條第1項規定，不予決標</w:t>
       </w:r>
       <w:r>
         <w:rPr>
@@ -19524,18 +15715,10 @@
         <w:sym w:font="Wingdings" w:char="F0A8"/>
       </w:r>
       <w:r>
-        <w:t>不得</w:t>
-      </w:r>
-      <w:proofErr w:type="gramStart"/>
-      <w:r>
-        <w:t>檢附</w:t>
-      </w:r>
-      <w:r>
-        <w:t>流</w:t>
-      </w:r>
-      <w:proofErr w:type="gramEnd"/>
-      <w:r>
-        <w:t>(廢)標前已領標之領標電子憑據書面投標(由機關視個案情形勾選，未勾選者為</w:t>
+        <w:t>不得檢附</w:t>
+      </w:r>
+      <w:r>
+        <w:t>流(廢)標前已領標之領標電子憑據書面投標(由機關視個案情形勾選，未勾選者為</w:t>
       </w:r>
       <w:r>
         <w:rPr>
@@ -19623,49 +15806,446 @@
           <w:spacing w:val="0"/>
         </w:rPr>
         <w:lastRenderedPageBreak/>
-        <w:t>全份招標文件包括：</w:t>
-      </w:r>
-      <w:proofErr w:type="gramStart"/>
-      <w:r>
-        <w:rPr>
-          <w:spacing w:val="0"/>
-        </w:rPr>
-        <w:t>（</w:t>
-      </w:r>
-      <w:proofErr w:type="gramEnd"/>
-      <w:r>
-        <w:rPr>
-          <w:spacing w:val="0"/>
-        </w:rPr>
-        <w:t>可複選；刊登於政府電子採購網之本案招標公告為招標文件之一部分，</w:t>
-      </w:r>
-      <w:proofErr w:type="gramStart"/>
-      <w:r>
-        <w:rPr>
-          <w:spacing w:val="0"/>
-        </w:rPr>
-        <w:t>不</w:t>
-      </w:r>
-      <w:proofErr w:type="gramEnd"/>
-      <w:r>
-        <w:rPr>
-          <w:spacing w:val="0"/>
-        </w:rPr>
-        <w:t>另檢附</w:t>
-      </w:r>
-      <w:proofErr w:type="gramStart"/>
+        <w:t>全份招標文件包括：（可複選；刊登於政府電子採購網之本案招標公告為招標文件之一部分，不另檢附）</w:t>
+      </w:r>
+    </w:p>
+    <w:p>
+      <w:pPr>
+        <w:pStyle w:val="7"/>
+        <w:ind w:left="0" w:firstLine="0"/>
+        <w:jc w:val="both"/>
+        <w:textDirection w:val="lrTbV"/>
+        <w:rPr>
+          <w:spacing w:val="0"/>
+        </w:rPr>
+      </w:pPr>
+      <w:r>
+        <w:rPr>
+          <w:spacing w:val="0"/>
+        </w:rPr>
+        <w:t xml:space="preserve">        </w:t>
+      </w:r>
+      <w:r>
+        <w:sym w:font="Wingdings" w:char="F0A8"/>
+      </w:r>
+      <w:r>
+        <w:rPr>
+          <w:spacing w:val="0"/>
+        </w:rPr>
+        <w:t>(1)</w:t>
+      </w:r>
+      <w:r>
+        <w:t>招標投標及契約文件</w:t>
+      </w:r>
+      <w:r>
+        <w:rPr>
+          <w:spacing w:val="0"/>
+        </w:rPr>
+        <w:t>。</w:t>
+      </w:r>
+    </w:p>
+    <w:p>
+      <w:pPr>
+        <w:pStyle w:val="7"/>
+        <w:ind w:left="0" w:firstLine="0"/>
+        <w:jc w:val="both"/>
+        <w:textDirection w:val="lrTbV"/>
+        <w:rPr>
+          <w:spacing w:val="0"/>
+        </w:rPr>
+      </w:pPr>
+      <w:r>
+        <w:rPr>
+          <w:spacing w:val="0"/>
+        </w:rPr>
+        <w:t xml:space="preserve">        </w:t>
+      </w:r>
+      <w:r>
+        <w:rPr>
+          <w:rFonts w:hint="eastAsia"/>
+          <w:color w:val="FF0000"/>
+          <w:szCs w:val="28"/>
+        </w:rPr>
+        <w:t>■</w:t>
+      </w:r>
+      <w:r>
+        <w:rPr>
+          <w:spacing w:val="0"/>
+        </w:rPr>
+        <w:t>(2)投標須知。</w:t>
+      </w:r>
+    </w:p>
+    <w:p>
+      <w:pPr>
+        <w:pStyle w:val="7"/>
+        <w:ind w:left="0" w:firstLine="0"/>
+        <w:jc w:val="both"/>
+        <w:textDirection w:val="lrTbV"/>
+        <w:rPr>
+          <w:spacing w:val="0"/>
+        </w:rPr>
+      </w:pPr>
+      <w:r>
+        <w:rPr>
+          <w:spacing w:val="0"/>
+        </w:rPr>
+        <w:t xml:space="preserve">        </w:t>
+      </w:r>
+      <w:r>
+        <w:rPr>
+          <w:rFonts w:hint="eastAsia"/>
+          <w:color w:val="FF0000"/>
+          <w:szCs w:val="28"/>
+        </w:rPr>
+        <w:t>■</w:t>
+      </w:r>
+      <w:r>
+        <w:rPr>
+          <w:spacing w:val="0"/>
+        </w:rPr>
+        <w:t>(3)</w:t>
+      </w:r>
+      <w:r>
+        <w:t>投標標價清單</w:t>
+      </w:r>
+      <w:r>
+        <w:rPr>
+          <w:spacing w:val="0"/>
+        </w:rPr>
+        <w:t>。</w:t>
+      </w:r>
+    </w:p>
+    <w:p>
+      <w:pPr>
+        <w:pStyle w:val="7"/>
+        <w:ind w:left="0" w:firstLine="0"/>
+        <w:jc w:val="both"/>
+        <w:textDirection w:val="lrTbV"/>
+        <w:rPr>
+          <w:spacing w:val="0"/>
+        </w:rPr>
+      </w:pPr>
+      <w:r>
+        <w:rPr>
+          <w:spacing w:val="0"/>
+        </w:rPr>
+        <w:t xml:space="preserve">        </w:t>
+      </w:r>
+      <w:r>
+        <w:rPr>
+          <w:rFonts w:hint="eastAsia"/>
+          <w:color w:val="FF0000"/>
+          <w:szCs w:val="28"/>
+        </w:rPr>
+        <w:t>■</w:t>
+      </w:r>
+      <w:r>
+        <w:rPr>
+          <w:spacing w:val="0"/>
+        </w:rPr>
+        <w:t>(4)</w:t>
+      </w:r>
+      <w:r>
+        <w:t>投標廠商聲明書</w:t>
+      </w:r>
+      <w:r>
+        <w:rPr>
+          <w:rFonts w:hint="eastAsia"/>
+        </w:rPr>
+        <w:t>(</w:t>
+      </w:r>
+      <w:r>
+        <w:rPr>
+          <w:rFonts w:hint="eastAsia"/>
+          <w:color w:val="FF0000"/>
+        </w:rPr>
+        <w:t>投標廠商負責人</w:t>
+      </w:r>
+      <w:r>
+        <w:rPr>
+          <w:rFonts w:hint="eastAsia"/>
+          <w:color w:val="FF0000"/>
+        </w:rPr>
+        <w:t>需簽名或蓋</w:t>
+      </w:r>
+      <w:r>
+        <w:rPr>
+          <w:rFonts w:hint="eastAsia"/>
+          <w:color w:val="FF0000"/>
+        </w:rPr>
+        <w:t>章方為有效</w:t>
+      </w:r>
+      <w:r>
+        <w:rPr>
+          <w:rFonts w:hint="eastAsia"/>
+        </w:rPr>
+        <w:t>)</w:t>
+      </w:r>
+      <w:r>
+        <w:rPr>
+          <w:spacing w:val="0"/>
+        </w:rPr>
+        <w:t>。</w:t>
+      </w:r>
+    </w:p>
+    <w:p>
+      <w:pPr>
+        <w:pStyle w:val="7"/>
+        <w:ind w:left="0" w:firstLine="0"/>
+        <w:jc w:val="both"/>
+        <w:textDirection w:val="lrTbV"/>
+        <w:rPr>
+          <w:spacing w:val="0"/>
+        </w:rPr>
+      </w:pPr>
+      <w:r>
+        <w:rPr>
+          <w:spacing w:val="0"/>
+        </w:rPr>
+        <w:t xml:space="preserve">        </w:t>
+      </w:r>
+      <w:r>
+        <w:rPr>
+          <w:rFonts w:hint="eastAsia"/>
+          <w:color w:val="FF0000"/>
+          <w:szCs w:val="28"/>
+        </w:rPr>
+        <w:t>■</w:t>
+      </w:r>
+      <w:r>
+        <w:rPr>
+          <w:spacing w:val="0"/>
+        </w:rPr>
+        <w:t>(5)契約條款。</w:t>
+      </w:r>
+    </w:p>
+    <w:p>
+      <w:pPr>
+        <w:pStyle w:val="7"/>
+        <w:ind w:left="1440" w:firstLine="480"/>
+        <w:jc w:val="both"/>
+        <w:textDirection w:val="lrTbV"/>
+        <w:rPr>
+          <w:spacing w:val="0"/>
+        </w:rPr>
+      </w:pPr>
+      <w:r>
+        <w:rPr>
+          <w:rFonts w:hint="eastAsia"/>
+          <w:color w:val="FF0000"/>
+          <w:szCs w:val="28"/>
+        </w:rPr>
+        <w:t>■</w:t>
+      </w:r>
+      <w:r>
+        <w:rPr>
+          <w:rFonts w:hint="eastAsia"/>
+          <w:color w:val="FF0000"/>
+        </w:rPr>
+        <w:t>採購契約附記條款特別聲明。</w:t>
+      </w:r>
+    </w:p>
+    <w:p>
+      <w:pPr>
+        <w:pStyle w:val="7"/>
+        <w:ind w:left="0" w:firstLine="0"/>
+        <w:jc w:val="both"/>
+        <w:textDirection w:val="lrTbV"/>
+        <w:rPr>
+          <w:spacing w:val="0"/>
+        </w:rPr>
+      </w:pPr>
+      <w:r>
+        <w:rPr>
+          <w:spacing w:val="0"/>
+        </w:rPr>
+        <w:t xml:space="preserve">        </w:t>
+      </w:r>
+      <w:r>
+        <w:sym w:font="Wingdings" w:char="F0A8"/>
+      </w:r>
+      <w:r>
+        <w:rPr>
+          <w:spacing w:val="0"/>
+        </w:rPr>
+        <w:t>(6)招標規範。</w:t>
+      </w:r>
+    </w:p>
+    <w:p>
+      <w:pPr>
+        <w:pStyle w:val="7"/>
+        <w:ind w:left="1798" w:hangingChars="642" w:hanging="1798"/>
+        <w:jc w:val="both"/>
+        <w:textDirection w:val="lrTbV"/>
+        <w:rPr>
+          <w:spacing w:val="0"/>
+        </w:rPr>
+      </w:pPr>
+      <w:r>
+        <w:rPr>
+          <w:spacing w:val="0"/>
+        </w:rPr>
+        <w:t xml:space="preserve">        </w:t>
+      </w:r>
+      <w:r>
+        <w:rPr>
+          <w:rFonts w:hint="eastAsia"/>
+          <w:color w:val="FF0000"/>
+          <w:szCs w:val="28"/>
+        </w:rPr>
+        <w:t>■</w:t>
+      </w:r>
+      <w:r>
+        <w:rPr>
+          <w:spacing w:val="0"/>
+        </w:rPr>
+        <w:t>(7)</w:t>
+      </w:r>
+      <w:r>
+        <w:rPr>
+          <w:spacing w:val="0"/>
+        </w:rPr>
+        <w:t>「</w:t>
+      </w:r>
+      <w:r>
+        <w:rPr>
+          <w:spacing w:val="0"/>
+        </w:rPr>
+        <w:t>廠商參與</w:t>
+      </w:r>
+      <w:r>
+        <w:rPr>
+          <w:rFonts w:hint="eastAsia"/>
+          <w:spacing w:val="0"/>
+          <w:u w:val="single"/>
+        </w:rPr>
+        <w:t>政府採購</w:t>
+      </w:r>
+      <w:r>
+        <w:rPr>
+          <w:spacing w:val="0"/>
+        </w:rPr>
+        <w:t>可能涉及之法律責任」及廠商切結書：</w:t>
+      </w:r>
+    </w:p>
+    <w:p>
+      <w:pPr>
+        <w:pStyle w:val="7"/>
+        <w:ind w:leftChars="600" w:left="2071" w:hangingChars="127" w:hanging="391"/>
+        <w:jc w:val="both"/>
+        <w:textDirection w:val="lrTbV"/>
+        <w:rPr>
+          <w:spacing w:val="0"/>
+        </w:rPr>
+      </w:pPr>
+      <w:r>
+        <w:rPr>
+          <w:rFonts w:hint="eastAsia"/>
+          <w:color w:val="FF0000"/>
+          <w:szCs w:val="28"/>
+        </w:rPr>
+        <w:t>■</w:t>
+      </w:r>
+      <w:r>
+        <w:rPr>
+          <w:spacing w:val="0"/>
+        </w:rPr>
+        <w:t>切結書1</w:t>
+      </w:r>
+      <w:r>
+        <w:rPr>
+          <w:spacing w:val="0"/>
+        </w:rPr>
+        <w:t>(投標切結書)</w:t>
+      </w:r>
+    </w:p>
+    <w:p>
+      <w:pPr>
+        <w:pStyle w:val="7"/>
+        <w:ind w:leftChars="600" w:left="2036" w:hangingChars="127" w:hanging="356"/>
+        <w:jc w:val="both"/>
+        <w:textDirection w:val="lrTbV"/>
+        <w:rPr>
+          <w:spacing w:val="0"/>
+        </w:rPr>
+      </w:pPr>
+      <w:r>
+        <w:sym w:font="Wingdings" w:char="F0A8"/>
+      </w:r>
+      <w:r>
+        <w:rPr>
+          <w:spacing w:val="0"/>
+        </w:rPr>
+        <w:t>切結書2（工程技術顧問公司</w:t>
+      </w:r>
+      <w:r>
+        <w:rPr>
+          <w:rFonts w:hint="eastAsia"/>
+          <w:spacing w:val="0"/>
+        </w:rPr>
+        <w:t>執業技師</w:t>
+      </w:r>
       <w:r>
         <w:rPr>
           <w:spacing w:val="0"/>
         </w:rPr>
         <w:t>）</w:t>
       </w:r>
-      <w:proofErr w:type="gramEnd"/>
-    </w:p>
-    <w:p>
-      <w:pPr>
-        <w:pStyle w:val="7"/>
-        <w:ind w:left="0" w:firstLine="0"/>
+    </w:p>
+    <w:p>
+      <w:pPr>
+        <w:pStyle w:val="7"/>
+        <w:ind w:leftChars="600" w:left="2071" w:hangingChars="127" w:hanging="391"/>
+        <w:jc w:val="both"/>
+        <w:textDirection w:val="lrTbV"/>
+        <w:rPr>
+          <w:spacing w:val="0"/>
+        </w:rPr>
+      </w:pPr>
+      <w:r>
+        <w:rPr>
+          <w:rFonts w:hint="eastAsia"/>
+          <w:color w:val="FF0000"/>
+          <w:szCs w:val="28"/>
+        </w:rPr>
+        <w:t>■</w:t>
+      </w:r>
+      <w:r>
+        <w:rPr>
+          <w:spacing w:val="0"/>
+        </w:rPr>
+        <w:t>切結書3（營造業專任工程人員）</w:t>
+      </w:r>
+    </w:p>
+    <w:p>
+      <w:pPr>
+        <w:pStyle w:val="7"/>
+        <w:ind w:leftChars="600" w:left="2071" w:hangingChars="127" w:hanging="391"/>
+        <w:jc w:val="both"/>
+        <w:textDirection w:val="lrTbV"/>
+        <w:rPr>
+          <w:spacing w:val="0"/>
+        </w:rPr>
+      </w:pPr>
+      <w:r>
+        <w:rPr>
+          <w:rFonts w:hint="eastAsia"/>
+          <w:color w:val="FF0000"/>
+          <w:szCs w:val="28"/>
+        </w:rPr>
+        <w:t>■</w:t>
+      </w:r>
+      <w:r>
+        <w:rPr>
+          <w:spacing w:val="0"/>
+        </w:rPr>
+        <w:t>切結書4（營造業工地主任）</w:t>
+      </w:r>
+    </w:p>
+    <w:p>
+      <w:pPr>
+        <w:pStyle w:val="7"/>
+        <w:ind w:left="1798" w:hangingChars="642" w:hanging="1798"/>
         <w:jc w:val="both"/>
         <w:textDirection w:val="lrTbV"/>
         <w:rPr>
@@ -19679,19 +16259,122 @@
         <w:t xml:space="preserve">        </w:t>
       </w:r>
       <w:r>
-        <w:sym w:font="Wingdings" w:char="F0A8"/>
-      </w:r>
-      <w:r>
-        <w:rPr>
-          <w:spacing w:val="0"/>
-        </w:rPr>
-        <w:t>(1)</w:t>
-      </w:r>
-      <w:r>
-        <w:t>招標投標及契約文件</w:t>
-      </w:r>
-      <w:r>
-        <w:rPr>
+        <w:rPr>
+          <w:spacing w:val="0"/>
+        </w:rPr>
+        <w:sym w:font="Wingdings" w:char="F0A8"/>
+      </w:r>
+      <w:r>
+        <w:rPr>
+          <w:spacing w:val="0"/>
+        </w:rPr>
+        <w:t xml:space="preserve"> (8</w:t>
+      </w:r>
+      <w:r>
+        <w:rPr>
+          <w:spacing w:val="0"/>
+        </w:rPr>
+        <w:t>)資訊服務採購案，資訊服務費用估算表。</w:t>
+      </w:r>
+    </w:p>
+    <w:p>
+      <w:pPr>
+        <w:pStyle w:val="7"/>
+        <w:ind w:leftChars="464" w:left="2044" w:hangingChars="242" w:hanging="745"/>
+        <w:jc w:val="both"/>
+        <w:textDirection w:val="lrTbV"/>
+        <w:rPr>
+          <w:color w:val="FF0000"/>
+          <w:spacing w:val="0"/>
+        </w:rPr>
+      </w:pPr>
+      <w:r>
+        <w:rPr>
+          <w:rFonts w:hint="eastAsia"/>
+          <w:color w:val="FF0000"/>
+          <w:szCs w:val="28"/>
+        </w:rPr>
+        <w:t>■</w:t>
+      </w:r>
+      <w:r>
+        <w:rPr>
+          <w:spacing w:val="0"/>
+        </w:rPr>
+        <w:t>(9</w:t>
+      </w:r>
+      <w:r>
+        <w:rPr>
+          <w:spacing w:val="0"/>
+        </w:rPr>
+        <w:t>)其他(由招標機關敘明，無者免填)</w:t>
+      </w:r>
+      <w:r>
+        <w:rPr>
+          <w:rFonts w:hint="eastAsia"/>
+        </w:rPr>
+        <w:t xml:space="preserve"> </w:t>
+      </w:r>
+      <w:r>
+        <w:rPr>
+          <w:rFonts w:hint="eastAsia"/>
+        </w:rPr>
+        <w:t>：</w:t>
+      </w:r>
+      <w:r>
+        <w:rPr>
+          <w:color w:val="FF0000"/>
+          <w:spacing w:val="0"/>
+        </w:rPr>
+        <w:t xml:space="preserve"> </w:t>
+      </w:r>
+    </w:p>
+    <w:p>
+      <w:pPr>
+        <w:pStyle w:val="7"/>
+        <w:ind w:leftChars="708" w:left="2072" w:hangingChars="32" w:hanging="90"/>
+        <w:jc w:val="both"/>
+        <w:textDirection w:val="lrTbV"/>
+        <w:rPr>
+          <w:color w:val="FF0000"/>
+          <w:spacing w:val="0"/>
+        </w:rPr>
+      </w:pPr>
+      <w:r>
+        <w:rPr>
+          <w:rFonts w:hint="eastAsia"/>
+          <w:color w:val="FF0000"/>
+          <w:spacing w:val="0"/>
+        </w:rPr>
+        <w:t>■</w:t>
+      </w:r>
+      <w:r>
+        <w:rPr>
+          <w:rFonts w:hint="eastAsia"/>
+          <w:color w:val="FF0000"/>
+          <w:spacing w:val="0"/>
+        </w:rPr>
+        <w:t>施工補充說明</w:t>
+      </w:r>
+      <w:r>
+        <w:rPr>
+          <w:rFonts w:hint="eastAsia"/>
+          <w:color w:val="FF0000"/>
+          <w:spacing w:val="0"/>
+        </w:rPr>
+        <w:t>及</w:t>
+      </w:r>
+      <w:r>
+        <w:rPr>
+          <w:rFonts w:hint="eastAsia"/>
+          <w:color w:val="FF0000"/>
+          <w:spacing w:val="0"/>
+        </w:rPr>
+        <w:t>施工規範</w:t>
+      </w:r>
+      <w:r>
+        <w:rPr>
+          <w:rFonts w:hint="eastAsia"/>
+          <w:color w:val="FF0000"/>
           <w:spacing w:val="0"/>
         </w:rPr>
         <w:t>。</w:t>
@@ -19700,69 +16383,54 @@
     <w:p>
       <w:pPr>
         <w:pStyle w:val="7"/>
-        <w:ind w:left="0" w:firstLine="0"/>
-        <w:jc w:val="both"/>
-        <w:textDirection w:val="lrTbV"/>
-        <w:rPr>
-          <w:spacing w:val="0"/>
-        </w:rPr>
-      </w:pPr>
-      <w:r>
-        <w:rPr>
-          <w:spacing w:val="0"/>
-        </w:rPr>
-        <w:t xml:space="preserve">        </w:t>
-      </w:r>
-      <w:r>
-        <w:rPr>
-          <w:rFonts w:hint="eastAsia"/>
-          <w:color w:val="FF0000"/>
-          <w:szCs w:val="28"/>
+        <w:ind w:leftChars="708" w:left="2072" w:hangingChars="32" w:hanging="90"/>
+        <w:jc w:val="both"/>
+        <w:textDirection w:val="lrTbV"/>
+        <w:rPr>
+          <w:color w:val="FF0000"/>
+          <w:spacing w:val="0"/>
+        </w:rPr>
+      </w:pPr>
+      <w:r>
+        <w:rPr>
+          <w:rFonts w:hint="eastAsia"/>
+          <w:color w:val="FF0000"/>
+          <w:spacing w:val="0"/>
+        </w:rPr>
+        <w:t>■設計圖。</w:t>
+      </w:r>
+    </w:p>
+    <w:p>
+      <w:pPr>
+        <w:pStyle w:val="7"/>
+        <w:ind w:leftChars="708" w:left="2072" w:hangingChars="32" w:hanging="90"/>
+        <w:jc w:val="both"/>
+        <w:textDirection w:val="lrTbV"/>
+        <w:rPr>
+          <w:color w:val="FF0000"/>
+          <w:spacing w:val="0"/>
+        </w:rPr>
+      </w:pPr>
+      <w:r>
+        <w:rPr>
+          <w:rFonts w:hint="eastAsia"/>
+          <w:color w:val="FF0000"/>
+          <w:spacing w:val="0"/>
         </w:rPr>
         <w:t>■</w:t>
       </w:r>
       <w:r>
         <w:rPr>
-          <w:spacing w:val="0"/>
-        </w:rPr>
-        <w:t>(2)投標須知。</w:t>
-      </w:r>
-    </w:p>
-    <w:p>
-      <w:pPr>
-        <w:pStyle w:val="7"/>
-        <w:ind w:left="0" w:firstLine="0"/>
-        <w:jc w:val="both"/>
-        <w:textDirection w:val="lrTbV"/>
-        <w:rPr>
-          <w:spacing w:val="0"/>
-        </w:rPr>
-      </w:pPr>
-      <w:r>
-        <w:rPr>
-          <w:spacing w:val="0"/>
-        </w:rPr>
-        <w:t xml:space="preserve">        </w:t>
-      </w:r>
-      <w:r>
-        <w:rPr>
-          <w:rFonts w:hint="eastAsia"/>
-          <w:color w:val="FF0000"/>
-          <w:szCs w:val="28"/>
-        </w:rPr>
-        <w:t>■</w:t>
-      </w:r>
-      <w:r>
-        <w:rPr>
-          <w:spacing w:val="0"/>
-        </w:rPr>
-        <w:t>(3)</w:t>
-      </w:r>
-      <w:r>
-        <w:t>投標標價清單</w:t>
-      </w:r>
-      <w:r>
-        <w:rPr>
+          <w:rFonts w:hint="eastAsia"/>
+          <w:color w:val="FF0000"/>
+          <w:spacing w:val="0"/>
+        </w:rPr>
+        <w:t>位置圖</w:t>
+      </w:r>
+      <w:r>
+        <w:rPr>
+          <w:rFonts w:hint="eastAsia"/>
+          <w:color w:val="FF0000"/>
           <w:spacing w:val="0"/>
         </w:rPr>
         <w:t>。</w:t>
@@ -19771,436 +16439,139 @@
     <w:p>
       <w:pPr>
         <w:pStyle w:val="7"/>
-        <w:ind w:left="0" w:firstLine="0"/>
-        <w:jc w:val="both"/>
-        <w:textDirection w:val="lrTbV"/>
-        <w:rPr>
-          <w:spacing w:val="0"/>
-        </w:rPr>
-      </w:pPr>
-      <w:r>
-        <w:rPr>
-          <w:spacing w:val="0"/>
-        </w:rPr>
-        <w:t xml:space="preserve">        </w:t>
-      </w:r>
-      <w:r>
-        <w:rPr>
-          <w:rFonts w:hint="eastAsia"/>
-          <w:color w:val="FF0000"/>
-          <w:szCs w:val="28"/>
-        </w:rPr>
-        <w:t>■</w:t>
-      </w:r>
-      <w:r>
-        <w:rPr>
-          <w:spacing w:val="0"/>
-        </w:rPr>
-        <w:t>(4)</w:t>
-      </w:r>
-      <w:r>
-        <w:t>投標廠商聲明書</w:t>
-      </w:r>
-      <w:r>
-        <w:rPr>
-          <w:rFonts w:hint="eastAsia"/>
-        </w:rPr>
-        <w:t>(</w:t>
-      </w:r>
-      <w:r>
-        <w:rPr>
-          <w:rFonts w:hint="eastAsia"/>
-          <w:color w:val="FF0000"/>
-        </w:rPr>
-        <w:t>投標廠商負責人</w:t>
-      </w:r>
-      <w:r>
-        <w:rPr>
-          <w:rFonts w:hint="eastAsia"/>
-          <w:color w:val="FF0000"/>
-        </w:rPr>
-        <w:t>需簽名或蓋</w:t>
-      </w:r>
-      <w:r>
-        <w:rPr>
-          <w:rFonts w:hint="eastAsia"/>
-          <w:color w:val="FF0000"/>
-        </w:rPr>
-        <w:t>章方為有效</w:t>
-      </w:r>
-      <w:r>
-        <w:rPr>
-          <w:rFonts w:hint="eastAsia"/>
-        </w:rPr>
-        <w:t>)</w:t>
-      </w:r>
-      <w:r>
-        <w:rPr>
-          <w:spacing w:val="0"/>
-        </w:rPr>
-        <w:t>。</w:t>
-      </w:r>
-    </w:p>
-    <w:p>
-      <w:pPr>
-        <w:pStyle w:val="7"/>
-        <w:ind w:left="0" w:firstLine="0"/>
-        <w:jc w:val="both"/>
-        <w:textDirection w:val="lrTbV"/>
-        <w:rPr>
-          <w:spacing w:val="0"/>
-        </w:rPr>
-      </w:pPr>
-      <w:r>
-        <w:rPr>
-          <w:spacing w:val="0"/>
-        </w:rPr>
-        <w:t xml:space="preserve">        </w:t>
-      </w:r>
-      <w:r>
-        <w:rPr>
-          <w:rFonts w:hint="eastAsia"/>
-          <w:color w:val="FF0000"/>
-          <w:szCs w:val="28"/>
-        </w:rPr>
-        <w:t>■</w:t>
-      </w:r>
-      <w:r>
-        <w:rPr>
-          <w:spacing w:val="0"/>
-        </w:rPr>
-        <w:t>(5)契約條款。</w:t>
-      </w:r>
-    </w:p>
-    <w:p>
-      <w:pPr>
-        <w:pStyle w:val="7"/>
-        <w:ind w:left="1440" w:firstLine="480"/>
-        <w:jc w:val="both"/>
-        <w:textDirection w:val="lrTbV"/>
-        <w:rPr>
-          <w:spacing w:val="0"/>
-        </w:rPr>
-      </w:pPr>
-      <w:r>
-        <w:rPr>
-          <w:rFonts w:hint="eastAsia"/>
-          <w:color w:val="FF0000"/>
-          <w:szCs w:val="28"/>
-        </w:rPr>
-        <w:t>■</w:t>
-      </w:r>
-      <w:r>
-        <w:rPr>
-          <w:rFonts w:hint="eastAsia"/>
-          <w:color w:val="FF0000"/>
-        </w:rPr>
-        <w:t>採購契約附記條款特別聲明。</w:t>
-      </w:r>
-    </w:p>
-    <w:p>
-      <w:pPr>
-        <w:pStyle w:val="7"/>
-        <w:ind w:left="0" w:firstLine="0"/>
-        <w:jc w:val="both"/>
-        <w:textDirection w:val="lrTbV"/>
-        <w:rPr>
-          <w:spacing w:val="0"/>
-        </w:rPr>
-      </w:pPr>
-      <w:r>
-        <w:rPr>
-          <w:spacing w:val="0"/>
-        </w:rPr>
-        <w:t xml:space="preserve">        </w:t>
-      </w:r>
-      <w:r>
-        <w:sym w:font="Wingdings" w:char="F0A8"/>
-      </w:r>
-      <w:r>
-        <w:rPr>
-          <w:spacing w:val="0"/>
-        </w:rPr>
-        <w:t>(6)招標規範。</w:t>
-      </w:r>
-    </w:p>
-    <w:p>
-      <w:pPr>
-        <w:pStyle w:val="7"/>
-        <w:ind w:left="1798" w:hangingChars="642" w:hanging="1798"/>
-        <w:jc w:val="both"/>
-        <w:textDirection w:val="lrTbV"/>
-        <w:rPr>
-          <w:spacing w:val="0"/>
-        </w:rPr>
-      </w:pPr>
-      <w:r>
-        <w:rPr>
-          <w:spacing w:val="0"/>
-        </w:rPr>
-        <w:t xml:space="preserve">        </w:t>
-      </w:r>
-      <w:r>
-        <w:rPr>
-          <w:rFonts w:hint="eastAsia"/>
-          <w:color w:val="FF0000"/>
-          <w:szCs w:val="28"/>
-        </w:rPr>
-        <w:t>■</w:t>
-      </w:r>
-      <w:r>
-        <w:rPr>
-          <w:spacing w:val="0"/>
-        </w:rPr>
-        <w:t>(7)</w:t>
-      </w:r>
-      <w:r>
-        <w:rPr>
-          <w:spacing w:val="0"/>
-        </w:rPr>
-        <w:t>「</w:t>
-      </w:r>
-      <w:r>
-        <w:rPr>
-          <w:spacing w:val="0"/>
-        </w:rPr>
-        <w:t>廠商參與</w:t>
-      </w:r>
-      <w:r>
-        <w:rPr>
-          <w:rFonts w:hint="eastAsia"/>
-          <w:spacing w:val="0"/>
-          <w:u w:val="single"/>
-        </w:rPr>
-        <w:t>政府採購</w:t>
-      </w:r>
-      <w:r>
-        <w:rPr>
-          <w:spacing w:val="0"/>
-        </w:rPr>
-        <w:t>可能涉及之法律責任」及廠商切結書：</w:t>
-      </w:r>
-    </w:p>
-    <w:p>
-      <w:pPr>
-        <w:pStyle w:val="7"/>
-        <w:ind w:leftChars="600" w:left="2071" w:hangingChars="127" w:hanging="391"/>
-        <w:jc w:val="both"/>
-        <w:textDirection w:val="lrTbV"/>
-        <w:rPr>
-          <w:spacing w:val="0"/>
-        </w:rPr>
-      </w:pPr>
-      <w:r>
-        <w:rPr>
-          <w:rFonts w:hint="eastAsia"/>
-          <w:color w:val="FF0000"/>
-          <w:szCs w:val="28"/>
-        </w:rPr>
-        <w:t>■</w:t>
-      </w:r>
-      <w:r>
-        <w:rPr>
-          <w:spacing w:val="0"/>
-        </w:rPr>
-        <w:t>切結書1</w:t>
-      </w:r>
-      <w:r>
-        <w:rPr>
-          <w:spacing w:val="0"/>
-        </w:rPr>
-        <w:t>(投標切結書)</w:t>
-      </w:r>
-    </w:p>
-    <w:p>
-      <w:pPr>
-        <w:pStyle w:val="7"/>
-        <w:ind w:leftChars="600" w:left="2036" w:hangingChars="127" w:hanging="356"/>
-        <w:jc w:val="both"/>
-        <w:textDirection w:val="lrTbV"/>
-        <w:rPr>
-          <w:spacing w:val="0"/>
-        </w:rPr>
-      </w:pPr>
-      <w:r>
-        <w:sym w:font="Wingdings" w:char="F0A8"/>
-      </w:r>
-      <w:r>
-        <w:rPr>
-          <w:spacing w:val="0"/>
-        </w:rPr>
-        <w:t>切結書2（工程技術顧問</w:t>
-      </w:r>
+        <w:ind w:leftChars="708" w:left="2072" w:hangingChars="32" w:hanging="90"/>
+        <w:jc w:val="both"/>
+        <w:textDirection w:val="lrTbV"/>
+        <w:rPr>
+          <w:color w:val="FF0000"/>
+          <w:spacing w:val="0"/>
+        </w:rPr>
+      </w:pPr>
+      <w:r>
+        <w:rPr>
+          <w:rFonts w:hint="eastAsia"/>
+          <w:color w:val="FF0000"/>
+          <w:spacing w:val="0"/>
+        </w:rPr>
+        <w:t>■公共工程施工階段契約約定權責分工表。</w:t>
+      </w:r>
+    </w:p>
+    <w:p>
+      <w:pPr>
+        <w:pStyle w:val="7"/>
+        <w:ind w:leftChars="708" w:left="2072" w:hangingChars="32" w:hanging="90"/>
+        <w:jc w:val="both"/>
+        <w:textDirection w:val="lrTbV"/>
+        <w:rPr>
+          <w:color w:val="FF0000"/>
+          <w:spacing w:val="0"/>
+        </w:rPr>
+      </w:pPr>
+      <w:r>
+        <w:rPr>
+          <w:rFonts w:hint="eastAsia"/>
+          <w:color w:val="FF0000"/>
+          <w:spacing w:val="0"/>
+        </w:rPr>
+        <w:t>■廠商參與政府採購可能涉及之法律責任。</w:t>
+      </w:r>
+    </w:p>
+    <w:p>
+      <w:pPr>
+        <w:pStyle w:val="7"/>
+        <w:ind w:leftChars="708" w:left="2072" w:hangingChars="32" w:hanging="90"/>
+        <w:jc w:val="both"/>
+        <w:textDirection w:val="lrTbV"/>
+        <w:rPr>
+          <w:color w:val="FF0000"/>
+          <w:spacing w:val="0"/>
+        </w:rPr>
+      </w:pPr>
+      <w:r>
+        <w:rPr>
+          <w:rFonts w:hint="eastAsia"/>
+          <w:color w:val="FF0000"/>
+          <w:spacing w:val="0"/>
+        </w:rPr>
+        <w:t>□需求說明書。</w:t>
+      </w:r>
+    </w:p>
+    <w:p>
+      <w:pPr>
+        <w:pStyle w:val="7"/>
+        <w:ind w:leftChars="708" w:left="2072" w:hangingChars="32" w:hanging="90"/>
+        <w:jc w:val="both"/>
+        <w:textDirection w:val="lrTbV"/>
+        <w:rPr>
+          <w:color w:val="FF0000"/>
+          <w:spacing w:val="0"/>
+        </w:rPr>
+      </w:pPr>
+      <w:r>
+        <w:rPr>
+          <w:rFonts w:hint="eastAsia"/>
+          <w:color w:val="FF0000"/>
+          <w:spacing w:val="0"/>
+        </w:rPr>
+        <w:t>□委託服務說明書。</w:t>
+      </w:r>
+    </w:p>
+    <w:p>
+      <w:pPr>
+        <w:pStyle w:val="7"/>
+        <w:ind w:leftChars="708" w:left="2072" w:hangingChars="32" w:hanging="90"/>
+        <w:jc w:val="both"/>
+        <w:textDirection w:val="lrTbV"/>
+        <w:rPr>
+          <w:color w:val="FF0000"/>
+          <w:spacing w:val="0"/>
+        </w:rPr>
+      </w:pPr>
+      <w:r>
+        <w:rPr>
+          <w:rFonts w:hint="eastAsia"/>
+          <w:color w:val="FF0000"/>
+          <w:spacing w:val="0"/>
+        </w:rPr>
+        <w:t>■108-3-身分揭露表-a-事前揭露。</w:t>
+      </w:r>
+    </w:p>
+    <w:p>
+      <w:pPr>
+        <w:pStyle w:val="7"/>
+        <w:ind w:leftChars="708" w:left="2072" w:hangingChars="32" w:hanging="90"/>
+        <w:jc w:val="both"/>
+        <w:textDirection w:val="lrTbV"/>
+        <w:rPr>
+          <w:color w:val="FF0000"/>
+          <w:spacing w:val="0"/>
+        </w:rPr>
+      </w:pPr>
       <w:bookmarkStart w:id="7" w:name="_GoBack"/>
       <w:bookmarkEnd w:id="7"/>
       <w:r>
         <w:rPr>
-          <w:spacing w:val="0"/>
-        </w:rPr>
-        <w:t>公司</w:t>
-      </w:r>
-      <w:r>
-        <w:rPr>
-          <w:rFonts w:hint="eastAsia"/>
-          <w:spacing w:val="0"/>
-        </w:rPr>
-        <w:t>執業技師</w:t>
-      </w:r>
-      <w:r>
-        <w:rPr>
-          <w:spacing w:val="0"/>
-        </w:rPr>
-        <w:t>）</w:t>
-      </w:r>
-    </w:p>
-    <w:p>
-      <w:pPr>
-        <w:pStyle w:val="7"/>
-        <w:ind w:leftChars="600" w:left="2071" w:hangingChars="127" w:hanging="391"/>
-        <w:jc w:val="both"/>
-        <w:textDirection w:val="lrTbV"/>
-        <w:rPr>
-          <w:spacing w:val="0"/>
-        </w:rPr>
-      </w:pPr>
-      <w:r>
-        <w:rPr>
-          <w:rFonts w:hint="eastAsia"/>
-          <w:color w:val="FF0000"/>
-          <w:szCs w:val="28"/>
+          <w:rFonts w:hint="eastAsia"/>
+          <w:color w:val="FF0000"/>
+          <w:spacing w:val="0"/>
         </w:rPr>
         <w:t>■</w:t>
       </w:r>
       <w:r>
         <w:rPr>
-          <w:spacing w:val="0"/>
-        </w:rPr>
-        <w:t>切結書3（營造業專任工程人員）</w:t>
-      </w:r>
-    </w:p>
-    <w:p>
-      <w:pPr>
-        <w:pStyle w:val="7"/>
-        <w:ind w:leftChars="600" w:left="2071" w:hangingChars="127" w:hanging="391"/>
-        <w:jc w:val="both"/>
-        <w:textDirection w:val="lrTbV"/>
-        <w:rPr>
-          <w:spacing w:val="0"/>
-        </w:rPr>
-      </w:pPr>
-      <w:r>
-        <w:rPr>
-          <w:rFonts w:hint="eastAsia"/>
-          <w:color w:val="FF0000"/>
-          <w:szCs w:val="28"/>
-        </w:rPr>
-        <w:t>■</w:t>
-      </w:r>
-      <w:r>
-        <w:rPr>
-          <w:spacing w:val="0"/>
-        </w:rPr>
-        <w:t>切結書4（營造業工地主任）</w:t>
-      </w:r>
-    </w:p>
-    <w:p>
-      <w:pPr>
-        <w:pStyle w:val="7"/>
-        <w:ind w:left="1798" w:hangingChars="642" w:hanging="1798"/>
-        <w:jc w:val="both"/>
-        <w:textDirection w:val="lrTbV"/>
-        <w:rPr>
-          <w:spacing w:val="0"/>
-        </w:rPr>
-      </w:pPr>
-      <w:r>
-        <w:rPr>
-          <w:spacing w:val="0"/>
-        </w:rPr>
-        <w:t xml:space="preserve">        </w:t>
-      </w:r>
-      <w:r>
-        <w:rPr>
-          <w:spacing w:val="0"/>
-        </w:rPr>
-        <w:sym w:font="Wingdings" w:char="F0A8"/>
-      </w:r>
-      <w:r>
-        <w:rPr>
-          <w:spacing w:val="0"/>
-        </w:rPr>
-        <w:t xml:space="preserve"> (8</w:t>
-      </w:r>
-      <w:r>
-        <w:rPr>
-          <w:spacing w:val="0"/>
-        </w:rPr>
-        <w:t>)資訊服務採購案，資訊服務費用估算表。</w:t>
-      </w:r>
-    </w:p>
-    <w:p>
-      <w:pPr>
-        <w:pStyle w:val="7"/>
-        <w:ind w:leftChars="464" w:left="2044" w:hangingChars="242" w:hanging="745"/>
-        <w:jc w:val="both"/>
-        <w:textDirection w:val="lrTbV"/>
-        <w:rPr>
-          <w:color w:val="FF0000"/>
-          <w:spacing w:val="0"/>
-        </w:rPr>
-      </w:pPr>
-      <w:r>
-        <w:rPr>
-          <w:rFonts w:hint="eastAsia"/>
-          <w:color w:val="FF0000"/>
-          <w:szCs w:val="28"/>
-        </w:rPr>
-        <w:t>■</w:t>
-      </w:r>
-      <w:r>
-        <w:rPr>
-          <w:spacing w:val="0"/>
-        </w:rPr>
-        <w:t>(9</w:t>
-      </w:r>
-      <w:r>
-        <w:rPr>
-          <w:spacing w:val="0"/>
-        </w:rPr>
-        <w:t>)其他(由招標機關敘明，</w:t>
-      </w:r>
-      <w:proofErr w:type="gramStart"/>
-      <w:r>
-        <w:rPr>
-          <w:spacing w:val="0"/>
-        </w:rPr>
-        <w:t>無者免填</w:t>
-      </w:r>
-      <w:proofErr w:type="gramEnd"/>
-      <w:r>
-        <w:rPr>
-          <w:spacing w:val="0"/>
-        </w:rPr>
-        <w:t>)</w:t>
-      </w:r>
-      <w:r>
-        <w:rPr>
-          <w:rFonts w:hint="eastAsia"/>
-        </w:rPr>
-        <w:t xml:space="preserve"> </w:t>
-      </w:r>
-      <w:r>
-        <w:rPr>
-          <w:rFonts w:hint="eastAsia"/>
-        </w:rPr>
-        <w:t>：</w:t>
-      </w:r>
-      <w:r>
-        <w:rPr>
-          <w:color w:val="FF0000"/>
-          <w:spacing w:val="0"/>
-        </w:rPr>
-        <w:t xml:space="preserve"> </w:t>
+          <w:rFonts w:hint="eastAsia"/>
+          <w:color w:val="FF0000"/>
+          <w:spacing w:val="0"/>
+        </w:rPr>
+        <w:t>廠商投標文件審查表</w:t>
+      </w:r>
+      <w:r>
+        <w:rPr>
+          <w:rFonts w:hint="eastAsia"/>
+          <w:color w:val="FF0000"/>
+          <w:spacing w:val="0"/>
+        </w:rPr>
+        <w:t>。</w:t>
       </w:r>
     </w:p>
     <w:p>
@@ -20220,39 +16591,7 @@
           <w:color w:val="FF0000"/>
           <w:spacing w:val="0"/>
         </w:rPr>
-        <w:t>■</w:t>
-      </w:r>
-      <w:r>
-        <w:rPr>
-          <w:rFonts w:hint="eastAsia"/>
-          <w:color w:val="FF0000"/>
-          <w:spacing w:val="0"/>
-        </w:rPr>
-        <w:t>施工補充說明</w:t>
-      </w:r>
-      <w:r>
-        <w:rPr>
-          <w:rFonts w:hint="eastAsia"/>
-          <w:color w:val="FF0000"/>
-          <w:spacing w:val="0"/>
-        </w:rPr>
-        <w:t>及</w:t>
-      </w:r>
-      <w:r>
-        <w:rPr>
-          <w:rFonts w:hint="eastAsia"/>
-          <w:color w:val="FF0000"/>
-          <w:spacing w:val="0"/>
-        </w:rPr>
-        <w:t>施工規範</w:t>
-      </w:r>
-      <w:r>
-        <w:rPr>
-          <w:rFonts w:hint="eastAsia"/>
-          <w:color w:val="FF0000"/>
-          <w:spacing w:val="0"/>
-        </w:rPr>
-        <w:t>。</w:t>
+        <w:t>■使用印章授權書。</w:t>
       </w:r>
     </w:p>
     <w:p>
@@ -20272,7 +16611,7 @@
           <w:color w:val="FF0000"/>
           <w:spacing w:val="0"/>
         </w:rPr>
-        <w:t>■設計圖。</w:t>
+        <w:t>■押標金查詢同意書。</w:t>
       </w:r>
     </w:p>
     <w:p>
@@ -20292,23 +16631,7 @@
           <w:color w:val="FF0000"/>
           <w:spacing w:val="0"/>
         </w:rPr>
-        <w:t>■</w:t>
-      </w:r>
-      <w:r>
-        <w:rPr>
-          <w:rFonts w:hint="eastAsia"/>
-          <w:color w:val="FF0000"/>
-          <w:spacing w:val="0"/>
-        </w:rPr>
-        <w:t>位置圖</w:t>
-      </w:r>
-      <w:r>
-        <w:rPr>
-          <w:rFonts w:hint="eastAsia"/>
-          <w:color w:val="FF0000"/>
-          <w:spacing w:val="0"/>
-        </w:rPr>
-        <w:t>。</w:t>
+        <w:t>■退還押標金申請單。</w:t>
       </w:r>
     </w:p>
     <w:p>
@@ -20328,259 +16651,7 @@
           <w:color w:val="FF0000"/>
           <w:spacing w:val="0"/>
         </w:rPr>
-        <w:t>■公共工程施工階段契約約定權責分工表。</w:t>
-      </w:r>
-    </w:p>
-    <w:p>
-      <w:pPr>
-        <w:pStyle w:val="7"/>
-        <w:ind w:leftChars="708" w:left="2072" w:hangingChars="32" w:hanging="90"/>
-        <w:jc w:val="both"/>
-        <w:textDirection w:val="lrTbV"/>
-        <w:rPr>
-          <w:color w:val="FF0000"/>
-          <w:spacing w:val="0"/>
-        </w:rPr>
-      </w:pPr>
-      <w:r>
-        <w:rPr>
-          <w:rFonts w:hint="eastAsia"/>
-          <w:color w:val="FF0000"/>
-          <w:spacing w:val="0"/>
-        </w:rPr>
-        <w:t>■廠商參與政府採購可能涉及之法律責任。</w:t>
-      </w:r>
-    </w:p>
-    <w:p>
-      <w:pPr>
-        <w:pStyle w:val="7"/>
-        <w:ind w:leftChars="708" w:left="2072" w:hangingChars="32" w:hanging="90"/>
-        <w:jc w:val="both"/>
-        <w:textDirection w:val="lrTbV"/>
-        <w:rPr>
-          <w:color w:val="FF0000"/>
-          <w:spacing w:val="0"/>
-        </w:rPr>
-      </w:pPr>
-      <w:r>
-        <w:rPr>
-          <w:rFonts w:hint="eastAsia"/>
-          <w:color w:val="FF0000"/>
-          <w:spacing w:val="0"/>
-        </w:rPr>
-        <w:t>□需求說明書。</w:t>
-      </w:r>
-    </w:p>
-    <w:p>
-      <w:pPr>
-        <w:pStyle w:val="7"/>
-        <w:ind w:leftChars="708" w:left="2072" w:hangingChars="32" w:hanging="90"/>
-        <w:jc w:val="both"/>
-        <w:textDirection w:val="lrTbV"/>
-        <w:rPr>
-          <w:color w:val="FF0000"/>
-          <w:spacing w:val="0"/>
-        </w:rPr>
-      </w:pPr>
-      <w:r>
-        <w:rPr>
-          <w:rFonts w:hint="eastAsia"/>
-          <w:color w:val="FF0000"/>
-          <w:spacing w:val="0"/>
-        </w:rPr>
-        <w:t>□委託服務說明書。</w:t>
-      </w:r>
-    </w:p>
-    <w:p>
-      <w:pPr>
-        <w:pStyle w:val="7"/>
-        <w:ind w:leftChars="708" w:left="2072" w:hangingChars="32" w:hanging="90"/>
-        <w:jc w:val="both"/>
-        <w:textDirection w:val="lrTbV"/>
-        <w:rPr>
-          <w:color w:val="FF0000"/>
-          <w:spacing w:val="0"/>
-        </w:rPr>
-      </w:pPr>
-      <w:r>
-        <w:rPr>
-          <w:rFonts w:hint="eastAsia"/>
-          <w:color w:val="FF0000"/>
-          <w:spacing w:val="0"/>
-        </w:rPr>
-        <w:t>■108-3-身分揭露表-a-事前揭露。</w:t>
-      </w:r>
-    </w:p>
-    <w:p>
-      <w:pPr>
-        <w:pStyle w:val="7"/>
-        <w:ind w:leftChars="708" w:left="2072" w:hangingChars="32" w:hanging="90"/>
-        <w:jc w:val="both"/>
-        <w:textDirection w:val="lrTbV"/>
-        <w:rPr>
-          <w:color w:val="FF0000"/>
-          <w:spacing w:val="0"/>
-        </w:rPr>
-      </w:pPr>
-      <w:r>
-        <w:rPr>
-          <w:rFonts w:hint="eastAsia"/>
-          <w:color w:val="FF0000"/>
-          <w:spacing w:val="0"/>
-        </w:rPr>
-        <w:t>■投標切結書。</w:t>
-      </w:r>
-    </w:p>
-    <w:p>
-      <w:pPr>
-        <w:pStyle w:val="7"/>
-        <w:ind w:leftChars="708" w:left="2072" w:hangingChars="32" w:hanging="90"/>
-        <w:jc w:val="both"/>
-        <w:textDirection w:val="lrTbV"/>
-        <w:rPr>
-          <w:color w:val="FF0000"/>
-          <w:spacing w:val="0"/>
-        </w:rPr>
-      </w:pPr>
-      <w:r>
-        <w:rPr>
-          <w:rFonts w:hint="eastAsia"/>
-          <w:color w:val="FF0000"/>
-          <w:spacing w:val="0"/>
-        </w:rPr>
-        <w:t>■</w:t>
-      </w:r>
-      <w:r>
-        <w:rPr>
-          <w:rFonts w:hint="eastAsia"/>
-          <w:color w:val="FF0000"/>
-          <w:spacing w:val="0"/>
-        </w:rPr>
-        <w:t>廠商投標文件審查表</w:t>
-      </w:r>
-      <w:r>
-        <w:rPr>
-          <w:rFonts w:hint="eastAsia"/>
-          <w:color w:val="FF0000"/>
-          <w:spacing w:val="0"/>
-        </w:rPr>
-        <w:t>。</w:t>
-      </w:r>
-    </w:p>
-    <w:p>
-      <w:pPr>
-        <w:pStyle w:val="7"/>
-        <w:ind w:leftChars="708" w:left="2072" w:hangingChars="32" w:hanging="90"/>
-        <w:jc w:val="both"/>
-        <w:textDirection w:val="lrTbV"/>
-        <w:rPr>
-          <w:color w:val="FF0000"/>
-          <w:spacing w:val="0"/>
-        </w:rPr>
-      </w:pPr>
-      <w:r>
-        <w:rPr>
-          <w:rFonts w:hint="eastAsia"/>
-          <w:color w:val="FF0000"/>
-          <w:spacing w:val="0"/>
-        </w:rPr>
-        <w:t>■使用印章授權書。</w:t>
-      </w:r>
-    </w:p>
-    <w:p>
-      <w:pPr>
-        <w:pStyle w:val="7"/>
-        <w:ind w:leftChars="708" w:left="2072" w:hangingChars="32" w:hanging="90"/>
-        <w:jc w:val="both"/>
-        <w:textDirection w:val="lrTbV"/>
-        <w:rPr>
-          <w:color w:val="FF0000"/>
-          <w:spacing w:val="0"/>
-        </w:rPr>
-      </w:pPr>
-      <w:r>
-        <w:rPr>
-          <w:rFonts w:hint="eastAsia"/>
-          <w:color w:val="FF0000"/>
-          <w:spacing w:val="0"/>
-        </w:rPr>
-        <w:t>■押標金查詢同意書。</w:t>
-      </w:r>
-    </w:p>
-    <w:p>
-      <w:pPr>
-        <w:pStyle w:val="7"/>
-        <w:ind w:leftChars="708" w:left="2072" w:hangingChars="32" w:hanging="90"/>
-        <w:jc w:val="both"/>
-        <w:textDirection w:val="lrTbV"/>
-        <w:rPr>
-          <w:color w:val="FF0000"/>
-          <w:spacing w:val="0"/>
-        </w:rPr>
-      </w:pPr>
-      <w:r>
-        <w:rPr>
-          <w:rFonts w:hint="eastAsia"/>
-          <w:color w:val="FF0000"/>
-          <w:spacing w:val="0"/>
-        </w:rPr>
-        <w:t>■退還</w:t>
-      </w:r>
-      <w:proofErr w:type="gramStart"/>
-      <w:r>
-        <w:rPr>
-          <w:rFonts w:hint="eastAsia"/>
-          <w:color w:val="FF0000"/>
-          <w:spacing w:val="0"/>
-        </w:rPr>
-        <w:t>押</w:t>
-      </w:r>
-      <w:proofErr w:type="gramEnd"/>
-      <w:r>
-        <w:rPr>
-          <w:rFonts w:hint="eastAsia"/>
-          <w:color w:val="FF0000"/>
-          <w:spacing w:val="0"/>
-        </w:rPr>
-        <w:t>標金申請單。</w:t>
-      </w:r>
-    </w:p>
-    <w:p>
-      <w:pPr>
-        <w:pStyle w:val="7"/>
-        <w:ind w:leftChars="708" w:left="2072" w:hangingChars="32" w:hanging="90"/>
-        <w:jc w:val="both"/>
-        <w:textDirection w:val="lrTbV"/>
-        <w:rPr>
-          <w:color w:val="FF0000"/>
-          <w:spacing w:val="0"/>
-        </w:rPr>
-      </w:pPr>
-      <w:r>
-        <w:rPr>
-          <w:rFonts w:hint="eastAsia"/>
-          <w:color w:val="FF0000"/>
-          <w:spacing w:val="0"/>
-        </w:rPr>
-        <w:t>■</w:t>
-      </w:r>
-      <w:proofErr w:type="gramStart"/>
-      <w:r>
-        <w:rPr>
-          <w:rFonts w:hint="eastAsia"/>
-          <w:color w:val="FF0000"/>
-          <w:spacing w:val="0"/>
-        </w:rPr>
-        <w:t>標封</w:t>
-      </w:r>
-      <w:proofErr w:type="gramEnd"/>
-      <w:r>
-        <w:rPr>
-          <w:rFonts w:hint="eastAsia"/>
-          <w:color w:val="FF0000"/>
-          <w:spacing w:val="0"/>
-        </w:rPr>
-        <w:t>。</w:t>
+        <w:t>■標封。</w:t>
       </w:r>
     </w:p>
     <w:p>
@@ -20644,45 +16715,13 @@
         <w:t>招標投標及契約文件、</w:t>
       </w:r>
       <w:r>
-        <w:t>投標標價清單，連同資格文件、規格文件及招標文件所規定之其他文件，密封後投標。</w:t>
-      </w:r>
-      <w:proofErr w:type="gramStart"/>
-      <w:r>
-        <w:t>惟屬一次</w:t>
-      </w:r>
-      <w:proofErr w:type="gramEnd"/>
-      <w:r>
-        <w:t>投標分段開標者，各階段之投標文件應分別密封後，再以大封套合併裝封。所有內外封套外部</w:t>
-      </w:r>
-      <w:proofErr w:type="gramStart"/>
-      <w:r>
-        <w:t>皆須書明</w:t>
-      </w:r>
-      <w:proofErr w:type="gramEnd"/>
-      <w:r>
-        <w:t>投標廠商名稱、地址及採購案號或招標</w:t>
-      </w:r>
-      <w:proofErr w:type="gramStart"/>
-      <w:r>
-        <w:t>標</w:t>
-      </w:r>
-      <w:proofErr w:type="gramEnd"/>
-      <w:r>
-        <w:t>的。</w:t>
+        <w:t>投標標價清單，連同資格文件、規格文件及招標文件所規定之其他文件，密封後投標。惟屬一次投標分段開標者，各階段之投標文件應分別密封後，再以大封套合併裝封。所有內外封套外部皆須書明投標廠商名稱、地址及採購案號或招標標的。</w:t>
       </w:r>
       <w:r>
         <w:t>廠商所提供之投標、契約及履約</w:t>
       </w:r>
       <w:r>
-        <w:t>文件，建議</w:t>
-      </w:r>
-      <w:proofErr w:type="gramStart"/>
-      <w:r>
-        <w:t>採</w:t>
-      </w:r>
-      <w:proofErr w:type="gramEnd"/>
-      <w:r>
-        <w:t>雙面列印，以節省紙張，愛惜資源。</w:t>
+        <w:t>文件，建議採雙面列印，以節省紙張，愛惜資源。</w:t>
       </w:r>
     </w:p>
     <w:p>
@@ -20700,8 +16739,15 @@
           <w:rFonts w:hint="eastAsia"/>
           <w:spacing w:val="0"/>
         </w:rPr>
+        <w:t>涉及未得標廠商投標文件著作財產權，機關如欲使用該等文件，應</w:t>
+      </w:r>
+      <w:r>
+        <w:rPr>
+          <w:rFonts w:hint="eastAsia"/>
+          <w:spacing w:val="0"/>
+        </w:rPr>
         <w:lastRenderedPageBreak/>
-        <w:t>涉及未得標廠商投標文件著作財產權，機關如欲使用該等文件，應經該廠商同意無償授權機關使用，或由機關給予報酬後，於彼此約定範圍內使用。</w:t>
+        <w:t>經該廠商同意無償授權機關使用，或由機關給予報酬後，於彼此約定範圍內使用。</w:t>
       </w:r>
     </w:p>
     <w:p>
@@ -20931,49 +16977,7 @@
         <w:rPr>
           <w:spacing w:val="0"/>
         </w:rPr>
-        <w:t>其他須知</w:t>
-      </w:r>
-      <w:proofErr w:type="gramStart"/>
-      <w:r>
-        <w:rPr>
-          <w:spacing w:val="0"/>
-        </w:rPr>
-        <w:t>（</w:t>
-      </w:r>
-      <w:proofErr w:type="gramEnd"/>
-      <w:r>
-        <w:rPr>
-          <w:spacing w:val="0"/>
-        </w:rPr>
-        <w:t>請機關自行訂定。例如：</w:t>
-      </w:r>
-      <w:proofErr w:type="gramStart"/>
-      <w:r>
-        <w:rPr>
-          <w:spacing w:val="0"/>
-        </w:rPr>
-        <w:t>採</w:t>
-      </w:r>
-      <w:proofErr w:type="gramEnd"/>
-      <w:r>
-        <w:rPr>
-          <w:spacing w:val="0"/>
-        </w:rPr>
-        <w:t>共同投標、統包、替代方案、國內廠商標價優惠、適用或</w:t>
-      </w:r>
-      <w:proofErr w:type="gramStart"/>
-      <w:r>
-        <w:rPr>
-          <w:spacing w:val="0"/>
-        </w:rPr>
-        <w:t>準</w:t>
-      </w:r>
-      <w:proofErr w:type="gramEnd"/>
-      <w:r>
-        <w:rPr>
-          <w:spacing w:val="0"/>
-        </w:rPr>
-        <w:t>用最有利標評選作業或優先採購環保產品等方式辦理者，應注意依相關法規，將應於招標文件載明事項納入。）：</w:t>
+        <w:t>其他須知（請機關自行訂定。例如：採共同投標、統包、替代方案、國內廠商標價優惠、適用或準用最有利標評選作業或優先採購環保產品等方式辦理者，應注意依相關法規，將應於招標文件載明事項納入。）：</w:t>
       </w:r>
     </w:p>
     <w:p>
@@ -20996,21 +17000,7 @@
         <w:rPr>
           <w:spacing w:val="0"/>
         </w:rPr>
-        <w:t>受理廠商檢舉之採購稽核小組連絡電話、傳真及地址與法務部調查局及機關所在地之</w:t>
-      </w:r>
-      <w:proofErr w:type="gramStart"/>
-      <w:r>
-        <w:rPr>
-          <w:spacing w:val="0"/>
-        </w:rPr>
-        <w:t>調查站處</w:t>
-      </w:r>
-      <w:proofErr w:type="gramEnd"/>
-      <w:r>
-        <w:rPr>
-          <w:spacing w:val="0"/>
-        </w:rPr>
-        <w:t>（站、組）檢舉電話及信箱：</w:t>
+        <w:t>受理廠商檢舉之採購稽核小組連絡電話、傳真及地址與法務部調查局及機關所在地之調查站處（站、組）檢舉電話及信箱：</w:t>
       </w:r>
     </w:p>
     <w:p>
@@ -21232,7 +17222,7 @@
         </w:rPr>
         <w:t>；電子郵件檢舉信箱：</w:t>
       </w:r>
-      <w:hyperlink r:id="rId8" w:history="1">
+      <w:hyperlink r:id="rId11" w:history="1">
         <w:r>
           <w:rPr>
             <w:color w:val="000000"/>
@@ -21424,7 +17414,6 @@
           <w:sz w:val="32"/>
         </w:rPr>
       </w:pPr>
-      <w:proofErr w:type="gramStart"/>
       <w:r>
         <w:rPr>
           <w:rFonts w:hAnsi="標楷體"/>
@@ -21432,7 +17421,6 @@
         </w:rPr>
         <w:t>立書人</w:t>
       </w:r>
-      <w:proofErr w:type="gramEnd"/>
     </w:p>
     <w:p>
       <w:pPr>
@@ -21605,7 +17593,6 @@
           <w:sz w:val="32"/>
         </w:rPr>
       </w:pPr>
-      <w:proofErr w:type="gramStart"/>
       <w:r>
         <w:rPr>
           <w:rFonts w:hAnsi="標楷體"/>
@@ -21613,7 +17600,6 @@
         </w:rPr>
         <w:t>立書人</w:t>
       </w:r>
-      <w:proofErr w:type="gramEnd"/>
     </w:p>
     <w:p>
       <w:pPr>
@@ -21736,8 +17722,8 @@
       </w:pPr>
     </w:p>
     <w:sectPr>
-      <w:footerReference w:type="even" r:id="rId9"/>
-      <w:footerReference w:type="default" r:id="rId10"/>
+      <w:footerReference w:type="even" r:id="rId12"/>
+      <w:footerReference w:type="default" r:id="rId13"/>
       <w:pgSz w:w="11907" w:h="16840" w:code="9"/>
       <w:pgMar w:top="1191" w:right="1247" w:bottom="1191" w:left="1247" w:header="851" w:footer="992" w:gutter="0"/>
       <w:cols w:space="425"/>
@@ -21842,7 +17828,7 @@
         <w:rFonts w:ascii="全真楷書"/>
         <w:noProof/>
       </w:rPr>
-      <w:t>24</w:t>
+      <w:t>21</w:t>
     </w:r>
     <w:r>
       <w:rPr>
@@ -24044,7 +20030,7 @@
 </file>
 
 <file path=customXml/itemProps1.xml><?xml version="1.0" encoding="utf-8"?>
-<ds:datastoreItem xmlns:ds="http://schemas.openxmlformats.org/officeDocument/2006/customXml" ds:itemID="{0F8E5FD2-6B06-4800-852E-E44C3A7EEC35}">
+<ds:datastoreItem xmlns:ds="http://schemas.openxmlformats.org/officeDocument/2006/customXml" ds:itemID="{E6677DE2-94EC-4DF1-B637-333A8B45F9E4}">
   <ds:schemaRefs>
     <ds:schemaRef ds:uri="http://schemas.openxmlformats.org/officeDocument/2006/bibliography"/>
   </ds:schemaRefs>

--- a/frontend/src/廠商投標表單/[一般工程]投標須知-工程會114.7.3版.docx
+++ b/frontend/src/廠商投標表單/[一般工程]投標須知-工程會114.7.3版.docx
@@ -140,7 +140,21 @@
         <w:rPr>
           <w:spacing w:val="0"/>
         </w:rPr>
-        <w:t>各項內含選項者，由機關擇符合本採購案者勾填。</w:t>
+        <w:t>各項內含選項者，由機關擇符合本採購案</w:t>
+      </w:r>
+      <w:proofErr w:type="gramStart"/>
+      <w:r>
+        <w:rPr>
+          <w:spacing w:val="0"/>
+        </w:rPr>
+        <w:t>者勾填</w:t>
+      </w:r>
+      <w:proofErr w:type="gramEnd"/>
+      <w:r>
+        <w:rPr>
+          <w:spacing w:val="0"/>
+        </w:rPr>
+        <w:t>。</w:t>
       </w:r>
     </w:p>
     <w:p>
@@ -260,6 +274,7 @@
         </w:rPr>
         <w:t xml:space="preserve">    </w:t>
       </w:r>
+      <w:proofErr w:type="gramStart"/>
       <w:r>
         <w:rPr>
           <w:rFonts w:hint="eastAsia"/>
@@ -267,6 +282,7 @@
         </w:rPr>
         <w:t>█</w:t>
       </w:r>
+      <w:proofErr w:type="gramEnd"/>
       <w:r>
         <w:rPr>
           <w:spacing w:val="0"/>
@@ -665,6 +681,7 @@
       <w:r>
         <w:t xml:space="preserve">   </w:t>
       </w:r>
+      <w:proofErr w:type="gramStart"/>
       <w:r>
         <w:rPr>
           <w:rFonts w:hint="eastAsia"/>
@@ -672,6 +689,7 @@
         </w:rPr>
         <w:t>█</w:t>
       </w:r>
+      <w:proofErr w:type="gramEnd"/>
       <w:r>
         <w:rPr>
           <w:spacing w:val="0"/>
@@ -696,7 +714,35 @@
         <w:rPr>
           <w:spacing w:val="4"/>
         </w:rPr>
-        <w:t>本採購預算金額(不公告者免填；但依「投標廠商資格與特殊或巨額採購認定標準」第5條第3項規定辦理者，或屬公告金額以上採購之公開招標、選擇性招標及限制性招標之公開評選，除轉售或供製造加工後轉售之採購、預算金額涉及商業機密或機關認為不宜公開外，應公開預算金額)：</w:t>
+        <w:t>本採購預算金額(</w:t>
+      </w:r>
+      <w:proofErr w:type="gramStart"/>
+      <w:r>
+        <w:rPr>
+          <w:spacing w:val="4"/>
+        </w:rPr>
+        <w:t>不</w:t>
+      </w:r>
+      <w:proofErr w:type="gramEnd"/>
+      <w:r>
+        <w:rPr>
+          <w:spacing w:val="4"/>
+        </w:rPr>
+        <w:t>公告</w:t>
+      </w:r>
+      <w:proofErr w:type="gramStart"/>
+      <w:r>
+        <w:rPr>
+          <w:spacing w:val="4"/>
+        </w:rPr>
+        <w:t>者免填</w:t>
+      </w:r>
+      <w:proofErr w:type="gramEnd"/>
+      <w:r>
+        <w:rPr>
+          <w:spacing w:val="4"/>
+        </w:rPr>
+        <w:t>；但依「投標廠商資格與特殊或巨額採購認定標準」第5條第3項規定辦理者，或屬公告金額以上採購之公開招標、選擇性招標及限制性招標之公開評選，除轉售或供製造加工後轉售之採購、預算金額涉及商業機密或機關認為不宜公開外，應公開預算金額)：</w:t>
       </w:r>
       <w:r>
         <w:rPr>
@@ -748,7 +794,35 @@
         <w:rPr>
           <w:spacing w:val="0"/>
         </w:rPr>
-        <w:t>本採購預計金額(不公告者免填)：</w:t>
+        <w:t>本採購預計金額(</w:t>
+      </w:r>
+      <w:proofErr w:type="gramStart"/>
+      <w:r>
+        <w:rPr>
+          <w:spacing w:val="0"/>
+        </w:rPr>
+        <w:t>不</w:t>
+      </w:r>
+      <w:proofErr w:type="gramEnd"/>
+      <w:r>
+        <w:rPr>
+          <w:spacing w:val="0"/>
+        </w:rPr>
+        <w:t>公告</w:t>
+      </w:r>
+      <w:proofErr w:type="gramStart"/>
+      <w:r>
+        <w:rPr>
+          <w:spacing w:val="0"/>
+        </w:rPr>
+        <w:t>者免填</w:t>
+      </w:r>
+      <w:proofErr w:type="gramEnd"/>
+      <w:r>
+        <w:rPr>
+          <w:spacing w:val="0"/>
+        </w:rPr>
+        <w:t>)：</w:t>
       </w:r>
     </w:p>
     <w:p>
@@ -804,7 +878,21 @@
         <w:rPr>
           <w:spacing w:val="0"/>
         </w:rPr>
-        <w:t>依採購法第4條接受補助辦理採購者，補助機關名稱及地址(非屬此等採購者免填)：</w:t>
+        <w:t>依採購法第4條接受補助辦理採購者，補助機關名稱及地址(非屬此等採購</w:t>
+      </w:r>
+      <w:proofErr w:type="gramStart"/>
+      <w:r>
+        <w:rPr>
+          <w:spacing w:val="0"/>
+        </w:rPr>
+        <w:t>者免填</w:t>
+      </w:r>
+      <w:proofErr w:type="gramEnd"/>
+      <w:r>
+        <w:rPr>
+          <w:spacing w:val="0"/>
+        </w:rPr>
+        <w:t>)：</w:t>
       </w:r>
     </w:p>
     <w:p>
@@ -825,7 +913,21 @@
         <w:rPr>
           <w:spacing w:val="0"/>
         </w:rPr>
-        <w:t>依採購法第5條由法人或團體代辦採購者，委託機關名稱及地址(非屬此等採購者免填)：</w:t>
+        <w:t>依採購法第5條由法人或團體代辦採購者，委託機關名稱及地址(非屬此等採購</w:t>
+      </w:r>
+      <w:proofErr w:type="gramStart"/>
+      <w:r>
+        <w:rPr>
+          <w:spacing w:val="0"/>
+        </w:rPr>
+        <w:t>者免填</w:t>
+      </w:r>
+      <w:proofErr w:type="gramEnd"/>
+      <w:r>
+        <w:rPr>
+          <w:spacing w:val="0"/>
+        </w:rPr>
+        <w:t>)：</w:t>
       </w:r>
     </w:p>
     <w:p>
@@ -846,7 +948,21 @@
         <w:rPr>
           <w:spacing w:val="0"/>
         </w:rPr>
-        <w:t>依採購法第40條代辦採購者，洽辦機關名稱及地址(非屬此等採購者免填)：</w:t>
+        <w:t>依採購法第40條代辦採購者，洽辦機關名稱及地址(非屬此等採購</w:t>
+      </w:r>
+      <w:proofErr w:type="gramStart"/>
+      <w:r>
+        <w:rPr>
+          <w:spacing w:val="0"/>
+        </w:rPr>
+        <w:t>者免填</w:t>
+      </w:r>
+      <w:proofErr w:type="gramEnd"/>
+      <w:r>
+        <w:rPr>
+          <w:spacing w:val="0"/>
+        </w:rPr>
+        <w:t>)：</w:t>
       </w:r>
     </w:p>
     <w:p>
@@ -927,7 +1043,23 @@
           <w:rFonts w:hint="eastAsia"/>
           <w:spacing w:val="0"/>
         </w:rPr>
-        <w:t>31條規定不予發還或追繳押標金之爭議者外，</w:t>
+        <w:t>31條規定不予發還或追繳</w:t>
+      </w:r>
+      <w:proofErr w:type="gramStart"/>
+      <w:r>
+        <w:rPr>
+          <w:rFonts w:hint="eastAsia"/>
+          <w:spacing w:val="0"/>
+        </w:rPr>
+        <w:t>押</w:t>
+      </w:r>
+      <w:proofErr w:type="gramEnd"/>
+      <w:r>
+        <w:rPr>
+          <w:rFonts w:hint="eastAsia"/>
+          <w:spacing w:val="0"/>
+        </w:rPr>
+        <w:t>標金之爭議者外，</w:t>
       </w:r>
       <w:r>
         <w:rPr>
@@ -1050,6 +1182,7 @@
         </w:rPr>
         <w:t xml:space="preserve">     </w:t>
       </w:r>
+      <w:proofErr w:type="gramStart"/>
       <w:r>
         <w:rPr>
           <w:rFonts w:hint="eastAsia"/>
@@ -1057,6 +1190,7 @@
         </w:rPr>
         <w:t>█</w:t>
       </w:r>
+      <w:proofErr w:type="gramEnd"/>
       <w:r>
         <w:rPr>
           <w:spacing w:val="0"/>
@@ -1099,7 +1233,15 @@
         <w:t>(2)係</w:t>
       </w:r>
       <w:r>
-        <w:t>分批辦理公告金額以上之採購，業經上級機關核准（文號：       ），依總金額核計採購金額，分別按公告金額或查核金額以上之規定辦理</w:t>
+        <w:t>分批辦理公告金額以上之採購，業經上級機關核准</w:t>
+      </w:r>
+      <w:proofErr w:type="gramStart"/>
+      <w:r>
+        <w:t>（</w:t>
+      </w:r>
+      <w:proofErr w:type="gramEnd"/>
+      <w:r>
+        <w:t>文號：       ），依總金額核計採購金額，分別按公告金額或查核金額以上之規定辦理</w:t>
       </w:r>
       <w:r>
         <w:rPr>
@@ -1140,6 +1282,7 @@
         </w:rPr>
       </w:pPr>
       <w:bookmarkStart w:id="1" w:name="_Hlk51858690"/>
+      <w:proofErr w:type="gramStart"/>
       <w:r>
         <w:rPr>
           <w:rFonts w:hint="eastAsia"/>
@@ -1148,6 +1291,7 @@
         <w:t>█</w:t>
       </w:r>
       <w:bookmarkEnd w:id="1"/>
+      <w:proofErr w:type="gramEnd"/>
       <w:r>
         <w:rPr>
           <w:spacing w:val="0"/>
@@ -1175,7 +1319,35 @@
         <w:rPr>
           <w:spacing w:val="0"/>
         </w:rPr>
-        <w:t>（1-1）本案為複數決標並採分項決標，廠商各項投標文件無需分項裝封，無需於大外標封標示投標項次，有3家以上廠商投標，且符合政府採購法施行細則第55條規定時，即得開標。</w:t>
+        <w:t>（1-1）本案為複數決標並</w:t>
+      </w:r>
+      <w:proofErr w:type="gramStart"/>
+      <w:r>
+        <w:rPr>
+          <w:spacing w:val="0"/>
+        </w:rPr>
+        <w:t>採</w:t>
+      </w:r>
+      <w:proofErr w:type="gramEnd"/>
+      <w:r>
+        <w:rPr>
+          <w:spacing w:val="0"/>
+        </w:rPr>
+        <w:t>分項決標，廠商各項投標文件無需分項裝封，無需於大</w:t>
+      </w:r>
+      <w:proofErr w:type="gramStart"/>
+      <w:r>
+        <w:rPr>
+          <w:spacing w:val="0"/>
+        </w:rPr>
+        <w:t>外標封</w:t>
+      </w:r>
+      <w:proofErr w:type="gramEnd"/>
+      <w:r>
+        <w:rPr>
+          <w:spacing w:val="0"/>
+        </w:rPr>
+        <w:t>標示投標項次，有3家以上廠商投標，且符合政府採購法施行細則第55條規定時，即得開標。</w:t>
       </w:r>
     </w:p>
     <w:p>
@@ -1315,8 +1487,13 @@
       <w:r>
         <w:sym w:font="Wingdings" w:char="F0A8"/>
       </w:r>
-      <w:r>
-        <w:t>依審標順序，每次邀請___家符合資格之廠商投標；</w:t>
+      <w:proofErr w:type="gramStart"/>
+      <w:r>
+        <w:t>依審標</w:t>
+      </w:r>
+      <w:proofErr w:type="gramEnd"/>
+      <w:r>
+        <w:t>順序，每次邀請___家符合資格之廠商投標；</w:t>
       </w:r>
       <w:r>
         <w:sym w:font="Wingdings" w:char="F0A8"/>
@@ -1348,7 +1525,21 @@
         <w:rPr>
           <w:spacing w:val="0"/>
         </w:rPr>
-        <w:t>(3)限制性招標：本案業經需求、使用或承辦採購單位敘明符合採購法第22條第1項第     款之情形，並簽報機關首長或其授權人員核准採限制性招標。</w:t>
+        <w:t>(3)限制性招標：本案業經需求、使用或承辦採購單位敘明符合採購法第22條第1項第     款之情形，並簽報機關首長或其授權人員核准</w:t>
+      </w:r>
+      <w:proofErr w:type="gramStart"/>
+      <w:r>
+        <w:rPr>
+          <w:spacing w:val="0"/>
+        </w:rPr>
+        <w:t>採</w:t>
+      </w:r>
+      <w:proofErr w:type="gramEnd"/>
+      <w:r>
+        <w:rPr>
+          <w:spacing w:val="0"/>
+        </w:rPr>
+        <w:t>限制性招標。</w:t>
       </w:r>
     </w:p>
     <w:p>
@@ -1383,7 +1574,21 @@
         <w:rPr>
           <w:spacing w:val="0"/>
         </w:rPr>
-        <w:t>）公開評選、公開勘選優勝廠商：</w:t>
+        <w:t>）公開評選、公開</w:t>
+      </w:r>
+      <w:proofErr w:type="gramStart"/>
+      <w:r>
+        <w:rPr>
+          <w:spacing w:val="0"/>
+        </w:rPr>
+        <w:t>勘</w:t>
+      </w:r>
+      <w:proofErr w:type="gramEnd"/>
+      <w:r>
+        <w:rPr>
+          <w:spacing w:val="0"/>
+        </w:rPr>
+        <w:t>選優勝廠商：</w:t>
       </w:r>
     </w:p>
     <w:p>
@@ -1538,7 +1743,15 @@
         <w:sym w:font="Wingdings" w:char="F0A8"/>
       </w:r>
       <w:r>
-        <w:t>經前次公告招標結果，無廠商投標或無合格標，且符合採購法施行細則第22條第1項規定無廠商異議或申訴在處理中者，依採購法第22條第1項第1款規定，不另公告招標，並依採購法施行細則第23條之1第1項規定，邀請過去表現優良之2家以上廠商以比價方式辦理；</w:t>
+        <w:t>經前次公告招標結果，無廠商投標或無合格標，且符合採購法施行細則第22條第1項規定無廠商異議或申訴在處理中者，依採購法第22條第1項第1款規定，</w:t>
+      </w:r>
+      <w:proofErr w:type="gramStart"/>
+      <w:r>
+        <w:t>不</w:t>
+      </w:r>
+      <w:proofErr w:type="gramEnd"/>
+      <w:r>
+        <w:t>另公告招標，並依採購法施行細則第23條之1第1項規定，邀請過去表現優良之2家以上廠商以比價方式辦理；</w:t>
       </w:r>
       <w:r>
         <w:sym w:font="Wingdings" w:char="F0A8"/>
@@ -1554,7 +1767,21 @@
           <w:spacing w:val="0"/>
         </w:rPr>
         <w:lastRenderedPageBreak/>
-        <w:t>列明款次，第16款之情形須併填主管機關核准文號）；</w:t>
+        <w:t>列明款次，第16款之情形須</w:t>
+      </w:r>
+      <w:proofErr w:type="gramStart"/>
+      <w:r>
+        <w:rPr>
+          <w:spacing w:val="0"/>
+        </w:rPr>
+        <w:t>併</w:t>
+      </w:r>
+      <w:proofErr w:type="gramEnd"/>
+      <w:r>
+        <w:rPr>
+          <w:spacing w:val="0"/>
+        </w:rPr>
+        <w:t>填主管機關核准文號）；</w:t>
       </w:r>
       <w:r>
         <w:sym w:font="Wingdings" w:char="F0A8"/>
@@ -1575,7 +1802,21 @@
         <w:rPr>
           <w:spacing w:val="0"/>
         </w:rPr>
-        <w:t>第105條第1項第___款(請列明款次及相關機關核准文號)；</w:t>
+        <w:t>第105條第1項第___款(</w:t>
+      </w:r>
+      <w:proofErr w:type="gramStart"/>
+      <w:r>
+        <w:rPr>
+          <w:spacing w:val="0"/>
+        </w:rPr>
+        <w:t>請列明款</w:t>
+      </w:r>
+      <w:proofErr w:type="gramEnd"/>
+      <w:r>
+        <w:rPr>
+          <w:spacing w:val="0"/>
+        </w:rPr>
+        <w:t>次及相關機關核准文號)；</w:t>
       </w:r>
       <w:r>
         <w:sym w:font="Wingdings" w:char="F0A8"/>
@@ -1630,7 +1871,49 @@
         <w:rPr>
           <w:spacing w:val="0"/>
         </w:rPr>
-        <w:t>符合採購法第22條第1項第___款（請列明款次，其未得以比價方式辦理之原因：_______；第16款之情形須併填主管機關核准文號）；</w:t>
+        <w:t>符合採購法第22條第1項第___款</w:t>
+      </w:r>
+      <w:proofErr w:type="gramStart"/>
+      <w:r>
+        <w:rPr>
+          <w:spacing w:val="0"/>
+        </w:rPr>
+        <w:t>（</w:t>
+      </w:r>
+      <w:proofErr w:type="gramEnd"/>
+      <w:r>
+        <w:rPr>
+          <w:spacing w:val="0"/>
+        </w:rPr>
+        <w:t>請列明款次，其未得以比價方式辦理之原因：_______；第16款之情形須</w:t>
+      </w:r>
+      <w:proofErr w:type="gramStart"/>
+      <w:r>
+        <w:rPr>
+          <w:spacing w:val="0"/>
+        </w:rPr>
+        <w:t>併</w:t>
+      </w:r>
+      <w:proofErr w:type="gramEnd"/>
+      <w:r>
+        <w:rPr>
+          <w:spacing w:val="0"/>
+        </w:rPr>
+        <w:t>填主管機關核准文號</w:t>
+      </w:r>
+      <w:proofErr w:type="gramStart"/>
+      <w:r>
+        <w:rPr>
+          <w:spacing w:val="0"/>
+        </w:rPr>
+        <w:t>）</w:t>
+      </w:r>
+      <w:proofErr w:type="gramEnd"/>
+      <w:r>
+        <w:rPr>
+          <w:spacing w:val="0"/>
+        </w:rPr>
+        <w:t>；</w:t>
       </w:r>
       <w:r>
         <w:sym w:font="Wingdings" w:char="F0A8"/>
@@ -1639,13 +1922,49 @@
         <w:rPr>
           <w:spacing w:val="0"/>
         </w:rPr>
-        <w:t>符合採購法第104條第1項第___款（請列明款次及相關機關核准文號，非填第4款者，其未得以比價方式辦理之原因：______）；</w:t>
+        <w:t>符合採購法第104條第1項第___款</w:t>
+      </w:r>
+      <w:proofErr w:type="gramStart"/>
+      <w:r>
+        <w:rPr>
+          <w:spacing w:val="0"/>
+        </w:rPr>
+        <w:t>（</w:t>
+      </w:r>
+      <w:proofErr w:type="gramEnd"/>
+      <w:r>
+        <w:rPr>
+          <w:spacing w:val="0"/>
+        </w:rPr>
+        <w:t>請列明款次及相關機關核准文號，非填第4款者，其未得以比價方式辦理之原因：______</w:t>
+      </w:r>
+      <w:proofErr w:type="gramStart"/>
+      <w:r>
+        <w:rPr>
+          <w:spacing w:val="0"/>
+        </w:rPr>
+        <w:t>）</w:t>
+      </w:r>
+      <w:proofErr w:type="gramEnd"/>
+      <w:r>
+        <w:rPr>
+          <w:spacing w:val="0"/>
+        </w:rPr>
+        <w:t>；</w:t>
       </w:r>
       <w:r>
         <w:sym w:font="Wingdings" w:char="F0A8"/>
       </w:r>
       <w:r>
-        <w:t>符合採購法第105條第1項第___款(請列明款次及相關機關核准文號，填第1款或第2款者，其未得以比價方式辦理之原因：______)</w:t>
+        <w:t>符合採購法第105條第1項第___款(</w:t>
+      </w:r>
+      <w:proofErr w:type="gramStart"/>
+      <w:r>
+        <w:t>請列明款</w:t>
+      </w:r>
+      <w:proofErr w:type="gramEnd"/>
+      <w:r>
+        <w:t>次及相關機關核准文號，填第1款或第2款者，其未得以比價方式辦理之原因：______)</w:t>
       </w:r>
       <w:r>
         <w:rPr>
@@ -1657,7 +1976,15 @@
         <w:sym w:font="Wingdings" w:char="F0A8"/>
       </w:r>
       <w:r>
-        <w:t>符合中央機關未達公告金額採購招標辦法第___條第___項第___款規定（其未得以比價方式辦理之原因：</w:t>
+        <w:t>符合中央機關未達公告金額採購招標辦法第___條第___項第___款規定</w:t>
+      </w:r>
+      <w:proofErr w:type="gramStart"/>
+      <w:r>
+        <w:t>（</w:t>
+      </w:r>
+      <w:proofErr w:type="gramEnd"/>
+      <w:r>
+        <w:t>其未得以比價方式辦理之原因：</w:t>
       </w:r>
       <w:r>
         <w:rPr>
@@ -1665,9 +1992,11 @@
         </w:rPr>
         <w:t>_______</w:t>
       </w:r>
+      <w:proofErr w:type="gramStart"/>
       <w:r>
         <w:t>）</w:t>
       </w:r>
+      <w:proofErr w:type="gramEnd"/>
       <w:r>
         <w:rPr>
           <w:spacing w:val="0"/>
@@ -1724,7 +2053,21 @@
         <w:rPr>
           <w:spacing w:val="0"/>
         </w:rPr>
-        <w:t>(4)依採購法第49條規定公開取得書面報價或企劃書。（限未達公告金額之採購案始得採行）。</w:t>
+        <w:t>(4)依採購法第49條規定公開取得書面報價或企劃書。（限未達公告金額之採購案始得</w:t>
+      </w:r>
+      <w:proofErr w:type="gramStart"/>
+      <w:r>
+        <w:rPr>
+          <w:spacing w:val="0"/>
+        </w:rPr>
+        <w:t>採</w:t>
+      </w:r>
+      <w:proofErr w:type="gramEnd"/>
+      <w:r>
+        <w:rPr>
+          <w:spacing w:val="0"/>
+        </w:rPr>
+        <w:t>行）。</w:t>
       </w:r>
     </w:p>
     <w:p>
@@ -1750,7 +2093,21 @@
         <w:rPr>
           <w:spacing w:val="0"/>
         </w:rPr>
-        <w:t>（4-1）本案業經機關首長或其授權人員核准，本次公告未能取得3家以上廠商之書面報價或企劃書時，將改採限制性招標方式辦理。</w:t>
+        <w:t>（4-1）本案業經機關首長或其授權人員核准，本次公告未能取得3家以上廠商之書面報價或企劃書時，將改</w:t>
+      </w:r>
+      <w:proofErr w:type="gramStart"/>
+      <w:r>
+        <w:rPr>
+          <w:spacing w:val="0"/>
+        </w:rPr>
+        <w:t>採</w:t>
+      </w:r>
+      <w:proofErr w:type="gramEnd"/>
+      <w:r>
+        <w:rPr>
+          <w:spacing w:val="0"/>
+        </w:rPr>
+        <w:t>限制性招標方式辦理。</w:t>
       </w:r>
     </w:p>
     <w:p>
@@ -1831,8 +2188,29 @@
         <w:textDirection w:val="lrTbV"/>
       </w:pPr>
       <w:r>
-        <w:t>1.門檻金額：（由機關於招標時擇一勾選；未勾選者，為選項A）</w:t>
-      </w:r>
+        <w:t>1.門檻金額：</w:t>
+      </w:r>
+      <w:proofErr w:type="gramStart"/>
+      <w:r>
+        <w:t>（</w:t>
+      </w:r>
+      <w:proofErr w:type="gramEnd"/>
+      <w:r>
+        <w:t>由機關於招標時擇</w:t>
+      </w:r>
+      <w:proofErr w:type="gramStart"/>
+      <w:r>
+        <w:t>一</w:t>
+      </w:r>
+      <w:proofErr w:type="gramEnd"/>
+      <w:r>
+        <w:t>勾選；未勾選者，為選項A</w:t>
+      </w:r>
+      <w:proofErr w:type="gramStart"/>
+      <w:r>
+        <w:t>）</w:t>
+      </w:r>
+      <w:proofErr w:type="gramEnd"/>
     </w:p>
     <w:p>
       <w:pPr>
@@ -1852,7 +2230,15 @@
         <w:t>選項A：</w:t>
       </w:r>
       <w:r>
-        <w:t>依GPA我國承諾開放清單所載門檻金額開放，惟簽署國之門檻金額較我國高者，對該簽署國適用該較高之門檻金額。</w:t>
+        <w:t>依GPA我國承諾開放清單所載門檻金額開放，惟簽署國之門檻金額較我國高者，對該簽署國</w:t>
+      </w:r>
+      <w:proofErr w:type="gramStart"/>
+      <w:r>
+        <w:t>適用該較高</w:t>
+      </w:r>
+      <w:proofErr w:type="gramEnd"/>
+      <w:r>
+        <w:t>之門檻金額。</w:t>
       </w:r>
     </w:p>
     <w:p>
@@ -1884,8 +2270,29 @@
         <w:textDirection w:val="lrTbV"/>
       </w:pPr>
       <w:r>
-        <w:t>2.服務及工程服務：（由機關於招標時擇一勾選；未勾選者，為選項A）</w:t>
-      </w:r>
+        <w:t>2.服務及工程服務：</w:t>
+      </w:r>
+      <w:proofErr w:type="gramStart"/>
+      <w:r>
+        <w:t>（</w:t>
+      </w:r>
+      <w:proofErr w:type="gramEnd"/>
+      <w:r>
+        <w:t>由機關於招標時擇</w:t>
+      </w:r>
+      <w:proofErr w:type="gramStart"/>
+      <w:r>
+        <w:t>一</w:t>
+      </w:r>
+      <w:proofErr w:type="gramEnd"/>
+      <w:r>
+        <w:t>勾選；未勾選者，為選項A</w:t>
+      </w:r>
+      <w:proofErr w:type="gramStart"/>
+      <w:r>
+        <w:t>）</w:t>
+      </w:r>
+      <w:proofErr w:type="gramEnd"/>
     </w:p>
     <w:p>
       <w:pPr>
@@ -1957,11 +2364,19 @@
         </w:rPr>
         <w:sym w:font="Wingdings" w:char="F0A8"/>
       </w:r>
-      <w:r>
-        <w:rPr>
-          <w:spacing w:val="0"/>
-        </w:rPr>
-        <w:t>臺紐經濟合作協定。</w:t>
+      <w:proofErr w:type="gramStart"/>
+      <w:r>
+        <w:rPr>
+          <w:spacing w:val="0"/>
+        </w:rPr>
+        <w:t>臺紐</w:t>
+      </w:r>
+      <w:proofErr w:type="gramEnd"/>
+      <w:r>
+        <w:rPr>
+          <w:spacing w:val="0"/>
+        </w:rPr>
+        <w:t>經濟合作協定。</w:t>
       </w:r>
     </w:p>
     <w:p>
@@ -1985,11 +2400,19 @@
         </w:rPr>
         <w:sym w:font="Wingdings" w:char="F0A8"/>
       </w:r>
-      <w:r>
-        <w:rPr>
-          <w:spacing w:val="0"/>
-        </w:rPr>
-        <w:t>臺星經濟夥伴協定。</w:t>
+      <w:proofErr w:type="gramStart"/>
+      <w:r>
+        <w:rPr>
+          <w:spacing w:val="0"/>
+        </w:rPr>
+        <w:t>臺</w:t>
+      </w:r>
+      <w:proofErr w:type="gramEnd"/>
+      <w:r>
+        <w:rPr>
+          <w:spacing w:val="0"/>
+        </w:rPr>
+        <w:t>星經濟夥伴協定。</w:t>
       </w:r>
     </w:p>
     <w:p>
@@ -2017,7 +2440,21 @@
         <w:rPr>
           <w:spacing w:val="0"/>
         </w:rPr>
-        <w:t>其他(請敘明)：</w:t>
+        <w:t>其他(</w:t>
+      </w:r>
+      <w:proofErr w:type="gramStart"/>
+      <w:r>
+        <w:rPr>
+          <w:spacing w:val="0"/>
+        </w:rPr>
+        <w:t>請敘明</w:t>
+      </w:r>
+      <w:proofErr w:type="gramEnd"/>
+      <w:r>
+        <w:rPr>
+          <w:spacing w:val="0"/>
+        </w:rPr>
+        <w:t>)：</w:t>
       </w:r>
     </w:p>
     <w:p>
@@ -2110,7 +2547,15 @@
         <w:t>_________</w:t>
       </w:r>
       <w:r>
-        <w:t>(未列明者即不允許)</w:t>
+        <w:t>(未</w:t>
+      </w:r>
+      <w:proofErr w:type="gramStart"/>
+      <w:r>
+        <w:t>列明者即</w:t>
+      </w:r>
+      <w:proofErr w:type="gramEnd"/>
+      <w:r>
+        <w:t>不允許)</w:t>
       </w:r>
     </w:p>
     <w:p>
@@ -2127,17 +2572,33 @@
         <w:rPr>
           <w:szCs w:val="28"/>
         </w:rPr>
-        <w:t>2.是否允許大陸地區廠商參與：（未勾選者即不允許；</w:t>
+        <w:t>2.是否允許大陸地區廠商參與：</w:t>
+      </w:r>
+      <w:proofErr w:type="gramStart"/>
+      <w:r>
+        <w:rPr>
+          <w:szCs w:val="28"/>
+        </w:rPr>
+        <w:t>（</w:t>
+      </w:r>
+      <w:proofErr w:type="gramEnd"/>
+      <w:r>
+        <w:rPr>
+          <w:szCs w:val="28"/>
+        </w:rPr>
+        <w:t>未勾選者即不允許；</w:t>
       </w:r>
       <w:r>
         <w:t>如允許者，須符合兩岸進口及貿易往來相關規定</w:t>
       </w:r>
+      <w:proofErr w:type="gramStart"/>
       <w:r>
         <w:rPr>
           <w:szCs w:val="28"/>
         </w:rPr>
         <w:t>）</w:t>
       </w:r>
+      <w:proofErr w:type="gramEnd"/>
     </w:p>
     <w:p>
       <w:pPr>
@@ -2163,9 +2624,11 @@
       <w:r>
         <w:sym w:font="Wingdings" w:char="F0A8"/>
       </w:r>
+      <w:proofErr w:type="gramStart"/>
       <w:r>
         <w:t>否</w:t>
       </w:r>
+      <w:proofErr w:type="gramEnd"/>
     </w:p>
     <w:p>
       <w:pPr>
@@ -2279,7 +2742,27 @@
           <w:spacing w:val="0"/>
           <w:szCs w:val="28"/>
         </w:rPr>
-        <w:t>如為工程採購，廠商履約過程中如有使用或供應下列材料或產品，其原產地須屬我國或其他條約或協定國家者（可複選）</w:t>
+        <w:t>如為工程採購，廠商履約過程中如有使用或供應下列材料或產品，其原</w:t>
+      </w:r>
+      <w:proofErr w:type="gramStart"/>
+      <w:r>
+        <w:rPr>
+          <w:rFonts w:hint="eastAsia"/>
+          <w:color w:val="000000"/>
+          <w:spacing w:val="0"/>
+          <w:szCs w:val="28"/>
+        </w:rPr>
+        <w:t>產地須屬我國</w:t>
+      </w:r>
+      <w:proofErr w:type="gramEnd"/>
+      <w:r>
+        <w:rPr>
+          <w:rFonts w:hint="eastAsia"/>
+          <w:color w:val="000000"/>
+          <w:spacing w:val="0"/>
+          <w:szCs w:val="28"/>
+        </w:rPr>
+        <w:t>或其他條約或協定國家者（可複選）</w:t>
       </w:r>
       <w:r>
         <w:rPr>
@@ -3002,6 +3485,7 @@
           <w:spacing w:val="0"/>
         </w:rPr>
       </w:pPr>
+      <w:proofErr w:type="gramStart"/>
       <w:r>
         <w:rPr>
           <w:rFonts w:hint="eastAsia"/>
@@ -3009,6 +3493,7 @@
         </w:rPr>
         <w:t>█</w:t>
       </w:r>
+      <w:proofErr w:type="gramEnd"/>
       <w:r>
         <w:rPr>
           <w:spacing w:val="0"/>
@@ -3075,7 +3560,21 @@
         <w:rPr>
           <w:spacing w:val="0"/>
         </w:rPr>
-        <w:t>之原產地須屬我國者。</w:t>
+        <w:t>之原</w:t>
+      </w:r>
+      <w:proofErr w:type="gramStart"/>
+      <w:r>
+        <w:rPr>
+          <w:spacing w:val="0"/>
+        </w:rPr>
+        <w:t>產地須屬我國</w:t>
+      </w:r>
+      <w:proofErr w:type="gramEnd"/>
+      <w:r>
+        <w:rPr>
+          <w:spacing w:val="0"/>
+        </w:rPr>
+        <w:t>者。</w:t>
       </w:r>
     </w:p>
     <w:p>
@@ -3094,6 +3593,7 @@
         </w:rPr>
         <w:t xml:space="preserve">           </w:t>
       </w:r>
+      <w:proofErr w:type="gramStart"/>
       <w:r>
         <w:rPr>
           <w:rFonts w:hint="eastAsia"/>
@@ -3101,6 +3601,7 @@
         </w:rPr>
         <w:t>█</w:t>
       </w:r>
+      <w:proofErr w:type="gramEnd"/>
       <w:r>
         <w:rPr>
           <w:spacing w:val="0"/>
@@ -3191,7 +3692,21 @@
         <w:rPr>
           <w:spacing w:val="0"/>
         </w:rPr>
-        <w:t>(未列明者即不允許)</w:t>
+        <w:t>(未</w:t>
+      </w:r>
+      <w:proofErr w:type="gramStart"/>
+      <w:r>
+        <w:rPr>
+          <w:spacing w:val="0"/>
+        </w:rPr>
+        <w:t>列明者即</w:t>
+      </w:r>
+      <w:proofErr w:type="gramEnd"/>
+      <w:r>
+        <w:rPr>
+          <w:spacing w:val="0"/>
+        </w:rPr>
+        <w:t>不允許)</w:t>
       </w:r>
     </w:p>
     <w:p>
@@ -3220,7 +3735,23 @@
           <w:spacing w:val="0"/>
           <w:szCs w:val="28"/>
         </w:rPr>
-        <w:t>允許供應大陸地區標的：（未勾選者即不允許；</w:t>
+        <w:t>允許供應大陸地區標的：</w:t>
+      </w:r>
+      <w:proofErr w:type="gramStart"/>
+      <w:r>
+        <w:rPr>
+          <w:spacing w:val="0"/>
+          <w:szCs w:val="28"/>
+        </w:rPr>
+        <w:t>（</w:t>
+      </w:r>
+      <w:proofErr w:type="gramEnd"/>
+      <w:r>
+        <w:rPr>
+          <w:spacing w:val="0"/>
+          <w:szCs w:val="28"/>
+        </w:rPr>
+        <w:t>未勾選者即不允許；</w:t>
       </w:r>
       <w:r>
         <w:rPr>
@@ -3228,6 +3759,7 @@
         </w:rPr>
         <w:t>如允許者，須符合兩岸進口及貿易往來相關規定</w:t>
       </w:r>
+      <w:proofErr w:type="gramStart"/>
       <w:r>
         <w:rPr>
           <w:spacing w:val="0"/>
@@ -3235,6 +3767,7 @@
         </w:rPr>
         <w:t>）</w:t>
       </w:r>
+      <w:proofErr w:type="gramEnd"/>
     </w:p>
     <w:p>
       <w:pPr>
@@ -3269,6 +3802,7 @@
           <w:spacing w:val="0"/>
         </w:rPr>
       </w:pPr>
+      <w:proofErr w:type="gramStart"/>
       <w:r>
         <w:rPr>
           <w:rFonts w:hint="eastAsia"/>
@@ -3276,6 +3810,7 @@
         </w:rPr>
         <w:t>█</w:t>
       </w:r>
+      <w:proofErr w:type="gramEnd"/>
       <w:r>
         <w:rPr>
           <w:spacing w:val="0"/>
@@ -3343,7 +3878,21 @@
         <w:rPr>
           <w:spacing w:val="0"/>
         </w:rPr>
-        <w:t>(未列明者即不允許)</w:t>
+        <w:t>(未</w:t>
+      </w:r>
+      <w:proofErr w:type="gramStart"/>
+      <w:r>
+        <w:rPr>
+          <w:spacing w:val="0"/>
+        </w:rPr>
+        <w:t>列明者即</w:t>
+      </w:r>
+      <w:proofErr w:type="gramEnd"/>
+      <w:r>
+        <w:rPr>
+          <w:spacing w:val="0"/>
+        </w:rPr>
+        <w:t>不允許)</w:t>
       </w:r>
     </w:p>
     <w:p>
@@ -3372,7 +3921,23 @@
           <w:spacing w:val="0"/>
           <w:szCs w:val="28"/>
         </w:rPr>
-        <w:t>允許大陸地區廠商參與：（未勾選者即不允許；</w:t>
+        <w:t>允許大陸地區廠商參與：</w:t>
+      </w:r>
+      <w:proofErr w:type="gramStart"/>
+      <w:r>
+        <w:rPr>
+          <w:spacing w:val="0"/>
+          <w:szCs w:val="28"/>
+        </w:rPr>
+        <w:t>（</w:t>
+      </w:r>
+      <w:proofErr w:type="gramEnd"/>
+      <w:r>
+        <w:rPr>
+          <w:spacing w:val="0"/>
+          <w:szCs w:val="28"/>
+        </w:rPr>
+        <w:t>未勾選者即不允許；</w:t>
       </w:r>
       <w:r>
         <w:rPr>
@@ -3380,6 +3945,7 @@
         </w:rPr>
         <w:t>如允許者，須符合兩岸進口及貿易往來相關規定</w:t>
       </w:r>
+      <w:proofErr w:type="gramStart"/>
       <w:r>
         <w:rPr>
           <w:spacing w:val="0"/>
@@ -3387,6 +3953,7 @@
         </w:rPr>
         <w:t>）</w:t>
       </w:r>
+      <w:proofErr w:type="gramEnd"/>
     </w:p>
     <w:p>
       <w:pPr>
@@ -3427,12 +3994,14 @@
         </w:rPr>
         <w:sym w:font="Wingdings" w:char="F0A8"/>
       </w:r>
+      <w:proofErr w:type="gramStart"/>
       <w:r>
         <w:rPr>
           <w:spacing w:val="0"/>
         </w:rPr>
         <w:t>否</w:t>
       </w:r>
+      <w:proofErr w:type="gramEnd"/>
     </w:p>
     <w:p>
       <w:pPr>
@@ -3563,7 +4132,23 @@
           <w:rFonts w:hint="eastAsia"/>
           <w:spacing w:val="0"/>
         </w:rPr>
-        <w:t>如為工程採購，不論是否允許外國廠商參與投標，廠商履約過程中如有使用或供應下列材料或產品，其原產地須屬我國者（可複選）：</w:t>
+        <w:t>如為工程採購，不論是否允許外國廠商參與投標，廠商履約過程中如有使用或供應下列材料或產品，其原</w:t>
+      </w:r>
+      <w:proofErr w:type="gramStart"/>
+      <w:r>
+        <w:rPr>
+          <w:rFonts w:hint="eastAsia"/>
+          <w:spacing w:val="0"/>
+        </w:rPr>
+        <w:t>產地須屬我國</w:t>
+      </w:r>
+      <w:proofErr w:type="gramEnd"/>
+      <w:r>
+        <w:rPr>
+          <w:rFonts w:hint="eastAsia"/>
+          <w:spacing w:val="0"/>
+        </w:rPr>
+        <w:t>者（可複選）：</w:t>
       </w:r>
     </w:p>
     <w:p>
@@ -4397,7 +4982,23 @@
           <w:rFonts w:hint="eastAsia"/>
           <w:spacing w:val="0"/>
         </w:rPr>
-        <w:t xml:space="preserve">組件，該組件 </w:t>
+        <w:t>組件，</w:t>
+      </w:r>
+      <w:proofErr w:type="gramStart"/>
+      <w:r>
+        <w:rPr>
+          <w:rFonts w:hint="eastAsia"/>
+          <w:spacing w:val="0"/>
+        </w:rPr>
+        <w:t>該組件</w:t>
+      </w:r>
+      <w:proofErr w:type="gramEnd"/>
+      <w:r>
+        <w:rPr>
+          <w:rFonts w:hint="eastAsia"/>
+          <w:spacing w:val="0"/>
+        </w:rPr>
+        <w:t xml:space="preserve"> </w:t>
       </w:r>
       <w:r>
         <w:sym w:font="Wingdings" w:char="F0A8"/>
@@ -4621,7 +5222,25 @@
           <w:spacing w:val="0"/>
           <w:szCs w:val="28"/>
         </w:rPr>
-        <w:t>不允許大陸地區廠商、第三地區含陸資成分廠商、在臺陸資廠商及經濟部</w:t>
+        <w:t>不允許大陸地區廠商、第三地區含陸資成分廠商、在</w:t>
+      </w:r>
+      <w:proofErr w:type="gramStart"/>
+      <w:r>
+        <w:rPr>
+          <w:rFonts w:hint="eastAsia"/>
+          <w:spacing w:val="0"/>
+          <w:szCs w:val="28"/>
+        </w:rPr>
+        <w:t>臺</w:t>
+      </w:r>
+      <w:proofErr w:type="gramEnd"/>
+      <w:r>
+        <w:rPr>
+          <w:rFonts w:hint="eastAsia"/>
+          <w:spacing w:val="0"/>
+          <w:szCs w:val="28"/>
+        </w:rPr>
+        <w:t>陸資廠商及經濟部</w:t>
       </w:r>
       <w:r>
         <w:rPr>
@@ -4729,7 +5348,27 @@
           <w:spacing w:val="0"/>
           <w:szCs w:val="28"/>
         </w:rPr>
-        <w:t>(不及於零組件之廠牌)</w:t>
+        <w:t>(</w:t>
+      </w:r>
+      <w:proofErr w:type="gramStart"/>
+      <w:r>
+        <w:rPr>
+          <w:rFonts w:hint="eastAsia"/>
+          <w:b/>
+          <w:spacing w:val="0"/>
+          <w:szCs w:val="28"/>
+        </w:rPr>
+        <w:t>不</w:t>
+      </w:r>
+      <w:proofErr w:type="gramEnd"/>
+      <w:r>
+        <w:rPr>
+          <w:rFonts w:hint="eastAsia"/>
+          <w:b/>
+          <w:spacing w:val="0"/>
+          <w:szCs w:val="28"/>
+        </w:rPr>
+        <w:t>及於零組件之廠牌)</w:t>
       </w:r>
       <w:r>
         <w:rPr>
@@ -4823,7 +5462,87 @@
           <w:spacing w:val="0"/>
           <w:szCs w:val="28"/>
         </w:rPr>
-        <w:t>[例如軍、警、海巡等機關或關鍵基礎設施、重要人士在場、犯罪偵監等，由機關衡酌個案特性妥適訂定。]</w:t>
+        <w:t>[例如軍、警、</w:t>
+      </w:r>
+      <w:proofErr w:type="gramStart"/>
+      <w:r>
+        <w:rPr>
+          <w:rFonts w:hint="eastAsia"/>
+          <w:b/>
+          <w:spacing w:val="0"/>
+          <w:szCs w:val="28"/>
+        </w:rPr>
+        <w:t>海巡等機關</w:t>
+      </w:r>
+      <w:proofErr w:type="gramEnd"/>
+      <w:r>
+        <w:rPr>
+          <w:rFonts w:hint="eastAsia"/>
+          <w:b/>
+          <w:spacing w:val="0"/>
+          <w:szCs w:val="28"/>
+        </w:rPr>
+        <w:t>或關鍵基礎設施、重要</w:t>
+      </w:r>
+      <w:proofErr w:type="gramStart"/>
+      <w:r>
+        <w:rPr>
+          <w:rFonts w:hint="eastAsia"/>
+          <w:b/>
+          <w:spacing w:val="0"/>
+          <w:szCs w:val="28"/>
+        </w:rPr>
+        <w:t>人士在場</w:t>
+      </w:r>
+      <w:proofErr w:type="gramEnd"/>
+      <w:r>
+        <w:rPr>
+          <w:rFonts w:hint="eastAsia"/>
+          <w:b/>
+          <w:spacing w:val="0"/>
+          <w:szCs w:val="28"/>
+        </w:rPr>
+        <w:t>、犯罪</w:t>
+      </w:r>
+      <w:proofErr w:type="gramStart"/>
+      <w:r>
+        <w:rPr>
+          <w:rFonts w:hint="eastAsia"/>
+          <w:b/>
+          <w:spacing w:val="0"/>
+          <w:szCs w:val="28"/>
+        </w:rPr>
+        <w:t>偵</w:t>
+      </w:r>
+      <w:proofErr w:type="gramEnd"/>
+      <w:r>
+        <w:rPr>
+          <w:rFonts w:hint="eastAsia"/>
+          <w:b/>
+          <w:spacing w:val="0"/>
+          <w:szCs w:val="28"/>
+        </w:rPr>
+        <w:t>監等，由機關衡酌個案特性</w:t>
+      </w:r>
+      <w:proofErr w:type="gramStart"/>
+      <w:r>
+        <w:rPr>
+          <w:rFonts w:hint="eastAsia"/>
+          <w:b/>
+          <w:spacing w:val="0"/>
+          <w:szCs w:val="28"/>
+        </w:rPr>
+        <w:t>妥適訂定</w:t>
+      </w:r>
+      <w:proofErr w:type="gramEnd"/>
+      <w:r>
+        <w:rPr>
+          <w:rFonts w:hint="eastAsia"/>
+          <w:b/>
+          <w:spacing w:val="0"/>
+          <w:szCs w:val="28"/>
+        </w:rPr>
+        <w:t>。]</w:t>
       </w:r>
     </w:p>
     <w:p>
@@ -4916,7 +5635,43 @@
           <w:spacing w:val="0"/>
           <w:szCs w:val="28"/>
         </w:rPr>
-        <w:t>具有數位發展部公告之專業機構或法人所出具符合數位發展部會銜交通部訂定之遙控無人機資安檢測規範之遙控無人機資安檢</w:t>
+        <w:t>具有數位發展部公告之專業機構或法人所出具符合數位發展部會銜交通部訂定之遙控無人</w:t>
+      </w:r>
+      <w:proofErr w:type="gramStart"/>
+      <w:r>
+        <w:rPr>
+          <w:rFonts w:hint="eastAsia"/>
+          <w:spacing w:val="0"/>
+          <w:szCs w:val="28"/>
+        </w:rPr>
+        <w:t>機資安</w:t>
+      </w:r>
+      <w:proofErr w:type="gramEnd"/>
+      <w:r>
+        <w:rPr>
+          <w:rFonts w:hint="eastAsia"/>
+          <w:spacing w:val="0"/>
+          <w:szCs w:val="28"/>
+        </w:rPr>
+        <w:t>檢測規範之遙控無人</w:t>
+      </w:r>
+      <w:proofErr w:type="gramStart"/>
+      <w:r>
+        <w:rPr>
+          <w:rFonts w:hint="eastAsia"/>
+          <w:spacing w:val="0"/>
+          <w:szCs w:val="28"/>
+        </w:rPr>
+        <w:t>機資安</w:t>
+      </w:r>
+      <w:proofErr w:type="gramEnd"/>
+      <w:r>
+        <w:rPr>
+          <w:rFonts w:hint="eastAsia"/>
+          <w:spacing w:val="0"/>
+          <w:szCs w:val="28"/>
+        </w:rPr>
+        <w:t>檢</w:t>
       </w:r>
       <w:r>
         <w:rPr>
@@ -4932,7 +5687,43 @@
           <w:spacing w:val="0"/>
           <w:szCs w:val="28"/>
         </w:rPr>
-        <w:t>無人機資安檢測需求詳附表]</w:t>
+        <w:t>無人</w:t>
+      </w:r>
+      <w:proofErr w:type="gramStart"/>
+      <w:r>
+        <w:rPr>
+          <w:rFonts w:hint="eastAsia"/>
+          <w:spacing w:val="0"/>
+          <w:szCs w:val="28"/>
+        </w:rPr>
+        <w:t>機資安</w:t>
+      </w:r>
+      <w:proofErr w:type="gramEnd"/>
+      <w:r>
+        <w:rPr>
+          <w:rFonts w:hint="eastAsia"/>
+          <w:spacing w:val="0"/>
+          <w:szCs w:val="28"/>
+        </w:rPr>
+        <w:t>檢測需求</w:t>
+      </w:r>
+      <w:proofErr w:type="gramStart"/>
+      <w:r>
+        <w:rPr>
+          <w:rFonts w:hint="eastAsia"/>
+          <w:spacing w:val="0"/>
+          <w:szCs w:val="28"/>
+        </w:rPr>
+        <w:t>詳</w:t>
+      </w:r>
+      <w:proofErr w:type="gramEnd"/>
+      <w:r>
+        <w:rPr>
+          <w:rFonts w:hint="eastAsia"/>
+          <w:spacing w:val="0"/>
+          <w:szCs w:val="28"/>
+        </w:rPr>
+        <w:t>附表]</w:t>
       </w:r>
       <w:r>
         <w:rPr>
@@ -4963,7 +5754,25 @@
           <w:spacing w:val="0"/>
           <w:szCs w:val="28"/>
         </w:rPr>
-        <w:t>C.具射頻功能且屬國家通訊傳播委員會公告「應經核准之電信管制射頻器材」者，應取得該會核發之審驗證明。</w:t>
+        <w:t>C.</w:t>
+      </w:r>
+      <w:proofErr w:type="gramStart"/>
+      <w:r>
+        <w:rPr>
+          <w:rFonts w:hint="eastAsia"/>
+          <w:spacing w:val="0"/>
+          <w:szCs w:val="28"/>
+        </w:rPr>
+        <w:t>具射頻</w:t>
+      </w:r>
+      <w:proofErr w:type="gramEnd"/>
+      <w:r>
+        <w:rPr>
+          <w:rFonts w:hint="eastAsia"/>
+          <w:spacing w:val="0"/>
+          <w:szCs w:val="28"/>
+        </w:rPr>
+        <w:t>功能且屬國家通訊傳播委員會公告「應經核准之電信管制射頻器材」者，應取得該會核發之審驗證明。</w:t>
       </w:r>
     </w:p>
     <w:p>
@@ -5066,15 +5875,51 @@
           <w:spacing w:val="0"/>
           <w:szCs w:val="28"/>
         </w:rPr>
-        <w:t>使用之無人機整機不得為大陸廠牌</w:t>
-      </w:r>
-      <w:r>
-        <w:rPr>
-          <w:rFonts w:hint="eastAsia"/>
-          <w:spacing w:val="0"/>
-          <w:szCs w:val="28"/>
-        </w:rPr>
-        <w:t>(不及於零組件之廠牌)</w:t>
+        <w:t>使用之</w:t>
+      </w:r>
+      <w:proofErr w:type="gramStart"/>
+      <w:r>
+        <w:rPr>
+          <w:rFonts w:hint="eastAsia"/>
+          <w:spacing w:val="0"/>
+          <w:szCs w:val="28"/>
+        </w:rPr>
+        <w:t>無人機整機</w:t>
+      </w:r>
+      <w:proofErr w:type="gramEnd"/>
+      <w:r>
+        <w:rPr>
+          <w:rFonts w:hint="eastAsia"/>
+          <w:spacing w:val="0"/>
+          <w:szCs w:val="28"/>
+        </w:rPr>
+        <w:t>不得為大陸廠牌</w:t>
+      </w:r>
+      <w:r>
+        <w:rPr>
+          <w:rFonts w:hint="eastAsia"/>
+          <w:spacing w:val="0"/>
+          <w:szCs w:val="28"/>
+        </w:rPr>
+        <w:t>(</w:t>
+      </w:r>
+      <w:proofErr w:type="gramStart"/>
+      <w:r>
+        <w:rPr>
+          <w:rFonts w:hint="eastAsia"/>
+          <w:spacing w:val="0"/>
+          <w:szCs w:val="28"/>
+        </w:rPr>
+        <w:t>不</w:t>
+      </w:r>
+      <w:proofErr w:type="gramEnd"/>
+      <w:r>
+        <w:rPr>
+          <w:rFonts w:hint="eastAsia"/>
+          <w:spacing w:val="0"/>
+          <w:szCs w:val="28"/>
+        </w:rPr>
+        <w:t>及於零組件之廠牌)</w:t>
       </w:r>
       <w:r>
         <w:rPr>
@@ -5206,7 +6051,87 @@
           <w:spacing w:val="0"/>
           <w:szCs w:val="28"/>
         </w:rPr>
-        <w:t>[例如軍、警、海巡等機關或關鍵基礎設施、重要人士在場、犯罪偵監等，由機關衡酌個案特性妥適訂定。]</w:t>
+        <w:t>[例如軍、警、</w:t>
+      </w:r>
+      <w:proofErr w:type="gramStart"/>
+      <w:r>
+        <w:rPr>
+          <w:rFonts w:hint="eastAsia"/>
+          <w:b/>
+          <w:spacing w:val="0"/>
+          <w:szCs w:val="28"/>
+        </w:rPr>
+        <w:t>海巡等機關</w:t>
+      </w:r>
+      <w:proofErr w:type="gramEnd"/>
+      <w:r>
+        <w:rPr>
+          <w:rFonts w:hint="eastAsia"/>
+          <w:b/>
+          <w:spacing w:val="0"/>
+          <w:szCs w:val="28"/>
+        </w:rPr>
+        <w:t>或關鍵基礎設施、重要</w:t>
+      </w:r>
+      <w:proofErr w:type="gramStart"/>
+      <w:r>
+        <w:rPr>
+          <w:rFonts w:hint="eastAsia"/>
+          <w:b/>
+          <w:spacing w:val="0"/>
+          <w:szCs w:val="28"/>
+        </w:rPr>
+        <w:t>人士在場</w:t>
+      </w:r>
+      <w:proofErr w:type="gramEnd"/>
+      <w:r>
+        <w:rPr>
+          <w:rFonts w:hint="eastAsia"/>
+          <w:b/>
+          <w:spacing w:val="0"/>
+          <w:szCs w:val="28"/>
+        </w:rPr>
+        <w:t>、犯罪</w:t>
+      </w:r>
+      <w:proofErr w:type="gramStart"/>
+      <w:r>
+        <w:rPr>
+          <w:rFonts w:hint="eastAsia"/>
+          <w:b/>
+          <w:spacing w:val="0"/>
+          <w:szCs w:val="28"/>
+        </w:rPr>
+        <w:t>偵</w:t>
+      </w:r>
+      <w:proofErr w:type="gramEnd"/>
+      <w:r>
+        <w:rPr>
+          <w:rFonts w:hint="eastAsia"/>
+          <w:b/>
+          <w:spacing w:val="0"/>
+          <w:szCs w:val="28"/>
+        </w:rPr>
+        <w:t>監等，由機關衡酌個案特性</w:t>
+      </w:r>
+      <w:proofErr w:type="gramStart"/>
+      <w:r>
+        <w:rPr>
+          <w:rFonts w:hint="eastAsia"/>
+          <w:b/>
+          <w:spacing w:val="0"/>
+          <w:szCs w:val="28"/>
+        </w:rPr>
+        <w:t>妥適訂定</w:t>
+      </w:r>
+      <w:proofErr w:type="gramEnd"/>
+      <w:r>
+        <w:rPr>
+          <w:rFonts w:hint="eastAsia"/>
+          <w:b/>
+          <w:spacing w:val="0"/>
+          <w:szCs w:val="28"/>
+        </w:rPr>
+        <w:t>。]</w:t>
       </w:r>
       <w:r>
         <w:rPr>
@@ -5340,7 +6265,43 @@
           <w:spacing w:val="0"/>
           <w:szCs w:val="28"/>
         </w:rPr>
-        <w:t>具有數位發展部公告之專業機構或法 人所出具符合數位發展部會銜交通部 訂定之遙控無人機資安檢測規範之遙 控無人機資安檢測合格</w:t>
+        <w:t>具有數位發展部公告之專業機構或法 人所出具符合數位發展部會銜交通部 訂定之遙控無人</w:t>
+      </w:r>
+      <w:proofErr w:type="gramStart"/>
+      <w:r>
+        <w:rPr>
+          <w:rFonts w:hint="eastAsia"/>
+          <w:spacing w:val="0"/>
+          <w:szCs w:val="28"/>
+        </w:rPr>
+        <w:t>機資安</w:t>
+      </w:r>
+      <w:proofErr w:type="gramEnd"/>
+      <w:r>
+        <w:rPr>
+          <w:rFonts w:hint="eastAsia"/>
+          <w:spacing w:val="0"/>
+          <w:szCs w:val="28"/>
+        </w:rPr>
+        <w:t>檢測規範之遙 控無人</w:t>
+      </w:r>
+      <w:proofErr w:type="gramStart"/>
+      <w:r>
+        <w:rPr>
+          <w:rFonts w:hint="eastAsia"/>
+          <w:spacing w:val="0"/>
+          <w:szCs w:val="28"/>
+        </w:rPr>
+        <w:t>機資安</w:t>
+      </w:r>
+      <w:proofErr w:type="gramEnd"/>
+      <w:r>
+        <w:rPr>
+          <w:rFonts w:hint="eastAsia"/>
+          <w:spacing w:val="0"/>
+          <w:szCs w:val="28"/>
+        </w:rPr>
+        <w:t>檢測合格</w:t>
       </w:r>
       <w:r>
         <w:rPr>
@@ -5364,7 +6325,43 @@
           <w:spacing w:val="0"/>
           <w:szCs w:val="28"/>
         </w:rPr>
-        <w:t>無人機資安檢測需求詳附表]</w:t>
+        <w:t>無人</w:t>
+      </w:r>
+      <w:proofErr w:type="gramStart"/>
+      <w:r>
+        <w:rPr>
+          <w:rFonts w:hint="eastAsia"/>
+          <w:spacing w:val="0"/>
+          <w:szCs w:val="28"/>
+        </w:rPr>
+        <w:t>機資安</w:t>
+      </w:r>
+      <w:proofErr w:type="gramEnd"/>
+      <w:r>
+        <w:rPr>
+          <w:rFonts w:hint="eastAsia"/>
+          <w:spacing w:val="0"/>
+          <w:szCs w:val="28"/>
+        </w:rPr>
+        <w:t>檢測需求</w:t>
+      </w:r>
+      <w:proofErr w:type="gramStart"/>
+      <w:r>
+        <w:rPr>
+          <w:rFonts w:hint="eastAsia"/>
+          <w:spacing w:val="0"/>
+          <w:szCs w:val="28"/>
+        </w:rPr>
+        <w:t>詳</w:t>
+      </w:r>
+      <w:proofErr w:type="gramEnd"/>
+      <w:r>
+        <w:rPr>
+          <w:rFonts w:hint="eastAsia"/>
+          <w:spacing w:val="0"/>
+          <w:szCs w:val="28"/>
+        </w:rPr>
+        <w:t>附表]</w:t>
       </w:r>
       <w:r>
         <w:rPr>
@@ -5398,13 +6395,23 @@
         <w:lastRenderedPageBreak/>
         <w:t>C.</w:t>
       </w:r>
-      <w:r>
-        <w:rPr>
-          <w:rFonts w:hint="eastAsia"/>
-          <w:spacing w:val="0"/>
-          <w:szCs w:val="28"/>
-        </w:rPr>
-        <w:t>具射頻功能且屬國家通訊傳播委員會公告「應經核准之電信管制射頻器材」者，應取得該會核發之審驗證明。</w:t>
+      <w:proofErr w:type="gramStart"/>
+      <w:r>
+        <w:rPr>
+          <w:rFonts w:hint="eastAsia"/>
+          <w:spacing w:val="0"/>
+          <w:szCs w:val="28"/>
+        </w:rPr>
+        <w:t>具射頻</w:t>
+      </w:r>
+      <w:proofErr w:type="gramEnd"/>
+      <w:r>
+        <w:rPr>
+          <w:rFonts w:hint="eastAsia"/>
+          <w:spacing w:val="0"/>
+          <w:szCs w:val="28"/>
+        </w:rPr>
+        <w:t>功能且屬國家通訊傳播委員會公告「應經核准之電信管制射頻器材」者，應取得該會核發之審驗證明。</w:t>
       </w:r>
     </w:p>
     <w:p>
@@ -5467,7 +6474,25 @@
           <w:spacing w:val="0"/>
           <w:szCs w:val="28"/>
         </w:rPr>
-        <w:t>)無人機操作人，均應具民航局核發之合格專業操作證。</w:t>
+        <w:t>)無人機操作人，</w:t>
+      </w:r>
+      <w:proofErr w:type="gramStart"/>
+      <w:r>
+        <w:rPr>
+          <w:rFonts w:hint="eastAsia"/>
+          <w:spacing w:val="0"/>
+          <w:szCs w:val="28"/>
+        </w:rPr>
+        <w:t>均應具</w:t>
+      </w:r>
+      <w:proofErr w:type="gramEnd"/>
+      <w:r>
+        <w:rPr>
+          <w:rFonts w:hint="eastAsia"/>
+          <w:spacing w:val="0"/>
+          <w:szCs w:val="28"/>
+        </w:rPr>
+        <w:t>民航局核發之合格專業操作證。</w:t>
       </w:r>
     </w:p>
     <w:p>
@@ -5546,7 +6571,25 @@
           <w:spacing w:val="0"/>
           <w:szCs w:val="28"/>
         </w:rPr>
-        <w:t>飛經紅區者，其飛行計畫須經交通部及(或)活動所在之地方政府審核通過。。</w:t>
+        <w:t>飛</w:t>
+      </w:r>
+      <w:proofErr w:type="gramStart"/>
+      <w:r>
+        <w:rPr>
+          <w:rFonts w:hint="eastAsia"/>
+          <w:spacing w:val="0"/>
+          <w:szCs w:val="28"/>
+        </w:rPr>
+        <w:t>經紅區</w:t>
+      </w:r>
+      <w:proofErr w:type="gramEnd"/>
+      <w:r>
+        <w:rPr>
+          <w:rFonts w:hint="eastAsia"/>
+          <w:spacing w:val="0"/>
+          <w:szCs w:val="28"/>
+        </w:rPr>
+        <w:t>者，其飛行計畫須經交通部及(或)活動所在之地方政府審核通過。。</w:t>
       </w:r>
     </w:p>
     <w:p>
@@ -5726,16 +6769,54 @@
           <w:b/>
           <w:szCs w:val="28"/>
         </w:rPr>
-        <w:t>無人機資安檢測需求</w:t>
-      </w:r>
+        <w:t>無人</w:t>
+      </w:r>
+      <w:proofErr w:type="gramStart"/>
       <w:r>
         <w:rPr>
           <w:rFonts w:ascii="標楷體" w:hAnsi="標楷體" w:cs="標楷體" w:hint="eastAsia"/>
           <w:b/>
           <w:szCs w:val="28"/>
+        </w:rPr>
+        <w:t>機資安</w:t>
+      </w:r>
+      <w:proofErr w:type="gramEnd"/>
+      <w:r>
+        <w:rPr>
+          <w:rFonts w:ascii="標楷體" w:hAnsi="標楷體" w:cs="標楷體" w:hint="eastAsia"/>
+          <w:b/>
+          <w:szCs w:val="28"/>
+        </w:rPr>
+        <w:t>檢測需求</w:t>
+      </w:r>
+      <w:r>
+        <w:rPr>
+          <w:rFonts w:ascii="標楷體" w:hAnsi="標楷體" w:cs="標楷體" w:hint="eastAsia"/>
+          <w:b/>
+          <w:szCs w:val="28"/>
           <w:vertAlign w:val="superscript"/>
         </w:rPr>
-        <w:t>(註1)</w:t>
+        <w:t>(</w:t>
+      </w:r>
+      <w:proofErr w:type="gramStart"/>
+      <w:r>
+        <w:rPr>
+          <w:rFonts w:ascii="標楷體" w:hAnsi="標楷體" w:cs="標楷體" w:hint="eastAsia"/>
+          <w:b/>
+          <w:szCs w:val="28"/>
+          <w:vertAlign w:val="superscript"/>
+        </w:rPr>
+        <w:t>註</w:t>
+      </w:r>
+      <w:proofErr w:type="gramEnd"/>
+      <w:r>
+        <w:rPr>
+          <w:rFonts w:ascii="標楷體" w:hAnsi="標楷體" w:cs="標楷體" w:hint="eastAsia"/>
+          <w:b/>
+          <w:szCs w:val="28"/>
+          <w:vertAlign w:val="superscript"/>
+        </w:rPr>
+        <w:t>1)</w:t>
       </w:r>
     </w:p>
     <w:tbl>
@@ -5784,6 +6865,7 @@
                 <w:szCs w:val="28"/>
               </w:rPr>
             </w:pPr>
+            <w:proofErr w:type="gramStart"/>
             <w:r>
               <w:rPr>
                 <w:rFonts w:ascii="標楷體" w:hAnsi="標楷體" w:cs="標楷體" w:hint="eastAsia"/>
@@ -5791,7 +6873,17 @@
                 <w:sz w:val="28"/>
                 <w:szCs w:val="28"/>
               </w:rPr>
-              <w:t>資安檢測等級</w:t>
+              <w:t>資安檢測</w:t>
+            </w:r>
+            <w:proofErr w:type="gramEnd"/>
+            <w:r>
+              <w:rPr>
+                <w:rFonts w:ascii="標楷體" w:hAnsi="標楷體" w:cs="標楷體" w:hint="eastAsia"/>
+                <w:b/>
+                <w:sz w:val="28"/>
+                <w:szCs w:val="28"/>
+              </w:rPr>
+              <w:t>等級</w:t>
             </w:r>
             <w:r>
               <w:rPr>
@@ -5910,7 +7002,31 @@
                 <w:sz w:val="28"/>
                 <w:szCs w:val="28"/>
               </w:rPr>
-              <w:t>「遙控無人機資安檢測規範」第6章檢測項目合格</w:t>
+              <w:t>「遙控無人</w:t>
+            </w:r>
+            <w:proofErr w:type="gramStart"/>
+            <w:r>
+              <w:rPr>
+                <w:rFonts w:ascii="標楷體" w:hAnsi="標楷體" w:cs="標楷體" w:hint="eastAsia"/>
+                <w:bCs/>
+                <w:color w:val="FF0000"/>
+                <w:spacing w:val="0"/>
+                <w:sz w:val="28"/>
+                <w:szCs w:val="28"/>
+              </w:rPr>
+              <w:t>機資安</w:t>
+            </w:r>
+            <w:proofErr w:type="gramEnd"/>
+            <w:r>
+              <w:rPr>
+                <w:rFonts w:ascii="標楷體" w:hAnsi="標楷體" w:cs="標楷體" w:hint="eastAsia"/>
+                <w:bCs/>
+                <w:color w:val="FF0000"/>
+                <w:spacing w:val="0"/>
+                <w:sz w:val="28"/>
+                <w:szCs w:val="28"/>
+              </w:rPr>
+              <w:t>檢測規範」第6章檢測項目合格</w:t>
             </w:r>
           </w:p>
         </w:tc>
@@ -5942,7 +7058,29 @@
                 <w:sz w:val="28"/>
                 <w:szCs w:val="28"/>
               </w:rPr>
-              <w:t>有下列情形之一者：</w:t>
+              <w:t>有下列情形之</w:t>
+            </w:r>
+            <w:proofErr w:type="gramStart"/>
+            <w:r>
+              <w:rPr>
+                <w:rFonts w:ascii="標楷體" w:hAnsi="標楷體" w:cs="標楷體" w:hint="eastAsia"/>
+                <w:bCs/>
+                <w:spacing w:val="0"/>
+                <w:sz w:val="28"/>
+                <w:szCs w:val="28"/>
+              </w:rPr>
+              <w:t>一</w:t>
+            </w:r>
+            <w:proofErr w:type="gramEnd"/>
+            <w:r>
+              <w:rPr>
+                <w:rFonts w:ascii="標楷體" w:hAnsi="標楷體" w:cs="標楷體" w:hint="eastAsia"/>
+                <w:bCs/>
+                <w:spacing w:val="0"/>
+                <w:sz w:val="28"/>
+                <w:szCs w:val="28"/>
+              </w:rPr>
+              <w:t>者：</w:t>
             </w:r>
           </w:p>
           <w:p>
@@ -5967,7 +7105,27 @@
                 <w:sz w:val="28"/>
                 <w:szCs w:val="28"/>
               </w:rPr>
-              <w:t>1.飛經禁航區、限航區、民航局公告之航空站或飛行場四周或地方政府代中央機關公告之紅區</w:t>
+              <w:t>1.</w:t>
+            </w:r>
+            <w:proofErr w:type="gramStart"/>
+            <w:r>
+              <w:rPr>
+                <w:rFonts w:ascii="標楷體" w:hAnsi="標楷體" w:cs="標楷體" w:hint="eastAsia"/>
+                <w:bCs/>
+                <w:sz w:val="28"/>
+                <w:szCs w:val="28"/>
+              </w:rPr>
+              <w:t>飛經禁航</w:t>
+            </w:r>
+            <w:proofErr w:type="gramEnd"/>
+            <w:r>
+              <w:rPr>
+                <w:rFonts w:ascii="標楷體" w:hAnsi="標楷體" w:cs="標楷體" w:hint="eastAsia"/>
+                <w:bCs/>
+                <w:sz w:val="28"/>
+                <w:szCs w:val="28"/>
+              </w:rPr>
+              <w:t>區、限航區、民航局公告之航空站或飛行場四周或地方政府代中央機關公告之紅區</w:t>
             </w:r>
           </w:p>
           <w:p>
@@ -6137,8 +7295,19 @@
                 <w:sz w:val="28"/>
                 <w:szCs w:val="28"/>
               </w:rPr>
-              <w:t>政府劃設紅區</w:t>
+              <w:t>政府劃</w:t>
             </w:r>
+            <w:proofErr w:type="gramStart"/>
+            <w:r>
+              <w:rPr>
+                <w:rFonts w:ascii="標楷體" w:hAnsi="標楷體" w:cs="標楷體" w:hint="eastAsia"/>
+                <w:bCs/>
+                <w:sz w:val="28"/>
+                <w:szCs w:val="28"/>
+              </w:rPr>
+              <w:t>設紅區</w:t>
+            </w:r>
+            <w:proofErr w:type="gramEnd"/>
           </w:p>
         </w:tc>
         <w:tc>
@@ -6167,7 +7336,27 @@
                 <w:sz w:val="28"/>
                 <w:szCs w:val="28"/>
               </w:rPr>
-              <w:t>有下列情形之一者，免予適用:</w:t>
+              <w:t>有下列情形之</w:t>
+            </w:r>
+            <w:proofErr w:type="gramStart"/>
+            <w:r>
+              <w:rPr>
+                <w:rFonts w:ascii="標楷體" w:hAnsi="標楷體" w:cs="標楷體" w:hint="eastAsia"/>
+                <w:bCs/>
+                <w:sz w:val="28"/>
+                <w:szCs w:val="28"/>
+              </w:rPr>
+              <w:t>一</w:t>
+            </w:r>
+            <w:proofErr w:type="gramEnd"/>
+            <w:r>
+              <w:rPr>
+                <w:rFonts w:ascii="標楷體" w:hAnsi="標楷體" w:cs="標楷體" w:hint="eastAsia"/>
+                <w:bCs/>
+                <w:sz w:val="28"/>
+                <w:szCs w:val="28"/>
+              </w:rPr>
+              <w:t>者，免予適用:</w:t>
             </w:r>
           </w:p>
           <w:p>
@@ -6253,7 +7442,27 @@
                 <w:sz w:val="28"/>
                 <w:szCs w:val="28"/>
               </w:rPr>
-              <w:t>3.紅區所在機關辦理之教育訓練或競賽等低機敏性活動並報經地方政府備查。</w:t>
+              <w:t>3.</w:t>
+            </w:r>
+            <w:proofErr w:type="gramStart"/>
+            <w:r>
+              <w:rPr>
+                <w:rFonts w:ascii="標楷體" w:hAnsi="標楷體" w:cs="標楷體" w:hint="eastAsia"/>
+                <w:bCs/>
+                <w:sz w:val="28"/>
+                <w:szCs w:val="28"/>
+              </w:rPr>
+              <w:t>紅區所在</w:t>
+            </w:r>
+            <w:proofErr w:type="gramEnd"/>
+            <w:r>
+              <w:rPr>
+                <w:rFonts w:ascii="標楷體" w:hAnsi="標楷體" w:cs="標楷體" w:hint="eastAsia"/>
+                <w:bCs/>
+                <w:sz w:val="28"/>
+                <w:szCs w:val="28"/>
+              </w:rPr>
+              <w:t>機關辦理之教育訓練或競賽等低機敏性活動並報經地方政府備查。</w:t>
             </w:r>
           </w:p>
         </w:tc>
@@ -6311,7 +7520,31 @@
                 <w:sz w:val="28"/>
                 <w:szCs w:val="28"/>
               </w:rPr>
-              <w:t>「遙控無人機資安檢測規範」</w:t>
+              <w:t>「遙控無人</w:t>
+            </w:r>
+            <w:proofErr w:type="gramStart"/>
+            <w:r>
+              <w:rPr>
+                <w:rFonts w:ascii="標楷體" w:hAnsi="標楷體" w:cs="標楷體" w:hint="eastAsia"/>
+                <w:bCs/>
+                <w:color w:val="FF0000"/>
+                <w:spacing w:val="0"/>
+                <w:sz w:val="28"/>
+                <w:szCs w:val="28"/>
+              </w:rPr>
+              <w:t>機資安</w:t>
+            </w:r>
+            <w:proofErr w:type="gramEnd"/>
+            <w:r>
+              <w:rPr>
+                <w:rFonts w:ascii="標楷體" w:hAnsi="標楷體" w:cs="標楷體" w:hint="eastAsia"/>
+                <w:bCs/>
+                <w:color w:val="FF0000"/>
+                <w:spacing w:val="0"/>
+                <w:sz w:val="28"/>
+                <w:szCs w:val="28"/>
+              </w:rPr>
+              <w:t>檢測規範」</w:t>
             </w:r>
             <w:r>
               <w:rPr>
@@ -6321,7 +7554,29 @@
                 <w:sz w:val="28"/>
                 <w:szCs w:val="28"/>
               </w:rPr>
-              <w:t>第7章無人機群飛系統資安檢測合格</w:t>
+              <w:t>第7章無人機群飛</w:t>
+            </w:r>
+            <w:proofErr w:type="gramStart"/>
+            <w:r>
+              <w:rPr>
+                <w:rFonts w:ascii="標楷體" w:hAnsi="標楷體" w:cs="標楷體" w:hint="eastAsia"/>
+                <w:color w:val="FF0000"/>
+                <w:spacing w:val="0"/>
+                <w:sz w:val="28"/>
+                <w:szCs w:val="28"/>
+              </w:rPr>
+              <w:t>系統資安檢測</w:t>
+            </w:r>
+            <w:proofErr w:type="gramEnd"/>
+            <w:r>
+              <w:rPr>
+                <w:rFonts w:ascii="標楷體" w:hAnsi="標楷體" w:cs="標楷體" w:hint="eastAsia"/>
+                <w:color w:val="FF0000"/>
+                <w:spacing w:val="0"/>
+                <w:sz w:val="28"/>
+                <w:szCs w:val="28"/>
+              </w:rPr>
+              <w:t>合格</w:t>
             </w:r>
           </w:p>
         </w:tc>
@@ -6344,6 +7599,7 @@
                 <w:szCs w:val="28"/>
               </w:rPr>
             </w:pPr>
+            <w:proofErr w:type="gramStart"/>
             <w:r>
               <w:rPr>
                 <w:rFonts w:ascii="標楷體" w:hAnsi="標楷體" w:cs="標楷體" w:hint="eastAsia"/>
@@ -6352,7 +7608,18 @@
                 <w:sz w:val="28"/>
                 <w:szCs w:val="28"/>
               </w:rPr>
-              <w:t>群飛架數2</w:t>
+              <w:t>群飛架數</w:t>
+            </w:r>
+            <w:proofErr w:type="gramEnd"/>
+            <w:r>
+              <w:rPr>
+                <w:rFonts w:ascii="標楷體" w:hAnsi="標楷體" w:cs="標楷體" w:hint="eastAsia"/>
+                <w:bCs/>
+                <w:spacing w:val="-4"/>
+                <w:sz w:val="28"/>
+                <w:szCs w:val="28"/>
+              </w:rPr>
+              <w:t>2</w:t>
             </w:r>
             <w:r>
               <w:rPr>
@@ -6411,13 +7678,23 @@
           <w:szCs w:val="24"/>
         </w:rPr>
       </w:pPr>
+      <w:proofErr w:type="gramStart"/>
       <w:r>
         <w:rPr>
           <w:rFonts w:ascii="標楷體" w:hAnsi="標楷體" w:cs="標楷體" w:hint="eastAsia"/>
           <w:spacing w:val="0"/>
           <w:szCs w:val="24"/>
         </w:rPr>
-        <w:t>註1</w:t>
+        <w:t>註</w:t>
+      </w:r>
+      <w:proofErr w:type="gramEnd"/>
+      <w:r>
+        <w:rPr>
+          <w:rFonts w:ascii="標楷體" w:hAnsi="標楷體" w:cs="標楷體" w:hint="eastAsia"/>
+          <w:spacing w:val="0"/>
+          <w:szCs w:val="24"/>
+        </w:rPr>
+        <w:t>1</w:t>
       </w:r>
       <w:bookmarkStart w:id="2" w:name="_Hlk194682227"/>
       <w:r>
@@ -6426,7 +7703,25 @@
           <w:spacing w:val="0"/>
           <w:szCs w:val="24"/>
         </w:rPr>
-        <w:t>：本表無人機資安檢測需求係針對一般機關採購取得或使用無人機之基本需求，機關得依個案特性提高檢測安全等級</w:t>
+        <w:t>：本表無人</w:t>
+      </w:r>
+      <w:proofErr w:type="gramStart"/>
+      <w:r>
+        <w:rPr>
+          <w:rFonts w:ascii="標楷體" w:hAnsi="標楷體" w:cs="標楷體" w:hint="eastAsia"/>
+          <w:spacing w:val="0"/>
+          <w:szCs w:val="24"/>
+        </w:rPr>
+        <w:t>機資安</w:t>
+      </w:r>
+      <w:proofErr w:type="gramEnd"/>
+      <w:r>
+        <w:rPr>
+          <w:rFonts w:ascii="標楷體" w:hAnsi="標楷體" w:cs="標楷體" w:hint="eastAsia"/>
+          <w:spacing w:val="0"/>
+          <w:szCs w:val="24"/>
+        </w:rPr>
+        <w:t>檢測需求係針對一般機關採購取得或使用無人機之基本需求，機關得依個案特性提高檢測安全等級</w:t>
       </w:r>
       <w:r>
         <w:rPr>
@@ -6459,13 +7754,23 @@
           <w:szCs w:val="24"/>
         </w:rPr>
       </w:pPr>
+      <w:proofErr w:type="gramStart"/>
       <w:r>
         <w:rPr>
           <w:rFonts w:ascii="標楷體" w:hAnsi="標楷體" w:cs="標楷體" w:hint="eastAsia"/>
           <w:spacing w:val="0"/>
           <w:szCs w:val="24"/>
         </w:rPr>
-        <w:t>註2：</w:t>
+        <w:t>註</w:t>
+      </w:r>
+      <w:proofErr w:type="gramEnd"/>
+      <w:r>
+        <w:rPr>
+          <w:rFonts w:ascii="標楷體" w:hAnsi="標楷體" w:cs="標楷體" w:hint="eastAsia"/>
+          <w:spacing w:val="0"/>
+          <w:szCs w:val="24"/>
+        </w:rPr>
+        <w:t>2：</w:t>
       </w:r>
       <w:bookmarkStart w:id="3" w:name="_Hlk194682257"/>
       <w:r>
@@ -6475,7 +7780,87 @@
           <w:spacing w:val="0"/>
           <w:szCs w:val="24"/>
         </w:rPr>
-        <w:t>數位發展部以114年1月8日數位韌性字第 11350028201號公告，該部113年12月26日會銜交通部公告「遙控無人機資安檢測規範」前，已向公告所列檢測專業機構或法人取得依「遙控無人機資安保障規範」2.0所發給之檢測報告者，得向該機構或法人申請換發相當檢測項目之遙控無人機資安檢測合格報告</w:t>
+        <w:t>數位</w:t>
+      </w:r>
+      <w:proofErr w:type="gramStart"/>
+      <w:r>
+        <w:rPr>
+          <w:rFonts w:ascii="標楷體" w:hAnsi="標楷體" w:cs="標楷體" w:hint="eastAsia"/>
+          <w:color w:val="FF0000"/>
+          <w:spacing w:val="0"/>
+          <w:szCs w:val="24"/>
+        </w:rPr>
+        <w:t>發展部以114年1月8日</w:t>
+      </w:r>
+      <w:proofErr w:type="gramEnd"/>
+      <w:r>
+        <w:rPr>
+          <w:rFonts w:ascii="標楷體" w:hAnsi="標楷體" w:cs="標楷體" w:hint="eastAsia"/>
+          <w:color w:val="FF0000"/>
+          <w:spacing w:val="0"/>
+          <w:szCs w:val="24"/>
+        </w:rPr>
+        <w:t>數位韌性字第 11350028201號公告，該部113年12月26日會銜交通部公告「遙控無人</w:t>
+      </w:r>
+      <w:proofErr w:type="gramStart"/>
+      <w:r>
+        <w:rPr>
+          <w:rFonts w:ascii="標楷體" w:hAnsi="標楷體" w:cs="標楷體" w:hint="eastAsia"/>
+          <w:color w:val="FF0000"/>
+          <w:spacing w:val="0"/>
+          <w:szCs w:val="24"/>
+        </w:rPr>
+        <w:t>機資安</w:t>
+      </w:r>
+      <w:proofErr w:type="gramEnd"/>
+      <w:r>
+        <w:rPr>
+          <w:rFonts w:ascii="標楷體" w:hAnsi="標楷體" w:cs="標楷體" w:hint="eastAsia"/>
+          <w:color w:val="FF0000"/>
+          <w:spacing w:val="0"/>
+          <w:szCs w:val="24"/>
+        </w:rPr>
+        <w:t>檢測規範」前，已向公告所列檢測專業機構或法人取得依「遙控無人</w:t>
+      </w:r>
+      <w:proofErr w:type="gramStart"/>
+      <w:r>
+        <w:rPr>
+          <w:rFonts w:ascii="標楷體" w:hAnsi="標楷體" w:cs="標楷體" w:hint="eastAsia"/>
+          <w:color w:val="FF0000"/>
+          <w:spacing w:val="0"/>
+          <w:szCs w:val="24"/>
+        </w:rPr>
+        <w:t>機資安</w:t>
+      </w:r>
+      <w:proofErr w:type="gramEnd"/>
+      <w:r>
+        <w:rPr>
+          <w:rFonts w:ascii="標楷體" w:hAnsi="標楷體" w:cs="標楷體" w:hint="eastAsia"/>
+          <w:color w:val="FF0000"/>
+          <w:spacing w:val="0"/>
+          <w:szCs w:val="24"/>
+        </w:rPr>
+        <w:t>保障規範」2.0所發給之檢測報告者，得向該機構或法人申請換發相當檢測項目之遙控無人</w:t>
+      </w:r>
+      <w:proofErr w:type="gramStart"/>
+      <w:r>
+        <w:rPr>
+          <w:rFonts w:ascii="標楷體" w:hAnsi="標楷體" w:cs="標楷體" w:hint="eastAsia"/>
+          <w:color w:val="FF0000"/>
+          <w:spacing w:val="0"/>
+          <w:szCs w:val="24"/>
+        </w:rPr>
+        <w:t>機資安</w:t>
+      </w:r>
+      <w:proofErr w:type="gramEnd"/>
+      <w:r>
+        <w:rPr>
+          <w:rFonts w:ascii="標楷體" w:hAnsi="標楷體" w:cs="標楷體" w:hint="eastAsia"/>
+          <w:color w:val="FF0000"/>
+          <w:spacing w:val="0"/>
+          <w:szCs w:val="24"/>
+        </w:rPr>
+        <w:t>檢測合格報告</w:t>
       </w:r>
       <w:r>
         <w:rPr>
@@ -6499,13 +7884,41 @@
           <w:szCs w:val="24"/>
         </w:rPr>
       </w:pPr>
+      <w:proofErr w:type="gramStart"/>
       <w:r>
         <w:rPr>
           <w:rFonts w:ascii="標楷體" w:hAnsi="標楷體" w:cs="標楷體" w:hint="eastAsia"/>
           <w:spacing w:val="0"/>
           <w:szCs w:val="24"/>
         </w:rPr>
-        <w:t>註3：機關應視個案實際情形於採購預算編列資安檢測費用。客製化之財物採購，第1次型式檢測費用由機關預算支應；勞務採購，機關依使用架數、使用頻率等因素評估所需檢測費用。</w:t>
+        <w:t>註</w:t>
+      </w:r>
+      <w:proofErr w:type="gramEnd"/>
+      <w:r>
+        <w:rPr>
+          <w:rFonts w:ascii="標楷體" w:hAnsi="標楷體" w:cs="標楷體" w:hint="eastAsia"/>
+          <w:spacing w:val="0"/>
+          <w:szCs w:val="24"/>
+        </w:rPr>
+        <w:t>3：機關應視個案實際情形於採購預算</w:t>
+      </w:r>
+      <w:proofErr w:type="gramStart"/>
+      <w:r>
+        <w:rPr>
+          <w:rFonts w:ascii="標楷體" w:hAnsi="標楷體" w:cs="標楷體" w:hint="eastAsia"/>
+          <w:spacing w:val="0"/>
+          <w:szCs w:val="24"/>
+        </w:rPr>
+        <w:t>編列資安檢測</w:t>
+      </w:r>
+      <w:proofErr w:type="gramEnd"/>
+      <w:r>
+        <w:rPr>
+          <w:rFonts w:ascii="標楷體" w:hAnsi="標楷體" w:cs="標楷體" w:hint="eastAsia"/>
+          <w:spacing w:val="0"/>
+          <w:szCs w:val="24"/>
+        </w:rPr>
+        <w:t>費用。客製化之財物採購，第1次型式檢測費用由機關預算支應；勞務採購，機關依使用架數、使用頻率等因素評估所需檢測費用。</w:t>
       </w:r>
     </w:p>
     <w:p>
@@ -6607,6 +8020,7 @@
         </w:rPr>
         <w:t xml:space="preserve">      </w:t>
       </w:r>
+      <w:proofErr w:type="gramStart"/>
       <w:r>
         <w:rPr>
           <w:rFonts w:hint="eastAsia"/>
@@ -6614,6 +8028,7 @@
         </w:rPr>
         <w:t>█</w:t>
       </w:r>
+      <w:proofErr w:type="gramEnd"/>
       <w:r>
         <w:rPr>
           <w:spacing w:val="0"/>
@@ -6663,7 +8078,15 @@
         <w:t>(1)依採購法第25條規定</w:t>
       </w:r>
       <w:r>
-        <w:t>允許廠商共同投標(招標文件已附共同投標協議書範本</w:t>
+        <w:t>允許廠商共同投標(招標</w:t>
+      </w:r>
+      <w:proofErr w:type="gramStart"/>
+      <w:r>
+        <w:t>文件已附共同</w:t>
+      </w:r>
+      <w:proofErr w:type="gramEnd"/>
+      <w:r>
+        <w:t>投標協議書範本</w:t>
       </w:r>
       <w:r>
         <w:rPr>
@@ -6727,6 +8150,7 @@
           <w:spacing w:val="0"/>
         </w:rPr>
       </w:pPr>
+      <w:proofErr w:type="gramStart"/>
       <w:r>
         <w:rPr>
           <w:rFonts w:hint="eastAsia"/>
@@ -6734,6 +8158,7 @@
         </w:rPr>
         <w:t>█</w:t>
       </w:r>
+      <w:proofErr w:type="gramEnd"/>
       <w:r>
         <w:rPr>
           <w:spacing w:val="0"/>
@@ -6775,6 +8200,7 @@
           <w:u w:val="single"/>
         </w:rPr>
       </w:pPr>
+      <w:proofErr w:type="gramStart"/>
       <w:r>
         <w:rPr>
           <w:rFonts w:hint="eastAsia"/>
@@ -6782,6 +8208,7 @@
         </w:rPr>
         <w:t>█</w:t>
       </w:r>
+      <w:proofErr w:type="gramEnd"/>
       <w:r>
         <w:rPr>
           <w:rFonts w:hint="eastAsia"/>
@@ -6892,7 +8319,23 @@
           <w:color w:val="000000"/>
           <w:u w:val="single"/>
         </w:rPr>
-        <w:t>(無者免填)</w:t>
+        <w:t>(</w:t>
+      </w:r>
+      <w:proofErr w:type="gramStart"/>
+      <w:r>
+        <w:rPr>
+          <w:color w:val="000000"/>
+          <w:u w:val="single"/>
+        </w:rPr>
+        <w:t>無者免填</w:t>
+      </w:r>
+      <w:proofErr w:type="gramEnd"/>
+      <w:r>
+        <w:rPr>
+          <w:color w:val="000000"/>
+          <w:u w:val="single"/>
+        </w:rPr>
+        <w:t>)</w:t>
       </w:r>
       <w:r>
         <w:rPr>
@@ -6955,7 +8398,25 @@
           <w:kern w:val="0"/>
           <w:u w:val="single"/>
         </w:rPr>
-        <w:t>之內容，應另以書面提供予機關之項目（如有不符者，以電子傳輸資料為準）</w:t>
+        <w:t>之內容，應另以書面提供予機關之項目（如有不符者，以電子傳輸資料為</w:t>
+      </w:r>
+      <w:proofErr w:type="gramStart"/>
+      <w:r>
+        <w:rPr>
+          <w:rFonts w:hint="eastAsia"/>
+          <w:kern w:val="0"/>
+          <w:u w:val="single"/>
+        </w:rPr>
+        <w:t>準</w:t>
+      </w:r>
+      <w:proofErr w:type="gramEnd"/>
+      <w:r>
+        <w:rPr>
+          <w:rFonts w:hint="eastAsia"/>
+          <w:kern w:val="0"/>
+          <w:u w:val="single"/>
+        </w:rPr>
+        <w:t>）</w:t>
       </w:r>
       <w:r>
         <w:rPr>
@@ -7028,7 +8489,23 @@
           <w:rFonts w:hint="eastAsia"/>
           <w:spacing w:val="6"/>
         </w:rPr>
-        <w:t>依採購法施行細則第43條第3項規定。（機關最後釋疑之次日起算至截止投標日或資格審查截止收件日之日數，不得少於原等標期之四分之一，其未滿1日者以1日計；前述日數有不足者，截止日至少應延後至補足不足之日數。）</w:t>
+        <w:t>依採購法施行細則第43條第3項規定。</w:t>
+      </w:r>
+      <w:proofErr w:type="gramStart"/>
+      <w:r>
+        <w:rPr>
+          <w:rFonts w:hint="eastAsia"/>
+          <w:spacing w:val="6"/>
+        </w:rPr>
+        <w:t>（</w:t>
+      </w:r>
+      <w:proofErr w:type="gramEnd"/>
+      <w:r>
+        <w:rPr>
+          <w:rFonts w:hint="eastAsia"/>
+          <w:spacing w:val="6"/>
+        </w:rPr>
+        <w:t>機關最後釋疑之次日起算至截止投標日或資格審查截止收件日之日數，不得少於原等標期之四分之一，其未滿1日者以1日計；前述日數有不足者，截止日至少應延後至補足不足之日數。）</w:t>
       </w:r>
     </w:p>
     <w:p>
@@ -7097,6 +8574,7 @@
         </w:rPr>
         <w:t xml:space="preserve">       </w:t>
       </w:r>
+      <w:proofErr w:type="gramStart"/>
       <w:r>
         <w:rPr>
           <w:rFonts w:hint="eastAsia"/>
@@ -7104,6 +8582,7 @@
         </w:rPr>
         <w:t>█</w:t>
       </w:r>
+      <w:proofErr w:type="gramEnd"/>
       <w:r>
         <w:rPr>
           <w:spacing w:val="0"/>
@@ -7220,6 +8699,7 @@
         </w:rPr>
         <w:t xml:space="preserve">       </w:t>
       </w:r>
+      <w:proofErr w:type="gramStart"/>
       <w:r>
         <w:rPr>
           <w:rFonts w:ascii="標楷體" w:eastAsia="標楷體" w:hAnsi="標楷體" w:hint="eastAsia"/>
@@ -7227,6 +8707,7 @@
         </w:rPr>
         <w:t>█</w:t>
       </w:r>
+      <w:proofErr w:type="gramEnd"/>
       <w:r>
         <w:rPr>
           <w:rFonts w:ascii="Times New Roman" w:eastAsia="標楷體"/>
@@ -7287,13 +8768,55 @@
         <w:rPr>
           <w:spacing w:val="0"/>
         </w:rPr>
-        <w:t>如機關無法於前開有效期內決標，得於必要時洽請廠商延長投標文件之有效期。</w:t>
-      </w:r>
-      <w:r>
-        <w:rPr>
-          <w:spacing w:val="0"/>
-        </w:rPr>
-        <w:t>至於押標金有效期，依第35點辦理。</w:t>
+        <w:t>如機關無法於前開</w:t>
+      </w:r>
+      <w:proofErr w:type="gramStart"/>
+      <w:r>
+        <w:rPr>
+          <w:spacing w:val="0"/>
+        </w:rPr>
+        <w:t>有效期內決標</w:t>
+      </w:r>
+      <w:proofErr w:type="gramEnd"/>
+      <w:r>
+        <w:rPr>
+          <w:spacing w:val="0"/>
+        </w:rPr>
+        <w:t>，得於</w:t>
+      </w:r>
+      <w:proofErr w:type="gramStart"/>
+      <w:r>
+        <w:rPr>
+          <w:spacing w:val="0"/>
+        </w:rPr>
+        <w:t>必要時洽請</w:t>
+      </w:r>
+      <w:proofErr w:type="gramEnd"/>
+      <w:r>
+        <w:rPr>
+          <w:spacing w:val="0"/>
+        </w:rPr>
+        <w:t>廠商延長投標文件之有效期。</w:t>
+      </w:r>
+      <w:r>
+        <w:rPr>
+          <w:spacing w:val="0"/>
+        </w:rPr>
+        <w:t>至於</w:t>
+      </w:r>
+      <w:proofErr w:type="gramStart"/>
+      <w:r>
+        <w:rPr>
+          <w:spacing w:val="0"/>
+        </w:rPr>
+        <w:t>押</w:t>
+      </w:r>
+      <w:proofErr w:type="gramEnd"/>
+      <w:r>
+        <w:rPr>
+          <w:spacing w:val="0"/>
+        </w:rPr>
+        <w:t>標金有效期，依第35點辦理。</w:t>
       </w:r>
     </w:p>
     <w:p>
@@ -7342,6 +8865,7 @@
         </w:rPr>
         <w:t xml:space="preserve">       </w:t>
       </w:r>
+      <w:proofErr w:type="gramStart"/>
       <w:r>
         <w:rPr>
           <w:rFonts w:hint="eastAsia"/>
@@ -7349,6 +8873,7 @@
         </w:rPr>
         <w:t>█</w:t>
       </w:r>
+      <w:proofErr w:type="gramEnd"/>
       <w:r>
         <w:rPr>
           <w:spacing w:val="0"/>
@@ -7578,6 +9103,7 @@
         <w:lastRenderedPageBreak/>
         <w:t xml:space="preserve">       </w:t>
       </w:r>
+      <w:proofErr w:type="gramStart"/>
       <w:r>
         <w:rPr>
           <w:rFonts w:hint="eastAsia"/>
@@ -7585,6 +9111,7 @@
         </w:rPr>
         <w:t>█</w:t>
       </w:r>
+      <w:proofErr w:type="gramEnd"/>
       <w:r>
         <w:rPr>
           <w:spacing w:val="0"/>
@@ -7656,8 +9183,18 @@
           <w:spacing w:val="0"/>
           <w:highlight w:val="yellow"/>
         </w:rPr>
-        <w:t>依採購法不公開者免填</w:t>
-      </w:r>
+        <w:t>依採購法不公開</w:t>
+      </w:r>
+      <w:proofErr w:type="gramStart"/>
+      <w:r>
+        <w:rPr>
+          <w:rFonts w:ascii="Times New Roman" w:eastAsia="標楷體"/>
+          <w:spacing w:val="0"/>
+          <w:highlight w:val="yellow"/>
+        </w:rPr>
+        <w:t>者免填</w:t>
+      </w:r>
+      <w:proofErr w:type="gramEnd"/>
       <w:r>
         <w:rPr>
           <w:rFonts w:ascii="Times New Roman" w:eastAsia="標楷體"/>
@@ -7791,7 +9328,21 @@
         <w:rPr>
           <w:spacing w:val="0"/>
         </w:rPr>
-        <w:t>公開開標案件之開標地點(依採購法不公開者免填)：</w:t>
+        <w:t>公開開標案件之開標地點(依採購法不公開</w:t>
+      </w:r>
+      <w:proofErr w:type="gramStart"/>
+      <w:r>
+        <w:rPr>
+          <w:spacing w:val="0"/>
+        </w:rPr>
+        <w:t>者免填</w:t>
+      </w:r>
+      <w:proofErr w:type="gramEnd"/>
+      <w:r>
+        <w:rPr>
+          <w:spacing w:val="0"/>
+        </w:rPr>
+        <w:t>)：</w:t>
       </w:r>
       <w:r>
         <w:rPr>
@@ -7820,7 +9371,21 @@
         <w:rPr>
           <w:spacing w:val="0"/>
         </w:rPr>
-        <w:t>公開開標案件有權參加開標之每一投標廠商人數(依採購法不公開或不限制廠商出席人數者免填)：</w:t>
+        <w:t>公開開標案件有權參加開標之每一投標廠商人數(依採購法不公開或不限制廠商出席人數</w:t>
+      </w:r>
+      <w:proofErr w:type="gramStart"/>
+      <w:r>
+        <w:rPr>
+          <w:spacing w:val="0"/>
+        </w:rPr>
+        <w:t>者免填</w:t>
+      </w:r>
+      <w:proofErr w:type="gramEnd"/>
+      <w:r>
+        <w:rPr>
+          <w:spacing w:val="0"/>
+        </w:rPr>
+        <w:t>)：</w:t>
       </w:r>
       <w:r>
         <w:rPr>
@@ -7910,7 +9475,21 @@
         <w:rPr>
           <w:spacing w:val="0"/>
         </w:rPr>
-        <w:t>(2)依採購法第42條規定採分段開標，後續階段開標之時間及地點無法預先標示。</w:t>
+        <w:t>(2)依採購法第42條規定</w:t>
+      </w:r>
+      <w:proofErr w:type="gramStart"/>
+      <w:r>
+        <w:rPr>
+          <w:spacing w:val="0"/>
+        </w:rPr>
+        <w:t>採</w:t>
+      </w:r>
+      <w:proofErr w:type="gramEnd"/>
+      <w:r>
+        <w:rPr>
+          <w:spacing w:val="0"/>
+        </w:rPr>
+        <w:t>分段開標，後續階段開標之時間及地點無法預先標示。</w:t>
       </w:r>
     </w:p>
     <w:p>
@@ -8009,7 +9588,21 @@
         <w:rPr>
           <w:spacing w:val="0"/>
         </w:rPr>
-        <w:t>本採購開標採：</w:t>
+        <w:t>本採購開標</w:t>
+      </w:r>
+      <w:proofErr w:type="gramStart"/>
+      <w:r>
+        <w:rPr>
+          <w:spacing w:val="0"/>
+        </w:rPr>
+        <w:t>採</w:t>
+      </w:r>
+      <w:proofErr w:type="gramEnd"/>
+      <w:r>
+        <w:rPr>
+          <w:spacing w:val="0"/>
+        </w:rPr>
+        <w:t>：</w:t>
       </w:r>
     </w:p>
     <w:p>
@@ -8022,6 +9615,7 @@
           <w:spacing w:val="0"/>
         </w:rPr>
       </w:pPr>
+      <w:proofErr w:type="gramStart"/>
       <w:r>
         <w:rPr>
           <w:rFonts w:hint="eastAsia"/>
@@ -8029,11 +9623,26 @@
         </w:rPr>
         <w:t>█</w:t>
       </w:r>
-      <w:r>
-        <w:rPr>
-          <w:spacing w:val="0"/>
-        </w:rPr>
-        <w:t>(1)不分段開標。所有投標文件置於一標封內，不必按文件屬性分別裝封。</w:t>
+      <w:proofErr w:type="gramEnd"/>
+      <w:r>
+        <w:rPr>
+          <w:spacing w:val="0"/>
+        </w:rPr>
+        <w:t>(1)不分段開標。所有投標文件置於一</w:t>
+      </w:r>
+      <w:proofErr w:type="gramStart"/>
+      <w:r>
+        <w:rPr>
+          <w:spacing w:val="0"/>
+        </w:rPr>
+        <w:t>標封內</w:t>
+      </w:r>
+      <w:proofErr w:type="gramEnd"/>
+      <w:r>
+        <w:rPr>
+          <w:spacing w:val="0"/>
+        </w:rPr>
+        <w:t>，不必按文件屬性分別裝封。</w:t>
       </w:r>
     </w:p>
     <w:p>
@@ -8053,8 +9662,30 @@
         <w:rPr>
           <w:spacing w:val="0"/>
         </w:rPr>
-        <w:t>(2)分段開標（請勾選項目）；投標廠商應就各段標之標封分別裝封並標示</w:t>
-      </w:r>
+        <w:t>(2)分段開標（請勾選項目）；投標廠商應就各</w:t>
+      </w:r>
+      <w:proofErr w:type="gramStart"/>
+      <w:r>
+        <w:rPr>
+          <w:spacing w:val="0"/>
+        </w:rPr>
+        <w:t>段標之標封</w:t>
+      </w:r>
+      <w:proofErr w:type="gramEnd"/>
+      <w:r>
+        <w:rPr>
+          <w:spacing w:val="0"/>
+        </w:rPr>
+        <w:t>分別</w:t>
+      </w:r>
+      <w:proofErr w:type="gramStart"/>
+      <w:r>
+        <w:rPr>
+          <w:spacing w:val="0"/>
+        </w:rPr>
+        <w:t>裝封並標示</w:t>
+      </w:r>
+      <w:proofErr w:type="gramEnd"/>
       <w:r>
         <w:t>內含資格標、規格標或價格標等</w:t>
       </w:r>
@@ -8183,11 +9814,54 @@
           <w:spacing w:val="0"/>
         </w:rPr>
       </w:pPr>
-      <w:r>
-        <w:rPr>
-          <w:spacing w:val="0"/>
-        </w:rPr>
-        <w:t>押標金金額(無押標金者免填，有押標金者不得逾新</w:t>
+      <w:proofErr w:type="gramStart"/>
+      <w:r>
+        <w:rPr>
+          <w:spacing w:val="0"/>
+        </w:rPr>
+        <w:t>押</w:t>
+      </w:r>
+      <w:proofErr w:type="gramEnd"/>
+      <w:r>
+        <w:rPr>
+          <w:spacing w:val="0"/>
+        </w:rPr>
+        <w:t>標金金額(</w:t>
+      </w:r>
+      <w:proofErr w:type="gramStart"/>
+      <w:r>
+        <w:rPr>
+          <w:spacing w:val="0"/>
+        </w:rPr>
+        <w:t>無押標金</w:t>
+      </w:r>
+      <w:proofErr w:type="gramEnd"/>
+      <w:r>
+        <w:rPr>
+          <w:spacing w:val="0"/>
+        </w:rPr>
+        <w:t>者</w:t>
+      </w:r>
+      <w:proofErr w:type="gramStart"/>
+      <w:r>
+        <w:rPr>
+          <w:spacing w:val="0"/>
+        </w:rPr>
+        <w:t>免填，有押</w:t>
+      </w:r>
+      <w:proofErr w:type="gramEnd"/>
+      <w:r>
+        <w:rPr>
+          <w:spacing w:val="0"/>
+        </w:rPr>
+        <w:t>標金者</w:t>
+      </w:r>
+      <w:proofErr w:type="gramStart"/>
+      <w:r>
+        <w:rPr>
+          <w:spacing w:val="0"/>
+        </w:rPr>
+        <w:t>不得逾新</w:t>
       </w:r>
       <w:r>
         <w:rPr>
@@ -8199,7 +9873,28 @@
         <w:rPr>
           <w:spacing w:val="0"/>
         </w:rPr>
-        <w:t>幣5千萬元)：</w:t>
+        <w:t>幣</w:t>
+      </w:r>
+      <w:proofErr w:type="gramEnd"/>
+      <w:r>
+        <w:rPr>
+          <w:spacing w:val="0"/>
+        </w:rPr>
+        <w:t>5</w:t>
+      </w:r>
+      <w:proofErr w:type="gramStart"/>
+      <w:r>
+        <w:rPr>
+          <w:spacing w:val="0"/>
+        </w:rPr>
+        <w:t>千萬</w:t>
+      </w:r>
+      <w:proofErr w:type="gramEnd"/>
+      <w:r>
+        <w:rPr>
+          <w:spacing w:val="0"/>
+        </w:rPr>
+        <w:t>元)：</w:t>
       </w:r>
     </w:p>
     <w:p>
@@ -8218,6 +9913,7 @@
         </w:rPr>
         <w:t xml:space="preserve">        </w:t>
       </w:r>
+      <w:proofErr w:type="gramStart"/>
       <w:r>
         <w:rPr>
           <w:rFonts w:hint="eastAsia"/>
@@ -8225,6 +9921,7 @@
         </w:rPr>
         <w:t>█</w:t>
       </w:r>
+      <w:proofErr w:type="gramEnd"/>
       <w:r>
         <w:rPr>
           <w:spacing w:val="0"/>
@@ -8295,12 +9992,21 @@
           <w:spacing w:val="0"/>
         </w:rPr>
       </w:pPr>
-      <w:r>
-        <w:rPr>
-          <w:spacing w:val="0"/>
-        </w:rPr>
-        <w:t>採電子投標之廠商，押標金予以減收金額(</w:t>
-      </w:r>
+      <w:proofErr w:type="gramStart"/>
+      <w:r>
+        <w:rPr>
+          <w:spacing w:val="0"/>
+        </w:rPr>
+        <w:t>採</w:t>
+      </w:r>
+      <w:proofErr w:type="gramEnd"/>
+      <w:r>
+        <w:rPr>
+          <w:spacing w:val="0"/>
+        </w:rPr>
+        <w:t>電子投標之廠商，押標金予以減收金額(</w:t>
+      </w:r>
+      <w:proofErr w:type="gramStart"/>
       <w:r>
         <w:rPr>
           <w:spacing w:val="0"/>
@@ -8311,7 +10017,14 @@
         <w:rPr>
           <w:spacing w:val="0"/>
         </w:rPr>
-        <w:t>者免填) ：</w:t>
+        <w:t>者免填</w:t>
+      </w:r>
+      <w:proofErr w:type="gramEnd"/>
+      <w:r>
+        <w:rPr>
+          <w:spacing w:val="0"/>
+        </w:rPr>
+        <w:t>) ：</w:t>
       </w:r>
     </w:p>
     <w:p>
@@ -8393,40 +10106,62 @@
         </w:rPr>
         <w:t>公開於政府電子採購網</w:t>
       </w:r>
-      <w:hyperlink r:id="rId8" w:history="1">
-        <w:r>
-          <w:rPr>
-            <w:spacing w:val="0"/>
-          </w:rPr>
-          <w:t>https://web.pcc.gov.tw/</w:t>
-        </w:r>
-        <w:r>
-          <w:rPr>
-            <w:rFonts w:hint="eastAsia"/>
-            <w:spacing w:val="0"/>
-          </w:rPr>
-          <w:t>常用查詢</w:t>
-        </w:r>
-        <w:r>
-          <w:rPr>
-            <w:spacing w:val="0"/>
-          </w:rPr>
-          <w:t>/</w:t>
-        </w:r>
-        <w:r>
-          <w:rPr>
-            <w:rFonts w:hint="eastAsia"/>
-            <w:spacing w:val="0"/>
-          </w:rPr>
-          <w:t>優良廠商名單</w:t>
-        </w:r>
-        <w:r>
-          <w:rPr>
-            <w:spacing w:val="0"/>
-          </w:rPr>
-          <w:t>/</w:t>
-        </w:r>
-      </w:hyperlink>
+      <w:r>
+        <w:rPr>
+          <w:spacing w:val="0"/>
+        </w:rPr>
+        <w:fldChar w:fldCharType="begin"/>
+      </w:r>
+      <w:r>
+        <w:rPr>
+          <w:spacing w:val="0"/>
+        </w:rPr>
+        <w:instrText xml:space="preserve"> HYPERLINK "https://web.pcc.gov.tw/常用查詢/優良廠商名單/" </w:instrText>
+      </w:r>
+      <w:r>
+        <w:rPr>
+          <w:spacing w:val="0"/>
+        </w:rPr>
+        <w:fldChar w:fldCharType="separate"/>
+      </w:r>
+      <w:r>
+        <w:rPr>
+          <w:spacing w:val="0"/>
+        </w:rPr>
+        <w:t>https://web.pcc.gov.tw/</w:t>
+      </w:r>
+      <w:r>
+        <w:rPr>
+          <w:rFonts w:hint="eastAsia"/>
+          <w:spacing w:val="0"/>
+        </w:rPr>
+        <w:t>常用查詢</w:t>
+      </w:r>
+      <w:r>
+        <w:rPr>
+          <w:spacing w:val="0"/>
+        </w:rPr>
+        <w:t>/</w:t>
+      </w:r>
+      <w:r>
+        <w:rPr>
+          <w:rFonts w:hint="eastAsia"/>
+          <w:spacing w:val="0"/>
+        </w:rPr>
+        <w:t>優良廠商名單</w:t>
+      </w:r>
+      <w:r>
+        <w:rPr>
+          <w:spacing w:val="0"/>
+        </w:rPr>
+        <w:t>/</w:t>
+      </w:r>
+      <w:r>
+        <w:rPr>
+          <w:spacing w:val="0"/>
+        </w:rPr>
+        <w:fldChar w:fldCharType="end"/>
+      </w:r>
       <w:r>
         <w:rPr>
           <w:rFonts w:hint="eastAsia"/>
@@ -8480,7 +10215,21 @@
         <w:rPr>
           <w:rFonts w:hint="eastAsia"/>
         </w:rPr>
-        <w:t>行政院公共工程委員會公共工程金質獎之得獎廠商，減收原應繳額度之</w:t>
+        <w:t>行政院公共工程委員會公共工程金質獎之得獎廠商，</w:t>
+      </w:r>
+      <w:proofErr w:type="gramStart"/>
+      <w:r>
+        <w:rPr>
+          <w:rFonts w:hint="eastAsia"/>
+        </w:rPr>
+        <w:t>減收原應</w:t>
+      </w:r>
+      <w:proofErr w:type="gramEnd"/>
+      <w:r>
+        <w:rPr>
+          <w:rFonts w:hint="eastAsia"/>
+        </w:rPr>
+        <w:t>繳額度之</w:t>
       </w:r>
       <w:r>
         <w:t>50%</w:t>
@@ -8571,7 +10320,21 @@
           <w:szCs w:val="28"/>
         </w:rPr>
         <w:lastRenderedPageBreak/>
-        <w:t>民間參與公共建設金擘獎</w:t>
+        <w:t>民間參與公共建設金</w:t>
+      </w:r>
+      <w:proofErr w:type="gramStart"/>
+      <w:r>
+        <w:rPr>
+          <w:szCs w:val="28"/>
+        </w:rPr>
+        <w:t>擘</w:t>
+      </w:r>
+      <w:proofErr w:type="gramEnd"/>
+      <w:r>
+        <w:rPr>
+          <w:szCs w:val="28"/>
+        </w:rPr>
+        <w:t>獎</w:t>
       </w:r>
       <w:r>
         <w:rPr>
@@ -8597,8 +10360,16 @@
         <w:rPr>
           <w:szCs w:val="28"/>
         </w:rPr>
-        <w:t>交通部金路獎</w:t>
-      </w:r>
+        <w:t>交通部</w:t>
+      </w:r>
+      <w:proofErr w:type="gramStart"/>
+      <w:r>
+        <w:rPr>
+          <w:szCs w:val="28"/>
+        </w:rPr>
+        <w:t>金路獎</w:t>
+      </w:r>
+      <w:proofErr w:type="gramEnd"/>
       <w:r>
         <w:rPr>
           <w:rFonts w:hint="eastAsia"/>
@@ -8651,7 +10422,23 @@
           <w:rFonts w:hint="eastAsia"/>
           <w:spacing w:val="0"/>
         </w:rPr>
-        <w:t>由招標機關敘明獎項名稱及減收額度，其減收總額度不逾原定應繳總額之</w:t>
+        <w:t>由招標機關敘明獎項名稱及減收額度，其減收總額度</w:t>
+      </w:r>
+      <w:proofErr w:type="gramStart"/>
+      <w:r>
+        <w:rPr>
+          <w:rFonts w:hint="eastAsia"/>
+          <w:spacing w:val="0"/>
+        </w:rPr>
+        <w:t>不</w:t>
+      </w:r>
+      <w:proofErr w:type="gramEnd"/>
+      <w:r>
+        <w:rPr>
+          <w:rFonts w:hint="eastAsia"/>
+          <w:spacing w:val="0"/>
+        </w:rPr>
+        <w:t>逾原定應繳總額之</w:t>
       </w:r>
       <w:r>
         <w:rPr>
@@ -8729,7 +10516,25 @@
           <w:color w:val="FF0000"/>
           <w:spacing w:val="0"/>
         </w:rPr>
-        <w:t>，減收原應繳額度之50%。</w:t>
+        <w:t>，</w:t>
+      </w:r>
+      <w:proofErr w:type="gramStart"/>
+      <w:r>
+        <w:rPr>
+          <w:rFonts w:hint="eastAsia"/>
+          <w:color w:val="FF0000"/>
+          <w:spacing w:val="0"/>
+        </w:rPr>
+        <w:t>減收原應</w:t>
+      </w:r>
+      <w:proofErr w:type="gramEnd"/>
+      <w:r>
+        <w:rPr>
+          <w:rFonts w:hint="eastAsia"/>
+          <w:color w:val="FF0000"/>
+          <w:spacing w:val="0"/>
+        </w:rPr>
+        <w:t>繳額度之50%。</w:t>
       </w:r>
       <w:bookmarkEnd w:id="5"/>
     </w:p>
@@ -8747,7 +10552,21 @@
         <w:rPr>
           <w:spacing w:val="0"/>
         </w:rPr>
-        <w:t>為押標金保證金暨其他擔保作業辦法第33條之6所稱全球化廠商者，押標金予以減收之金額(無者免填)：</w:t>
+        <w:t>為押標金保證金暨其他擔保作業辦法第33條之6所稱全球化廠商者，押標金予以減收之金額(</w:t>
+      </w:r>
+      <w:proofErr w:type="gramStart"/>
+      <w:r>
+        <w:rPr>
+          <w:spacing w:val="0"/>
+        </w:rPr>
+        <w:t>無者免填</w:t>
+      </w:r>
+      <w:proofErr w:type="gramEnd"/>
+      <w:r>
+        <w:rPr>
+          <w:spacing w:val="0"/>
+        </w:rPr>
+        <w:t>)：</w:t>
       </w:r>
     </w:p>
     <w:p>
@@ -8791,7 +10610,23 @@
           <w:rFonts w:hint="eastAsia"/>
           <w:spacing w:val="0"/>
         </w:rPr>
-        <w:t>，參與案件屬營造業法所稱營繕工程之工程採購者，</w:t>
+        <w:t>，參與案件屬營造業法所稱營</w:t>
+      </w:r>
+      <w:proofErr w:type="gramStart"/>
+      <w:r>
+        <w:rPr>
+          <w:rFonts w:hint="eastAsia"/>
+          <w:spacing w:val="0"/>
+        </w:rPr>
+        <w:t>繕</w:t>
+      </w:r>
+      <w:proofErr w:type="gramEnd"/>
+      <w:r>
+        <w:rPr>
+          <w:rFonts w:hint="eastAsia"/>
+          <w:spacing w:val="0"/>
+        </w:rPr>
+        <w:t>工程之工程採購者，</w:t>
       </w:r>
       <w:r>
         <w:rPr>
@@ -8804,7 +10639,23 @@
           <w:rFonts w:hint="eastAsia"/>
           <w:spacing w:val="0"/>
         </w:rPr>
-        <w:t>，其減收金額不併入前2項減收總額度計算</w:t>
+        <w:t>，其減收金額</w:t>
+      </w:r>
+      <w:proofErr w:type="gramStart"/>
+      <w:r>
+        <w:rPr>
+          <w:rFonts w:hint="eastAsia"/>
+          <w:spacing w:val="0"/>
+        </w:rPr>
+        <w:t>不</w:t>
+      </w:r>
+      <w:proofErr w:type="gramEnd"/>
+      <w:r>
+        <w:rPr>
+          <w:rFonts w:hint="eastAsia"/>
+          <w:spacing w:val="0"/>
+        </w:rPr>
+        <w:t>併入前2項減收總額度計算</w:t>
       </w:r>
       <w:r>
         <w:rPr>
@@ -8826,13 +10677,41 @@
         </w:rPr>
         <w:t>，惟押標金、工程保證金或工程保留款應至少擇一項給予獎勵）：</w:t>
       </w:r>
-      <w:r>
-        <w:rPr>
-          <w:rFonts w:hint="eastAsia"/>
-          <w:color w:val="FF0000"/>
-          <w:spacing w:val="0"/>
-        </w:rPr>
-        <w:t>押標金減收原應繳額度之50%</w:t>
+      <w:proofErr w:type="gramStart"/>
+      <w:r>
+        <w:rPr>
+          <w:rFonts w:hint="eastAsia"/>
+          <w:color w:val="FF0000"/>
+          <w:spacing w:val="0"/>
+        </w:rPr>
+        <w:t>押</w:t>
+      </w:r>
+      <w:proofErr w:type="gramEnd"/>
+      <w:r>
+        <w:rPr>
+          <w:rFonts w:hint="eastAsia"/>
+          <w:color w:val="FF0000"/>
+          <w:spacing w:val="0"/>
+        </w:rPr>
+        <w:t>標金</w:t>
+      </w:r>
+      <w:proofErr w:type="gramStart"/>
+      <w:r>
+        <w:rPr>
+          <w:rFonts w:hint="eastAsia"/>
+          <w:color w:val="FF0000"/>
+          <w:spacing w:val="0"/>
+        </w:rPr>
+        <w:t>減收原應</w:t>
+      </w:r>
+      <w:proofErr w:type="gramEnd"/>
+      <w:r>
+        <w:rPr>
+          <w:rFonts w:hint="eastAsia"/>
+          <w:color w:val="FF0000"/>
+          <w:spacing w:val="0"/>
+        </w:rPr>
+        <w:t>繳額度之50%</w:t>
       </w:r>
       <w:r>
         <w:rPr>
@@ -8857,11 +10736,33 @@
           <w:spacing w:val="0"/>
         </w:rPr>
       </w:pPr>
-      <w:r>
-        <w:rPr>
-          <w:spacing w:val="0"/>
-        </w:rPr>
-        <w:t>押標金有效期(無押標金者免填)：</w:t>
+      <w:proofErr w:type="gramStart"/>
+      <w:r>
+        <w:rPr>
+          <w:spacing w:val="0"/>
+        </w:rPr>
+        <w:t>押</w:t>
+      </w:r>
+      <w:proofErr w:type="gramEnd"/>
+      <w:r>
+        <w:rPr>
+          <w:spacing w:val="0"/>
+        </w:rPr>
+        <w:t>標金有效期(</w:t>
+      </w:r>
+      <w:proofErr w:type="gramStart"/>
+      <w:r>
+        <w:rPr>
+          <w:spacing w:val="0"/>
+        </w:rPr>
+        <w:t>無押標金者免填</w:t>
+      </w:r>
+      <w:proofErr w:type="gramEnd"/>
+      <w:r>
+        <w:rPr>
+          <w:spacing w:val="0"/>
+        </w:rPr>
+        <w:t>)：</w:t>
       </w:r>
     </w:p>
     <w:p>
@@ -8891,7 +10792,47 @@
           <w:szCs w:val="28"/>
           <w:highlight w:val="yellow"/>
         </w:rPr>
-        <w:t>銀行開發或保兌之不可撤銷擔保信用狀、銀行之書面連帶保證或保險公司之保證保險單繳納押標金</w:t>
+        <w:t>銀行開發或</w:t>
+      </w:r>
+      <w:proofErr w:type="gramStart"/>
+      <w:r>
+        <w:rPr>
+          <w:rFonts w:ascii="標楷體" w:hAnsi="標楷體"/>
+          <w:color w:val="FF0000"/>
+          <w:szCs w:val="28"/>
+          <w:highlight w:val="yellow"/>
+        </w:rPr>
+        <w:t>保兌之</w:t>
+      </w:r>
+      <w:proofErr w:type="gramEnd"/>
+      <w:r>
+        <w:rPr>
+          <w:rFonts w:ascii="標楷體" w:hAnsi="標楷體"/>
+          <w:color w:val="FF0000"/>
+          <w:szCs w:val="28"/>
+          <w:highlight w:val="yellow"/>
+        </w:rPr>
+        <w:t>不可撤銷擔保信用狀、銀行之書面連帶保證或保險公司之保證保險單繳納</w:t>
+      </w:r>
+      <w:proofErr w:type="gramStart"/>
+      <w:r>
+        <w:rPr>
+          <w:rFonts w:ascii="標楷體" w:hAnsi="標楷體"/>
+          <w:color w:val="FF0000"/>
+          <w:szCs w:val="28"/>
+          <w:highlight w:val="yellow"/>
+        </w:rPr>
+        <w:t>押</w:t>
+      </w:r>
+      <w:proofErr w:type="gramEnd"/>
+      <w:r>
+        <w:rPr>
+          <w:rFonts w:ascii="標楷體" w:hAnsi="標楷體"/>
+          <w:color w:val="FF0000"/>
+          <w:szCs w:val="28"/>
+          <w:highlight w:val="yellow"/>
+        </w:rPr>
+        <w:t>標金</w:t>
       </w:r>
       <w:r>
         <w:rPr>
@@ -8900,7 +10841,27 @@
           <w:szCs w:val="28"/>
           <w:highlight w:val="yellow"/>
         </w:rPr>
-        <w:t>，其開立押標金之有效期限至</w:t>
+        <w:t>，其</w:t>
+      </w:r>
+      <w:proofErr w:type="gramStart"/>
+      <w:r>
+        <w:rPr>
+          <w:rFonts w:ascii="標楷體" w:hAnsi="標楷體" w:hint="eastAsia"/>
+          <w:color w:val="FF0000"/>
+          <w:szCs w:val="28"/>
+          <w:highlight w:val="yellow"/>
+        </w:rPr>
+        <w:t>開立押標金</w:t>
+      </w:r>
+      <w:proofErr w:type="gramEnd"/>
+      <w:r>
+        <w:rPr>
+          <w:rFonts w:ascii="標楷體" w:hAnsi="標楷體" w:hint="eastAsia"/>
+          <w:color w:val="FF0000"/>
+          <w:szCs w:val="28"/>
+          <w:highlight w:val="yellow"/>
+        </w:rPr>
+        <w:t>之有效期限至</w:t>
       </w:r>
       <w:r>
         <w:rPr>
@@ -8989,7 +10950,25 @@
           <w:color w:val="FF0000"/>
           <w:szCs w:val="28"/>
         </w:rPr>
-        <w:t>上開有效期，機關洽廠商延長投標文件有效期者，其押標金之有效期應隨辦理延長。</w:t>
+        <w:t>上開有效期，機關</w:t>
+      </w:r>
+      <w:proofErr w:type="gramStart"/>
+      <w:r>
+        <w:rPr>
+          <w:rFonts w:hint="eastAsia"/>
+          <w:color w:val="FF0000"/>
+          <w:szCs w:val="28"/>
+        </w:rPr>
+        <w:t>洽</w:t>
+      </w:r>
+      <w:proofErr w:type="gramEnd"/>
+      <w:r>
+        <w:rPr>
+          <w:rFonts w:hint="eastAsia"/>
+          <w:color w:val="FF0000"/>
+          <w:szCs w:val="28"/>
+        </w:rPr>
+        <w:t>廠商延長投標文件有效期者，其押標金之有效期應隨辦理延長。</w:t>
       </w:r>
     </w:p>
     <w:p>
@@ -9006,11 +10985,33 @@
           <w:spacing w:val="0"/>
         </w:rPr>
       </w:pPr>
-      <w:r>
-        <w:rPr>
-          <w:spacing w:val="0"/>
-        </w:rPr>
-        <w:t>押標金繳納期限：截止投標期限前繳納(無押標金者不適用)</w:t>
+      <w:proofErr w:type="gramStart"/>
+      <w:r>
+        <w:rPr>
+          <w:spacing w:val="0"/>
+        </w:rPr>
+        <w:t>押</w:t>
+      </w:r>
+      <w:proofErr w:type="gramEnd"/>
+      <w:r>
+        <w:rPr>
+          <w:spacing w:val="0"/>
+        </w:rPr>
+        <w:t>標金繳納期限：截止投標期限前繳納(</w:t>
+      </w:r>
+      <w:proofErr w:type="gramStart"/>
+      <w:r>
+        <w:rPr>
+          <w:spacing w:val="0"/>
+        </w:rPr>
+        <w:t>無押標金</w:t>
+      </w:r>
+      <w:proofErr w:type="gramEnd"/>
+      <w:r>
+        <w:rPr>
+          <w:spacing w:val="0"/>
+        </w:rPr>
+        <w:t>者不適用)</w:t>
       </w:r>
     </w:p>
     <w:p>
@@ -9032,14 +11033,30 @@
           <w:color w:val="000000"/>
           <w:spacing w:val="0"/>
         </w:rPr>
-        <w:t>以現金繳納押標金之</w:t>
-      </w:r>
-      <w:r>
-        <w:rPr>
-          <w:rFonts w:hint="eastAsia"/>
+        <w:t>以現金繳納</w:t>
+      </w:r>
+      <w:proofErr w:type="gramStart"/>
+      <w:r>
+        <w:rPr>
           <w:color w:val="000000"/>
           <w:spacing w:val="0"/>
         </w:rPr>
+        <w:t>押</w:t>
+      </w:r>
+      <w:proofErr w:type="gramEnd"/>
+      <w:r>
+        <w:rPr>
+          <w:color w:val="000000"/>
+          <w:spacing w:val="0"/>
+        </w:rPr>
+        <w:t>標金之</w:t>
+      </w:r>
+      <w:r>
+        <w:rPr>
+          <w:rFonts w:hint="eastAsia"/>
+          <w:color w:val="000000"/>
+          <w:spacing w:val="0"/>
+        </w:rPr>
         <w:t>規定</w:t>
       </w:r>
       <w:r>
@@ -9047,7 +11064,23 @@
           <w:color w:val="000000"/>
           <w:spacing w:val="0"/>
         </w:rPr>
-        <w:t>(無押標金者免填)</w:t>
+        <w:t>(</w:t>
+      </w:r>
+      <w:proofErr w:type="gramStart"/>
+      <w:r>
+        <w:rPr>
+          <w:color w:val="000000"/>
+          <w:spacing w:val="0"/>
+        </w:rPr>
+        <w:t>無押標金者免填</w:t>
+      </w:r>
+      <w:proofErr w:type="gramEnd"/>
+      <w:r>
+        <w:rPr>
+          <w:color w:val="000000"/>
+          <w:spacing w:val="0"/>
+        </w:rPr>
+        <w:t>)</w:t>
       </w:r>
       <w:r>
         <w:rPr>
@@ -9090,7 +11123,23 @@
           <w:rFonts w:hint="eastAsia"/>
           <w:spacing w:val="0"/>
         </w:rPr>
-        <w:t>政府電子採購網線上繳納。（距截止投標期限不足</w:t>
+        <w:t>政府電子採購</w:t>
+      </w:r>
+      <w:proofErr w:type="gramStart"/>
+      <w:r>
+        <w:rPr>
+          <w:rFonts w:hint="eastAsia"/>
+          <w:spacing w:val="0"/>
+        </w:rPr>
+        <w:t>網線上繳納</w:t>
+      </w:r>
+      <w:proofErr w:type="gramEnd"/>
+      <w:r>
+        <w:rPr>
+          <w:rFonts w:hint="eastAsia"/>
+          <w:spacing w:val="0"/>
+        </w:rPr>
+        <w:t>。（距截止投標期限不足</w:t>
       </w:r>
       <w:r>
         <w:rPr>
@@ -9103,7 +11152,23 @@
           <w:rFonts w:hint="eastAsia"/>
           <w:spacing w:val="0"/>
         </w:rPr>
-        <w:t>分鐘時，將無法使用本方式繳納押標金，請廠商提早作業）</w:t>
+        <w:t>分鐘時，將無法使用本方式繳納</w:t>
+      </w:r>
+      <w:proofErr w:type="gramStart"/>
+      <w:r>
+        <w:rPr>
+          <w:rFonts w:hint="eastAsia"/>
+          <w:spacing w:val="0"/>
+        </w:rPr>
+        <w:t>押</w:t>
+      </w:r>
+      <w:proofErr w:type="gramEnd"/>
+      <w:r>
+        <w:rPr>
+          <w:rFonts w:hint="eastAsia"/>
+          <w:spacing w:val="0"/>
+        </w:rPr>
+        <w:t>標金，請廠商提早作業）</w:t>
       </w:r>
     </w:p>
     <w:p>
@@ -9133,7 +11198,23 @@
           <w:rFonts w:hint="eastAsia"/>
           <w:spacing w:val="0"/>
         </w:rPr>
-        <w:t>未採線上繳納者，其繳納處所或金融機構帳號：</w:t>
+        <w:t>未</w:t>
+      </w:r>
+      <w:proofErr w:type="gramStart"/>
+      <w:r>
+        <w:rPr>
+          <w:rFonts w:hint="eastAsia"/>
+          <w:spacing w:val="0"/>
+        </w:rPr>
+        <w:t>採線上</w:t>
+      </w:r>
+      <w:proofErr w:type="gramEnd"/>
+      <w:r>
+        <w:rPr>
+          <w:rFonts w:hint="eastAsia"/>
+          <w:spacing w:val="0"/>
+        </w:rPr>
+        <w:t>繳納者，其繳納處所或金融機構帳號：</w:t>
       </w:r>
     </w:p>
     <w:p>
@@ -9243,7 +11324,25 @@
           <w:color w:val="FF0000"/>
           <w:spacing w:val="0"/>
         </w:rPr>
-        <w:t>，並將收據影本裝入證件封內(以此方式繳納者，押標金無法於開標當日退還，需於開標後5日內退還)；本處不受理現金當場繳納。</w:t>
+        <w:t>，並將收據影本裝入</w:t>
+      </w:r>
+      <w:proofErr w:type="gramStart"/>
+      <w:r>
+        <w:rPr>
+          <w:rFonts w:hint="eastAsia"/>
+          <w:color w:val="FF0000"/>
+          <w:spacing w:val="0"/>
+        </w:rPr>
+        <w:t>證件封內</w:t>
+      </w:r>
+      <w:proofErr w:type="gramEnd"/>
+      <w:r>
+        <w:rPr>
+          <w:rFonts w:hint="eastAsia"/>
+          <w:color w:val="FF0000"/>
+          <w:spacing w:val="0"/>
+        </w:rPr>
+        <w:t>(以此方式繳納者，押標金無法於開標當日退還，需於開標後5日內退還)；本處不受理現金當場繳納。</w:t>
       </w:r>
     </w:p>
     <w:p>
@@ -9260,11 +11359,19 @@
           <w:spacing w:val="0"/>
         </w:rPr>
       </w:pPr>
-      <w:r>
-        <w:rPr>
-          <w:spacing w:val="0"/>
-        </w:rPr>
-        <w:t>無押標金之理由為：</w:t>
+      <w:proofErr w:type="gramStart"/>
+      <w:r>
+        <w:rPr>
+          <w:spacing w:val="0"/>
+        </w:rPr>
+        <w:t>無押標金</w:t>
+      </w:r>
+      <w:proofErr w:type="gramEnd"/>
+      <w:r>
+        <w:rPr>
+          <w:spacing w:val="0"/>
+        </w:rPr>
+        <w:t>之理由為：</w:t>
       </w:r>
     </w:p>
     <w:p>
@@ -9383,7 +11490,21 @@
         <w:rPr>
           <w:spacing w:val="0"/>
         </w:rPr>
-        <w:t xml:space="preserve">(4)依市場交易慣例或採購案特性，無收取押標金之必要或可能者。 </w:t>
+        <w:t>(4)依市場交易慣例或採購案特性，無收取</w:t>
+      </w:r>
+      <w:proofErr w:type="gramStart"/>
+      <w:r>
+        <w:rPr>
+          <w:spacing w:val="0"/>
+        </w:rPr>
+        <w:t>押</w:t>
+      </w:r>
+      <w:proofErr w:type="gramEnd"/>
+      <w:r>
+        <w:rPr>
+          <w:spacing w:val="0"/>
+        </w:rPr>
+        <w:t xml:space="preserve">標金之必要或可能者。 </w:t>
       </w:r>
     </w:p>
     <w:p>
@@ -9404,7 +11525,21 @@
         <w:rPr>
           <w:spacing w:val="0"/>
         </w:rPr>
-        <w:t>履約保證金金額(無者免填)：</w:t>
+        <w:t>履約保證金金額(</w:t>
+      </w:r>
+      <w:proofErr w:type="gramStart"/>
+      <w:r>
+        <w:rPr>
+          <w:spacing w:val="0"/>
+        </w:rPr>
+        <w:t>無者免填</w:t>
+      </w:r>
+      <w:proofErr w:type="gramEnd"/>
+      <w:r>
+        <w:rPr>
+          <w:spacing w:val="0"/>
+        </w:rPr>
+        <w:t>)：</w:t>
       </w:r>
     </w:p>
     <w:p>
@@ -9414,6 +11549,7 @@
         <w:jc w:val="both"/>
         <w:textDirection w:val="lrTbV"/>
       </w:pPr>
+      <w:proofErr w:type="gramStart"/>
       <w:r>
         <w:rPr>
           <w:rFonts w:hint="eastAsia"/>
@@ -9421,6 +11557,7 @@
         </w:rPr>
         <w:t>█</w:t>
       </w:r>
+      <w:proofErr w:type="gramEnd"/>
       <w:r>
         <w:rPr>
           <w:color w:val="FF0000"/>
@@ -9500,6 +11637,7 @@
           <w:spacing w:val="0"/>
         </w:rPr>
       </w:pPr>
+      <w:proofErr w:type="gramStart"/>
       <w:r>
         <w:rPr>
           <w:rFonts w:hint="eastAsia"/>
@@ -9507,11 +11645,26 @@
         </w:rPr>
         <w:t>█</w:t>
       </w:r>
-      <w:r>
-        <w:rPr>
-          <w:spacing w:val="0"/>
-        </w:rPr>
-        <w:t>廠商如以銀行之書面連帶保證或開發或保兌之不可撤銷擔保信用</w:t>
+      <w:proofErr w:type="gramEnd"/>
+      <w:r>
+        <w:rPr>
+          <w:spacing w:val="0"/>
+        </w:rPr>
+        <w:t>廠商如以銀行之書面連帶保證或開發或</w:t>
+      </w:r>
+      <w:proofErr w:type="gramStart"/>
+      <w:r>
+        <w:rPr>
+          <w:spacing w:val="0"/>
+        </w:rPr>
+        <w:t>保兌之</w:t>
+      </w:r>
+      <w:proofErr w:type="gramEnd"/>
+      <w:r>
+        <w:rPr>
+          <w:spacing w:val="0"/>
+        </w:rPr>
+        <w:t>不可撤銷擔保信用</w:t>
       </w:r>
       <w:r>
         <w:rPr>
@@ -9539,7 +11692,21 @@
         <w:rPr>
           <w:spacing w:val="0"/>
         </w:rPr>
-        <w:t>得標廠商提出其他廠商之履約及賠償連帶保證者，履約保證金予以減收之金額(無者免填)：</w:t>
+        <w:t>得標廠商提出其他廠商之履約及賠償連帶保證者，履約保證金予以減收之金額(</w:t>
+      </w:r>
+      <w:proofErr w:type="gramStart"/>
+      <w:r>
+        <w:rPr>
+          <w:spacing w:val="0"/>
+        </w:rPr>
+        <w:t>無者免填</w:t>
+      </w:r>
+      <w:proofErr w:type="gramEnd"/>
+      <w:r>
+        <w:rPr>
+          <w:spacing w:val="0"/>
+        </w:rPr>
+        <w:t>)：</w:t>
       </w:r>
     </w:p>
     <w:p>
@@ -9694,7 +11861,21 @@
         <w:rPr>
           <w:rFonts w:hint="eastAsia"/>
         </w:rPr>
-        <w:t>■行政院公共工程委員會公共工程金質獎之得獎廠商，減收原應繳額度之</w:t>
+        <w:t>■行政院公共工程委員會公共工程金質獎之得獎廠商，</w:t>
+      </w:r>
+      <w:proofErr w:type="gramStart"/>
+      <w:r>
+        <w:rPr>
+          <w:rFonts w:hint="eastAsia"/>
+        </w:rPr>
+        <w:t>減收原應</w:t>
+      </w:r>
+      <w:proofErr w:type="gramEnd"/>
+      <w:r>
+        <w:rPr>
+          <w:rFonts w:hint="eastAsia"/>
+        </w:rPr>
+        <w:t>繳額度之</w:t>
       </w:r>
       <w:r>
         <w:t>50%</w:t>
@@ -9791,14 +11972,30 @@
           <w:szCs w:val="28"/>
           <w:u w:val="single"/>
         </w:rPr>
-        <w:t>民間參與公共建設金擘獎</w:t>
-      </w:r>
-      <w:r>
-        <w:rPr>
-          <w:rFonts w:hint="eastAsia"/>
+        <w:t>民間參與公共建設金</w:t>
+      </w:r>
+      <w:proofErr w:type="gramStart"/>
+      <w:r>
+        <w:rPr>
           <w:szCs w:val="28"/>
           <w:u w:val="single"/>
         </w:rPr>
+        <w:t>擘</w:t>
+      </w:r>
+      <w:proofErr w:type="gramEnd"/>
+      <w:r>
+        <w:rPr>
+          <w:szCs w:val="28"/>
+          <w:u w:val="single"/>
+        </w:rPr>
+        <w:t>獎</w:t>
+      </w:r>
+      <w:r>
+        <w:rPr>
+          <w:rFonts w:hint="eastAsia"/>
+          <w:szCs w:val="28"/>
+          <w:u w:val="single"/>
+        </w:rPr>
         <w:t>」</w:t>
       </w:r>
       <w:r>
@@ -9821,14 +12018,23 @@
           <w:szCs w:val="28"/>
           <w:u w:val="single"/>
         </w:rPr>
-        <w:t>交通部金路獎</w:t>
-      </w:r>
-      <w:r>
-        <w:rPr>
-          <w:rFonts w:hint="eastAsia"/>
+        <w:t>交通部</w:t>
+      </w:r>
+      <w:proofErr w:type="gramStart"/>
+      <w:r>
+        <w:rPr>
           <w:szCs w:val="28"/>
           <w:u w:val="single"/>
         </w:rPr>
+        <w:t>金路獎</w:t>
+      </w:r>
+      <w:proofErr w:type="gramEnd"/>
+      <w:r>
+        <w:rPr>
+          <w:rFonts w:hint="eastAsia"/>
+          <w:szCs w:val="28"/>
+          <w:u w:val="single"/>
+        </w:rPr>
         <w:t>」</w:t>
       </w:r>
       <w:r>
@@ -9882,7 +12088,23 @@
           <w:rFonts w:hint="eastAsia"/>
           <w:spacing w:val="0"/>
         </w:rPr>
-        <w:t>由招標機關敘明獎項名稱及減收額度，其減收總額度不逾原定應繳總額之</w:t>
+        <w:t>由招標機關敘明獎項名稱及減收額度，其減收總額度</w:t>
+      </w:r>
+      <w:proofErr w:type="gramStart"/>
+      <w:r>
+        <w:rPr>
+          <w:rFonts w:hint="eastAsia"/>
+          <w:spacing w:val="0"/>
+        </w:rPr>
+        <w:t>不</w:t>
+      </w:r>
+      <w:proofErr w:type="gramEnd"/>
+      <w:r>
+        <w:rPr>
+          <w:rFonts w:hint="eastAsia"/>
+          <w:spacing w:val="0"/>
+        </w:rPr>
+        <w:t>逾原定應繳總額之</w:t>
       </w:r>
       <w:r>
         <w:rPr>
@@ -9962,13 +12184,23 @@
         </w:rPr>
         <w:t>，</w:t>
       </w:r>
-      <w:r>
-        <w:rPr>
-          <w:rFonts w:hint="eastAsia"/>
-          <w:color w:val="FF0000"/>
-          <w:spacing w:val="0"/>
-        </w:rPr>
-        <w:t>減收原應繳額度之50%。</w:t>
+      <w:proofErr w:type="gramStart"/>
+      <w:r>
+        <w:rPr>
+          <w:rFonts w:hint="eastAsia"/>
+          <w:color w:val="FF0000"/>
+          <w:spacing w:val="0"/>
+        </w:rPr>
+        <w:t>減收原應</w:t>
+      </w:r>
+      <w:proofErr w:type="gramEnd"/>
+      <w:r>
+        <w:rPr>
+          <w:rFonts w:hint="eastAsia"/>
+          <w:color w:val="FF0000"/>
+          <w:spacing w:val="0"/>
+        </w:rPr>
+        <w:t>繳額度之50%。</w:t>
       </w:r>
       <w:bookmarkEnd w:id="6"/>
     </w:p>
@@ -9986,7 +12218,21 @@
         <w:rPr>
           <w:spacing w:val="0"/>
         </w:rPr>
-        <w:t>得標廠商為押標金保證金暨其他擔保作業辦法第33條之6所稱全球化廠商者，履約保證金予以減收之金額(無者免填)：</w:t>
+        <w:t>得標廠商為押標金保證金暨其他擔保作業辦法第33條之6所稱全球化廠商者，履約保證金予以減收之金額(</w:t>
+      </w:r>
+      <w:proofErr w:type="gramStart"/>
+      <w:r>
+        <w:rPr>
+          <w:spacing w:val="0"/>
+        </w:rPr>
+        <w:t>無者免填</w:t>
+      </w:r>
+      <w:proofErr w:type="gramEnd"/>
+      <w:r>
+        <w:rPr>
+          <w:spacing w:val="0"/>
+        </w:rPr>
+        <w:t>)：</w:t>
       </w:r>
     </w:p>
     <w:p>
@@ -10036,7 +12282,23 @@
           <w:rFonts w:hint="eastAsia"/>
           <w:spacing w:val="0"/>
         </w:rPr>
-        <w:t>，且得標案件屬營造業法所稱營繕工程之工程採購者，</w:t>
+        <w:t>，且得標案件屬營造業法所稱營</w:t>
+      </w:r>
+      <w:proofErr w:type="gramStart"/>
+      <w:r>
+        <w:rPr>
+          <w:rFonts w:hint="eastAsia"/>
+          <w:spacing w:val="0"/>
+        </w:rPr>
+        <w:t>繕</w:t>
+      </w:r>
+      <w:proofErr w:type="gramEnd"/>
+      <w:r>
+        <w:rPr>
+          <w:rFonts w:hint="eastAsia"/>
+          <w:spacing w:val="0"/>
+        </w:rPr>
+        <w:t>工程之工程採購者，</w:t>
       </w:r>
       <w:r>
         <w:rPr>
@@ -10049,7 +12311,23 @@
           <w:rFonts w:hint="eastAsia"/>
           <w:spacing w:val="0"/>
         </w:rPr>
-        <w:t>，其減收金額不併入前2項減收總額度計算</w:t>
+        <w:t>，其減收金額</w:t>
+      </w:r>
+      <w:proofErr w:type="gramStart"/>
+      <w:r>
+        <w:rPr>
+          <w:rFonts w:hint="eastAsia"/>
+          <w:spacing w:val="0"/>
+        </w:rPr>
+        <w:t>不</w:t>
+      </w:r>
+      <w:proofErr w:type="gramEnd"/>
+      <w:r>
+        <w:rPr>
+          <w:rFonts w:hint="eastAsia"/>
+          <w:spacing w:val="0"/>
+        </w:rPr>
+        <w:t>併入前2項減收總額度計算</w:t>
       </w:r>
       <w:r>
         <w:rPr>
@@ -10077,7 +12355,25 @@
           <w:color w:val="FF0000"/>
           <w:spacing w:val="0"/>
         </w:rPr>
-        <w:t>履約保證金減收原應繳額度之50%</w:t>
+        <w:t>履約保證金</w:t>
+      </w:r>
+      <w:proofErr w:type="gramStart"/>
+      <w:r>
+        <w:rPr>
+          <w:rFonts w:hint="eastAsia"/>
+          <w:color w:val="FF0000"/>
+          <w:spacing w:val="0"/>
+        </w:rPr>
+        <w:t>減收原應</w:t>
+      </w:r>
+      <w:proofErr w:type="gramEnd"/>
+      <w:r>
+        <w:rPr>
+          <w:rFonts w:hint="eastAsia"/>
+          <w:color w:val="FF0000"/>
+          <w:spacing w:val="0"/>
+        </w:rPr>
+        <w:t>繳額度之50%</w:t>
       </w:r>
       <w:r>
         <w:rPr>
@@ -10106,7 +12402,21 @@
         <w:rPr>
           <w:spacing w:val="0"/>
         </w:rPr>
-        <w:t>履約保證金有效期(無履約保證金者免填)：</w:t>
+        <w:t>履約保證金有效期(無履約保證金</w:t>
+      </w:r>
+      <w:proofErr w:type="gramStart"/>
+      <w:r>
+        <w:rPr>
+          <w:spacing w:val="0"/>
+        </w:rPr>
+        <w:t>者免填</w:t>
+      </w:r>
+      <w:proofErr w:type="gramEnd"/>
+      <w:r>
+        <w:rPr>
+          <w:spacing w:val="0"/>
+        </w:rPr>
+        <w:t>)：</w:t>
       </w:r>
     </w:p>
     <w:p>
@@ -10124,7 +12434,23 @@
           <w:rFonts w:hint="eastAsia"/>
           <w:spacing w:val="0"/>
         </w:rPr>
-        <w:t>廠商以銀行開發或保兌之不可撤銷擔保信用狀、銀行之書面連帶保證或保險公司之保證保險單繳納履約保證金者，其有效期應較契約約定之最後施工、供應或安裝期限長</w:t>
+        <w:t>廠商以銀行開發或</w:t>
+      </w:r>
+      <w:proofErr w:type="gramStart"/>
+      <w:r>
+        <w:rPr>
+          <w:rFonts w:hint="eastAsia"/>
+          <w:spacing w:val="0"/>
+        </w:rPr>
+        <w:t>保兌之</w:t>
+      </w:r>
+      <w:proofErr w:type="gramEnd"/>
+      <w:r>
+        <w:rPr>
+          <w:rFonts w:hint="eastAsia"/>
+          <w:spacing w:val="0"/>
+        </w:rPr>
+        <w:t>不可撤銷擔保信用狀、銀行之書面連帶保證或保險公司之保證保險單繳納履約保證金者，其有效期應較契約約定之最後施工、供應或安裝期限長</w:t>
       </w:r>
       <w:r>
         <w:rPr>
@@ -10175,7 +12501,21 @@
         <w:rPr>
           <w:spacing w:val="0"/>
         </w:rPr>
-        <w:t>履約保證金繳納期限(無履約保證金者免填)：</w:t>
+        <w:t>履約保證金繳納期限(無履約保證金</w:t>
+      </w:r>
+      <w:proofErr w:type="gramStart"/>
+      <w:r>
+        <w:rPr>
+          <w:spacing w:val="0"/>
+        </w:rPr>
+        <w:t>者免填</w:t>
+      </w:r>
+      <w:proofErr w:type="gramEnd"/>
+      <w:r>
+        <w:rPr>
+          <w:spacing w:val="0"/>
+        </w:rPr>
+        <w:t>)：</w:t>
       </w:r>
     </w:p>
     <w:p>
@@ -10377,7 +12717,21 @@
         <w:rPr>
           <w:spacing w:val="0"/>
         </w:rPr>
-        <w:t>保固保證金金額(無者免填)：</w:t>
+        <w:t>保固保證金金額(</w:t>
+      </w:r>
+      <w:proofErr w:type="gramStart"/>
+      <w:r>
+        <w:rPr>
+          <w:spacing w:val="0"/>
+        </w:rPr>
+        <w:t>無者免填</w:t>
+      </w:r>
+      <w:proofErr w:type="gramEnd"/>
+      <w:r>
+        <w:rPr>
+          <w:spacing w:val="0"/>
+        </w:rPr>
+        <w:t>)：</w:t>
       </w:r>
       <w:r>
         <w:rPr>
@@ -10456,7 +12810,21 @@
         <w:rPr>
           <w:spacing w:val="0"/>
         </w:rPr>
-        <w:t>保固保證金有效期(無保固保證金者免填)：</w:t>
+        <w:t>保固保證金有效期(無保固保證金</w:t>
+      </w:r>
+      <w:proofErr w:type="gramStart"/>
+      <w:r>
+        <w:rPr>
+          <w:spacing w:val="0"/>
+        </w:rPr>
+        <w:t>者免填</w:t>
+      </w:r>
+      <w:proofErr w:type="gramEnd"/>
+      <w:r>
+        <w:rPr>
+          <w:spacing w:val="0"/>
+        </w:rPr>
+        <w:t>)：</w:t>
       </w:r>
     </w:p>
     <w:p>
@@ -10476,7 +12844,25 @@
           <w:color w:val="FF0000"/>
           <w:spacing w:val="0"/>
         </w:rPr>
-        <w:t>廠商以銀行開發或保兌之不可撤銷擔保信用狀、銀行之書面連帶保證或保險公司之保證保險單繳納保固保證金者，其有效期應較契約規定之保固期長九十日。</w:t>
+        <w:t>廠商以銀行開發或</w:t>
+      </w:r>
+      <w:proofErr w:type="gramStart"/>
+      <w:r>
+        <w:rPr>
+          <w:rFonts w:hint="eastAsia"/>
+          <w:color w:val="FF0000"/>
+          <w:spacing w:val="0"/>
+        </w:rPr>
+        <w:t>保兌之</w:t>
+      </w:r>
+      <w:proofErr w:type="gramEnd"/>
+      <w:r>
+        <w:rPr>
+          <w:rFonts w:hint="eastAsia"/>
+          <w:color w:val="FF0000"/>
+          <w:spacing w:val="0"/>
+        </w:rPr>
+        <w:t>不可撤銷擔保信用狀、銀行之書面連帶保證或保險公司之保證保險單繳納保固保證金者，其有效期應較契約規定之保固期長九十日。</w:t>
       </w:r>
     </w:p>
     <w:p>
@@ -10497,7 +12883,21 @@
         <w:rPr>
           <w:spacing w:val="0"/>
         </w:rPr>
-        <w:t>保固保證金繳納期限(無保固保證金者免填)：</w:t>
+        <w:t>保固保證金繳納期限(無保固保證金</w:t>
+      </w:r>
+      <w:proofErr w:type="gramStart"/>
+      <w:r>
+        <w:rPr>
+          <w:spacing w:val="0"/>
+        </w:rPr>
+        <w:t>者免填</w:t>
+      </w:r>
+      <w:proofErr w:type="gramEnd"/>
+      <w:r>
+        <w:rPr>
+          <w:spacing w:val="0"/>
+        </w:rPr>
+        <w:t>)：</w:t>
       </w:r>
       <w:r>
         <w:rPr>
@@ -10526,7 +12926,21 @@
         <w:rPr>
           <w:spacing w:val="0"/>
         </w:rPr>
-        <w:t>得標廠商提出其他廠商之履約及賠償連帶保證者，保固保證金予以減收之金額(無者免填)：</w:t>
+        <w:t>得標廠商提出其他廠商之履約及賠償連帶保證者，保固保證金予以減收之金額(</w:t>
+      </w:r>
+      <w:proofErr w:type="gramStart"/>
+      <w:r>
+        <w:rPr>
+          <w:spacing w:val="0"/>
+        </w:rPr>
+        <w:t>無者免填</w:t>
+      </w:r>
+      <w:proofErr w:type="gramEnd"/>
+      <w:r>
+        <w:rPr>
+          <w:spacing w:val="0"/>
+        </w:rPr>
+        <w:t>)：</w:t>
       </w:r>
     </w:p>
     <w:p>
@@ -10602,45 +13016,71 @@
         </w:rPr>
         <w:t>公開於政府電子採購網</w:t>
       </w:r>
-      <w:hyperlink r:id="rId9" w:history="1">
-        <w:r>
-          <w:rPr>
-            <w:rStyle w:val="aa"/>
-            <w:spacing w:val="0"/>
-          </w:rPr>
-          <w:t>https://web.pcc.gov.tw/</w:t>
-        </w:r>
-        <w:r>
-          <w:rPr>
-            <w:rStyle w:val="aa"/>
-            <w:rFonts w:hint="eastAsia"/>
-            <w:spacing w:val="0"/>
-          </w:rPr>
-          <w:t>查詢服務</w:t>
-        </w:r>
-        <w:r>
-          <w:rPr>
-            <w:rStyle w:val="aa"/>
-            <w:spacing w:val="0"/>
-          </w:rPr>
-          <w:t>/廠商相關</w:t>
-        </w:r>
-        <w:r>
-          <w:rPr>
-            <w:rStyle w:val="aa"/>
-            <w:rFonts w:hint="eastAsia"/>
-            <w:spacing w:val="0"/>
-          </w:rPr>
-          <w:t>/優良廠商名單</w:t>
-        </w:r>
-        <w:r>
-          <w:rPr>
-            <w:rStyle w:val="aa"/>
-            <w:spacing w:val="0"/>
-          </w:rPr>
-          <w:t>/</w:t>
-        </w:r>
-      </w:hyperlink>
+      <w:r>
+        <w:rPr>
+          <w:rStyle w:val="aa"/>
+          <w:spacing w:val="0"/>
+        </w:rPr>
+        <w:fldChar w:fldCharType="begin"/>
+      </w:r>
+      <w:r>
+        <w:rPr>
+          <w:rStyle w:val="aa"/>
+          <w:spacing w:val="0"/>
+        </w:rPr>
+        <w:instrText xml:space="preserve"> HYPERLINK "https://web.pcc.gov.tw/查詢服務/廠商相關/優良廠商名單/" </w:instrText>
+      </w:r>
+      <w:r>
+        <w:rPr>
+          <w:rStyle w:val="aa"/>
+          <w:spacing w:val="0"/>
+        </w:rPr>
+        <w:fldChar w:fldCharType="separate"/>
+      </w:r>
+      <w:r>
+        <w:rPr>
+          <w:rStyle w:val="aa"/>
+          <w:spacing w:val="0"/>
+        </w:rPr>
+        <w:t>https://web.pcc.gov.tw/</w:t>
+      </w:r>
+      <w:r>
+        <w:rPr>
+          <w:rStyle w:val="aa"/>
+          <w:rFonts w:hint="eastAsia"/>
+          <w:spacing w:val="0"/>
+        </w:rPr>
+        <w:t>查詢服務</w:t>
+      </w:r>
+      <w:r>
+        <w:rPr>
+          <w:rStyle w:val="aa"/>
+          <w:spacing w:val="0"/>
+        </w:rPr>
+        <w:t>/廠商相關</w:t>
+      </w:r>
+      <w:r>
+        <w:rPr>
+          <w:rStyle w:val="aa"/>
+          <w:rFonts w:hint="eastAsia"/>
+          <w:spacing w:val="0"/>
+        </w:rPr>
+        <w:t>/優良廠商名單</w:t>
+      </w:r>
+      <w:r>
+        <w:rPr>
+          <w:rStyle w:val="aa"/>
+          <w:spacing w:val="0"/>
+        </w:rPr>
+        <w:t>/</w:t>
+      </w:r>
+      <w:r>
+        <w:rPr>
+          <w:rStyle w:val="aa"/>
+          <w:spacing w:val="0"/>
+        </w:rPr>
+        <w:fldChar w:fldCharType="end"/>
+      </w:r>
       <w:r>
         <w:rPr>
           <w:rFonts w:hint="eastAsia"/>
@@ -10688,7 +13128,21 @@
         <w:rPr>
           <w:rFonts w:hint="eastAsia"/>
         </w:rPr>
-        <w:t>■行政院公共工程委員會公共工程金質獎之得獎廠商，減收原應繳額度之</w:t>
+        <w:t>■行政院公共工程委員會公共工程金質獎之得獎廠商，</w:t>
+      </w:r>
+      <w:proofErr w:type="gramStart"/>
+      <w:r>
+        <w:rPr>
+          <w:rFonts w:hint="eastAsia"/>
+        </w:rPr>
+        <w:t>減收原應</w:t>
+      </w:r>
+      <w:proofErr w:type="gramEnd"/>
+      <w:r>
+        <w:rPr>
+          <w:rFonts w:hint="eastAsia"/>
+        </w:rPr>
+        <w:t>繳額度之</w:t>
       </w:r>
       <w:r>
         <w:t>50%</w:t>
@@ -10777,7 +13231,21 @@
         <w:rPr>
           <w:szCs w:val="28"/>
         </w:rPr>
-        <w:t>民間參與公共建設金擘獎</w:t>
+        <w:t>民間參與公共建設金</w:t>
+      </w:r>
+      <w:proofErr w:type="gramStart"/>
+      <w:r>
+        <w:rPr>
+          <w:szCs w:val="28"/>
+        </w:rPr>
+        <w:t>擘</w:t>
+      </w:r>
+      <w:proofErr w:type="gramEnd"/>
+      <w:r>
+        <w:rPr>
+          <w:szCs w:val="28"/>
+        </w:rPr>
+        <w:t>獎</w:t>
       </w:r>
       <w:r>
         <w:rPr>
@@ -10803,8 +13271,16 @@
         <w:rPr>
           <w:szCs w:val="28"/>
         </w:rPr>
-        <w:t>交通部金路獎</w:t>
-      </w:r>
+        <w:t>交通部</w:t>
+      </w:r>
+      <w:proofErr w:type="gramStart"/>
+      <w:r>
+        <w:rPr>
+          <w:szCs w:val="28"/>
+        </w:rPr>
+        <w:t>金路獎</w:t>
+      </w:r>
+      <w:proofErr w:type="gramEnd"/>
       <w:r>
         <w:rPr>
           <w:rFonts w:hint="eastAsia"/>
@@ -10857,7 +13333,23 @@
           <w:rFonts w:hint="eastAsia"/>
           <w:spacing w:val="0"/>
         </w:rPr>
-        <w:t>由招標機關敘明獎項名稱及減收額度，其減收總額度不逾原定應繳總額之</w:t>
+        <w:t>由招標機關敘明獎項名稱及減收額度，其減收總額度</w:t>
+      </w:r>
+      <w:proofErr w:type="gramStart"/>
+      <w:r>
+        <w:rPr>
+          <w:rFonts w:hint="eastAsia"/>
+          <w:spacing w:val="0"/>
+        </w:rPr>
+        <w:t>不</w:t>
+      </w:r>
+      <w:proofErr w:type="gramEnd"/>
+      <w:r>
+        <w:rPr>
+          <w:rFonts w:hint="eastAsia"/>
+          <w:spacing w:val="0"/>
+        </w:rPr>
+        <w:t>逾原定應繳總額之</w:t>
       </w:r>
       <w:r>
         <w:rPr>
@@ -10934,7 +13426,25 @@
           <w:color w:val="FF0000"/>
           <w:spacing w:val="0"/>
         </w:rPr>
-        <w:t>，減收原應繳額度之50%。</w:t>
+        <w:t>，</w:t>
+      </w:r>
+      <w:proofErr w:type="gramStart"/>
+      <w:r>
+        <w:rPr>
+          <w:rFonts w:hint="eastAsia"/>
+          <w:color w:val="FF0000"/>
+          <w:spacing w:val="0"/>
+        </w:rPr>
+        <w:t>減收原應</w:t>
+      </w:r>
+      <w:proofErr w:type="gramEnd"/>
+      <w:r>
+        <w:rPr>
+          <w:rFonts w:hint="eastAsia"/>
+          <w:color w:val="FF0000"/>
+          <w:spacing w:val="0"/>
+        </w:rPr>
+        <w:t>繳額度之50%。</w:t>
       </w:r>
     </w:p>
     <w:p>
@@ -10951,7 +13461,21 @@
         <w:rPr>
           <w:spacing w:val="0"/>
         </w:rPr>
-        <w:t>得標廠商為押標金保證金暨其他擔保作業辦法第33條之6所稱全球化廠商者，保固保證金予以減收之金額(無者免填)：</w:t>
+        <w:t>得標廠商為押標金保證金暨其他擔保作業辦法第33條之6所稱全球化廠商者，保固保證金予以減收之金額(</w:t>
+      </w:r>
+      <w:proofErr w:type="gramStart"/>
+      <w:r>
+        <w:rPr>
+          <w:spacing w:val="0"/>
+        </w:rPr>
+        <w:t>無者免填</w:t>
+      </w:r>
+      <w:proofErr w:type="gramEnd"/>
+      <w:r>
+        <w:rPr>
+          <w:spacing w:val="0"/>
+        </w:rPr>
+        <w:t>)：</w:t>
       </w:r>
     </w:p>
     <w:p>
@@ -11001,7 +13525,23 @@
           <w:rFonts w:hint="eastAsia"/>
           <w:spacing w:val="0"/>
         </w:rPr>
-        <w:t>，且得標案件屬營造業法所稱營繕工程之工程採購者，</w:t>
+        <w:t>，且得標案件屬營造業法所稱營</w:t>
+      </w:r>
+      <w:proofErr w:type="gramStart"/>
+      <w:r>
+        <w:rPr>
+          <w:rFonts w:hint="eastAsia"/>
+          <w:spacing w:val="0"/>
+        </w:rPr>
+        <w:t>繕</w:t>
+      </w:r>
+      <w:proofErr w:type="gramEnd"/>
+      <w:r>
+        <w:rPr>
+          <w:rFonts w:hint="eastAsia"/>
+          <w:spacing w:val="0"/>
+        </w:rPr>
+        <w:t>工程之工程採購者，</w:t>
       </w:r>
       <w:r>
         <w:rPr>
@@ -11014,7 +13554,23 @@
           <w:rFonts w:hint="eastAsia"/>
           <w:spacing w:val="0"/>
         </w:rPr>
-        <w:t>，其減收金額不併入前2項減收總額度計算</w:t>
+        <w:t>，其減收金額</w:t>
+      </w:r>
+      <w:proofErr w:type="gramStart"/>
+      <w:r>
+        <w:rPr>
+          <w:rFonts w:hint="eastAsia"/>
+          <w:spacing w:val="0"/>
+        </w:rPr>
+        <w:t>不</w:t>
+      </w:r>
+      <w:proofErr w:type="gramEnd"/>
+      <w:r>
+        <w:rPr>
+          <w:rFonts w:hint="eastAsia"/>
+          <w:spacing w:val="0"/>
+        </w:rPr>
+        <w:t>併入前2項減收總額度計算</w:t>
       </w:r>
       <w:r>
         <w:rPr>
@@ -11055,7 +13611,21 @@
         <w:rPr>
           <w:spacing w:val="0"/>
         </w:rPr>
-        <w:t>預付款還款保證金額(無者免填)：</w:t>
+        <w:t>預付款還款保證金額(</w:t>
+      </w:r>
+      <w:proofErr w:type="gramStart"/>
+      <w:r>
+        <w:rPr>
+          <w:spacing w:val="0"/>
+        </w:rPr>
+        <w:t>無者免填</w:t>
+      </w:r>
+      <w:proofErr w:type="gramEnd"/>
+      <w:r>
+        <w:rPr>
+          <w:spacing w:val="0"/>
+        </w:rPr>
+        <w:t>)：</w:t>
       </w:r>
     </w:p>
     <w:p>
@@ -11076,7 +13646,21 @@
         <w:rPr>
           <w:spacing w:val="0"/>
         </w:rPr>
-        <w:t>預付款還款保證有效期(無預付款還款保證者免填)：</w:t>
+        <w:t>預付款還款保證有效期(無預付款還款保證</w:t>
+      </w:r>
+      <w:proofErr w:type="gramStart"/>
+      <w:r>
+        <w:rPr>
+          <w:spacing w:val="0"/>
+        </w:rPr>
+        <w:t>者免填</w:t>
+      </w:r>
+      <w:proofErr w:type="gramEnd"/>
+      <w:r>
+        <w:rPr>
+          <w:spacing w:val="0"/>
+        </w:rPr>
+        <w:t>)：</w:t>
       </w:r>
     </w:p>
     <w:p>
@@ -11097,7 +13681,21 @@
         <w:rPr>
           <w:spacing w:val="0"/>
         </w:rPr>
-        <w:t>預付款還款保證繳納期限(無預付款還款保證者免填)：</w:t>
+        <w:t>預付款還款保證繳納期限(無預付款還款保證</w:t>
+      </w:r>
+      <w:proofErr w:type="gramStart"/>
+      <w:r>
+        <w:rPr>
+          <w:spacing w:val="0"/>
+        </w:rPr>
+        <w:t>者免填</w:t>
+      </w:r>
+      <w:proofErr w:type="gramEnd"/>
+      <w:r>
+        <w:rPr>
+          <w:spacing w:val="0"/>
+        </w:rPr>
+        <w:t>)：</w:t>
       </w:r>
     </w:p>
     <w:p>
@@ -11121,7 +13719,23 @@
           <w:rFonts w:hint="eastAsia"/>
           <w:spacing w:val="0"/>
         </w:rPr>
-        <w:t>、植栽工程養護期保證金（僅適用於植栽工程驗收合格後給付全部植栽價金之情形）額度為全部植栽價金之</w:t>
+        <w:t>、植栽工程養護期保證金（僅適用於植栽工程驗收合格後給付全部植栽價金之情形）額度為全部</w:t>
+      </w:r>
+      <w:proofErr w:type="gramStart"/>
+      <w:r>
+        <w:rPr>
+          <w:rFonts w:hint="eastAsia"/>
+          <w:spacing w:val="0"/>
+        </w:rPr>
+        <w:t>植栽價金</w:t>
+      </w:r>
+      <w:proofErr w:type="gramEnd"/>
+      <w:r>
+        <w:rPr>
+          <w:rFonts w:hint="eastAsia"/>
+          <w:spacing w:val="0"/>
+        </w:rPr>
+        <w:t>之</w:t>
       </w:r>
       <w:r>
         <w:rPr>
@@ -11137,7 +13751,39 @@
           <w:rFonts w:hint="eastAsia"/>
           <w:spacing w:val="0"/>
         </w:rPr>
-        <w:t>%（由機關於招標時自行填列；未填列者，為25%），於</w:t>
+        <w:t>%</w:t>
+      </w:r>
+      <w:proofErr w:type="gramStart"/>
+      <w:r>
+        <w:rPr>
+          <w:rFonts w:hint="eastAsia"/>
+          <w:spacing w:val="0"/>
+        </w:rPr>
+        <w:t>（</w:t>
+      </w:r>
+      <w:proofErr w:type="gramEnd"/>
+      <w:r>
+        <w:rPr>
+          <w:rFonts w:hint="eastAsia"/>
+          <w:spacing w:val="0"/>
+        </w:rPr>
+        <w:t>由機關於招標時自行填列；未填列者，為25%</w:t>
+      </w:r>
+      <w:proofErr w:type="gramStart"/>
+      <w:r>
+        <w:rPr>
+          <w:rFonts w:hint="eastAsia"/>
+          <w:spacing w:val="0"/>
+        </w:rPr>
+        <w:t>）</w:t>
+      </w:r>
+      <w:proofErr w:type="gramEnd"/>
+      <w:r>
+        <w:rPr>
+          <w:rFonts w:hint="eastAsia"/>
+          <w:spacing w:val="0"/>
+        </w:rPr>
+        <w:t>，於</w:t>
       </w:r>
       <w:r>
         <w:rPr>
@@ -11172,7 +13818,21 @@
           <w:spacing w:val="0"/>
         </w:rPr>
         <w:lastRenderedPageBreak/>
-        <w:t>各種保證金之繳納處所或金融機構帳號(無保證金者免填)：</w:t>
+        <w:t>各種保證金之繳納處所或金融機構帳號(無保證金</w:t>
+      </w:r>
+      <w:proofErr w:type="gramStart"/>
+      <w:r>
+        <w:rPr>
+          <w:spacing w:val="0"/>
+        </w:rPr>
+        <w:t>者免填</w:t>
+      </w:r>
+      <w:proofErr w:type="gramEnd"/>
+      <w:r>
+        <w:rPr>
+          <w:spacing w:val="0"/>
+        </w:rPr>
+        <w:t>)：</w:t>
       </w:r>
     </w:p>
     <w:p>
@@ -11282,11 +13942,19 @@
           <w:spacing w:val="0"/>
         </w:rPr>
       </w:pPr>
-      <w:r>
-        <w:rPr>
-          <w:spacing w:val="0"/>
-        </w:rPr>
-        <w:t>押標金及保證金應</w:t>
+      <w:proofErr w:type="gramStart"/>
+      <w:r>
+        <w:rPr>
+          <w:spacing w:val="0"/>
+        </w:rPr>
+        <w:t>押</w:t>
+      </w:r>
+      <w:proofErr w:type="gramEnd"/>
+      <w:r>
+        <w:rPr>
+          <w:spacing w:val="0"/>
+        </w:rPr>
+        <w:t>標金及保證金應</w:t>
       </w:r>
       <w:r>
         <w:rPr>
@@ -11298,7 +13966,35 @@
         <w:rPr>
           <w:spacing w:val="0"/>
         </w:rPr>
-        <w:t>政府公債、設定質權之金融機構定期存款單、銀行開發或保兌之不可撤銷擔保信用狀繳納，或取具銀行之書面連帶保證、保險公司之連帶保證保險單繳納，並應符合押標金保證金暨其他擔保作業辦法規定之格式。</w:t>
+        <w:t>政府公債、設定質權之金融機構定期存款單、銀行開發或</w:t>
+      </w:r>
+      <w:proofErr w:type="gramStart"/>
+      <w:r>
+        <w:rPr>
+          <w:spacing w:val="0"/>
+        </w:rPr>
+        <w:t>保兌之</w:t>
+      </w:r>
+      <w:proofErr w:type="gramEnd"/>
+      <w:r>
+        <w:rPr>
+          <w:spacing w:val="0"/>
+        </w:rPr>
+        <w:t>不可撤銷擔保信用狀繳納，或取具銀行之書面連帶保證、保險公司之連帶保證保險單繳納，並應符合</w:t>
+      </w:r>
+      <w:proofErr w:type="gramStart"/>
+      <w:r>
+        <w:rPr>
+          <w:spacing w:val="0"/>
+        </w:rPr>
+        <w:t>押</w:t>
+      </w:r>
+      <w:proofErr w:type="gramEnd"/>
+      <w:r>
+        <w:rPr>
+          <w:spacing w:val="0"/>
+        </w:rPr>
+        <w:t>標金保證金暨其他擔保作業辦法規定之格式。</w:t>
       </w:r>
     </w:p>
     <w:p>
@@ -11326,7 +14022,23 @@
           <w:spacing w:val="0"/>
           <w:szCs w:val="28"/>
         </w:rPr>
-        <w:t>情形之一者</w:t>
+        <w:t>情形之</w:t>
+      </w:r>
+      <w:proofErr w:type="gramStart"/>
+      <w:r>
+        <w:rPr>
+          <w:spacing w:val="0"/>
+          <w:szCs w:val="28"/>
+        </w:rPr>
+        <w:t>一</w:t>
+      </w:r>
+      <w:proofErr w:type="gramEnd"/>
+      <w:r>
+        <w:rPr>
+          <w:spacing w:val="0"/>
+          <w:szCs w:val="28"/>
+        </w:rPr>
+        <w:t>者</w:t>
       </w:r>
       <w:r>
         <w:rPr>
@@ -11359,7 +14071,21 @@
         <w:rPr>
           <w:spacing w:val="0"/>
         </w:rPr>
-        <w:t>無需押標金之案件免列</w:t>
+        <w:t>無需</w:t>
+      </w:r>
+      <w:proofErr w:type="gramStart"/>
+      <w:r>
+        <w:rPr>
+          <w:spacing w:val="0"/>
+        </w:rPr>
+        <w:t>押</w:t>
+      </w:r>
+      <w:proofErr w:type="gramEnd"/>
+      <w:r>
+        <w:rPr>
+          <w:spacing w:val="0"/>
+        </w:rPr>
+        <w:t>標金之案件免列</w:t>
       </w:r>
       <w:r>
         <w:rPr>
@@ -11387,12 +14113,14 @@
         </w:rPr>
         <w:t>(</w:t>
       </w:r>
+      <w:proofErr w:type="gramStart"/>
       <w:r>
         <w:rPr>
           <w:rFonts w:ascii="Times New Roman" w:eastAsia="標楷體"/>
         </w:rPr>
         <w:t>一</w:t>
       </w:r>
+      <w:proofErr w:type="gramEnd"/>
       <w:r>
         <w:rPr>
           <w:rFonts w:ascii="Times New Roman" w:eastAsia="標楷體"/>
@@ -11537,11 +14265,19 @@
         </w:rPr>
         <w:t>)</w:t>
       </w:r>
+      <w:proofErr w:type="gramStart"/>
       <w:r>
         <w:rPr>
           <w:rFonts w:ascii="標楷體" w:eastAsia="標楷體" w:hAnsi="標楷體" w:hint="eastAsia"/>
         </w:rPr>
-        <w:t>得標後拒不簽約</w:t>
+        <w:t>得標後拒不</w:t>
+      </w:r>
+      <w:proofErr w:type="gramEnd"/>
+      <w:r>
+        <w:rPr>
+          <w:rFonts w:ascii="標楷體" w:eastAsia="標楷體" w:hAnsi="標楷體" w:hint="eastAsia"/>
+        </w:rPr>
+        <w:t>簽約</w:t>
       </w:r>
       <w:r>
         <w:rPr>
@@ -11687,7 +14423,23 @@
           <w:rFonts w:hint="eastAsia"/>
           <w:kern w:val="0"/>
         </w:rPr>
-        <w:t>前項追繳押標金之情形，屬廠商未依招標文件規定繳納者，追繳金額依招標文件中規定之額度定之；其為標價之一定比率而無標價可供計算者，以預算金額代之。</w:t>
+        <w:t>前項追繳</w:t>
+      </w:r>
+      <w:proofErr w:type="gramStart"/>
+      <w:r>
+        <w:rPr>
+          <w:rFonts w:hint="eastAsia"/>
+          <w:kern w:val="0"/>
+        </w:rPr>
+        <w:t>押</w:t>
+      </w:r>
+      <w:proofErr w:type="gramEnd"/>
+      <w:r>
+        <w:rPr>
+          <w:rFonts w:hint="eastAsia"/>
+          <w:kern w:val="0"/>
+        </w:rPr>
+        <w:t>標金之情形，屬廠商未依招標文件規定繳納者，追繳金額依招標文件中規定之額度定之；其為標價之一定比率而無標價可供計算者，以預算金額代之。</w:t>
       </w:r>
     </w:p>
     <w:p>
@@ -11795,7 +14547,15 @@
         <w:t>50條第1項第5款、第7</w:t>
       </w:r>
       <w:r>
-        <w:t>款情形之一。</w:t>
+        <w:t>款情形之</w:t>
+      </w:r>
+      <w:proofErr w:type="gramStart"/>
+      <w:r>
+        <w:t>一</w:t>
+      </w:r>
+      <w:proofErr w:type="gramEnd"/>
+      <w:r>
+        <w:t>。</w:t>
       </w:r>
     </w:p>
     <w:p>
@@ -11821,7 +14581,15 @@
         <w:t>87</w:t>
       </w:r>
       <w:r>
-        <w:t>條各項構成要件事實之一。</w:t>
+        <w:t>條各項構成要件事實之</w:t>
+      </w:r>
+      <w:proofErr w:type="gramStart"/>
+      <w:r>
+        <w:t>一</w:t>
+      </w:r>
+      <w:proofErr w:type="gramEnd"/>
+      <w:r>
+        <w:t>。</w:t>
       </w:r>
     </w:p>
     <w:p>
@@ -11842,7 +14610,35 @@
         <w:rPr>
           <w:spacing w:val="0"/>
         </w:rPr>
-        <w:t>廠商依「押標金保證金暨其他擔保作業辦法」規定減收押標金，其有不發還押標金之情形者，應就不發還金額中屬減收之金額補繳之。其經主管機關或相關中央目的事業主管機關取消優良廠商資格或全球化廠商資格，或經各機關依採購法第102條第3項規定刊登政府採購公報，且尚在採購法第103條第1項所定期限內者，亦同。</w:t>
+        <w:t>廠商依「押標金保證金暨其他擔保作業辦法」規定減收押標金，其有不發還</w:t>
+      </w:r>
+      <w:proofErr w:type="gramStart"/>
+      <w:r>
+        <w:rPr>
+          <w:spacing w:val="0"/>
+        </w:rPr>
+        <w:t>押</w:t>
+      </w:r>
+      <w:proofErr w:type="gramEnd"/>
+      <w:r>
+        <w:rPr>
+          <w:spacing w:val="0"/>
+        </w:rPr>
+        <w:t>標金之情形者，應就不發還金額</w:t>
+      </w:r>
+      <w:proofErr w:type="gramStart"/>
+      <w:r>
+        <w:rPr>
+          <w:spacing w:val="0"/>
+        </w:rPr>
+        <w:t>中屬減收</w:t>
+      </w:r>
+      <w:proofErr w:type="gramEnd"/>
+      <w:r>
+        <w:rPr>
+          <w:spacing w:val="0"/>
+        </w:rPr>
+        <w:t>之金額補繳之。其經主管機關或相關中央目的事業主管機關取消優良廠商資格或全球化廠商資格，或經各機關依採購法第102條第3項規定刊登政府採購公報，且尚在採購法第103條第1項所定期限內者，亦同。</w:t>
       </w:r>
     </w:p>
     <w:p>
@@ -11887,7 +14683,21 @@
         <w:rPr>
           <w:spacing w:val="0"/>
         </w:rPr>
-        <w:t>(1)訂底價，但不公告底價。</w:t>
+        <w:t>(1)訂底價，但</w:t>
+      </w:r>
+      <w:proofErr w:type="gramStart"/>
+      <w:r>
+        <w:rPr>
+          <w:spacing w:val="0"/>
+        </w:rPr>
+        <w:t>不</w:t>
+      </w:r>
+      <w:proofErr w:type="gramEnd"/>
+      <w:r>
+        <w:rPr>
+          <w:spacing w:val="0"/>
+        </w:rPr>
+        <w:t>公告底價。</w:t>
       </w:r>
     </w:p>
     <w:p>
@@ -12138,7 +14948,23 @@
           <w:rFonts w:hint="eastAsia"/>
           <w:spacing w:val="0"/>
         </w:rPr>
-        <w:t>採購法施行細則第64條之2採評分及格最低標</w:t>
+        <w:t>採購法施行細則第64條之2</w:t>
+      </w:r>
+      <w:proofErr w:type="gramStart"/>
+      <w:r>
+        <w:rPr>
+          <w:rFonts w:hint="eastAsia"/>
+          <w:spacing w:val="0"/>
+        </w:rPr>
+        <w:t>採</w:t>
+      </w:r>
+      <w:proofErr w:type="gramEnd"/>
+      <w:r>
+        <w:rPr>
+          <w:rFonts w:hint="eastAsia"/>
+          <w:spacing w:val="0"/>
+        </w:rPr>
+        <w:t>評分及格最低標</w:t>
       </w:r>
       <w:r>
         <w:rPr>
@@ -12240,7 +15066,21 @@
         <w:rPr>
           <w:spacing w:val="0"/>
         </w:rPr>
-        <w:t>（2-2）依採購法第22條第1項□第9款；□第10款；□第11款；□第14款準用最有利標。</w:t>
+        <w:t>（2-2）依採購法第22條第1項□第9款；□第10款；□第11款；□第14款</w:t>
+      </w:r>
+      <w:proofErr w:type="gramStart"/>
+      <w:r>
+        <w:rPr>
+          <w:spacing w:val="0"/>
+        </w:rPr>
+        <w:t>準</w:t>
+      </w:r>
+      <w:proofErr w:type="gramEnd"/>
+      <w:r>
+        <w:rPr>
+          <w:spacing w:val="0"/>
+        </w:rPr>
+        <w:t>用最有利標。</w:t>
       </w:r>
     </w:p>
     <w:p>
@@ -12287,7 +15127,39 @@
           <w:rFonts w:hint="eastAsia"/>
           <w:spacing w:val="0"/>
         </w:rPr>
-        <w:t>達一定分數或序位之未得標廠商，發給一定金額之獎勵金(由機關敘明一定分數或序位及其相對應之獎勵金)</w:t>
+        <w:t>達一定</w:t>
+      </w:r>
+      <w:proofErr w:type="gramStart"/>
+      <w:r>
+        <w:rPr>
+          <w:rFonts w:hint="eastAsia"/>
+          <w:spacing w:val="0"/>
+        </w:rPr>
+        <w:t>分數或序位</w:t>
+      </w:r>
+      <w:proofErr w:type="gramEnd"/>
+      <w:r>
+        <w:rPr>
+          <w:rFonts w:hint="eastAsia"/>
+          <w:spacing w:val="0"/>
+        </w:rPr>
+        <w:t>之未得標廠商，發給一定金額之獎勵金(由機關敘明一定</w:t>
+      </w:r>
+      <w:proofErr w:type="gramStart"/>
+      <w:r>
+        <w:rPr>
+          <w:rFonts w:hint="eastAsia"/>
+          <w:spacing w:val="0"/>
+        </w:rPr>
+        <w:t>分數或序位</w:t>
+      </w:r>
+      <w:proofErr w:type="gramEnd"/>
+      <w:r>
+        <w:rPr>
+          <w:rFonts w:hint="eastAsia"/>
+          <w:spacing w:val="0"/>
+        </w:rPr>
+        <w:t>及其相對應之獎勵金)</w:t>
       </w:r>
     </w:p>
     <w:p>
@@ -12477,7 +15349,21 @@
         <w:rPr>
           <w:spacing w:val="0"/>
         </w:rPr>
-        <w:t>本採購採：</w:t>
+        <w:t>本採購</w:t>
+      </w:r>
+      <w:proofErr w:type="gramStart"/>
+      <w:r>
+        <w:rPr>
+          <w:spacing w:val="0"/>
+        </w:rPr>
+        <w:t>採</w:t>
+      </w:r>
+      <w:proofErr w:type="gramEnd"/>
+      <w:r>
+        <w:rPr>
+          <w:spacing w:val="0"/>
+        </w:rPr>
+        <w:t>：</w:t>
       </w:r>
     </w:p>
     <w:p>
@@ -12533,7 +15419,21 @@
         <w:rPr>
           <w:spacing w:val="0"/>
         </w:rPr>
-        <w:t>(2)複數決標，保留採購項目或數量選擇之組合權利  (項目或數量選擇之組合方式如附件。例如得由廠商分項報價之項目，或依不同數量報價之項目及數量之上、下限；投標廠商得標項目或數量之限制、開標順序、願比照得標廠商之價格者得併列為得標廠商、決標廠商家數上限等)。</w:t>
+        <w:t>(2)複數決標，保留採購項目或數量選擇之組合權利  (項目或數量選擇之組合方式如附件。例如得由廠商分項報價之項目，或依不同數量報價之項目及數量之上、下限；投標廠商得標項目或數量之限制、開標順序、願比照得標廠商之價格者得</w:t>
+      </w:r>
+      <w:proofErr w:type="gramStart"/>
+      <w:r>
+        <w:rPr>
+          <w:spacing w:val="0"/>
+        </w:rPr>
+        <w:t>併</w:t>
+      </w:r>
+      <w:proofErr w:type="gramEnd"/>
+      <w:r>
+        <w:rPr>
+          <w:spacing w:val="0"/>
+        </w:rPr>
+        <w:t>列為得標廠商、決標廠商家數上限等)。</w:t>
       </w:r>
     </w:p>
     <w:p>
@@ -12619,8 +15519,16 @@
         <w:rPr>
           <w:spacing w:val="0"/>
         </w:rPr>
-        <w:t>，得先辦理保留決標，俟</w:t>
-      </w:r>
+        <w:t>，得先辦理保留決標，</w:t>
+      </w:r>
+      <w:proofErr w:type="gramStart"/>
+      <w:r>
+        <w:rPr>
+          <w:spacing w:val="0"/>
+        </w:rPr>
+        <w:t>俟</w:t>
+      </w:r>
+      <w:proofErr w:type="gramEnd"/>
       <w:r>
         <w:rPr>
           <w:rFonts w:hint="eastAsia"/>
@@ -12628,11 +15536,19 @@
         </w:rPr>
         <w:t>核定</w:t>
       </w:r>
-      <w:r>
-        <w:rPr>
-          <w:spacing w:val="0"/>
-        </w:rPr>
-        <w:t>後始決標生效。</w:t>
+      <w:proofErr w:type="gramStart"/>
+      <w:r>
+        <w:rPr>
+          <w:spacing w:val="0"/>
+        </w:rPr>
+        <w:t>後始決標</w:t>
+      </w:r>
+      <w:proofErr w:type="gramEnd"/>
+      <w:r>
+        <w:rPr>
+          <w:spacing w:val="0"/>
+        </w:rPr>
+        <w:t>生效。</w:t>
       </w:r>
     </w:p>
     <w:p>
@@ -12897,7 +15813,31 @@
       </w:r>
       <w:r>
         <w:lastRenderedPageBreak/>
-        <w:t>勞工（指受派遣事業單位僱用，並向各機關提供勞務者）之薪資（內含勞工依法自行負擔之勞保、健保、就業保險費用）與廠商應負擔之勞保、健保、就業保險費用、積欠工資墊償基金提繳費及勞工退休金等費用，採固定金額支付，不列入報價範圍。廠商僅需就管理費用（含利潤、相關稅捐及管理所需一切費用等）報價。決標後，廠商報價與前述固定金額合計為契約總價，詳如附件報價明細表【註：報價明細表範例如附件，機關於招標時依案件性質參酌調整後附於投標須知。派遣勞工之加班費及差旅費，不含於契約價金，如發生此等費用，其計算方式依勞動法令規定另行支付】。</w:t>
+        <w:t>勞工（指受派遣事業單位僱用，並向各機關提供勞務者）之薪資（內含勞工依法自行負擔之勞保、健保、就業保險費用）與廠商應負擔之勞保、健保、就業保險費用、積欠工資墊償基金提繳費及勞工退休金等費用，</w:t>
+      </w:r>
+      <w:proofErr w:type="gramStart"/>
+      <w:r>
+        <w:t>採</w:t>
+      </w:r>
+      <w:proofErr w:type="gramEnd"/>
+      <w:r>
+        <w:t>固定金額支付，不列入報價範圍。廠商僅需就管理費用（含利潤、相關稅捐及管理所需一切費用等）報價。決標後，廠商報價與前述固定金額合計為契約總價，詳如附件報價明細表</w:t>
+      </w:r>
+      <w:proofErr w:type="gramStart"/>
+      <w:r>
+        <w:t>【註</w:t>
+      </w:r>
+      <w:proofErr w:type="gramEnd"/>
+      <w:r>
+        <w:t>：報價明細表範例如附件，機關於招標時依案件性質參酌調整後附於投標須知。派遣勞工之加班費及差旅費，不含於契約價金，如發生此等費用，其計算方式依勞動法令規定另行支付</w:t>
+      </w:r>
+      <w:proofErr w:type="gramStart"/>
+      <w:r>
+        <w:t>】</w:t>
+      </w:r>
+      <w:proofErr w:type="gramEnd"/>
+      <w:r>
+        <w:t>。</w:t>
       </w:r>
     </w:p>
     <w:p>
@@ -12918,7 +15858,21 @@
         <w:rPr>
           <w:spacing w:val="0"/>
         </w:rPr>
-        <w:t>無法決標時是否得依採購法第56條規定採行協商措施：</w:t>
+        <w:t>無法決標時是否得依採購法第56條規定</w:t>
+      </w:r>
+      <w:proofErr w:type="gramStart"/>
+      <w:r>
+        <w:rPr>
+          <w:spacing w:val="0"/>
+        </w:rPr>
+        <w:t>採</w:t>
+      </w:r>
+      <w:proofErr w:type="gramEnd"/>
+      <w:r>
+        <w:rPr>
+          <w:spacing w:val="0"/>
+        </w:rPr>
+        <w:t>行協商措施：</w:t>
       </w:r>
     </w:p>
     <w:p>
@@ -12932,7 +15886,15 @@
         <w:sym w:font="Wingdings" w:char="F0A8"/>
       </w:r>
       <w:r>
-        <w:t>(1)是；採行協商措施得更改之項目（請敘明）：</w:t>
+        <w:t>(1)是；</w:t>
+      </w:r>
+      <w:proofErr w:type="gramStart"/>
+      <w:r>
+        <w:t>採</w:t>
+      </w:r>
+      <w:proofErr w:type="gramEnd"/>
+      <w:r>
+        <w:t>行協商措施得更改之項目（請敘明）：</w:t>
       </w:r>
     </w:p>
     <w:p>
@@ -12971,7 +15933,35 @@
         <w:rPr>
           <w:spacing w:val="0"/>
         </w:rPr>
-        <w:t xml:space="preserve">本採購保留未來向得標廠商增購之權利，擬增購之項目及內容(請載明擴充之金額、數量或期間上限，並應將預估選購或擴充項目所需金額計入採購金額。未保留增購權利者免填)：        </w:t>
+        <w:t>本採購保留未來向得標廠商增購之權利，擬增購之項目及內容(</w:t>
+      </w:r>
+      <w:proofErr w:type="gramStart"/>
+      <w:r>
+        <w:rPr>
+          <w:spacing w:val="0"/>
+        </w:rPr>
+        <w:t>請載明</w:t>
+      </w:r>
+      <w:proofErr w:type="gramEnd"/>
+      <w:r>
+        <w:rPr>
+          <w:spacing w:val="0"/>
+        </w:rPr>
+        <w:t>擴充之金額、數量或期間上限，並應將預估選購或擴充項目所需金額計入採購金額。未保留增購權利</w:t>
+      </w:r>
+      <w:proofErr w:type="gramStart"/>
+      <w:r>
+        <w:rPr>
+          <w:spacing w:val="0"/>
+        </w:rPr>
+        <w:t>者免填</w:t>
+      </w:r>
+      <w:proofErr w:type="gramEnd"/>
+      <w:r>
+        <w:rPr>
+          <w:spacing w:val="0"/>
+        </w:rPr>
+        <w:t xml:space="preserve">)：        </w:t>
       </w:r>
       <w:r>
         <w:t xml:space="preserve">       </w:t>
@@ -13124,7 +16114,21 @@
         <w:rPr>
           <w:spacing w:val="0"/>
         </w:rPr>
-        <w:t>投標廠商之基本資格及應附具之證明文件如下(如允許依法令免申請核發本項基本資格證明文件之廠商參與投標，一併載明該等廠商免繳驗之證明文件</w:t>
+        <w:t>投標廠商之基本資格及應附具之證明文件如下(如允許</w:t>
+      </w:r>
+      <w:proofErr w:type="gramStart"/>
+      <w:r>
+        <w:rPr>
+          <w:spacing w:val="0"/>
+        </w:rPr>
+        <w:t>依法令免申請</w:t>
+      </w:r>
+      <w:proofErr w:type="gramEnd"/>
+      <w:r>
+        <w:rPr>
+          <w:spacing w:val="0"/>
+        </w:rPr>
+        <w:t>核發本項基本資格證明文件之廠商參與投標，一併載明該等廠商免繳驗之證明文件</w:t>
       </w:r>
       <w:r>
         <w:rPr>
@@ -13181,7 +16185,23 @@
           <w:rFonts w:ascii="標楷體" w:hAnsi="標楷體" w:hint="eastAsia"/>
           <w:szCs w:val="28"/>
         </w:rPr>
-        <w:t>與招標標的有關者：</w:t>
+        <w:t>與招標</w:t>
+      </w:r>
+      <w:proofErr w:type="gramStart"/>
+      <w:r>
+        <w:rPr>
+          <w:rFonts w:ascii="標楷體" w:hAnsi="標楷體" w:hint="eastAsia"/>
+          <w:szCs w:val="28"/>
+        </w:rPr>
+        <w:t>標</w:t>
+      </w:r>
+      <w:proofErr w:type="gramEnd"/>
+      <w:r>
+        <w:rPr>
+          <w:rFonts w:ascii="標楷體" w:hAnsi="標楷體" w:hint="eastAsia"/>
+          <w:szCs w:val="28"/>
+        </w:rPr>
+        <w:t>的有關者：</w:t>
       </w:r>
     </w:p>
     <w:p>
@@ -13220,12 +16240,30 @@
           <w:szCs w:val="28"/>
           <w:u w:val="single"/>
         </w:rPr>
-        <w:t xml:space="preserve">  僅須任一項符合  </w:t>
-      </w:r>
+        <w:t xml:space="preserve">  </w:t>
+      </w:r>
+      <w:proofErr w:type="gramStart"/>
       <w:r>
         <w:rPr>
           <w:rFonts w:ascii="標楷體" w:hAnsi="標楷體" w:hint="eastAsia"/>
           <w:szCs w:val="28"/>
+          <w:u w:val="single"/>
+        </w:rPr>
+        <w:t>僅須任一項</w:t>
+      </w:r>
+      <w:proofErr w:type="gramEnd"/>
+      <w:r>
+        <w:rPr>
+          <w:rFonts w:ascii="標楷體" w:hAnsi="標楷體" w:hint="eastAsia"/>
+          <w:szCs w:val="28"/>
+          <w:u w:val="single"/>
+        </w:rPr>
+        <w:t xml:space="preserve">符合  </w:t>
+      </w:r>
+      <w:r>
+        <w:rPr>
+          <w:rFonts w:ascii="標楷體" w:hAnsi="標楷體" w:hint="eastAsia"/>
+          <w:szCs w:val="28"/>
         </w:rPr>
         <w:t>。(機關應依標的特質、需求勾選，並得複選</w:t>
       </w:r>
@@ -13241,7 +16279,39 @@
           <w:rFonts w:ascii="標楷體" w:hAnsi="標楷體" w:hint="eastAsia"/>
           <w:szCs w:val="28"/>
         </w:rPr>
-        <w:t>且應於本目載明投標廠商須同時符合、部分符合或僅須任一項符合之情形)</w:t>
+        <w:t>且應於</w:t>
+      </w:r>
+      <w:proofErr w:type="gramStart"/>
+      <w:r>
+        <w:rPr>
+          <w:rFonts w:ascii="標楷體" w:hAnsi="標楷體" w:hint="eastAsia"/>
+          <w:szCs w:val="28"/>
+        </w:rPr>
+        <w:t>本目載</w:t>
+      </w:r>
+      <w:proofErr w:type="gramEnd"/>
+      <w:r>
+        <w:rPr>
+          <w:rFonts w:ascii="標楷體" w:hAnsi="標楷體" w:hint="eastAsia"/>
+          <w:szCs w:val="28"/>
+        </w:rPr>
+        <w:t>明投標廠商須同時符合、部分符合或</w:t>
+      </w:r>
+      <w:proofErr w:type="gramStart"/>
+      <w:r>
+        <w:rPr>
+          <w:rFonts w:ascii="標楷體" w:hAnsi="標楷體" w:hint="eastAsia"/>
+          <w:szCs w:val="28"/>
+        </w:rPr>
+        <w:t>僅須任一項</w:t>
+      </w:r>
+      <w:proofErr w:type="gramEnd"/>
+      <w:r>
+        <w:rPr>
+          <w:rFonts w:ascii="標楷體" w:hAnsi="標楷體" w:hint="eastAsia"/>
+          <w:szCs w:val="28"/>
+        </w:rPr>
+        <w:t>符合之情形)</w:t>
       </w:r>
     </w:p>
     <w:p>
@@ -13781,8 +16851,49 @@
           <w:rFonts w:ascii="標楷體" w:hAnsi="標楷體"/>
           <w:szCs w:val="28"/>
         </w:rPr>
-        <w:t>或列印「全國商工行政服務入口網」（網址：http：//gcis.nat.gov.tw/index.jsp)商工登記資料之公司登記資料查詢網站之「公司基本資料」均屬之</w:t>
-      </w:r>
+        <w:t>或列印「全國商工行政服務入口網」</w:t>
+      </w:r>
+      <w:proofErr w:type="gramStart"/>
+      <w:r>
+        <w:rPr>
+          <w:rFonts w:ascii="標楷體" w:hAnsi="標楷體"/>
+          <w:szCs w:val="28"/>
+        </w:rPr>
+        <w:t>（</w:t>
+      </w:r>
+      <w:proofErr w:type="gramEnd"/>
+      <w:r>
+        <w:rPr>
+          <w:rFonts w:ascii="標楷體" w:hAnsi="標楷體"/>
+          <w:szCs w:val="28"/>
+        </w:rPr>
+        <w:t>網址：http：//gcis.nat.gov.tw/</w:t>
+      </w:r>
+      <w:proofErr w:type="spellStart"/>
+      <w:r>
+        <w:rPr>
+          <w:rFonts w:ascii="標楷體" w:hAnsi="標楷體"/>
+          <w:szCs w:val="28"/>
+        </w:rPr>
+        <w:t>index.jsp</w:t>
+      </w:r>
+      <w:proofErr w:type="spellEnd"/>
+      <w:r>
+        <w:rPr>
+          <w:rFonts w:ascii="標楷體" w:hAnsi="標楷體"/>
+          <w:szCs w:val="28"/>
+        </w:rPr>
+        <w:t>)商工登記資料之公司登記資料查詢網站之「公司基本資料」</w:t>
+      </w:r>
+      <w:proofErr w:type="gramStart"/>
+      <w:r>
+        <w:rPr>
+          <w:rFonts w:ascii="標楷體" w:hAnsi="標楷體"/>
+          <w:szCs w:val="28"/>
+        </w:rPr>
+        <w:t>均屬之</w:t>
+      </w:r>
+      <w:proofErr w:type="gramEnd"/>
       <w:r>
         <w:rPr>
           <w:rFonts w:ascii="標楷體" w:hAnsi="標楷體" w:hint="eastAsia"/>
@@ -13809,8 +16920,49 @@
           <w:rFonts w:ascii="標楷體" w:hAnsi="標楷體"/>
           <w:szCs w:val="28"/>
         </w:rPr>
-        <w:t>或列印「全國商工行政服務入口網」（網址：http：//gcis.nat.gov.tw/index.jsp)商工登記資料之商業登記資料查詢網站之「商業登記基本資料」均屬之</w:t>
-      </w:r>
+        <w:t>或列印「全國商工行政服務入口網」</w:t>
+      </w:r>
+      <w:proofErr w:type="gramStart"/>
+      <w:r>
+        <w:rPr>
+          <w:rFonts w:ascii="標楷體" w:hAnsi="標楷體"/>
+          <w:szCs w:val="28"/>
+        </w:rPr>
+        <w:t>（</w:t>
+      </w:r>
+      <w:proofErr w:type="gramEnd"/>
+      <w:r>
+        <w:rPr>
+          <w:rFonts w:ascii="標楷體" w:hAnsi="標楷體"/>
+          <w:szCs w:val="28"/>
+        </w:rPr>
+        <w:t>網址：http：//gcis.nat.gov.tw/</w:t>
+      </w:r>
+      <w:proofErr w:type="spellStart"/>
+      <w:r>
+        <w:rPr>
+          <w:rFonts w:ascii="標楷體" w:hAnsi="標楷體"/>
+          <w:szCs w:val="28"/>
+        </w:rPr>
+        <w:t>index.jsp</w:t>
+      </w:r>
+      <w:proofErr w:type="spellEnd"/>
+      <w:r>
+        <w:rPr>
+          <w:rFonts w:ascii="標楷體" w:hAnsi="標楷體"/>
+          <w:szCs w:val="28"/>
+        </w:rPr>
+        <w:t>)商工登記資料之商業登記資料查詢網站之「商業登記基本資料」</w:t>
+      </w:r>
+      <w:proofErr w:type="gramStart"/>
+      <w:r>
+        <w:rPr>
+          <w:rFonts w:ascii="標楷體" w:hAnsi="標楷體"/>
+          <w:szCs w:val="28"/>
+        </w:rPr>
+        <w:t>均屬之</w:t>
+      </w:r>
+      <w:proofErr w:type="gramEnd"/>
       <w:r>
         <w:rPr>
           <w:rFonts w:ascii="標楷體" w:hAnsi="標楷體" w:hint="eastAsia"/>
@@ -13836,21 +16988,53 @@
           <w:rFonts w:ascii="標楷體" w:hAnsi="標楷體" w:hint="eastAsia"/>
           <w:szCs w:val="28"/>
         </w:rPr>
-        <w:t>□營業項目代碼、營業項目：______________(該特定營業項目非屬許可業務者，廠商所營事業之登記，如載明</w:t>
+        <w:t>□營業項目代碼、營業項目：______________(該特定營業項目非屬許可業務者，廠商所營事業之登記，如</w:t>
+      </w:r>
+      <w:proofErr w:type="gramStart"/>
+      <w:r>
+        <w:rPr>
+          <w:rFonts w:ascii="標楷體" w:hAnsi="標楷體" w:hint="eastAsia"/>
+          <w:szCs w:val="28"/>
+        </w:rPr>
+        <w:t>載明</w:t>
       </w:r>
       <w:r>
         <w:rPr>
           <w:rFonts w:ascii="標楷體" w:hAnsi="標楷體"/>
           <w:szCs w:val="28"/>
         </w:rPr>
-        <w:t>除許可業務外，得經營法令非禁止或限制之業務者，</w:t>
+        <w:t>除許可</w:t>
+      </w:r>
+      <w:proofErr w:type="gramEnd"/>
+      <w:r>
+        <w:rPr>
+          <w:rFonts w:ascii="標楷體" w:hAnsi="標楷體"/>
+          <w:szCs w:val="28"/>
+        </w:rPr>
+        <w:t>業務外，得經營法令非禁止或限制之業務者，</w:t>
       </w:r>
       <w:r>
         <w:rPr>
           <w:rFonts w:ascii="標楷體" w:hAnsi="標楷體" w:hint="eastAsia"/>
           <w:szCs w:val="28"/>
         </w:rPr>
-        <w:t>視為包括該特定營業項目。)，廠商得於投標前至經濟部商業司建置之『全國商工行政服務入口網』(</w:t>
+        <w:t>視為包括該特定營業項目。</w:t>
+      </w:r>
+      <w:proofErr w:type="gramStart"/>
+      <w:r>
+        <w:rPr>
+          <w:rFonts w:ascii="標楷體" w:hAnsi="標楷體" w:hint="eastAsia"/>
+          <w:szCs w:val="28"/>
+        </w:rPr>
+        <w:t>)，</w:t>
+      </w:r>
+      <w:proofErr w:type="gramEnd"/>
+      <w:r>
+        <w:rPr>
+          <w:rFonts w:ascii="標楷體" w:hAnsi="標楷體" w:hint="eastAsia"/>
+          <w:szCs w:val="28"/>
+        </w:rPr>
+        <w:t>廠商得於投標前至經濟部商業司建置之『全國商工行政服務入口網』(</w:t>
       </w:r>
       <w:r>
         <w:rPr>
@@ -13894,13 +17078,23 @@
           <w:szCs w:val="28"/>
         </w:rPr>
       </w:pPr>
+      <w:proofErr w:type="gramStart"/>
       <w:r>
         <w:rPr>
           <w:rFonts w:ascii="標楷體" w:hAnsi="標楷體" w:hint="eastAsia"/>
           <w:szCs w:val="28"/>
         </w:rPr>
-        <w:t>（註：營利事業登記證自98年4月13日起不再作為證明文件</w:t>
-      </w:r>
+        <w:t>（註</w:t>
+      </w:r>
+      <w:proofErr w:type="gramEnd"/>
+      <w:r>
+        <w:rPr>
+          <w:rFonts w:ascii="標楷體" w:hAnsi="標楷體" w:hint="eastAsia"/>
+          <w:szCs w:val="28"/>
+        </w:rPr>
+        <w:t>：營利事業登記證自98年4月13日起不再作為證明文件</w:t>
+      </w:r>
+      <w:proofErr w:type="gramStart"/>
       <w:r>
         <w:rPr>
           <w:rFonts w:ascii="標楷體" w:hAnsi="標楷體"/>
@@ -13908,6 +17102,7 @@
         </w:rPr>
         <w:t>）</w:t>
       </w:r>
+      <w:proofErr w:type="gramEnd"/>
     </w:p>
     <w:p>
       <w:pPr>
@@ -13926,7 +17121,23 @@
           <w:rFonts w:ascii="標楷體" w:hAnsi="標楷體" w:hint="eastAsia"/>
           <w:szCs w:val="28"/>
         </w:rPr>
-        <w:t xml:space="preserve">          b.其他證明文件：＿＿＿＿＿＿＿＿＿＿＿。</w:t>
+        <w:t xml:space="preserve">          b.其他證明文件：</w:t>
+      </w:r>
+      <w:proofErr w:type="gramStart"/>
+      <w:r>
+        <w:rPr>
+          <w:rFonts w:ascii="標楷體" w:hAnsi="標楷體" w:hint="eastAsia"/>
+          <w:szCs w:val="28"/>
+        </w:rPr>
+        <w:t>＿＿＿＿＿＿＿＿＿＿＿</w:t>
+      </w:r>
+      <w:proofErr w:type="gramEnd"/>
+      <w:r>
+        <w:rPr>
+          <w:rFonts w:ascii="標楷體" w:hAnsi="標楷體" w:hint="eastAsia"/>
+          <w:szCs w:val="28"/>
+        </w:rPr>
+        <w:t>。</w:t>
       </w:r>
     </w:p>
     <w:p>
@@ -13970,7 +17181,55 @@
           <w:rFonts w:ascii="標楷體" w:hAnsi="標楷體" w:hint="eastAsia"/>
           <w:szCs w:val="28"/>
         </w:rPr>
-        <w:t xml:space="preserve">       營業稅繳稅證明：為營業稅繳款書收據聯或主管稽徵機關核章之最近1期營業人銷售額與稅額申報書收執聯。廠商不及提出最近1期證明者，得以前1期之納稅證明代之。新設立且未屆第1期營業稅繳納期限者，得以營業稅主管稽徵機關核發之核准設立登記公函代之；經核定使用統一發者，應一併檢附申領統一發票購票證相關文件。營業税或所得稅之納稅證明，得以與上開最近一期或前一期證明相同期間內主管稽徵機關核發之無違章欠稅之查復表代之。（本項適用於依營業稅法須報繳營業稅者之情形）</w:t>
+        <w:t xml:space="preserve">       營業稅繳稅證明：為營業稅繳款書收據聯或主管</w:t>
+      </w:r>
+      <w:proofErr w:type="gramStart"/>
+      <w:r>
+        <w:rPr>
+          <w:rFonts w:ascii="標楷體" w:hAnsi="標楷體" w:hint="eastAsia"/>
+          <w:szCs w:val="28"/>
+        </w:rPr>
+        <w:t>稽</w:t>
+      </w:r>
+      <w:proofErr w:type="gramEnd"/>
+      <w:r>
+        <w:rPr>
+          <w:rFonts w:ascii="標楷體" w:hAnsi="標楷體" w:hint="eastAsia"/>
+          <w:szCs w:val="28"/>
+        </w:rPr>
+        <w:t>徵機關核章之最近1期營業人銷售額與稅額申報書收執聯。廠商不及提出最近1期證明者，得以前1期之納稅證明代之。新設立且未屆第1期營業稅繳納期限者，得以營業稅主管</w:t>
+      </w:r>
+      <w:proofErr w:type="gramStart"/>
+      <w:r>
+        <w:rPr>
+          <w:rFonts w:ascii="標楷體" w:hAnsi="標楷體" w:hint="eastAsia"/>
+          <w:szCs w:val="28"/>
+        </w:rPr>
+        <w:t>稽</w:t>
+      </w:r>
+      <w:proofErr w:type="gramEnd"/>
+      <w:r>
+        <w:rPr>
+          <w:rFonts w:ascii="標楷體" w:hAnsi="標楷體" w:hint="eastAsia"/>
+          <w:szCs w:val="28"/>
+        </w:rPr>
+        <w:t>徵機關核發之核准設立登記公函代之；經核定使用統一發者，應一併</w:t>
+      </w:r>
+      <w:proofErr w:type="gramStart"/>
+      <w:r>
+        <w:rPr>
+          <w:rFonts w:ascii="標楷體" w:hAnsi="標楷體" w:hint="eastAsia"/>
+          <w:szCs w:val="28"/>
+        </w:rPr>
+        <w:t>檢附申領</w:t>
+      </w:r>
+      <w:proofErr w:type="gramEnd"/>
+      <w:r>
+        <w:rPr>
+          <w:rFonts w:ascii="標楷體" w:hAnsi="標楷體" w:hint="eastAsia"/>
+          <w:szCs w:val="28"/>
+        </w:rPr>
+        <w:t>統一發票購票證相關文件。營業税或所得稅之納稅證明，得以與上開最近一期或前一期證明相同期間內主管稽徵機關核發之無違章欠稅之查復表代之。（本項適用於依營業稅法須報繳營業稅者之情形）</w:t>
       </w:r>
     </w:p>
     <w:p>
@@ -14019,7 +17278,23 @@
           <w:rFonts w:hint="eastAsia"/>
           <w:spacing w:val="0"/>
         </w:rPr>
-        <w:t>公告「具敏感性或國安(含資安)疑慮之業務範疇」之資訊服務採購，廠商不得為大陸地區廠商、第三地區含陸資成分廠商及經濟部</w:t>
+        <w:t>公告「具敏感性或國安(</w:t>
+      </w:r>
+      <w:proofErr w:type="gramStart"/>
+      <w:r>
+        <w:rPr>
+          <w:rFonts w:hint="eastAsia"/>
+          <w:spacing w:val="0"/>
+        </w:rPr>
+        <w:t>含資安</w:t>
+      </w:r>
+      <w:proofErr w:type="gramEnd"/>
+      <w:r>
+        <w:rPr>
+          <w:rFonts w:hint="eastAsia"/>
+          <w:spacing w:val="0"/>
+        </w:rPr>
+        <w:t>)疑慮之業務範疇」之資訊服務採購，廠商不得為大陸地區廠商、第三地區含陸資成分廠商及經濟部</w:t>
       </w:r>
       <w:r>
         <w:rPr>
@@ -14063,31 +17338,67 @@
           <w:spacing w:val="0"/>
           <w:u w:val="single"/>
         </w:rPr>
-        <w:t>；政府電子採購網（</w:t>
-      </w:r>
-      <w:hyperlink r:id="rId10" w:history="1">
-        <w:r>
-          <w:rPr>
-            <w:spacing w:val="0"/>
-            <w:u w:val="single"/>
-          </w:rPr>
-          <w:t>https://web.pcc.gov.tw</w:t>
-        </w:r>
-        <w:r>
-          <w:rPr>
-            <w:rFonts w:hint="eastAsia"/>
-            <w:spacing w:val="0"/>
-            <w:u w:val="single"/>
-          </w:rPr>
-          <w:t>）/相關連結/</w:t>
-        </w:r>
-      </w:hyperlink>
+        <w:t>；政府電子採購網</w:t>
+      </w:r>
+      <w:proofErr w:type="gramStart"/>
       <w:r>
         <w:rPr>
           <w:rFonts w:hint="eastAsia"/>
           <w:spacing w:val="0"/>
           <w:u w:val="single"/>
         </w:rPr>
+        <w:t>（</w:t>
+      </w:r>
+      <w:proofErr w:type="gramEnd"/>
+      <w:r>
+        <w:rPr>
+          <w:spacing w:val="0"/>
+          <w:u w:val="single"/>
+        </w:rPr>
+        <w:fldChar w:fldCharType="begin"/>
+      </w:r>
+      <w:r>
+        <w:rPr>
+          <w:spacing w:val="0"/>
+          <w:u w:val="single"/>
+        </w:rPr>
+        <w:instrText xml:space="preserve"> HYPERLINK "https://web.pcc.gov.tw）/相關連結/" </w:instrText>
+      </w:r>
+      <w:r>
+        <w:rPr>
+          <w:spacing w:val="0"/>
+          <w:u w:val="single"/>
+        </w:rPr>
+        <w:fldChar w:fldCharType="separate"/>
+      </w:r>
+      <w:r>
+        <w:rPr>
+          <w:spacing w:val="0"/>
+          <w:u w:val="single"/>
+        </w:rPr>
+        <w:t>https://web.pcc.gov.tw</w:t>
+      </w:r>
+      <w:r>
+        <w:rPr>
+          <w:rFonts w:hint="eastAsia"/>
+          <w:spacing w:val="0"/>
+          <w:u w:val="single"/>
+        </w:rPr>
+        <w:t>）/相關連結/</w:t>
+      </w:r>
+      <w:r>
+        <w:rPr>
+          <w:spacing w:val="0"/>
+          <w:u w:val="single"/>
+        </w:rPr>
+        <w:fldChar w:fldCharType="end"/>
+      </w:r>
+      <w:r>
+        <w:rPr>
+          <w:rFonts w:hint="eastAsia"/>
+          <w:spacing w:val="0"/>
+          <w:u w:val="single"/>
+        </w:rPr>
         <w:t>其他/</w:t>
       </w:r>
       <w:r>
@@ -14122,13 +17433,47 @@
         </w:rPr>
         <w:t>)。</w:t>
       </w:r>
-      <w:r>
-        <w:rPr>
-          <w:rFonts w:hint="eastAsia"/>
-          <w:spacing w:val="0"/>
-        </w:rPr>
-        <w:t>（註：適用條約或協定之採購案，如勾選本項者，請依GPA第3條規定，妥適考量本須知第16點之勾選）</w:t>
-      </w:r>
+      <w:proofErr w:type="gramStart"/>
+      <w:r>
+        <w:rPr>
+          <w:rFonts w:hint="eastAsia"/>
+          <w:spacing w:val="0"/>
+        </w:rPr>
+        <w:t>（註</w:t>
+      </w:r>
+      <w:proofErr w:type="gramEnd"/>
+      <w:r>
+        <w:rPr>
+          <w:rFonts w:hint="eastAsia"/>
+          <w:spacing w:val="0"/>
+        </w:rPr>
+        <w:t>：適用條約或協定之採購案，</w:t>
+      </w:r>
+      <w:proofErr w:type="gramStart"/>
+      <w:r>
+        <w:rPr>
+          <w:rFonts w:hint="eastAsia"/>
+          <w:spacing w:val="0"/>
+        </w:rPr>
+        <w:t>如勾選本</w:t>
+      </w:r>
+      <w:proofErr w:type="gramEnd"/>
+      <w:r>
+        <w:rPr>
+          <w:rFonts w:hint="eastAsia"/>
+          <w:spacing w:val="0"/>
+        </w:rPr>
+        <w:t>項者，請依GPA第3條規定，妥適考量本須知第16點之勾選</w:t>
+      </w:r>
+      <w:proofErr w:type="gramStart"/>
+      <w:r>
+        <w:rPr>
+          <w:rFonts w:hint="eastAsia"/>
+          <w:spacing w:val="0"/>
+        </w:rPr>
+        <w:t>）</w:t>
+      </w:r>
+      <w:proofErr w:type="gramEnd"/>
       <w:r>
         <w:rPr>
           <w:spacing w:val="0"/>
@@ -14157,8 +17502,65 @@
           <w:rFonts w:hint="eastAsia"/>
           <w:spacing w:val="0"/>
         </w:rPr>
-        <w:t>本採購內容涉及國家安全，不允許大陸地區廠商、第三地區含陸資成分廠商及在臺陸資廠商參與。（註：適用條約或協定之採購案，如勾選本項者，請依GPA第3條規定，妥適考量本須知第16點之勾選）</w:t>
-      </w:r>
+        <w:t>本採購內容涉及國家安全，不允許大陸地區廠商、第三地區含陸資成分廠商及在</w:t>
+      </w:r>
+      <w:proofErr w:type="gramStart"/>
+      <w:r>
+        <w:rPr>
+          <w:rFonts w:hint="eastAsia"/>
+          <w:spacing w:val="0"/>
+        </w:rPr>
+        <w:t>臺</w:t>
+      </w:r>
+      <w:proofErr w:type="gramEnd"/>
+      <w:r>
+        <w:rPr>
+          <w:rFonts w:hint="eastAsia"/>
+          <w:spacing w:val="0"/>
+        </w:rPr>
+        <w:t>陸資廠商參與。</w:t>
+      </w:r>
+      <w:proofErr w:type="gramStart"/>
+      <w:r>
+        <w:rPr>
+          <w:rFonts w:hint="eastAsia"/>
+          <w:spacing w:val="0"/>
+        </w:rPr>
+        <w:t>（註</w:t>
+      </w:r>
+      <w:proofErr w:type="gramEnd"/>
+      <w:r>
+        <w:rPr>
+          <w:rFonts w:hint="eastAsia"/>
+          <w:spacing w:val="0"/>
+        </w:rPr>
+        <w:t>：適用條約或協定之採購案，</w:t>
+      </w:r>
+      <w:proofErr w:type="gramStart"/>
+      <w:r>
+        <w:rPr>
+          <w:rFonts w:hint="eastAsia"/>
+          <w:spacing w:val="0"/>
+        </w:rPr>
+        <w:t>如勾選本</w:t>
+      </w:r>
+      <w:proofErr w:type="gramEnd"/>
+      <w:r>
+        <w:rPr>
+          <w:rFonts w:hint="eastAsia"/>
+          <w:spacing w:val="0"/>
+        </w:rPr>
+        <w:t>項者，請依GPA第3條規定，妥適考量本須知第16點之勾選</w:t>
+      </w:r>
+      <w:proofErr w:type="gramStart"/>
+      <w:r>
+        <w:rPr>
+          <w:rFonts w:hint="eastAsia"/>
+          <w:spacing w:val="0"/>
+        </w:rPr>
+        <w:t>）</w:t>
+      </w:r>
+      <w:proofErr w:type="gramEnd"/>
     </w:p>
     <w:p>
       <w:pPr>
@@ -14308,7 +17710,21 @@
         <w:rPr>
           <w:spacing w:val="0"/>
         </w:rPr>
-        <w:t>投標廠商之標價有下列情形之一為投標文件內容不符合招標文件之規定：(預算或底價未公告者免填)</w:t>
+        <w:t>投標廠商之標價有下列情形之一為投標文件內容不符合招標文件之規定：(預算或底價未公告</w:t>
+      </w:r>
+      <w:proofErr w:type="gramStart"/>
+      <w:r>
+        <w:rPr>
+          <w:spacing w:val="0"/>
+        </w:rPr>
+        <w:t>者免填</w:t>
+      </w:r>
+      <w:proofErr w:type="gramEnd"/>
+      <w:r>
+        <w:rPr>
+          <w:spacing w:val="0"/>
+        </w:rPr>
+        <w:t>)</w:t>
       </w:r>
     </w:p>
     <w:p>
@@ -14385,7 +17801,21 @@
         <w:rPr>
           <w:spacing w:val="0"/>
         </w:rPr>
-        <w:t>機關辦理採購有下列情形之一者，得依採購法第50條第1項第5</w:t>
+        <w:t>機關辦理採購有下列情形之</w:t>
+      </w:r>
+      <w:proofErr w:type="gramStart"/>
+      <w:r>
+        <w:rPr>
+          <w:spacing w:val="0"/>
+        </w:rPr>
+        <w:t>一</w:t>
+      </w:r>
+      <w:proofErr w:type="gramEnd"/>
+      <w:r>
+        <w:rPr>
+          <w:spacing w:val="0"/>
+        </w:rPr>
+        <w:t>者，得依採購法第50條第1項第5</w:t>
       </w:r>
       <w:r>
         <w:rPr>
@@ -14420,7 +17850,21 @@
         <w:rPr>
           <w:spacing w:val="0"/>
         </w:rPr>
-        <w:t>一、投標文件內容由同一人或同一廠商繕寫或備具者。</w:t>
+        <w:t>一、投標文件內容由同一人或同一廠商繕寫或</w:t>
+      </w:r>
+      <w:proofErr w:type="gramStart"/>
+      <w:r>
+        <w:rPr>
+          <w:spacing w:val="0"/>
+        </w:rPr>
+        <w:t>備具者</w:t>
+      </w:r>
+      <w:proofErr w:type="gramEnd"/>
+      <w:r>
+        <w:rPr>
+          <w:spacing w:val="0"/>
+        </w:rPr>
+        <w:t>。</w:t>
       </w:r>
     </w:p>
     <w:p>
@@ -14454,7 +17898,21 @@
         <w:rPr>
           <w:spacing w:val="0"/>
         </w:rPr>
-        <w:t>三、投標標封或通知機關信函號碼連號，顯係同一人或同一廠商所為者。</w:t>
+        <w:t>三、投標</w:t>
+      </w:r>
+      <w:proofErr w:type="gramStart"/>
+      <w:r>
+        <w:rPr>
+          <w:spacing w:val="0"/>
+        </w:rPr>
+        <w:t>標</w:t>
+      </w:r>
+      <w:proofErr w:type="gramEnd"/>
+      <w:r>
+        <w:rPr>
+          <w:spacing w:val="0"/>
+        </w:rPr>
+        <w:t>封或通知機關信函號碼連號，顯係同一人或同一廠商所為者。</w:t>
       </w:r>
     </w:p>
     <w:p>
@@ -14528,7 +17986,21 @@
         <w:rPr>
           <w:spacing w:val="0"/>
         </w:rPr>
-        <w:t>家以上廠商有下列情形之一，致僅餘1家廠商符合招標文件規定者，得依</w:t>
+        <w:t>家以上廠商有下列情形之一，</w:t>
+      </w:r>
+      <w:proofErr w:type="gramStart"/>
+      <w:r>
+        <w:rPr>
+          <w:spacing w:val="0"/>
+        </w:rPr>
+        <w:t>致僅餘</w:t>
+      </w:r>
+      <w:proofErr w:type="gramEnd"/>
+      <w:r>
+        <w:rPr>
+          <w:spacing w:val="0"/>
+        </w:rPr>
+        <w:t>1家廠商符合招標文件規定者，得依</w:t>
       </w:r>
       <w:r>
         <w:rPr>
@@ -14582,7 +18054,21 @@
         <w:rPr>
           <w:spacing w:val="0"/>
         </w:rPr>
-        <w:t>一、押標金未附或不符合規定。</w:t>
+        <w:t>一、押標金</w:t>
+      </w:r>
+      <w:proofErr w:type="gramStart"/>
+      <w:r>
+        <w:rPr>
+          <w:spacing w:val="0"/>
+        </w:rPr>
+        <w:t>未附或不</w:t>
+      </w:r>
+      <w:proofErr w:type="gramEnd"/>
+      <w:r>
+        <w:rPr>
+          <w:spacing w:val="0"/>
+        </w:rPr>
+        <w:t>符合規定。</w:t>
       </w:r>
     </w:p>
     <w:p>
@@ -14599,7 +18085,21 @@
         <w:rPr>
           <w:spacing w:val="0"/>
         </w:rPr>
-        <w:t>二、投標文件為空白文件、無關文件或標封內空無一物。</w:t>
+        <w:t>二、投標文件為空白文件、無關文件或</w:t>
+      </w:r>
+      <w:proofErr w:type="gramStart"/>
+      <w:r>
+        <w:rPr>
+          <w:spacing w:val="0"/>
+        </w:rPr>
+        <w:t>標封內</w:t>
+      </w:r>
+      <w:proofErr w:type="gramEnd"/>
+      <w:r>
+        <w:rPr>
+          <w:spacing w:val="0"/>
+        </w:rPr>
+        <w:t>空無一物。</w:t>
       </w:r>
     </w:p>
     <w:p>
@@ -14616,7 +18116,21 @@
         <w:rPr>
           <w:spacing w:val="0"/>
         </w:rPr>
-        <w:t>三、資格、規格或價格文件未附或不符合規定。</w:t>
+        <w:t>三、資格、規格或價格文件</w:t>
+      </w:r>
+      <w:proofErr w:type="gramStart"/>
+      <w:r>
+        <w:rPr>
+          <w:spacing w:val="0"/>
+        </w:rPr>
+        <w:t>未附或不</w:t>
+      </w:r>
+      <w:proofErr w:type="gramEnd"/>
+      <w:r>
+        <w:rPr>
+          <w:spacing w:val="0"/>
+        </w:rPr>
+        <w:t>符合規定。</w:t>
       </w:r>
     </w:p>
     <w:p>
@@ -14675,7 +18189,49 @@
         <w:rPr>
           <w:spacing w:val="0"/>
         </w:rPr>
-        <w:t>工程採購案件，其屬營造業法所定營繕工程者，投標廠商屬營造業，可為決標對象，但決標金額高於營造業法所規定之承攬造價限額時，不決標予該廠商。</w:t>
+        <w:t>工程採購案件，其屬營造業法所定營</w:t>
+      </w:r>
+      <w:proofErr w:type="gramStart"/>
+      <w:r>
+        <w:rPr>
+          <w:spacing w:val="0"/>
+        </w:rPr>
+        <w:t>繕</w:t>
+      </w:r>
+      <w:proofErr w:type="gramEnd"/>
+      <w:r>
+        <w:rPr>
+          <w:spacing w:val="0"/>
+        </w:rPr>
+        <w:t>工程者，投標廠商屬營造業，可為決標對象，</w:t>
+      </w:r>
+      <w:proofErr w:type="gramStart"/>
+      <w:r>
+        <w:rPr>
+          <w:spacing w:val="0"/>
+        </w:rPr>
+        <w:t>但決標</w:t>
+      </w:r>
+      <w:proofErr w:type="gramEnd"/>
+      <w:r>
+        <w:rPr>
+          <w:spacing w:val="0"/>
+        </w:rPr>
+        <w:t>金額高於營造業法所規定之承攬造價限額時，不</w:t>
+      </w:r>
+      <w:proofErr w:type="gramStart"/>
+      <w:r>
+        <w:rPr>
+          <w:spacing w:val="0"/>
+        </w:rPr>
+        <w:t>決標予該</w:t>
+      </w:r>
+      <w:proofErr w:type="gramEnd"/>
+      <w:r>
+        <w:rPr>
+          <w:spacing w:val="0"/>
+        </w:rPr>
+        <w:t>廠商。</w:t>
       </w:r>
     </w:p>
     <w:p>
@@ -14701,7 +18257,23 @@
           <w:rFonts w:hint="eastAsia"/>
           <w:spacing w:val="0"/>
         </w:rPr>
-        <w:t>工程採購案件，其屬營造業法所定營繕工程者，投標之土木包工業須登記於工程所在地區之直轄市、縣</w:t>
+        <w:t>工程採購案件，其屬營造業法所定營</w:t>
+      </w:r>
+      <w:proofErr w:type="gramStart"/>
+      <w:r>
+        <w:rPr>
+          <w:rFonts w:hint="eastAsia"/>
+          <w:spacing w:val="0"/>
+        </w:rPr>
+        <w:t>繕</w:t>
+      </w:r>
+      <w:proofErr w:type="gramEnd"/>
+      <w:r>
+        <w:rPr>
+          <w:rFonts w:hint="eastAsia"/>
+          <w:spacing w:val="0"/>
+        </w:rPr>
+        <w:t>工程者，投標之土木包工業須登記於工程所在地區之直轄市、縣</w:t>
       </w:r>
       <w:r>
         <w:rPr>
@@ -14774,7 +18346,35 @@
         <w:rPr>
           <w:spacing w:val="0"/>
         </w:rPr>
-        <w:t>外國廠商之投標資格及應提出之資格文件，附經公證或認證之中文譯本(不允許外國廠商投標者免填)：</w:t>
+        <w:t>外國廠商之投標資格及應提出之資格文件，</w:t>
+      </w:r>
+      <w:proofErr w:type="gramStart"/>
+      <w:r>
+        <w:rPr>
+          <w:spacing w:val="0"/>
+        </w:rPr>
+        <w:t>附經公證</w:t>
+      </w:r>
+      <w:proofErr w:type="gramEnd"/>
+      <w:r>
+        <w:rPr>
+          <w:spacing w:val="0"/>
+        </w:rPr>
+        <w:t>或認證之中文譯本(不允許外國廠商投標</w:t>
+      </w:r>
+      <w:proofErr w:type="gramStart"/>
+      <w:r>
+        <w:rPr>
+          <w:spacing w:val="0"/>
+        </w:rPr>
+        <w:t>者免填</w:t>
+      </w:r>
+      <w:proofErr w:type="gramEnd"/>
+      <w:r>
+        <w:rPr>
+          <w:spacing w:val="0"/>
+        </w:rPr>
+        <w:t>)：</w:t>
       </w:r>
     </w:p>
     <w:p>
@@ -14792,13 +18392,24 @@
         </w:rPr>
       </w:pPr>
       <w:r>
-        <w:t>以選擇性招標方式辦理者，其限制投標廠商資格之理由及其必要性(非選擇性招標者</w:t>
-      </w:r>
-      <w:r>
-        <w:rPr>
-          <w:spacing w:val="0"/>
-        </w:rPr>
-        <w:t>免填)：</w:t>
+        <w:t>以選擇性招標方式辦理者，其限制投標廠商資格之理由及其必要性(非選擇性招標</w:t>
+      </w:r>
+      <w:proofErr w:type="gramStart"/>
+      <w:r>
+        <w:t>者</w:t>
+      </w:r>
+      <w:r>
+        <w:rPr>
+          <w:spacing w:val="0"/>
+        </w:rPr>
+        <w:t>免填</w:t>
+      </w:r>
+      <w:proofErr w:type="gramEnd"/>
+      <w:r>
+        <w:rPr>
+          <w:spacing w:val="0"/>
+        </w:rPr>
+        <w:t>)：</w:t>
       </w:r>
     </w:p>
     <w:p>
@@ -14819,7 +18430,35 @@
         <w:rPr>
           <w:spacing w:val="0"/>
         </w:rPr>
-        <w:t>招標標的之功能、效益、規格、標準、數量或場所等說明及得標廠商應履行之契約責任：由招標機關另備如附件。</w:t>
+        <w:t>招標</w:t>
+      </w:r>
+      <w:proofErr w:type="gramStart"/>
+      <w:r>
+        <w:rPr>
+          <w:spacing w:val="0"/>
+        </w:rPr>
+        <w:t>標</w:t>
+      </w:r>
+      <w:proofErr w:type="gramEnd"/>
+      <w:r>
+        <w:rPr>
+          <w:spacing w:val="0"/>
+        </w:rPr>
+        <w:t>的之功能、效益、規格、標準、數量或場所等說明及得標廠商應履行之契約責任：由招標機關</w:t>
+      </w:r>
+      <w:proofErr w:type="gramStart"/>
+      <w:r>
+        <w:rPr>
+          <w:spacing w:val="0"/>
+        </w:rPr>
+        <w:t>另備如附件</w:t>
+      </w:r>
+      <w:proofErr w:type="gramEnd"/>
+      <w:r>
+        <w:rPr>
+          <w:spacing w:val="0"/>
+        </w:rPr>
+        <w:t>。</w:t>
       </w:r>
     </w:p>
     <w:p>
@@ -14892,8 +18531,42 @@
           <w:rFonts w:hint="eastAsia"/>
           <w:spacing w:val="0"/>
         </w:rPr>
-        <w:t>視個案情形於招標時勾選；無者免填</w:t>
-      </w:r>
+        <w:t>視個案情形於</w:t>
+      </w:r>
+      <w:proofErr w:type="gramStart"/>
+      <w:r>
+        <w:rPr>
+          <w:rFonts w:hint="eastAsia"/>
+          <w:spacing w:val="0"/>
+        </w:rPr>
+        <w:t>招標時勾選</w:t>
+      </w:r>
+      <w:proofErr w:type="gramEnd"/>
+      <w:r>
+        <w:rPr>
+          <w:rFonts w:hint="eastAsia"/>
+          <w:spacing w:val="0"/>
+        </w:rPr>
+        <w:t>；</w:t>
+      </w:r>
+      <w:proofErr w:type="gramStart"/>
+      <w:r>
+        <w:rPr>
+          <w:rFonts w:hint="eastAsia"/>
+          <w:spacing w:val="0"/>
+        </w:rPr>
+        <w:t>無者</w:t>
+      </w:r>
+      <w:bookmarkStart w:id="7" w:name="_GoBack"/>
+      <w:bookmarkEnd w:id="7"/>
+      <w:r>
+        <w:rPr>
+          <w:rFonts w:hint="eastAsia"/>
+          <w:spacing w:val="0"/>
+        </w:rPr>
+        <w:t>免填</w:t>
+      </w:r>
+      <w:proofErr w:type="gramEnd"/>
       <w:r>
         <w:rPr>
           <w:spacing w:val="0"/>
@@ -14959,15 +18632,27 @@
     <w:p>
       <w:pPr>
         <w:pStyle w:val="7"/>
-        <w:ind w:left="0" w:firstLineChars="400" w:firstLine="1120"/>
-        <w:jc w:val="both"/>
-        <w:textDirection w:val="lrTbV"/>
-        <w:rPr>
-          <w:spacing w:val="0"/>
-        </w:rPr>
-      </w:pPr>
-      <w:r>
-        <w:sym w:font="Wingdings" w:char="F0A8"/>
+        <w:ind w:left="1358" w:hangingChars="441" w:hanging="1358"/>
+        <w:jc w:val="both"/>
+        <w:textDirection w:val="lrTbV"/>
+        <w:rPr>
+          <w:u w:val="single"/>
+        </w:rPr>
+      </w:pPr>
+      <w:r>
+        <w:rPr>
+          <w:color w:val="FF0000"/>
+          <w:szCs w:val="28"/>
+        </w:rPr>
+        <w:t xml:space="preserve">       </w:t>
+      </w:r>
+      <w:r>
+        <w:rPr>
+          <w:rFonts w:hint="eastAsia"/>
+          <w:color w:val="FF0000"/>
+          <w:szCs w:val="28"/>
+        </w:rPr>
+        <w:t>■</w:t>
       </w:r>
       <w:r>
         <w:t>(2)應</w:t>
@@ -14991,13 +18676,30 @@
         <w:t>：</w:t>
       </w:r>
       <w:r>
-        <w:rPr>
-          <w:rFonts w:hint="eastAsia"/>
+        <w:t xml:space="preserve"> </w:t>
+      </w:r>
+      <w:r>
+        <w:rPr>
+          <w:rFonts w:hint="eastAsia"/>
+          <w:color w:val="FF0000"/>
           <w:u w:val="single"/>
         </w:rPr>
-        <w:t xml:space="preserve">       </w:t>
-      </w:r>
-      <w:r>
+        <w:t>履約管理，</w:t>
+      </w:r>
+      <w:proofErr w:type="gramStart"/>
+      <w:r>
+        <w:rPr>
+          <w:rFonts w:hint="eastAsia"/>
+          <w:color w:val="FF0000"/>
+          <w:u w:val="single"/>
+        </w:rPr>
+        <w:t>如職安</w:t>
+      </w:r>
+      <w:proofErr w:type="gramEnd"/>
+      <w:r>
+        <w:rPr>
+          <w:color w:val="FF0000"/>
+        </w:rPr>
         <w:t>。</w:t>
       </w:r>
     </w:p>
@@ -15013,12 +18715,40 @@
           <w:bCs/>
           <w:szCs w:val="28"/>
         </w:rPr>
-        <w:t>除前項所列者外，屬營造業法第3條第1款之營繕工程，且得標廠商為營造業者，其主要部分尚包括：工地主任、工地負責人、專任工程人員、安全衛生人員均應為</w:t>
-      </w:r>
+        <w:t>除前項所列者外，屬營造業法第3條第1款之營</w:t>
+      </w:r>
+      <w:proofErr w:type="gramStart"/>
       <w:r>
         <w:rPr>
           <w:rFonts w:hint="eastAsia"/>
           <w:bCs/>
+          <w:szCs w:val="28"/>
+        </w:rPr>
+        <w:t>繕</w:t>
+      </w:r>
+      <w:proofErr w:type="gramEnd"/>
+      <w:r>
+        <w:rPr>
+          <w:rFonts w:hint="eastAsia"/>
+          <w:bCs/>
+          <w:szCs w:val="28"/>
+        </w:rPr>
+        <w:t>工程，且得標廠商為營造業者，其主要部分尚包括：工地主任、工地負責人、專任工程人員、安全衛生</w:t>
+      </w:r>
+      <w:proofErr w:type="gramStart"/>
+      <w:r>
+        <w:rPr>
+          <w:rFonts w:hint="eastAsia"/>
+          <w:bCs/>
+          <w:szCs w:val="28"/>
+        </w:rPr>
+        <w:t>人員均應為</w:t>
+      </w:r>
+      <w:proofErr w:type="gramEnd"/>
+      <w:r>
+        <w:rPr>
+          <w:rFonts w:hint="eastAsia"/>
+          <w:bCs/>
           <w:color w:val="FF0000"/>
           <w:szCs w:val="28"/>
         </w:rPr>
@@ -15039,7 +18769,47 @@
           <w:color w:val="FF0000"/>
           <w:szCs w:val="28"/>
         </w:rPr>
-        <w:t>但得標之營造業廠商符合營造業法規定採委託建築師或技師逐案按各類科技師之執業範圍核實執行綜理施工管理，並簽章負責專任工程人員應辦理之工作者，則前開專任工程人員非屬主要部分。</w:t>
+        <w:t>但得標之營造業廠商符合營造業法規定</w:t>
+      </w:r>
+      <w:proofErr w:type="gramStart"/>
+      <w:r>
+        <w:rPr>
+          <w:rFonts w:hint="eastAsia"/>
+          <w:bCs/>
+          <w:color w:val="FF0000"/>
+          <w:szCs w:val="28"/>
+        </w:rPr>
+        <w:t>採</w:t>
+      </w:r>
+      <w:proofErr w:type="gramEnd"/>
+      <w:r>
+        <w:rPr>
+          <w:rFonts w:hint="eastAsia"/>
+          <w:bCs/>
+          <w:color w:val="FF0000"/>
+          <w:szCs w:val="28"/>
+        </w:rPr>
+        <w:t>委託建築師或技師</w:t>
+      </w:r>
+      <w:proofErr w:type="gramStart"/>
+      <w:r>
+        <w:rPr>
+          <w:rFonts w:hint="eastAsia"/>
+          <w:bCs/>
+          <w:color w:val="FF0000"/>
+          <w:szCs w:val="28"/>
+        </w:rPr>
+        <w:t>逐案按各類</w:t>
+      </w:r>
+      <w:proofErr w:type="gramEnd"/>
+      <w:r>
+        <w:rPr>
+          <w:rFonts w:hint="eastAsia"/>
+          <w:bCs/>
+          <w:color w:val="FF0000"/>
+          <w:szCs w:val="28"/>
+        </w:rPr>
+        <w:t>科技師之執業範圍核實執行綜理施工管理，並簽章負責專任工程人員應辦理之工作者，則前開專任工程人員非屬主要部分。</w:t>
       </w:r>
     </w:p>
     <w:p>
@@ -15066,7 +18836,21 @@
         <w:rPr>
           <w:rFonts w:hint="eastAsia"/>
         </w:rPr>
-        <w:t>(由機關於招標時擇一勾選；未勾選者，為選項(2))</w:t>
+        <w:t>(由機關於招標時擇</w:t>
+      </w:r>
+      <w:proofErr w:type="gramStart"/>
+      <w:r>
+        <w:rPr>
+          <w:rFonts w:hint="eastAsia"/>
+        </w:rPr>
+        <w:t>一</w:t>
+      </w:r>
+      <w:proofErr w:type="gramEnd"/>
+      <w:r>
+        <w:rPr>
+          <w:rFonts w:hint="eastAsia"/>
+        </w:rPr>
+        <w:t>勾選；未勾選者，為選項(2))</w:t>
       </w:r>
     </w:p>
     <w:p>
@@ -15401,7 +19185,21 @@
         <w:rPr>
           <w:spacing w:val="0"/>
         </w:rPr>
-        <w:t>採購標的之維護修理(不需維護修理者免填)：</w:t>
+        <w:t>採購標的之維護修理(不需維護修理</w:t>
+      </w:r>
+      <w:proofErr w:type="gramStart"/>
+      <w:r>
+        <w:rPr>
+          <w:spacing w:val="0"/>
+        </w:rPr>
+        <w:t>者免填</w:t>
+      </w:r>
+      <w:proofErr w:type="gramEnd"/>
+      <w:r>
+        <w:rPr>
+          <w:spacing w:val="0"/>
+        </w:rPr>
+        <w:t>)：</w:t>
       </w:r>
     </w:p>
     <w:p>
@@ -15427,7 +19225,35 @@
         <w:rPr>
           <w:spacing w:val="0"/>
         </w:rPr>
-        <w:t>(1)由得標廠商負責一定期間，費用計入標價決標(招標機關敘明其期間)：</w:t>
+        <w:t>(1)由得標廠商負責一定</w:t>
+      </w:r>
+      <w:proofErr w:type="gramStart"/>
+      <w:r>
+        <w:rPr>
+          <w:spacing w:val="0"/>
+        </w:rPr>
+        <w:t>期間，</w:t>
+      </w:r>
+      <w:proofErr w:type="gramEnd"/>
+      <w:r>
+        <w:rPr>
+          <w:spacing w:val="0"/>
+        </w:rPr>
+        <w:t>費用計入標價決標(招標機關敘明其</w:t>
+      </w:r>
+      <w:proofErr w:type="gramStart"/>
+      <w:r>
+        <w:rPr>
+          <w:spacing w:val="0"/>
+        </w:rPr>
+        <w:t>期間)</w:t>
+      </w:r>
+      <w:proofErr w:type="gramEnd"/>
+      <w:r>
+        <w:rPr>
+          <w:spacing w:val="0"/>
+        </w:rPr>
+        <w:t>：</w:t>
       </w:r>
     </w:p>
     <w:p>
@@ -15500,7 +19326,21 @@
         <w:rPr>
           <w:spacing w:val="0"/>
         </w:rPr>
-        <w:t>廠商有下列情形之一者，不得參加投標、作為決標對象或分包廠商或協助投標廠商：</w:t>
+        <w:t>廠商有下列情形之</w:t>
+      </w:r>
+      <w:proofErr w:type="gramStart"/>
+      <w:r>
+        <w:rPr>
+          <w:spacing w:val="0"/>
+        </w:rPr>
+        <w:t>一</w:t>
+      </w:r>
+      <w:proofErr w:type="gramEnd"/>
+      <w:r>
+        <w:rPr>
+          <w:spacing w:val="0"/>
+        </w:rPr>
+        <w:t>者，不得參加投標、作為決標對象或分包廠商或協助投標廠商：</w:t>
       </w:r>
     </w:p>
     <w:p>
@@ -15512,9 +19352,11 @@
       <w:r>
         <w:t>(</w:t>
       </w:r>
+      <w:proofErr w:type="gramStart"/>
       <w:r>
         <w:t>一</w:t>
       </w:r>
+      <w:proofErr w:type="gramEnd"/>
       <w:r>
         <w:t>)</w:t>
       </w:r>
@@ -15537,8 +19379,13 @@
       <w:r>
         <w:t>)</w:t>
       </w:r>
-      <w:r>
-        <w:t>代擬招標文件之廠商，於依該招標文件辦理之採購。</w:t>
+      <w:proofErr w:type="gramStart"/>
+      <w:r>
+        <w:t>代擬招標</w:t>
+      </w:r>
+      <w:proofErr w:type="gramEnd"/>
+      <w:r>
+        <w:t>文件之廠商，於依該招標文件辦理之採購。</w:t>
       </w:r>
     </w:p>
     <w:p>
@@ -15676,7 +19523,23 @@
           <w:rFonts w:hint="eastAsia"/>
           <w:spacing w:val="0"/>
         </w:rPr>
-        <w:t>未檢附者，依採購法第50條第1項規定，不予決標</w:t>
+        <w:t>未</w:t>
+      </w:r>
+      <w:proofErr w:type="gramStart"/>
+      <w:r>
+        <w:rPr>
+          <w:rFonts w:hint="eastAsia"/>
+          <w:spacing w:val="0"/>
+        </w:rPr>
+        <w:t>檢附者</w:t>
+      </w:r>
+      <w:proofErr w:type="gramEnd"/>
+      <w:r>
+        <w:rPr>
+          <w:rFonts w:hint="eastAsia"/>
+          <w:spacing w:val="0"/>
+        </w:rPr>
+        <w:t>，依採購法第50條第1項規定，不予決標</w:t>
       </w:r>
       <w:r>
         <w:rPr>
@@ -15715,10 +19578,18 @@
         <w:sym w:font="Wingdings" w:char="F0A8"/>
       </w:r>
       <w:r>
-        <w:t>不得檢附</w:t>
-      </w:r>
-      <w:r>
-        <w:t>流(廢)標前已領標之領標電子憑據書面投標(由機關視個案情形勾選，未勾選者為</w:t>
+        <w:t>不得</w:t>
+      </w:r>
+      <w:proofErr w:type="gramStart"/>
+      <w:r>
+        <w:t>檢附</w:t>
+      </w:r>
+      <w:r>
+        <w:t>流</w:t>
+      </w:r>
+      <w:proofErr w:type="gramEnd"/>
+      <w:r>
+        <w:t>(廢)標前已領標之領標電子憑據書面投標(由機關視個案情形勾選，未勾選者為</w:t>
       </w:r>
       <w:r>
         <w:rPr>
@@ -15806,8 +19677,44 @@
           <w:spacing w:val="0"/>
         </w:rPr>
         <w:lastRenderedPageBreak/>
-        <w:t>全份招標文件包括：（可複選；刊登於政府電子採購網之本案招標公告為招標文件之一部分，不另檢附）</w:t>
-      </w:r>
+        <w:t>全份招標文件包括：</w:t>
+      </w:r>
+      <w:proofErr w:type="gramStart"/>
+      <w:r>
+        <w:rPr>
+          <w:spacing w:val="0"/>
+        </w:rPr>
+        <w:t>（</w:t>
+      </w:r>
+      <w:proofErr w:type="gramEnd"/>
+      <w:r>
+        <w:rPr>
+          <w:spacing w:val="0"/>
+        </w:rPr>
+        <w:t>可複選；刊登於政府電子採購網之本案招標公告為招標文件之一部分，</w:t>
+      </w:r>
+      <w:proofErr w:type="gramStart"/>
+      <w:r>
+        <w:rPr>
+          <w:spacing w:val="0"/>
+        </w:rPr>
+        <w:t>不</w:t>
+      </w:r>
+      <w:proofErr w:type="gramEnd"/>
+      <w:r>
+        <w:rPr>
+          <w:spacing w:val="0"/>
+        </w:rPr>
+        <w:t>另檢附</w:t>
+      </w:r>
+      <w:proofErr w:type="gramStart"/>
+      <w:r>
+        <w:rPr>
+          <w:spacing w:val="0"/>
+        </w:rPr>
+        <w:t>）</w:t>
+      </w:r>
+      <w:proofErr w:type="gramEnd"/>
     </w:p>
     <w:p>
       <w:pPr>
@@ -16306,7 +20213,21 @@
         <w:rPr>
           <w:spacing w:val="0"/>
         </w:rPr>
-        <w:t>)其他(由招標機關敘明，無者免填)</w:t>
+        <w:t>)其他(由招標機關敘明，</w:t>
+      </w:r>
+      <w:proofErr w:type="gramStart"/>
+      <w:r>
+        <w:rPr>
+          <w:spacing w:val="0"/>
+        </w:rPr>
+        <w:t>無者免填</w:t>
+      </w:r>
+      <w:proofErr w:type="gramEnd"/>
+      <w:r>
+        <w:rPr>
+          <w:spacing w:val="0"/>
+        </w:rPr>
+        <w:t>)</w:t>
       </w:r>
       <w:r>
         <w:rPr>
@@ -16547,8 +20468,6 @@
           <w:spacing w:val="0"/>
         </w:rPr>
       </w:pPr>
-      <w:bookmarkStart w:id="7" w:name="_GoBack"/>
-      <w:bookmarkEnd w:id="7"/>
       <w:r>
         <w:rPr>
           <w:rFonts w:hint="eastAsia"/>
@@ -16631,7 +20550,25 @@
           <w:color w:val="FF0000"/>
           <w:spacing w:val="0"/>
         </w:rPr>
-        <w:t>■退還押標金申請單。</w:t>
+        <w:t>■退還</w:t>
+      </w:r>
+      <w:proofErr w:type="gramStart"/>
+      <w:r>
+        <w:rPr>
+          <w:rFonts w:hint="eastAsia"/>
+          <w:color w:val="FF0000"/>
+          <w:spacing w:val="0"/>
+        </w:rPr>
+        <w:t>押</w:t>
+      </w:r>
+      <w:proofErr w:type="gramEnd"/>
+      <w:r>
+        <w:rPr>
+          <w:rFonts w:hint="eastAsia"/>
+          <w:color w:val="FF0000"/>
+          <w:spacing w:val="0"/>
+        </w:rPr>
+        <w:t>標金申請單。</w:t>
       </w:r>
     </w:p>
     <w:p>
@@ -16651,7 +20588,25 @@
           <w:color w:val="FF0000"/>
           <w:spacing w:val="0"/>
         </w:rPr>
-        <w:t>■標封。</w:t>
+        <w:t>■</w:t>
+      </w:r>
+      <w:proofErr w:type="gramStart"/>
+      <w:r>
+        <w:rPr>
+          <w:rFonts w:hint="eastAsia"/>
+          <w:color w:val="FF0000"/>
+          <w:spacing w:val="0"/>
+        </w:rPr>
+        <w:t>標封</w:t>
+      </w:r>
+      <w:proofErr w:type="gramEnd"/>
+      <w:r>
+        <w:rPr>
+          <w:rFonts w:hint="eastAsia"/>
+          <w:color w:val="FF0000"/>
+          <w:spacing w:val="0"/>
+        </w:rPr>
+        <w:t>。</w:t>
       </w:r>
     </w:p>
     <w:p>
@@ -16715,13 +20670,45 @@
         <w:t>招標投標及契約文件、</w:t>
       </w:r>
       <w:r>
-        <w:t>投標標價清單，連同資格文件、規格文件及招標文件所規定之其他文件，密封後投標。惟屬一次投標分段開標者，各階段之投標文件應分別密封後，再以大封套合併裝封。所有內外封套外部皆須書明投標廠商名稱、地址及採購案號或招標標的。</w:t>
+        <w:t>投標標價清單，連同資格文件、規格文件及招標文件所規定之其他文件，密封後投標。</w:t>
+      </w:r>
+      <w:proofErr w:type="gramStart"/>
+      <w:r>
+        <w:t>惟屬一次</w:t>
+      </w:r>
+      <w:proofErr w:type="gramEnd"/>
+      <w:r>
+        <w:t>投標分段開標者，各階段之投標文件應分別密封後，再以大封套合併裝封。所有內外封套外部</w:t>
+      </w:r>
+      <w:proofErr w:type="gramStart"/>
+      <w:r>
+        <w:t>皆須書明</w:t>
+      </w:r>
+      <w:proofErr w:type="gramEnd"/>
+      <w:r>
+        <w:t>投標廠商名稱、地址及採購案號或招標</w:t>
+      </w:r>
+      <w:proofErr w:type="gramStart"/>
+      <w:r>
+        <w:t>標</w:t>
+      </w:r>
+      <w:proofErr w:type="gramEnd"/>
+      <w:r>
+        <w:t>的。</w:t>
       </w:r>
       <w:r>
         <w:t>廠商所提供之投標、契約及履約</w:t>
       </w:r>
       <w:r>
-        <w:t>文件，建議採雙面列印，以節省紙張，愛惜資源。</w:t>
+        <w:t>文件，建議</w:t>
+      </w:r>
+      <w:proofErr w:type="gramStart"/>
+      <w:r>
+        <w:t>採</w:t>
+      </w:r>
+      <w:proofErr w:type="gramEnd"/>
+      <w:r>
+        <w:t>雙面列印，以節省紙張，愛惜資源。</w:t>
       </w:r>
     </w:p>
     <w:p>
@@ -16977,7 +20964,49 @@
         <w:rPr>
           <w:spacing w:val="0"/>
         </w:rPr>
-        <w:t>其他須知（請機關自行訂定。例如：採共同投標、統包、替代方案、國內廠商標價優惠、適用或準用最有利標評選作業或優先採購環保產品等方式辦理者，應注意依相關法規，將應於招標文件載明事項納入。）：</w:t>
+        <w:t>其他須知</w:t>
+      </w:r>
+      <w:proofErr w:type="gramStart"/>
+      <w:r>
+        <w:rPr>
+          <w:spacing w:val="0"/>
+        </w:rPr>
+        <w:t>（</w:t>
+      </w:r>
+      <w:proofErr w:type="gramEnd"/>
+      <w:r>
+        <w:rPr>
+          <w:spacing w:val="0"/>
+        </w:rPr>
+        <w:t>請機關自行訂定。例如：</w:t>
+      </w:r>
+      <w:proofErr w:type="gramStart"/>
+      <w:r>
+        <w:rPr>
+          <w:spacing w:val="0"/>
+        </w:rPr>
+        <w:t>採</w:t>
+      </w:r>
+      <w:proofErr w:type="gramEnd"/>
+      <w:r>
+        <w:rPr>
+          <w:spacing w:val="0"/>
+        </w:rPr>
+        <w:t>共同投標、統包、替代方案、國內廠商標價優惠、適用或</w:t>
+      </w:r>
+      <w:proofErr w:type="gramStart"/>
+      <w:r>
+        <w:rPr>
+          <w:spacing w:val="0"/>
+        </w:rPr>
+        <w:t>準</w:t>
+      </w:r>
+      <w:proofErr w:type="gramEnd"/>
+      <w:r>
+        <w:rPr>
+          <w:spacing w:val="0"/>
+        </w:rPr>
+        <w:t>用最有利標評選作業或優先採購環保產品等方式辦理者，應注意依相關法規，將應於招標文件載明事項納入。）：</w:t>
       </w:r>
     </w:p>
     <w:p>
@@ -17000,7 +21029,21 @@
         <w:rPr>
           <w:spacing w:val="0"/>
         </w:rPr>
-        <w:t>受理廠商檢舉之採購稽核小組連絡電話、傳真及地址與法務部調查局及機關所在地之調查站處（站、組）檢舉電話及信箱：</w:t>
+        <w:t>受理廠商檢舉之採購稽核小組連絡電話、傳真及地址與法務部調查局及機關所在地之</w:t>
+      </w:r>
+      <w:proofErr w:type="gramStart"/>
+      <w:r>
+        <w:rPr>
+          <w:spacing w:val="0"/>
+        </w:rPr>
+        <w:t>調查站處</w:t>
+      </w:r>
+      <w:proofErr w:type="gramEnd"/>
+      <w:r>
+        <w:rPr>
+          <w:spacing w:val="0"/>
+        </w:rPr>
+        <w:t>（站、組）檢舉電話及信箱：</w:t>
       </w:r>
     </w:p>
     <w:p>
@@ -17222,7 +21265,7 @@
         </w:rPr>
         <w:t>；電子郵件檢舉信箱：</w:t>
       </w:r>
-      <w:hyperlink r:id="rId11" w:history="1">
+      <w:hyperlink r:id="rId8" w:history="1">
         <w:r>
           <w:rPr>
             <w:color w:val="000000"/>
@@ -17414,6 +21457,7 @@
           <w:sz w:val="32"/>
         </w:rPr>
       </w:pPr>
+      <w:proofErr w:type="gramStart"/>
       <w:r>
         <w:rPr>
           <w:rFonts w:hAnsi="標楷體"/>
@@ -17421,6 +21465,7 @@
         </w:rPr>
         <w:t>立書人</w:t>
       </w:r>
+      <w:proofErr w:type="gramEnd"/>
     </w:p>
     <w:p>
       <w:pPr>
@@ -17593,6 +21638,7 @@
           <w:sz w:val="32"/>
         </w:rPr>
       </w:pPr>
+      <w:proofErr w:type="gramStart"/>
       <w:r>
         <w:rPr>
           <w:rFonts w:hAnsi="標楷體"/>
@@ -17600,6 +21646,7 @@
         </w:rPr>
         <w:t>立書人</w:t>
       </w:r>
+      <w:proofErr w:type="gramEnd"/>
     </w:p>
     <w:p>
       <w:pPr>
@@ -17722,8 +21769,8 @@
       </w:pPr>
     </w:p>
     <w:sectPr>
-      <w:footerReference w:type="even" r:id="rId12"/>
-      <w:footerReference w:type="default" r:id="rId13"/>
+      <w:footerReference w:type="even" r:id="rId9"/>
+      <w:footerReference w:type="default" r:id="rId10"/>
       <w:pgSz w:w="11907" w:h="16840" w:code="9"/>
       <w:pgMar w:top="1191" w:right="1247" w:bottom="1191" w:left="1247" w:header="851" w:footer="992" w:gutter="0"/>
       <w:cols w:space="425"/>
@@ -17828,7 +21875,7 @@
         <w:rFonts w:ascii="全真楷書"/>
         <w:noProof/>
       </w:rPr>
-      <w:t>21</w:t>
+      <w:t>16</w:t>
     </w:r>
     <w:r>
       <w:rPr>
@@ -20030,7 +24077,7 @@
 </file>
 
 <file path=customXml/itemProps1.xml><?xml version="1.0" encoding="utf-8"?>
-<ds:datastoreItem xmlns:ds="http://schemas.openxmlformats.org/officeDocument/2006/customXml" ds:itemID="{E6677DE2-94EC-4DF1-B637-333A8B45F9E4}">
+<ds:datastoreItem xmlns:ds="http://schemas.openxmlformats.org/officeDocument/2006/customXml" ds:itemID="{217754D4-10EB-40E9-8047-8E56B21AED89}">
   <ds:schemaRefs>
     <ds:schemaRef ds:uri="http://schemas.openxmlformats.org/officeDocument/2006/bibliography"/>
   </ds:schemaRefs>
